--- a/ACPOS_SG-02_QA審查項目名單_Mother_Basic_Design_OPTIMIZED.docx
+++ b/ACPOS_SG-02_QA審查項目名單_Mother_Basic_Design_OPTIMIZED.docx
@@ -18175,11 +18175,2456 @@
         <w:spacing w:after="20"/>
       </w:pPr>
     </w:p>
+    <w:p>
+      <w:pPr>
+        <w:sectPr>
+          <w:headerReference w:type="default" r:id="rId9"/>
+          <w:footerReference w:type="default" r:id="rId10"/>
+          <w:pgSz w:w="12240" w:h="15840"/>
+          <w:pgMar w:top="792" w:right="893" w:bottom="792" w:left="893" w:header="317" w:footer="317" w:gutter="0"/>
+          <w:cols w:space="720"/>
+          <w:docGrid w:linePitch="360"/>
+        </w:sectPr>
+      </w:pPr>
+    </w:p>
+    <w:p>
+      <w:pPr>
+        <w:pStyle w:val="Heading1"/>
+      </w:pPr>
+      <w:r>
+        <w:t>2026-09-21 Machine Authority Construction Closure / 機器權威施工綁定封板</w:t>
+      </w:r>
+    </w:p>
+    <w:p>
+      <w:r>
+        <w:rPr>
+          <w:b/>
+        </w:rPr>
+        <w:t xml:space="preserve">[ACPOS-20260921-SOURCE-GROUNDED-CONSTRUCTION-CLOSURE-V1] </w:t>
+      </w:r>
+      <w:r>
+        <w:t>Source-grounded only. Existing Current source wins; missing source values remain blocked/decision-required. This closure supersedes the prior generic 2026-09-21 V1/V3 annex only, not the original domain logic or human visual review gates.</w:t>
+      </w:r>
+    </w:p>
+    <w:p>
+      <w:pPr>
+        <w:pStyle w:val="Heading2"/>
+      </w:pPr>
+      <w:r>
+        <w:t>SG-02 · Exact Construction Binding</w:t>
+      </w:r>
+    </w:p>
+    <w:tbl>
+      <w:tblPr>
+        <w:tblStyle w:val="TableGrid"/>
+        <w:tblW w:type="auto" w:w="0"/>
+        <w:tblLook w:firstColumn="1" w:firstRow="1" w:lastColumn="0" w:lastRow="0" w:noHBand="0" w:noVBand="1" w:val="04A0"/>
+      </w:tblPr>
+      <w:tblGrid>
+        <w:gridCol w:w="7416"/>
+        <w:gridCol w:w="7416"/>
+      </w:tblGrid>
+      <w:tr>
+        <w:trPr>
+          <w:tblHeader w:val="true"/>
+        </w:trPr>
+        <w:tc>
+          <w:tcPr>
+            <w:tcW w:type="dxa" w:w="7416"/>
+            <w:shd w:fill="EDE9FE"/>
+          </w:tcPr>
+          <w:p>
+            <w:r>
+              <w:rPr>
+                <w:sz w:val="14"/>
+              </w:rPr>
+              <w:t>Authority</w:t>
+            </w:r>
+          </w:p>
+        </w:tc>
+        <w:tc>
+          <w:tcPr>
+            <w:tcW w:type="dxa" w:w="7416"/>
+            <w:shd w:fill="EDE9FE"/>
+          </w:tcPr>
+          <w:p>
+            <w:r>
+              <w:rPr>
+                <w:sz w:val="14"/>
+              </w:rPr>
+              <w:t>Value</w:t>
+            </w:r>
+          </w:p>
+        </w:tc>
+      </w:tr>
+      <w:tr>
+        <w:tc>
+          <w:tcPr>
+            <w:tcW w:type="dxa" w:w="7416"/>
+          </w:tcPr>
+          <w:p>
+            <w:r>
+              <w:rPr>
+                <w:sz w:val="14"/>
+              </w:rPr>
+              <w:t>Source Commit</w:t>
+            </w:r>
+          </w:p>
+        </w:tc>
+        <w:tc>
+          <w:tcPr>
+            <w:tcW w:type="dxa" w:w="7416"/>
+          </w:tcPr>
+          <w:p>
+            <w:r>
+              <w:rPr>
+                <w:sz w:val="14"/>
+              </w:rPr>
+              <w:t>165c6440cb53b1b45ec96905241fb4d56dc3b867</w:t>
+            </w:r>
+          </w:p>
+        </w:tc>
+      </w:tr>
+      <w:tr>
+        <w:tc>
+          <w:tcPr>
+            <w:tcW w:type="dxa" w:w="7416"/>
+          </w:tcPr>
+          <w:p>
+            <w:r>
+              <w:rPr>
+                <w:sz w:val="14"/>
+              </w:rPr>
+              <w:t>Machine Authority</w:t>
+            </w:r>
+          </w:p>
+        </w:tc>
+        <w:tc>
+          <w:tcPr>
+            <w:tcW w:type="dxa" w:w="7416"/>
+          </w:tcPr>
+          <w:p>
+            <w:r>
+              <w:rPr>
+                <w:sz w:val="14"/>
+              </w:rPr>
+              <w:t>authority/pages/admin/SG-02/ACPOS_SG-02_QA_REVIEW_STANDARD_FINAL_LOCKED_ENCODING.yaml</w:t>
+            </w:r>
+          </w:p>
+        </w:tc>
+      </w:tr>
+      <w:tr>
+        <w:tc>
+          <w:tcPr>
+            <w:tcW w:type="dxa" w:w="7416"/>
+          </w:tcPr>
+          <w:p>
+            <w:r>
+              <w:rPr>
+                <w:sz w:val="14"/>
+              </w:rPr>
+              <w:t>Authority SHA-256</w:t>
+            </w:r>
+          </w:p>
+        </w:tc>
+        <w:tc>
+          <w:tcPr>
+            <w:tcW w:type="dxa" w:w="7416"/>
+          </w:tcPr>
+          <w:p>
+            <w:r>
+              <w:rPr>
+                <w:sz w:val="14"/>
+              </w:rPr>
+              <w:t>4e5c1ac3ac8d0d127eef4fb04afd47d6127b424c2b03dd11837b70a157659a70</w:t>
+            </w:r>
+          </w:p>
+        </w:tc>
+      </w:tr>
+      <w:tr>
+        <w:tc>
+          <w:tcPr>
+            <w:tcW w:type="dxa" w:w="7416"/>
+          </w:tcPr>
+          <w:p>
+            <w:r>
+              <w:rPr>
+                <w:sz w:val="14"/>
+              </w:rPr>
+              <w:t>Expected Control Denominator</w:t>
+            </w:r>
+          </w:p>
+        </w:tc>
+        <w:tc>
+          <w:tcPr>
+            <w:tcW w:type="dxa" w:w="7416"/>
+          </w:tcPr>
+          <w:p>
+            <w:r>
+              <w:rPr>
+                <w:sz w:val="14"/>
+              </w:rPr>
+              <w:t>11</w:t>
+            </w:r>
+          </w:p>
+        </w:tc>
+      </w:tr>
+      <w:tr>
+        <w:tc>
+          <w:tcPr>
+            <w:tcW w:type="dxa" w:w="7416"/>
+          </w:tcPr>
+          <w:p>
+            <w:r>
+              <w:rPr>
+                <w:sz w:val="14"/>
+              </w:rPr>
+              <w:t>Unique Control Rows</w:t>
+            </w:r>
+          </w:p>
+        </w:tc>
+        <w:tc>
+          <w:tcPr>
+            <w:tcW w:type="dxa" w:w="7416"/>
+          </w:tcPr>
+          <w:p>
+            <w:r>
+              <w:rPr>
+                <w:sz w:val="14"/>
+              </w:rPr>
+              <w:t>11</w:t>
+            </w:r>
+          </w:p>
+        </w:tc>
+      </w:tr>
+      <w:tr>
+        <w:tc>
+          <w:tcPr>
+            <w:tcW w:type="dxa" w:w="7416"/>
+          </w:tcPr>
+          <w:p>
+            <w:r>
+              <w:rPr>
+                <w:sz w:val="14"/>
+              </w:rPr>
+              <w:t>Denominator Gate</w:t>
+            </w:r>
+          </w:p>
+        </w:tc>
+        <w:tc>
+          <w:tcPr>
+            <w:tcW w:type="dxa" w:w="7416"/>
+          </w:tcPr>
+          <w:p>
+            <w:r>
+              <w:rPr>
+                <w:sz w:val="14"/>
+              </w:rPr>
+              <w:t>PASS</w:t>
+            </w:r>
+          </w:p>
+        </w:tc>
+      </w:tr>
+    </w:tbl>
+    <w:tbl>
+      <w:tblPr>
+        <w:tblStyle w:val="TableGrid"/>
+        <w:tblW w:type="auto" w:w="0"/>
+        <w:tblLook w:firstColumn="1" w:firstRow="1" w:lastColumn="0" w:lastRow="0" w:noHBand="0" w:noVBand="1" w:val="04A0"/>
+      </w:tblPr>
+      <w:tblGrid>
+        <w:gridCol w:w="1141"/>
+        <w:gridCol w:w="1141"/>
+        <w:gridCol w:w="1141"/>
+        <w:gridCol w:w="1141"/>
+        <w:gridCol w:w="1141"/>
+        <w:gridCol w:w="1141"/>
+        <w:gridCol w:w="1141"/>
+        <w:gridCol w:w="1141"/>
+        <w:gridCol w:w="1141"/>
+        <w:gridCol w:w="1141"/>
+        <w:gridCol w:w="1141"/>
+        <w:gridCol w:w="1141"/>
+        <w:gridCol w:w="1141"/>
+      </w:tblGrid>
+      <w:tr>
+        <w:trPr>
+          <w:tblHeader w:val="true"/>
+        </w:trPr>
+        <w:tc>
+          <w:tcPr>
+            <w:tcW w:type="dxa" w:w="1141"/>
+            <w:shd w:fill="EDE9FE"/>
+          </w:tcPr>
+          <w:p>
+            <w:r>
+              <w:rPr>
+                <w:sz w:val="10"/>
+              </w:rPr>
+              <w:t>Control UID</w:t>
+            </w:r>
+          </w:p>
+        </w:tc>
+        <w:tc>
+          <w:tcPr>
+            <w:tcW w:type="dxa" w:w="1141"/>
+            <w:shd w:fill="EDE9FE"/>
+          </w:tcPr>
+          <w:p>
+            <w:r>
+              <w:rPr>
+                <w:sz w:val="10"/>
+              </w:rPr>
+              <w:t>UID Status</w:t>
+            </w:r>
+          </w:p>
+        </w:tc>
+        <w:tc>
+          <w:tcPr>
+            <w:tcW w:type="dxa" w:w="1141"/>
+            <w:shd w:fill="EDE9FE"/>
+          </w:tcPr>
+          <w:p>
+            <w:r>
+              <w:rPr>
+                <w:sz w:val="10"/>
+              </w:rPr>
+              <w:t>Label</w:t>
+            </w:r>
+          </w:p>
+        </w:tc>
+        <w:tc>
+          <w:tcPr>
+            <w:tcW w:type="dxa" w:w="1141"/>
+            <w:shd w:fill="EDE9FE"/>
+          </w:tcPr>
+          <w:p>
+            <w:r>
+              <w:rPr>
+                <w:sz w:val="10"/>
+              </w:rPr>
+              <w:t>Type</w:t>
+            </w:r>
+          </w:p>
+        </w:tc>
+        <w:tc>
+          <w:tcPr>
+            <w:tcW w:type="dxa" w:w="1141"/>
+            <w:shd w:fill="EDE9FE"/>
+          </w:tcPr>
+          <w:p>
+            <w:r>
+              <w:rPr>
+                <w:sz w:val="10"/>
+              </w:rPr>
+              <w:t>Action UID</w:t>
+            </w:r>
+          </w:p>
+        </w:tc>
+        <w:tc>
+          <w:tcPr>
+            <w:tcW w:type="dxa" w:w="1141"/>
+            <w:shd w:fill="EDE9FE"/>
+          </w:tcPr>
+          <w:p>
+            <w:r>
+              <w:rPr>
+                <w:sz w:val="10"/>
+              </w:rPr>
+              <w:t>Gate</w:t>
+            </w:r>
+          </w:p>
+        </w:tc>
+        <w:tc>
+          <w:tcPr>
+            <w:tcW w:type="dxa" w:w="1141"/>
+            <w:shd w:fill="EDE9FE"/>
+          </w:tcPr>
+          <w:p>
+            <w:r>
+              <w:rPr>
+                <w:sz w:val="10"/>
+              </w:rPr>
+              <w:t>Permission / Auth Resource</w:t>
+            </w:r>
+          </w:p>
+        </w:tc>
+        <w:tc>
+          <w:tcPr>
+            <w:tcW w:type="dxa" w:w="1141"/>
+            <w:shd w:fill="EDE9FE"/>
+          </w:tcPr>
+          <w:p>
+            <w:r>
+              <w:rPr>
+                <w:sz w:val="10"/>
+              </w:rPr>
+              <w:t>Payload / Schema</w:t>
+            </w:r>
+          </w:p>
+        </w:tc>
+        <w:tc>
+          <w:tcPr>
+            <w:tcW w:type="dxa" w:w="1141"/>
+            <w:shd w:fill="EDE9FE"/>
+          </w:tcPr>
+          <w:p>
+            <w:r>
+              <w:rPr>
+                <w:sz w:val="10"/>
+              </w:rPr>
+              <w:t>Operation</w:t>
+            </w:r>
+          </w:p>
+        </w:tc>
+        <w:tc>
+          <w:tcPr>
+            <w:tcW w:type="dxa" w:w="1141"/>
+            <w:shd w:fill="EDE9FE"/>
+          </w:tcPr>
+          <w:p>
+            <w:r>
+              <w:rPr>
+                <w:sz w:val="10"/>
+              </w:rPr>
+              <w:t>Method / Path</w:t>
+            </w:r>
+          </w:p>
+        </w:tc>
+        <w:tc>
+          <w:tcPr>
+            <w:tcW w:type="dxa" w:w="1141"/>
+            <w:shd w:fill="EDE9FE"/>
+          </w:tcPr>
+          <w:p>
+            <w:r>
+              <w:rPr>
+                <w:sz w:val="10"/>
+              </w:rPr>
+              <w:t>Runtime Owner</w:t>
+            </w:r>
+          </w:p>
+        </w:tc>
+        <w:tc>
+          <w:tcPr>
+            <w:tcW w:type="dxa" w:w="1141"/>
+            <w:shd w:fill="EDE9FE"/>
+          </w:tcPr>
+          <w:p>
+            <w:r>
+              <w:rPr>
+                <w:sz w:val="10"/>
+              </w:rPr>
+              <w:t>Persistence Owner</w:t>
+            </w:r>
+          </w:p>
+        </w:tc>
+        <w:tc>
+          <w:tcPr>
+            <w:tcW w:type="dxa" w:w="1141"/>
+            <w:shd w:fill="EDE9FE"/>
+          </w:tcPr>
+          <w:p>
+            <w:r>
+              <w:rPr>
+                <w:sz w:val="10"/>
+              </w:rPr>
+              <w:t>Runtime Status</w:t>
+            </w:r>
+          </w:p>
+        </w:tc>
+      </w:tr>
+      <w:tr>
+        <w:tc>
+          <w:tcPr>
+            <w:tcW w:type="dxa" w:w="1141"/>
+          </w:tcPr>
+          <w:p>
+            <w:r>
+              <w:rPr>
+                <w:sz w:val="10"/>
+              </w:rPr>
+              <w:t>CTRL-ADMIN-SG-02-CRITERIA-TABLE-OPEN</w:t>
+            </w:r>
+          </w:p>
+        </w:tc>
+        <w:tc>
+          <w:tcPr>
+            <w:tcW w:type="dxa" w:w="1141"/>
+          </w:tcPr>
+          <w:p>
+            <w:r>
+              <w:rPr>
+                <w:sz w:val="10"/>
+              </w:rPr>
+              <w:t>EXISTING_SOURCE_UID</w:t>
+            </w:r>
+          </w:p>
+        </w:tc>
+        <w:tc>
+          <w:tcPr>
+            <w:tcW w:type="dxa" w:w="1141"/>
+          </w:tcPr>
+          <w:p>
+            <w:r>
+              <w:rPr>
+                <w:sz w:val="10"/>
+              </w:rPr>
+              <w:t>—</w:t>
+            </w:r>
+          </w:p>
+        </w:tc>
+        <w:tc>
+          <w:tcPr>
+            <w:tcW w:type="dxa" w:w="1141"/>
+          </w:tcPr>
+          <w:p>
+            <w:r>
+              <w:rPr>
+                <w:sz w:val="10"/>
+              </w:rPr>
+              <w:t>SECTION_OPEN</w:t>
+            </w:r>
+          </w:p>
+        </w:tc>
+        <w:tc>
+          <w:tcPr>
+            <w:tcW w:type="dxa" w:w="1141"/>
+          </w:tcPr>
+          <w:p>
+            <w:r>
+              <w:rPr>
+                <w:sz w:val="10"/>
+              </w:rPr>
+              <w:t>—</w:t>
+            </w:r>
+          </w:p>
+        </w:tc>
+        <w:tc>
+          <w:tcPr>
+            <w:tcW w:type="dxa" w:w="1141"/>
+          </w:tcPr>
+          <w:p>
+            <w:r>
+              <w:rPr>
+                <w:sz w:val="10"/>
+              </w:rPr>
+              <w:t>SOURCE_PAGE_GATE</w:t>
+            </w:r>
+          </w:p>
+        </w:tc>
+        <w:tc>
+          <w:tcPr>
+            <w:tcW w:type="dxa" w:w="1141"/>
+          </w:tcPr>
+          <w:p>
+            <w:r>
+              <w:rPr>
+                <w:sz w:val="10"/>
+              </w:rPr>
+              <w:t>VIEW</w:t>
+            </w:r>
+          </w:p>
+        </w:tc>
+        <w:tc>
+          <w:tcPr>
+            <w:tcW w:type="dxa" w:w="1141"/>
+          </w:tcPr>
+          <w:p>
+            <w:r>
+              <w:rPr>
+                <w:sz w:val="10"/>
+              </w:rPr>
+              <w:t>—</w:t>
+            </w:r>
+          </w:p>
+        </w:tc>
+        <w:tc>
+          <w:tcPr>
+            <w:tcW w:type="dxa" w:w="1141"/>
+          </w:tcPr>
+          <w:p>
+            <w:r>
+              <w:rPr>
+                <w:sz w:val="10"/>
+              </w:rPr>
+              <w:t>getUiProjection</w:t>
+            </w:r>
+          </w:p>
+        </w:tc>
+        <w:tc>
+          <w:tcPr>
+            <w:tcW w:type="dxa" w:w="1141"/>
+          </w:tcPr>
+          <w:p>
+            <w:r>
+              <w:rPr>
+                <w:sz w:val="10"/>
+              </w:rPr>
+              <w:t>GET /v1/ui-projections/{pageUid}</w:t>
+            </w:r>
+          </w:p>
+        </w:tc>
+        <w:tc>
+          <w:tcPr>
+            <w:tcW w:type="dxa" w:w="1141"/>
+          </w:tcPr>
+          <w:p>
+            <w:r>
+              <w:rPr>
+                <w:sz w:val="10"/>
+              </w:rPr>
+              <w:t>—</w:t>
+            </w:r>
+          </w:p>
+        </w:tc>
+        <w:tc>
+          <w:tcPr>
+            <w:tcW w:type="dxa" w:w="1141"/>
+          </w:tcPr>
+          <w:p>
+            <w:r>
+              <w:rPr>
+                <w:sz w:val="10"/>
+              </w:rPr>
+              <w:t>—</w:t>
+            </w:r>
+          </w:p>
+        </w:tc>
+        <w:tc>
+          <w:tcPr>
+            <w:tcW w:type="dxa" w:w="1141"/>
+          </w:tcPr>
+          <w:p>
+            <w:r>
+              <w:rPr>
+                <w:sz w:val="10"/>
+              </w:rPr>
+              <w:t>READ_EXACT</w:t>
+            </w:r>
+          </w:p>
+        </w:tc>
+      </w:tr>
+      <w:tr>
+        <w:tc>
+          <w:tcPr>
+            <w:tcW w:type="dxa" w:w="1141"/>
+          </w:tcPr>
+          <w:p>
+            <w:r>
+              <w:rPr>
+                <w:sz w:val="10"/>
+              </w:rPr>
+              <w:t>CTRL-ADMIN-SG-02-DIMENSION-LIBRARY-OPEN</w:t>
+            </w:r>
+          </w:p>
+        </w:tc>
+        <w:tc>
+          <w:tcPr>
+            <w:tcW w:type="dxa" w:w="1141"/>
+          </w:tcPr>
+          <w:p>
+            <w:r>
+              <w:rPr>
+                <w:sz w:val="10"/>
+              </w:rPr>
+              <w:t>EXISTING_SOURCE_UID</w:t>
+            </w:r>
+          </w:p>
+        </w:tc>
+        <w:tc>
+          <w:tcPr>
+            <w:tcW w:type="dxa" w:w="1141"/>
+          </w:tcPr>
+          <w:p>
+            <w:r>
+              <w:rPr>
+                <w:sz w:val="10"/>
+              </w:rPr>
+              <w:t>—</w:t>
+            </w:r>
+          </w:p>
+        </w:tc>
+        <w:tc>
+          <w:tcPr>
+            <w:tcW w:type="dxa" w:w="1141"/>
+          </w:tcPr>
+          <w:p>
+            <w:r>
+              <w:rPr>
+                <w:sz w:val="10"/>
+              </w:rPr>
+              <w:t>SECTION_OPEN</w:t>
+            </w:r>
+          </w:p>
+        </w:tc>
+        <w:tc>
+          <w:tcPr>
+            <w:tcW w:type="dxa" w:w="1141"/>
+          </w:tcPr>
+          <w:p>
+            <w:r>
+              <w:rPr>
+                <w:sz w:val="10"/>
+              </w:rPr>
+              <w:t>—</w:t>
+            </w:r>
+          </w:p>
+        </w:tc>
+        <w:tc>
+          <w:tcPr>
+            <w:tcW w:type="dxa" w:w="1141"/>
+          </w:tcPr>
+          <w:p>
+            <w:r>
+              <w:rPr>
+                <w:sz w:val="10"/>
+              </w:rPr>
+              <w:t>SOURCE_PAGE_GATE</w:t>
+            </w:r>
+          </w:p>
+        </w:tc>
+        <w:tc>
+          <w:tcPr>
+            <w:tcW w:type="dxa" w:w="1141"/>
+          </w:tcPr>
+          <w:p>
+            <w:r>
+              <w:rPr>
+                <w:sz w:val="10"/>
+              </w:rPr>
+              <w:t>VIEW</w:t>
+            </w:r>
+          </w:p>
+        </w:tc>
+        <w:tc>
+          <w:tcPr>
+            <w:tcW w:type="dxa" w:w="1141"/>
+          </w:tcPr>
+          <w:p>
+            <w:r>
+              <w:rPr>
+                <w:sz w:val="10"/>
+              </w:rPr>
+              <w:t>—</w:t>
+            </w:r>
+          </w:p>
+        </w:tc>
+        <w:tc>
+          <w:tcPr>
+            <w:tcW w:type="dxa" w:w="1141"/>
+          </w:tcPr>
+          <w:p>
+            <w:r>
+              <w:rPr>
+                <w:sz w:val="10"/>
+              </w:rPr>
+              <w:t>getUiProjection</w:t>
+            </w:r>
+          </w:p>
+        </w:tc>
+        <w:tc>
+          <w:tcPr>
+            <w:tcW w:type="dxa" w:w="1141"/>
+          </w:tcPr>
+          <w:p>
+            <w:r>
+              <w:rPr>
+                <w:sz w:val="10"/>
+              </w:rPr>
+              <w:t>GET /v1/ui-projections/{pageUid}</w:t>
+            </w:r>
+          </w:p>
+        </w:tc>
+        <w:tc>
+          <w:tcPr>
+            <w:tcW w:type="dxa" w:w="1141"/>
+          </w:tcPr>
+          <w:p>
+            <w:r>
+              <w:rPr>
+                <w:sz w:val="10"/>
+              </w:rPr>
+              <w:t>—</w:t>
+            </w:r>
+          </w:p>
+        </w:tc>
+        <w:tc>
+          <w:tcPr>
+            <w:tcW w:type="dxa" w:w="1141"/>
+          </w:tcPr>
+          <w:p>
+            <w:r>
+              <w:rPr>
+                <w:sz w:val="10"/>
+              </w:rPr>
+              <w:t>—</w:t>
+            </w:r>
+          </w:p>
+        </w:tc>
+        <w:tc>
+          <w:tcPr>
+            <w:tcW w:type="dxa" w:w="1141"/>
+          </w:tcPr>
+          <w:p>
+            <w:r>
+              <w:rPr>
+                <w:sz w:val="10"/>
+              </w:rPr>
+              <w:t>READ_EXACT</w:t>
+            </w:r>
+          </w:p>
+        </w:tc>
+      </w:tr>
+      <w:tr>
+        <w:tc>
+          <w:tcPr>
+            <w:tcW w:type="dxa" w:w="1141"/>
+          </w:tcPr>
+          <w:p>
+            <w:r>
+              <w:rPr>
+                <w:sz w:val="10"/>
+              </w:rPr>
+              <w:t>CTRL-ADMIN-SG-02-THRESHOLDS-OPEN</w:t>
+            </w:r>
+          </w:p>
+        </w:tc>
+        <w:tc>
+          <w:tcPr>
+            <w:tcW w:type="dxa" w:w="1141"/>
+          </w:tcPr>
+          <w:p>
+            <w:r>
+              <w:rPr>
+                <w:sz w:val="10"/>
+              </w:rPr>
+              <w:t>EXISTING_SOURCE_UID</w:t>
+            </w:r>
+          </w:p>
+        </w:tc>
+        <w:tc>
+          <w:tcPr>
+            <w:tcW w:type="dxa" w:w="1141"/>
+          </w:tcPr>
+          <w:p>
+            <w:r>
+              <w:rPr>
+                <w:sz w:val="10"/>
+              </w:rPr>
+              <w:t>—</w:t>
+            </w:r>
+          </w:p>
+        </w:tc>
+        <w:tc>
+          <w:tcPr>
+            <w:tcW w:type="dxa" w:w="1141"/>
+          </w:tcPr>
+          <w:p>
+            <w:r>
+              <w:rPr>
+                <w:sz w:val="10"/>
+              </w:rPr>
+              <w:t>SECTION_OPEN</w:t>
+            </w:r>
+          </w:p>
+        </w:tc>
+        <w:tc>
+          <w:tcPr>
+            <w:tcW w:type="dxa" w:w="1141"/>
+          </w:tcPr>
+          <w:p>
+            <w:r>
+              <w:rPr>
+                <w:sz w:val="10"/>
+              </w:rPr>
+              <w:t>—</w:t>
+            </w:r>
+          </w:p>
+        </w:tc>
+        <w:tc>
+          <w:tcPr>
+            <w:tcW w:type="dxa" w:w="1141"/>
+          </w:tcPr>
+          <w:p>
+            <w:r>
+              <w:rPr>
+                <w:sz w:val="10"/>
+              </w:rPr>
+              <w:t>SOURCE_PAGE_GATE</w:t>
+            </w:r>
+          </w:p>
+        </w:tc>
+        <w:tc>
+          <w:tcPr>
+            <w:tcW w:type="dxa" w:w="1141"/>
+          </w:tcPr>
+          <w:p>
+            <w:r>
+              <w:rPr>
+                <w:sz w:val="10"/>
+              </w:rPr>
+              <w:t>VIEW</w:t>
+            </w:r>
+          </w:p>
+        </w:tc>
+        <w:tc>
+          <w:tcPr>
+            <w:tcW w:type="dxa" w:w="1141"/>
+          </w:tcPr>
+          <w:p>
+            <w:r>
+              <w:rPr>
+                <w:sz w:val="10"/>
+              </w:rPr>
+              <w:t>—</w:t>
+            </w:r>
+          </w:p>
+        </w:tc>
+        <w:tc>
+          <w:tcPr>
+            <w:tcW w:type="dxa" w:w="1141"/>
+          </w:tcPr>
+          <w:p>
+            <w:r>
+              <w:rPr>
+                <w:sz w:val="10"/>
+              </w:rPr>
+              <w:t>getUiProjection</w:t>
+            </w:r>
+          </w:p>
+        </w:tc>
+        <w:tc>
+          <w:tcPr>
+            <w:tcW w:type="dxa" w:w="1141"/>
+          </w:tcPr>
+          <w:p>
+            <w:r>
+              <w:rPr>
+                <w:sz w:val="10"/>
+              </w:rPr>
+              <w:t>GET /v1/ui-projections/{pageUid}</w:t>
+            </w:r>
+          </w:p>
+        </w:tc>
+        <w:tc>
+          <w:tcPr>
+            <w:tcW w:type="dxa" w:w="1141"/>
+          </w:tcPr>
+          <w:p>
+            <w:r>
+              <w:rPr>
+                <w:sz w:val="10"/>
+              </w:rPr>
+              <w:t>—</w:t>
+            </w:r>
+          </w:p>
+        </w:tc>
+        <w:tc>
+          <w:tcPr>
+            <w:tcW w:type="dxa" w:w="1141"/>
+          </w:tcPr>
+          <w:p>
+            <w:r>
+              <w:rPr>
+                <w:sz w:val="10"/>
+              </w:rPr>
+              <w:t>—</w:t>
+            </w:r>
+          </w:p>
+        </w:tc>
+        <w:tc>
+          <w:tcPr>
+            <w:tcW w:type="dxa" w:w="1141"/>
+          </w:tcPr>
+          <w:p>
+            <w:r>
+              <w:rPr>
+                <w:sz w:val="10"/>
+              </w:rPr>
+              <w:t>READ_EXACT</w:t>
+            </w:r>
+          </w:p>
+        </w:tc>
+      </w:tr>
+      <w:tr>
+        <w:tc>
+          <w:tcPr>
+            <w:tcW w:type="dxa" w:w="1141"/>
+          </w:tcPr>
+          <w:p>
+            <w:r>
+              <w:rPr>
+                <w:sz w:val="10"/>
+              </w:rPr>
+              <w:t>CTRL-ADMIN-SG-02-DEPARTMENT-MAPPING-OPEN</w:t>
+            </w:r>
+          </w:p>
+        </w:tc>
+        <w:tc>
+          <w:tcPr>
+            <w:tcW w:type="dxa" w:w="1141"/>
+          </w:tcPr>
+          <w:p>
+            <w:r>
+              <w:rPr>
+                <w:sz w:val="10"/>
+              </w:rPr>
+              <w:t>EXISTING_SOURCE_UID</w:t>
+            </w:r>
+          </w:p>
+        </w:tc>
+        <w:tc>
+          <w:tcPr>
+            <w:tcW w:type="dxa" w:w="1141"/>
+          </w:tcPr>
+          <w:p>
+            <w:r>
+              <w:rPr>
+                <w:sz w:val="10"/>
+              </w:rPr>
+              <w:t>—</w:t>
+            </w:r>
+          </w:p>
+        </w:tc>
+        <w:tc>
+          <w:tcPr>
+            <w:tcW w:type="dxa" w:w="1141"/>
+          </w:tcPr>
+          <w:p>
+            <w:r>
+              <w:rPr>
+                <w:sz w:val="10"/>
+              </w:rPr>
+              <w:t>SECTION_OPEN</w:t>
+            </w:r>
+          </w:p>
+        </w:tc>
+        <w:tc>
+          <w:tcPr>
+            <w:tcW w:type="dxa" w:w="1141"/>
+          </w:tcPr>
+          <w:p>
+            <w:r>
+              <w:rPr>
+                <w:sz w:val="10"/>
+              </w:rPr>
+              <w:t>—</w:t>
+            </w:r>
+          </w:p>
+        </w:tc>
+        <w:tc>
+          <w:tcPr>
+            <w:tcW w:type="dxa" w:w="1141"/>
+          </w:tcPr>
+          <w:p>
+            <w:r>
+              <w:rPr>
+                <w:sz w:val="10"/>
+              </w:rPr>
+              <w:t>SOURCE_PAGE_GATE</w:t>
+            </w:r>
+          </w:p>
+        </w:tc>
+        <w:tc>
+          <w:tcPr>
+            <w:tcW w:type="dxa" w:w="1141"/>
+          </w:tcPr>
+          <w:p>
+            <w:r>
+              <w:rPr>
+                <w:sz w:val="10"/>
+              </w:rPr>
+              <w:t>VIEW</w:t>
+            </w:r>
+          </w:p>
+        </w:tc>
+        <w:tc>
+          <w:tcPr>
+            <w:tcW w:type="dxa" w:w="1141"/>
+          </w:tcPr>
+          <w:p>
+            <w:r>
+              <w:rPr>
+                <w:sz w:val="10"/>
+              </w:rPr>
+              <w:t>—</w:t>
+            </w:r>
+          </w:p>
+        </w:tc>
+        <w:tc>
+          <w:tcPr>
+            <w:tcW w:type="dxa" w:w="1141"/>
+          </w:tcPr>
+          <w:p>
+            <w:r>
+              <w:rPr>
+                <w:sz w:val="10"/>
+              </w:rPr>
+              <w:t>getUiProjection</w:t>
+            </w:r>
+          </w:p>
+        </w:tc>
+        <w:tc>
+          <w:tcPr>
+            <w:tcW w:type="dxa" w:w="1141"/>
+          </w:tcPr>
+          <w:p>
+            <w:r>
+              <w:rPr>
+                <w:sz w:val="10"/>
+              </w:rPr>
+              <w:t>GET /v1/ui-projections/{pageUid}</w:t>
+            </w:r>
+          </w:p>
+        </w:tc>
+        <w:tc>
+          <w:tcPr>
+            <w:tcW w:type="dxa" w:w="1141"/>
+          </w:tcPr>
+          <w:p>
+            <w:r>
+              <w:rPr>
+                <w:sz w:val="10"/>
+              </w:rPr>
+              <w:t>—</w:t>
+            </w:r>
+          </w:p>
+        </w:tc>
+        <w:tc>
+          <w:tcPr>
+            <w:tcW w:type="dxa" w:w="1141"/>
+          </w:tcPr>
+          <w:p>
+            <w:r>
+              <w:rPr>
+                <w:sz w:val="10"/>
+              </w:rPr>
+              <w:t>—</w:t>
+            </w:r>
+          </w:p>
+        </w:tc>
+        <w:tc>
+          <w:tcPr>
+            <w:tcW w:type="dxa" w:w="1141"/>
+          </w:tcPr>
+          <w:p>
+            <w:r>
+              <w:rPr>
+                <w:sz w:val="10"/>
+              </w:rPr>
+              <w:t>READ_EXACT</w:t>
+            </w:r>
+          </w:p>
+        </w:tc>
+      </w:tr>
+      <w:tr>
+        <w:tc>
+          <w:tcPr>
+            <w:tcW w:type="dxa" w:w="1141"/>
+          </w:tcPr>
+          <w:p>
+            <w:r>
+              <w:rPr>
+                <w:sz w:val="10"/>
+              </w:rPr>
+              <w:t>CTRL-ADMIN-SG-02-REQUIRED-CHECKS-OPEN</w:t>
+            </w:r>
+          </w:p>
+        </w:tc>
+        <w:tc>
+          <w:tcPr>
+            <w:tcW w:type="dxa" w:w="1141"/>
+          </w:tcPr>
+          <w:p>
+            <w:r>
+              <w:rPr>
+                <w:sz w:val="10"/>
+              </w:rPr>
+              <w:t>EXISTING_SOURCE_UID</w:t>
+            </w:r>
+          </w:p>
+        </w:tc>
+        <w:tc>
+          <w:tcPr>
+            <w:tcW w:type="dxa" w:w="1141"/>
+          </w:tcPr>
+          <w:p>
+            <w:r>
+              <w:rPr>
+                <w:sz w:val="10"/>
+              </w:rPr>
+              <w:t>—</w:t>
+            </w:r>
+          </w:p>
+        </w:tc>
+        <w:tc>
+          <w:tcPr>
+            <w:tcW w:type="dxa" w:w="1141"/>
+          </w:tcPr>
+          <w:p>
+            <w:r>
+              <w:rPr>
+                <w:sz w:val="10"/>
+              </w:rPr>
+              <w:t>SECTION_OPEN</w:t>
+            </w:r>
+          </w:p>
+        </w:tc>
+        <w:tc>
+          <w:tcPr>
+            <w:tcW w:type="dxa" w:w="1141"/>
+          </w:tcPr>
+          <w:p>
+            <w:r>
+              <w:rPr>
+                <w:sz w:val="10"/>
+              </w:rPr>
+              <w:t>—</w:t>
+            </w:r>
+          </w:p>
+        </w:tc>
+        <w:tc>
+          <w:tcPr>
+            <w:tcW w:type="dxa" w:w="1141"/>
+          </w:tcPr>
+          <w:p>
+            <w:r>
+              <w:rPr>
+                <w:sz w:val="10"/>
+              </w:rPr>
+              <w:t>SOURCE_PAGE_GATE</w:t>
+            </w:r>
+          </w:p>
+        </w:tc>
+        <w:tc>
+          <w:tcPr>
+            <w:tcW w:type="dxa" w:w="1141"/>
+          </w:tcPr>
+          <w:p>
+            <w:r>
+              <w:rPr>
+                <w:sz w:val="10"/>
+              </w:rPr>
+              <w:t>VIEW</w:t>
+            </w:r>
+          </w:p>
+        </w:tc>
+        <w:tc>
+          <w:tcPr>
+            <w:tcW w:type="dxa" w:w="1141"/>
+          </w:tcPr>
+          <w:p>
+            <w:r>
+              <w:rPr>
+                <w:sz w:val="10"/>
+              </w:rPr>
+              <w:t>—</w:t>
+            </w:r>
+          </w:p>
+        </w:tc>
+        <w:tc>
+          <w:tcPr>
+            <w:tcW w:type="dxa" w:w="1141"/>
+          </w:tcPr>
+          <w:p>
+            <w:r>
+              <w:rPr>
+                <w:sz w:val="10"/>
+              </w:rPr>
+              <w:t>getUiProjection</w:t>
+            </w:r>
+          </w:p>
+        </w:tc>
+        <w:tc>
+          <w:tcPr>
+            <w:tcW w:type="dxa" w:w="1141"/>
+          </w:tcPr>
+          <w:p>
+            <w:r>
+              <w:rPr>
+                <w:sz w:val="10"/>
+              </w:rPr>
+              <w:t>GET /v1/ui-projections/{pageUid}</w:t>
+            </w:r>
+          </w:p>
+        </w:tc>
+        <w:tc>
+          <w:tcPr>
+            <w:tcW w:type="dxa" w:w="1141"/>
+          </w:tcPr>
+          <w:p>
+            <w:r>
+              <w:rPr>
+                <w:sz w:val="10"/>
+              </w:rPr>
+              <w:t>—</w:t>
+            </w:r>
+          </w:p>
+        </w:tc>
+        <w:tc>
+          <w:tcPr>
+            <w:tcW w:type="dxa" w:w="1141"/>
+          </w:tcPr>
+          <w:p>
+            <w:r>
+              <w:rPr>
+                <w:sz w:val="10"/>
+              </w:rPr>
+              <w:t>—</w:t>
+            </w:r>
+          </w:p>
+        </w:tc>
+        <w:tc>
+          <w:tcPr>
+            <w:tcW w:type="dxa" w:w="1141"/>
+          </w:tcPr>
+          <w:p>
+            <w:r>
+              <w:rPr>
+                <w:sz w:val="10"/>
+              </w:rPr>
+              <w:t>READ_EXACT</w:t>
+            </w:r>
+          </w:p>
+        </w:tc>
+      </w:tr>
+      <w:tr>
+        <w:tc>
+          <w:tcPr>
+            <w:tcW w:type="dxa" w:w="1141"/>
+          </w:tcPr>
+          <w:p>
+            <w:r>
+              <w:rPr>
+                <w:sz w:val="10"/>
+              </w:rPr>
+              <w:t>CTRL-ADMIN-SG-02-GATE-POLICY-OPEN</w:t>
+            </w:r>
+          </w:p>
+        </w:tc>
+        <w:tc>
+          <w:tcPr>
+            <w:tcW w:type="dxa" w:w="1141"/>
+          </w:tcPr>
+          <w:p>
+            <w:r>
+              <w:rPr>
+                <w:sz w:val="10"/>
+              </w:rPr>
+              <w:t>EXISTING_SOURCE_UID</w:t>
+            </w:r>
+          </w:p>
+        </w:tc>
+        <w:tc>
+          <w:tcPr>
+            <w:tcW w:type="dxa" w:w="1141"/>
+          </w:tcPr>
+          <w:p>
+            <w:r>
+              <w:rPr>
+                <w:sz w:val="10"/>
+              </w:rPr>
+              <w:t>—</w:t>
+            </w:r>
+          </w:p>
+        </w:tc>
+        <w:tc>
+          <w:tcPr>
+            <w:tcW w:type="dxa" w:w="1141"/>
+          </w:tcPr>
+          <w:p>
+            <w:r>
+              <w:rPr>
+                <w:sz w:val="10"/>
+              </w:rPr>
+              <w:t>SECTION_OPEN</w:t>
+            </w:r>
+          </w:p>
+        </w:tc>
+        <w:tc>
+          <w:tcPr>
+            <w:tcW w:type="dxa" w:w="1141"/>
+          </w:tcPr>
+          <w:p>
+            <w:r>
+              <w:rPr>
+                <w:sz w:val="10"/>
+              </w:rPr>
+              <w:t>—</w:t>
+            </w:r>
+          </w:p>
+        </w:tc>
+        <w:tc>
+          <w:tcPr>
+            <w:tcW w:type="dxa" w:w="1141"/>
+          </w:tcPr>
+          <w:p>
+            <w:r>
+              <w:rPr>
+                <w:sz w:val="10"/>
+              </w:rPr>
+              <w:t>SOURCE_PAGE_GATE</w:t>
+            </w:r>
+          </w:p>
+        </w:tc>
+        <w:tc>
+          <w:tcPr>
+            <w:tcW w:type="dxa" w:w="1141"/>
+          </w:tcPr>
+          <w:p>
+            <w:r>
+              <w:rPr>
+                <w:sz w:val="10"/>
+              </w:rPr>
+              <w:t>VIEW</w:t>
+            </w:r>
+          </w:p>
+        </w:tc>
+        <w:tc>
+          <w:tcPr>
+            <w:tcW w:type="dxa" w:w="1141"/>
+          </w:tcPr>
+          <w:p>
+            <w:r>
+              <w:rPr>
+                <w:sz w:val="10"/>
+              </w:rPr>
+              <w:t>—</w:t>
+            </w:r>
+          </w:p>
+        </w:tc>
+        <w:tc>
+          <w:tcPr>
+            <w:tcW w:type="dxa" w:w="1141"/>
+          </w:tcPr>
+          <w:p>
+            <w:r>
+              <w:rPr>
+                <w:sz w:val="10"/>
+              </w:rPr>
+              <w:t>getUiProjection</w:t>
+            </w:r>
+          </w:p>
+        </w:tc>
+        <w:tc>
+          <w:tcPr>
+            <w:tcW w:type="dxa" w:w="1141"/>
+          </w:tcPr>
+          <w:p>
+            <w:r>
+              <w:rPr>
+                <w:sz w:val="10"/>
+              </w:rPr>
+              <w:t>GET /v1/ui-projections/{pageUid}</w:t>
+            </w:r>
+          </w:p>
+        </w:tc>
+        <w:tc>
+          <w:tcPr>
+            <w:tcW w:type="dxa" w:w="1141"/>
+          </w:tcPr>
+          <w:p>
+            <w:r>
+              <w:rPr>
+                <w:sz w:val="10"/>
+              </w:rPr>
+              <w:t>—</w:t>
+            </w:r>
+          </w:p>
+        </w:tc>
+        <w:tc>
+          <w:tcPr>
+            <w:tcW w:type="dxa" w:w="1141"/>
+          </w:tcPr>
+          <w:p>
+            <w:r>
+              <w:rPr>
+                <w:sz w:val="10"/>
+              </w:rPr>
+              <w:t>—</w:t>
+            </w:r>
+          </w:p>
+        </w:tc>
+        <w:tc>
+          <w:tcPr>
+            <w:tcW w:type="dxa" w:w="1141"/>
+          </w:tcPr>
+          <w:p>
+            <w:r>
+              <w:rPr>
+                <w:sz w:val="10"/>
+              </w:rPr>
+              <w:t>READ_EXACT</w:t>
+            </w:r>
+          </w:p>
+        </w:tc>
+      </w:tr>
+      <w:tr>
+        <w:tc>
+          <w:tcPr>
+            <w:tcW w:type="dxa" w:w="1141"/>
+          </w:tcPr>
+          <w:p>
+            <w:r>
+              <w:rPr>
+                <w:sz w:val="10"/>
+              </w:rPr>
+              <w:t>CTRL-ADMIN-SG-02-APPROVAL-OPEN</w:t>
+            </w:r>
+          </w:p>
+        </w:tc>
+        <w:tc>
+          <w:tcPr>
+            <w:tcW w:type="dxa" w:w="1141"/>
+          </w:tcPr>
+          <w:p>
+            <w:r>
+              <w:rPr>
+                <w:sz w:val="10"/>
+              </w:rPr>
+              <w:t>EXISTING_SOURCE_UID</w:t>
+            </w:r>
+          </w:p>
+        </w:tc>
+        <w:tc>
+          <w:tcPr>
+            <w:tcW w:type="dxa" w:w="1141"/>
+          </w:tcPr>
+          <w:p>
+            <w:r>
+              <w:rPr>
+                <w:sz w:val="10"/>
+              </w:rPr>
+              <w:t>—</w:t>
+            </w:r>
+          </w:p>
+        </w:tc>
+        <w:tc>
+          <w:tcPr>
+            <w:tcW w:type="dxa" w:w="1141"/>
+          </w:tcPr>
+          <w:p>
+            <w:r>
+              <w:rPr>
+                <w:sz w:val="10"/>
+              </w:rPr>
+              <w:t>SECTION_OPEN</w:t>
+            </w:r>
+          </w:p>
+        </w:tc>
+        <w:tc>
+          <w:tcPr>
+            <w:tcW w:type="dxa" w:w="1141"/>
+          </w:tcPr>
+          <w:p>
+            <w:r>
+              <w:rPr>
+                <w:sz w:val="10"/>
+              </w:rPr>
+              <w:t>—</w:t>
+            </w:r>
+          </w:p>
+        </w:tc>
+        <w:tc>
+          <w:tcPr>
+            <w:tcW w:type="dxa" w:w="1141"/>
+          </w:tcPr>
+          <w:p>
+            <w:r>
+              <w:rPr>
+                <w:sz w:val="10"/>
+              </w:rPr>
+              <w:t>SOURCE_PAGE_GATE</w:t>
+            </w:r>
+          </w:p>
+        </w:tc>
+        <w:tc>
+          <w:tcPr>
+            <w:tcW w:type="dxa" w:w="1141"/>
+          </w:tcPr>
+          <w:p>
+            <w:r>
+              <w:rPr>
+                <w:sz w:val="10"/>
+              </w:rPr>
+              <w:t>VIEW</w:t>
+            </w:r>
+          </w:p>
+        </w:tc>
+        <w:tc>
+          <w:tcPr>
+            <w:tcW w:type="dxa" w:w="1141"/>
+          </w:tcPr>
+          <w:p>
+            <w:r>
+              <w:rPr>
+                <w:sz w:val="10"/>
+              </w:rPr>
+              <w:t>—</w:t>
+            </w:r>
+          </w:p>
+        </w:tc>
+        <w:tc>
+          <w:tcPr>
+            <w:tcW w:type="dxa" w:w="1141"/>
+          </w:tcPr>
+          <w:p>
+            <w:r>
+              <w:rPr>
+                <w:sz w:val="10"/>
+              </w:rPr>
+              <w:t>getUiProjection</w:t>
+            </w:r>
+          </w:p>
+        </w:tc>
+        <w:tc>
+          <w:tcPr>
+            <w:tcW w:type="dxa" w:w="1141"/>
+          </w:tcPr>
+          <w:p>
+            <w:r>
+              <w:rPr>
+                <w:sz w:val="10"/>
+              </w:rPr>
+              <w:t>GET /v1/ui-projections/{pageUid}</w:t>
+            </w:r>
+          </w:p>
+        </w:tc>
+        <w:tc>
+          <w:tcPr>
+            <w:tcW w:type="dxa" w:w="1141"/>
+          </w:tcPr>
+          <w:p>
+            <w:r>
+              <w:rPr>
+                <w:sz w:val="10"/>
+              </w:rPr>
+              <w:t>—</w:t>
+            </w:r>
+          </w:p>
+        </w:tc>
+        <w:tc>
+          <w:tcPr>
+            <w:tcW w:type="dxa" w:w="1141"/>
+          </w:tcPr>
+          <w:p>
+            <w:r>
+              <w:rPr>
+                <w:sz w:val="10"/>
+              </w:rPr>
+              <w:t>—</w:t>
+            </w:r>
+          </w:p>
+        </w:tc>
+        <w:tc>
+          <w:tcPr>
+            <w:tcW w:type="dxa" w:w="1141"/>
+          </w:tcPr>
+          <w:p>
+            <w:r>
+              <w:rPr>
+                <w:sz w:val="10"/>
+              </w:rPr>
+              <w:t>READ_EXACT</w:t>
+            </w:r>
+          </w:p>
+        </w:tc>
+      </w:tr>
+      <w:tr>
+        <w:tc>
+          <w:tcPr>
+            <w:tcW w:type="dxa" w:w="1141"/>
+          </w:tcPr>
+          <w:p>
+            <w:r>
+              <w:rPr>
+                <w:sz w:val="10"/>
+              </w:rPr>
+              <w:t>CTRL-ADMIN-SG-02-IMPACT-OPEN</w:t>
+            </w:r>
+          </w:p>
+        </w:tc>
+        <w:tc>
+          <w:tcPr>
+            <w:tcW w:type="dxa" w:w="1141"/>
+          </w:tcPr>
+          <w:p>
+            <w:r>
+              <w:rPr>
+                <w:sz w:val="10"/>
+              </w:rPr>
+              <w:t>EXISTING_SOURCE_UID</w:t>
+            </w:r>
+          </w:p>
+        </w:tc>
+        <w:tc>
+          <w:tcPr>
+            <w:tcW w:type="dxa" w:w="1141"/>
+          </w:tcPr>
+          <w:p>
+            <w:r>
+              <w:rPr>
+                <w:sz w:val="10"/>
+              </w:rPr>
+              <w:t>—</w:t>
+            </w:r>
+          </w:p>
+        </w:tc>
+        <w:tc>
+          <w:tcPr>
+            <w:tcW w:type="dxa" w:w="1141"/>
+          </w:tcPr>
+          <w:p>
+            <w:r>
+              <w:rPr>
+                <w:sz w:val="10"/>
+              </w:rPr>
+              <w:t>SECTION_OPEN</w:t>
+            </w:r>
+          </w:p>
+        </w:tc>
+        <w:tc>
+          <w:tcPr>
+            <w:tcW w:type="dxa" w:w="1141"/>
+          </w:tcPr>
+          <w:p>
+            <w:r>
+              <w:rPr>
+                <w:sz w:val="10"/>
+              </w:rPr>
+              <w:t>—</w:t>
+            </w:r>
+          </w:p>
+        </w:tc>
+        <w:tc>
+          <w:tcPr>
+            <w:tcW w:type="dxa" w:w="1141"/>
+          </w:tcPr>
+          <w:p>
+            <w:r>
+              <w:rPr>
+                <w:sz w:val="10"/>
+              </w:rPr>
+              <w:t>SOURCE_PAGE_GATE</w:t>
+            </w:r>
+          </w:p>
+        </w:tc>
+        <w:tc>
+          <w:tcPr>
+            <w:tcW w:type="dxa" w:w="1141"/>
+          </w:tcPr>
+          <w:p>
+            <w:r>
+              <w:rPr>
+                <w:sz w:val="10"/>
+              </w:rPr>
+              <w:t>VIEW</w:t>
+            </w:r>
+          </w:p>
+        </w:tc>
+        <w:tc>
+          <w:tcPr>
+            <w:tcW w:type="dxa" w:w="1141"/>
+          </w:tcPr>
+          <w:p>
+            <w:r>
+              <w:rPr>
+                <w:sz w:val="10"/>
+              </w:rPr>
+              <w:t>—</w:t>
+            </w:r>
+          </w:p>
+        </w:tc>
+        <w:tc>
+          <w:tcPr>
+            <w:tcW w:type="dxa" w:w="1141"/>
+          </w:tcPr>
+          <w:p>
+            <w:r>
+              <w:rPr>
+                <w:sz w:val="10"/>
+              </w:rPr>
+              <w:t>getUiProjection</w:t>
+            </w:r>
+          </w:p>
+        </w:tc>
+        <w:tc>
+          <w:tcPr>
+            <w:tcW w:type="dxa" w:w="1141"/>
+          </w:tcPr>
+          <w:p>
+            <w:r>
+              <w:rPr>
+                <w:sz w:val="10"/>
+              </w:rPr>
+              <w:t>GET /v1/ui-projections/{pageUid}</w:t>
+            </w:r>
+          </w:p>
+        </w:tc>
+        <w:tc>
+          <w:tcPr>
+            <w:tcW w:type="dxa" w:w="1141"/>
+          </w:tcPr>
+          <w:p>
+            <w:r>
+              <w:rPr>
+                <w:sz w:val="10"/>
+              </w:rPr>
+              <w:t>—</w:t>
+            </w:r>
+          </w:p>
+        </w:tc>
+        <w:tc>
+          <w:tcPr>
+            <w:tcW w:type="dxa" w:w="1141"/>
+          </w:tcPr>
+          <w:p>
+            <w:r>
+              <w:rPr>
+                <w:sz w:val="10"/>
+              </w:rPr>
+              <w:t>—</w:t>
+            </w:r>
+          </w:p>
+        </w:tc>
+        <w:tc>
+          <w:tcPr>
+            <w:tcW w:type="dxa" w:w="1141"/>
+          </w:tcPr>
+          <w:p>
+            <w:r>
+              <w:rPr>
+                <w:sz w:val="10"/>
+              </w:rPr>
+              <w:t>READ_EXACT</w:t>
+            </w:r>
+          </w:p>
+        </w:tc>
+      </w:tr>
+      <w:tr>
+        <w:tc>
+          <w:tcPr>
+            <w:tcW w:type="dxa" w:w="1141"/>
+          </w:tcPr>
+          <w:p>
+            <w:r>
+              <w:rPr>
+                <w:sz w:val="10"/>
+              </w:rPr>
+              <w:t>CTRL-ADMIN-SG-02-ACT-01-ACT-CONFIGURE</w:t>
+            </w:r>
+          </w:p>
+        </w:tc>
+        <w:tc>
+          <w:tcPr>
+            <w:tcW w:type="dxa" w:w="1141"/>
+          </w:tcPr>
+          <w:p>
+            <w:r>
+              <w:rPr>
+                <w:sz w:val="10"/>
+              </w:rPr>
+              <w:t>EXISTING_SOURCE_UID</w:t>
+            </w:r>
+          </w:p>
+        </w:tc>
+        <w:tc>
+          <w:tcPr>
+            <w:tcW w:type="dxa" w:w="1141"/>
+          </w:tcPr>
+          <w:p>
+            <w:r>
+              <w:rPr>
+                <w:sz w:val="10"/>
+              </w:rPr>
+              <w:t>—</w:t>
+            </w:r>
+          </w:p>
+        </w:tc>
+        <w:tc>
+          <w:tcPr>
+            <w:tcW w:type="dxa" w:w="1141"/>
+          </w:tcPr>
+          <w:p>
+            <w:r>
+              <w:rPr>
+                <w:sz w:val="10"/>
+              </w:rPr>
+              <w:t>BUSINESS_ACTION</w:t>
+            </w:r>
+          </w:p>
+        </w:tc>
+        <w:tc>
+          <w:tcPr>
+            <w:tcW w:type="dxa" w:w="1141"/>
+          </w:tcPr>
+          <w:p>
+            <w:r>
+              <w:rPr>
+                <w:sz w:val="10"/>
+              </w:rPr>
+              <w:t>ACT-CONFIGURE</w:t>
+            </w:r>
+          </w:p>
+        </w:tc>
+        <w:tc>
+          <w:tcPr>
+            <w:tcW w:type="dxa" w:w="1141"/>
+          </w:tcPr>
+          <w:p>
+            <w:r>
+              <w:rPr>
+                <w:sz w:val="10"/>
+              </w:rPr>
+              <w:t>SOURCE_PAGE_GATE</w:t>
+            </w:r>
+          </w:p>
+        </w:tc>
+        <w:tc>
+          <w:tcPr>
+            <w:tcW w:type="dxa" w:w="1141"/>
+          </w:tcPr>
+          <w:p>
+            <w:r>
+              <w:rPr>
+                <w:sz w:val="10"/>
+              </w:rPr>
+              <w:t>governance.configure</w:t>
+            </w:r>
+          </w:p>
+        </w:tc>
+        <w:tc>
+          <w:tcPr>
+            <w:tcW w:type="dxa" w:w="1141"/>
+          </w:tcPr>
+          <w:p>
+            <w:r>
+              <w:rPr>
+                <w:sz w:val="10"/>
+              </w:rPr>
+              <w:t>ConfigureGovernedResourceRequest</w:t>
+            </w:r>
+          </w:p>
+        </w:tc>
+        <w:tc>
+          <w:tcPr>
+            <w:tcW w:type="dxa" w:w="1141"/>
+          </w:tcPr>
+          <w:p>
+            <w:r>
+              <w:rPr>
+                <w:sz w:val="10"/>
+              </w:rPr>
+              <w:t>configureGovernedResource</w:t>
+            </w:r>
+          </w:p>
+        </w:tc>
+        <w:tc>
+          <w:tcPr>
+            <w:tcW w:type="dxa" w:w="1141"/>
+          </w:tcPr>
+          <w:p>
+            <w:r>
+              <w:rPr>
+                <w:sz w:val="10"/>
+              </w:rPr>
+              <w:t>PATCH /v1/governance/resources/{id}</w:t>
+            </w:r>
+          </w:p>
+        </w:tc>
+        <w:tc>
+          <w:tcPr>
+            <w:tcW w:type="dxa" w:w="1141"/>
+          </w:tcPr>
+          <w:p>
+            <w:r>
+              <w:rPr>
+                <w:sz w:val="10"/>
+              </w:rPr>
+              <w:t>IAM_RUNTIME</w:t>
+            </w:r>
+          </w:p>
+        </w:tc>
+        <w:tc>
+          <w:tcPr>
+            <w:tcW w:type="dxa" w:w="1141"/>
+          </w:tcPr>
+          <w:p>
+            <w:r>
+              <w:rPr>
+                <w:sz w:val="10"/>
+              </w:rPr>
+              <w:t>—</w:t>
+            </w:r>
+          </w:p>
+        </w:tc>
+        <w:tc>
+          <w:tcPr>
+            <w:tcW w:type="dxa" w:w="1141"/>
+          </w:tcPr>
+          <w:p>
+            <w:r>
+              <w:rPr>
+                <w:sz w:val="10"/>
+              </w:rPr>
+              <w:t>SPEC_EXACT_RUNTIME_NOT_EXECUTED</w:t>
+            </w:r>
+          </w:p>
+        </w:tc>
+      </w:tr>
+      <w:tr>
+        <w:tc>
+          <w:tcPr>
+            <w:tcW w:type="dxa" w:w="1141"/>
+          </w:tcPr>
+          <w:p>
+            <w:r>
+              <w:rPr>
+                <w:sz w:val="10"/>
+              </w:rPr>
+              <w:t>CTRL-ADMIN-SG-02-ACT-02-ACT-APPROVE</w:t>
+            </w:r>
+          </w:p>
+        </w:tc>
+        <w:tc>
+          <w:tcPr>
+            <w:tcW w:type="dxa" w:w="1141"/>
+          </w:tcPr>
+          <w:p>
+            <w:r>
+              <w:rPr>
+                <w:sz w:val="10"/>
+              </w:rPr>
+              <w:t>EXISTING_SOURCE_UID</w:t>
+            </w:r>
+          </w:p>
+        </w:tc>
+        <w:tc>
+          <w:tcPr>
+            <w:tcW w:type="dxa" w:w="1141"/>
+          </w:tcPr>
+          <w:p>
+            <w:r>
+              <w:rPr>
+                <w:sz w:val="10"/>
+              </w:rPr>
+              <w:t>—</w:t>
+            </w:r>
+          </w:p>
+        </w:tc>
+        <w:tc>
+          <w:tcPr>
+            <w:tcW w:type="dxa" w:w="1141"/>
+          </w:tcPr>
+          <w:p>
+            <w:r>
+              <w:rPr>
+                <w:sz w:val="10"/>
+              </w:rPr>
+              <w:t>BUSINESS_ACTION</w:t>
+            </w:r>
+          </w:p>
+        </w:tc>
+        <w:tc>
+          <w:tcPr>
+            <w:tcW w:type="dxa" w:w="1141"/>
+          </w:tcPr>
+          <w:p>
+            <w:r>
+              <w:rPr>
+                <w:sz w:val="10"/>
+              </w:rPr>
+              <w:t>ACT-APPROVE</w:t>
+            </w:r>
+          </w:p>
+        </w:tc>
+        <w:tc>
+          <w:tcPr>
+            <w:tcW w:type="dxa" w:w="1141"/>
+          </w:tcPr>
+          <w:p>
+            <w:r>
+              <w:rPr>
+                <w:sz w:val="10"/>
+              </w:rPr>
+              <w:t>SOURCE_PAGE_GATE</w:t>
+            </w:r>
+          </w:p>
+        </w:tc>
+        <w:tc>
+          <w:tcPr>
+            <w:tcW w:type="dxa" w:w="1141"/>
+          </w:tcPr>
+          <w:p>
+            <w:r>
+              <w:rPr>
+                <w:sz w:val="10"/>
+              </w:rPr>
+              <w:t>governance.approve</w:t>
+            </w:r>
+          </w:p>
+        </w:tc>
+        <w:tc>
+          <w:tcPr>
+            <w:tcW w:type="dxa" w:w="1141"/>
+          </w:tcPr>
+          <w:p>
+            <w:r>
+              <w:rPr>
+                <w:sz w:val="10"/>
+              </w:rPr>
+              <w:t>ApproveGovernedResourceRequest</w:t>
+            </w:r>
+          </w:p>
+        </w:tc>
+        <w:tc>
+          <w:tcPr>
+            <w:tcW w:type="dxa" w:w="1141"/>
+          </w:tcPr>
+          <w:p>
+            <w:r>
+              <w:rPr>
+                <w:sz w:val="10"/>
+              </w:rPr>
+              <w:t>approveGovernedResource</w:t>
+            </w:r>
+          </w:p>
+        </w:tc>
+        <w:tc>
+          <w:tcPr>
+            <w:tcW w:type="dxa" w:w="1141"/>
+          </w:tcPr>
+          <w:p>
+            <w:r>
+              <w:rPr>
+                <w:sz w:val="10"/>
+              </w:rPr>
+              <w:t>POST /v1/governance/resources/{id}/approve</w:t>
+            </w:r>
+          </w:p>
+        </w:tc>
+        <w:tc>
+          <w:tcPr>
+            <w:tcW w:type="dxa" w:w="1141"/>
+          </w:tcPr>
+          <w:p>
+            <w:r>
+              <w:rPr>
+                <w:sz w:val="10"/>
+              </w:rPr>
+              <w:t>IAM_RUNTIME</w:t>
+            </w:r>
+          </w:p>
+        </w:tc>
+        <w:tc>
+          <w:tcPr>
+            <w:tcW w:type="dxa" w:w="1141"/>
+          </w:tcPr>
+          <w:p>
+            <w:r>
+              <w:rPr>
+                <w:sz w:val="10"/>
+              </w:rPr>
+              <w:t>—</w:t>
+            </w:r>
+          </w:p>
+        </w:tc>
+        <w:tc>
+          <w:tcPr>
+            <w:tcW w:type="dxa" w:w="1141"/>
+          </w:tcPr>
+          <w:p>
+            <w:r>
+              <w:rPr>
+                <w:sz w:val="10"/>
+              </w:rPr>
+              <w:t>SPEC_EXACT_RUNTIME_NOT_EXECUTED</w:t>
+            </w:r>
+          </w:p>
+        </w:tc>
+      </w:tr>
+      <w:tr>
+        <w:tc>
+          <w:tcPr>
+            <w:tcW w:type="dxa" w:w="1141"/>
+          </w:tcPr>
+          <w:p>
+            <w:r>
+              <w:rPr>
+                <w:sz w:val="10"/>
+              </w:rPr>
+              <w:t>CTRL-ADMIN-SG-02-ACT-03-ACT-NAV-OPEN</w:t>
+            </w:r>
+          </w:p>
+        </w:tc>
+        <w:tc>
+          <w:tcPr>
+            <w:tcW w:type="dxa" w:w="1141"/>
+          </w:tcPr>
+          <w:p>
+            <w:r>
+              <w:rPr>
+                <w:sz w:val="10"/>
+              </w:rPr>
+              <w:t>EXISTING_SOURCE_UID</w:t>
+            </w:r>
+          </w:p>
+        </w:tc>
+        <w:tc>
+          <w:tcPr>
+            <w:tcW w:type="dxa" w:w="1141"/>
+          </w:tcPr>
+          <w:p>
+            <w:r>
+              <w:rPr>
+                <w:sz w:val="10"/>
+              </w:rPr>
+              <w:t>—</w:t>
+            </w:r>
+          </w:p>
+        </w:tc>
+        <w:tc>
+          <w:tcPr>
+            <w:tcW w:type="dxa" w:w="1141"/>
+          </w:tcPr>
+          <w:p>
+            <w:r>
+              <w:rPr>
+                <w:sz w:val="10"/>
+              </w:rPr>
+              <w:t>BUSINESS_ACTION</w:t>
+            </w:r>
+          </w:p>
+        </w:tc>
+        <w:tc>
+          <w:tcPr>
+            <w:tcW w:type="dxa" w:w="1141"/>
+          </w:tcPr>
+          <w:p>
+            <w:r>
+              <w:rPr>
+                <w:sz w:val="10"/>
+              </w:rPr>
+              <w:t>ACT-NAV-OPEN</w:t>
+            </w:r>
+          </w:p>
+        </w:tc>
+        <w:tc>
+          <w:tcPr>
+            <w:tcW w:type="dxa" w:w="1141"/>
+          </w:tcPr>
+          <w:p>
+            <w:r>
+              <w:rPr>
+                <w:sz w:val="10"/>
+              </w:rPr>
+              <w:t>SOURCE_PAGE_GATE</w:t>
+            </w:r>
+          </w:p>
+        </w:tc>
+        <w:tc>
+          <w:tcPr>
+            <w:tcW w:type="dxa" w:w="1141"/>
+          </w:tcPr>
+          <w:p>
+            <w:r>
+              <w:rPr>
+                <w:sz w:val="10"/>
+              </w:rPr>
+              <w:t>page.view</w:t>
+            </w:r>
+          </w:p>
+        </w:tc>
+        <w:tc>
+          <w:tcPr>
+            <w:tcW w:type="dxa" w:w="1141"/>
+          </w:tcPr>
+          <w:p>
+            <w:r>
+              <w:rPr>
+                <w:sz w:val="10"/>
+              </w:rPr>
+              <w:t>—</w:t>
+            </w:r>
+          </w:p>
+        </w:tc>
+        <w:tc>
+          <w:tcPr>
+            <w:tcW w:type="dxa" w:w="1141"/>
+          </w:tcPr>
+          <w:p>
+            <w:r>
+              <w:rPr>
+                <w:sz w:val="10"/>
+              </w:rPr>
+              <w:t>getUiProjection</w:t>
+            </w:r>
+          </w:p>
+        </w:tc>
+        <w:tc>
+          <w:tcPr>
+            <w:tcW w:type="dxa" w:w="1141"/>
+          </w:tcPr>
+          <w:p>
+            <w:r>
+              <w:rPr>
+                <w:sz w:val="10"/>
+              </w:rPr>
+              <w:t>GET /v1/ui-projections/{pageUid}</w:t>
+            </w:r>
+          </w:p>
+        </w:tc>
+        <w:tc>
+          <w:tcPr>
+            <w:tcW w:type="dxa" w:w="1141"/>
+          </w:tcPr>
+          <w:p>
+            <w:r>
+              <w:rPr>
+                <w:sz w:val="10"/>
+              </w:rPr>
+              <w:t>—</w:t>
+            </w:r>
+          </w:p>
+        </w:tc>
+        <w:tc>
+          <w:tcPr>
+            <w:tcW w:type="dxa" w:w="1141"/>
+          </w:tcPr>
+          <w:p>
+            <w:r>
+              <w:rPr>
+                <w:sz w:val="10"/>
+              </w:rPr>
+              <w:t>—</w:t>
+            </w:r>
+          </w:p>
+        </w:tc>
+        <w:tc>
+          <w:tcPr>
+            <w:tcW w:type="dxa" w:w="1141"/>
+          </w:tcPr>
+          <w:p>
+            <w:r>
+              <w:rPr>
+                <w:sz w:val="10"/>
+              </w:rPr>
+              <w:t>READ_EXACT</w:t>
+            </w:r>
+          </w:p>
+        </w:tc>
+      </w:tr>
+    </w:tbl>
+    <w:p>
+      <w:pPr>
+        <w:pStyle w:val="Heading3"/>
+      </w:pPr>
+      <w:r>
+        <w:t>SG-02 · Truthful Remaining Runtime / Governance Status</w:t>
+      </w:r>
+    </w:p>
+    <w:tbl>
+      <w:tblPr>
+        <w:tblStyle w:val="TableGrid"/>
+        <w:tblW w:type="auto" w:w="0"/>
+        <w:tblLook w:firstColumn="1" w:firstRow="1" w:lastColumn="0" w:lastRow="0" w:noHBand="0" w:noVBand="1" w:val="04A0"/>
+      </w:tblPr>
+      <w:tblGrid>
+        <w:gridCol w:w="7416"/>
+        <w:gridCol w:w="7416"/>
+      </w:tblGrid>
+      <w:tr>
+        <w:trPr>
+          <w:tblHeader w:val="true"/>
+        </w:trPr>
+        <w:tc>
+          <w:tcPr>
+            <w:tcW w:type="dxa" w:w="7416"/>
+            <w:shd w:fill="EDE9FE"/>
+          </w:tcPr>
+          <w:p>
+            <w:r>
+              <w:rPr>
+                <w:sz w:val="13"/>
+              </w:rPr>
+              <w:t>Finding</w:t>
+            </w:r>
+          </w:p>
+        </w:tc>
+        <w:tc>
+          <w:tcPr>
+            <w:tcW w:type="dxa" w:w="7416"/>
+            <w:shd w:fill="EDE9FE"/>
+          </w:tcPr>
+          <w:p>
+            <w:r>
+              <w:rPr>
+                <w:sz w:val="13"/>
+              </w:rPr>
+              <w:t>Source-grounded status</w:t>
+            </w:r>
+          </w:p>
+        </w:tc>
+      </w:tr>
+      <w:tr>
+        <w:tc>
+          <w:tcPr>
+            <w:tcW w:type="dxa" w:w="7416"/>
+          </w:tcPr>
+          <w:p>
+            <w:r>
+              <w:rPr>
+                <w:sz w:val="13"/>
+              </w:rPr>
+              <w:t>RUNTIME_BINDING_VALIDATION</w:t>
+            </w:r>
+          </w:p>
+        </w:tc>
+        <w:tc>
+          <w:tcPr>
+            <w:tcW w:type="dxa" w:w="7416"/>
+          </w:tcPr>
+          <w:p>
+            <w:r>
+              <w:rPr>
+                <w:sz w:val="13"/>
+              </w:rPr>
+              <w:t>{"status": "NOT_EXECUTED"}</w:t>
+            </w:r>
+          </w:p>
+        </w:tc>
+      </w:tr>
+    </w:tbl>
+    <w:p>
+      <w:pPr>
+        <w:pStyle w:val="Heading3"/>
+      </w:pPr>
+      <w:r>
+        <w:t>SG-02 Runtime Truth</w:t>
+      </w:r>
+    </w:p>
+    <w:p>
+      <w:r>
+        <w:t>The 11-control design binding is exact. Machine authority still records runtime_binding_validation = NOT_EXECUTED / effectful_runtime_ready = false. Construction may implement only the exact registered operations; it MUST NOT claim runtime acceptance until execution evidence exists.</w:t>
+      </w:r>
+    </w:p>
+    <w:p>
+      <w:pPr>
+        <w:pStyle w:val="Heading2"/>
+      </w:pPr>
+      <w:r>
+        <w:t>Page Construction Invariant</w:t>
+      </w:r>
+    </w:p>
+    <w:p>
+      <w:r>
+        <w:t>The exact control denominator above is the only construction denominator for this page. Components/fields/visual IDs are not counted as additional controls. Existing source UIDs are preserved. A control classified UI_LOCAL_EXACT MUST NOT create a server write. A control classified SPEC_EXACT_RUNTIME_BLOCKED / NOT_EXECUTED MUST remain disabled or fail-closed until its runtime evidence exists.</w:t>
+      </w:r>
+    </w:p>
     <w:sectPr>
-      <w:headerReference w:type="default" r:id="rId9"/>
-      <w:footerReference w:type="default" r:id="rId10"/>
-      <w:pgSz w:w="12240" w:h="15840"/>
-      <w:pgMar w:top="792" w:right="893" w:bottom="792" w:left="893" w:header="317" w:footer="317" w:gutter="0"/>
+      <w:pgSz w:w="15840" w:h="12240" w:orient="landscape"/>
+      <w:pgMar w:top="576" w:right="504" w:bottom="576" w:left="504" w:header="317" w:footer="317" w:gutter="0"/>
       <w:cols w:space="720"/>
       <w:docGrid w:linePitch="360"/>
     </w:sectPr>

--- a/ACPOS_SG-02_QA審查項目名單_Mother_Basic_Design_OPTIMIZED.docx
+++ b/ACPOS_SG-02_QA審查項目名單_Mother_Basic_Design_OPTIMIZED.docx
@@ -18177,11 +18177,17 @@
     </w:p>
     <w:p>
       <w:pPr>
+        <w:pStyle w:val="Heading1"/>
+      </w:pPr>
+      <w:r>
+        <w:t>2026-09-21 Machine Authority Construction Closure / 機器權威施工綁定封板</w:t>
+      </w:r>
+    </w:p>
+    <w:p>
+      <w:pPr>
         <w:sectPr>
-          <w:headerReference w:type="default" r:id="rId9"/>
-          <w:footerReference w:type="default" r:id="rId10"/>
-          <w:pgSz w:w="12240" w:h="15840"/>
-          <w:pgMar w:top="792" w:right="893" w:bottom="792" w:left="893" w:header="317" w:footer="317" w:gutter="0"/>
+          <w:pgSz w:w="15840" w:h="12240" w:orient="landscape"/>
+          <w:pgMar w:top="576" w:right="504" w:bottom="576" w:left="504" w:header="317" w:footer="317" w:gutter="0"/>
           <w:cols w:space="720"/>
           <w:docGrid w:linePitch="360"/>
         </w:sectPr>
@@ -18200,7 +18206,7 @@
         <w:rPr>
           <w:b/>
         </w:rPr>
-        <w:t xml:space="preserve">[ACPOS-20260921-SOURCE-GROUNDED-CONSTRUCTION-CLOSURE-V1] </w:t>
+        <w:t xml:space="preserve">[ACPOS-20260921-SOURCE-GROUNDED-CONSTRUCTION-CLOSURE-V2] </w:t>
       </w:r>
       <w:r>
         <w:t>Source-grounded only. Existing Current source wins; missing source values remain blocked/decision-required. This closure supersedes the prior generic 2026-09-21 V1/V3 annex only, not the original domain logic or human visual review gates.</w:t>
@@ -18221,8 +18227,8 @@
         <w:tblLook w:firstColumn="1" w:firstRow="1" w:lastColumn="0" w:lastRow="0" w:noHBand="0" w:noVBand="1" w:val="04A0"/>
       </w:tblPr>
       <w:tblGrid>
-        <w:gridCol w:w="7416"/>
-        <w:gridCol w:w="7416"/>
+        <w:gridCol w:w="5616"/>
+        <w:gridCol w:w="5616"/>
       </w:tblGrid>
       <w:tr>
         <w:trPr>
@@ -18230,7 +18236,7 @@
         </w:trPr>
         <w:tc>
           <w:tcPr>
-            <w:tcW w:type="dxa" w:w="7416"/>
+            <w:tcW w:type="dxa" w:w="5616"/>
             <w:shd w:fill="EDE9FE"/>
           </w:tcPr>
           <w:p>
@@ -18244,7 +18250,7 @@
         </w:tc>
         <w:tc>
           <w:tcPr>
-            <w:tcW w:type="dxa" w:w="7416"/>
+            <w:tcW w:type="dxa" w:w="5616"/>
             <w:shd w:fill="EDE9FE"/>
           </w:tcPr>
           <w:p>
@@ -18260,7 +18266,7 @@
       <w:tr>
         <w:tc>
           <w:tcPr>
-            <w:tcW w:type="dxa" w:w="7416"/>
+            <w:tcW w:type="dxa" w:w="5616"/>
           </w:tcPr>
           <w:p>
             <w:r>
@@ -18273,7 +18279,7 @@
         </w:tc>
         <w:tc>
           <w:tcPr>
-            <w:tcW w:type="dxa" w:w="7416"/>
+            <w:tcW w:type="dxa" w:w="5616"/>
           </w:tcPr>
           <w:p>
             <w:r>
@@ -18288,7 +18294,7 @@
       <w:tr>
         <w:tc>
           <w:tcPr>
-            <w:tcW w:type="dxa" w:w="7416"/>
+            <w:tcW w:type="dxa" w:w="5616"/>
           </w:tcPr>
           <w:p>
             <w:r>
@@ -18301,7 +18307,7 @@
         </w:tc>
         <w:tc>
           <w:tcPr>
-            <w:tcW w:type="dxa" w:w="7416"/>
+            <w:tcW w:type="dxa" w:w="5616"/>
           </w:tcPr>
           <w:p>
             <w:r>
@@ -18316,7 +18322,7 @@
       <w:tr>
         <w:tc>
           <w:tcPr>
-            <w:tcW w:type="dxa" w:w="7416"/>
+            <w:tcW w:type="dxa" w:w="5616"/>
           </w:tcPr>
           <w:p>
             <w:r>
@@ -18329,7 +18335,7 @@
         </w:tc>
         <w:tc>
           <w:tcPr>
-            <w:tcW w:type="dxa" w:w="7416"/>
+            <w:tcW w:type="dxa" w:w="5616"/>
           </w:tcPr>
           <w:p>
             <w:r>
@@ -18344,7 +18350,7 @@
       <w:tr>
         <w:tc>
           <w:tcPr>
-            <w:tcW w:type="dxa" w:w="7416"/>
+            <w:tcW w:type="dxa" w:w="5616"/>
           </w:tcPr>
           <w:p>
             <w:r>
@@ -18357,7 +18363,7 @@
         </w:tc>
         <w:tc>
           <w:tcPr>
-            <w:tcW w:type="dxa" w:w="7416"/>
+            <w:tcW w:type="dxa" w:w="5616"/>
           </w:tcPr>
           <w:p>
             <w:r>
@@ -18372,7 +18378,7 @@
       <w:tr>
         <w:tc>
           <w:tcPr>
-            <w:tcW w:type="dxa" w:w="7416"/>
+            <w:tcW w:type="dxa" w:w="5616"/>
           </w:tcPr>
           <w:p>
             <w:r>
@@ -18385,7 +18391,7 @@
         </w:tc>
         <w:tc>
           <w:tcPr>
-            <w:tcW w:type="dxa" w:w="7416"/>
+            <w:tcW w:type="dxa" w:w="5616"/>
           </w:tcPr>
           <w:p>
             <w:r>
@@ -18400,7 +18406,7 @@
       <w:tr>
         <w:tc>
           <w:tcPr>
-            <w:tcW w:type="dxa" w:w="7416"/>
+            <w:tcW w:type="dxa" w:w="5616"/>
           </w:tcPr>
           <w:p>
             <w:r>
@@ -18413,7 +18419,7 @@
         </w:tc>
         <w:tc>
           <w:tcPr>
-            <w:tcW w:type="dxa" w:w="7416"/>
+            <w:tcW w:type="dxa" w:w="5616"/>
           </w:tcPr>
           <w:p>
             <w:r>
@@ -18433,19 +18439,19 @@
         <w:tblLook w:firstColumn="1" w:firstRow="1" w:lastColumn="0" w:lastRow="0" w:noHBand="0" w:noVBand="1" w:val="04A0"/>
       </w:tblPr>
       <w:tblGrid>
-        <w:gridCol w:w="1141"/>
-        <w:gridCol w:w="1141"/>
-        <w:gridCol w:w="1141"/>
-        <w:gridCol w:w="1141"/>
-        <w:gridCol w:w="1141"/>
-        <w:gridCol w:w="1141"/>
-        <w:gridCol w:w="1141"/>
-        <w:gridCol w:w="1141"/>
-        <w:gridCol w:w="1141"/>
-        <w:gridCol w:w="1141"/>
-        <w:gridCol w:w="1141"/>
-        <w:gridCol w:w="1141"/>
-        <w:gridCol w:w="1141"/>
+        <w:gridCol w:w="864"/>
+        <w:gridCol w:w="864"/>
+        <w:gridCol w:w="864"/>
+        <w:gridCol w:w="864"/>
+        <w:gridCol w:w="864"/>
+        <w:gridCol w:w="864"/>
+        <w:gridCol w:w="864"/>
+        <w:gridCol w:w="864"/>
+        <w:gridCol w:w="864"/>
+        <w:gridCol w:w="864"/>
+        <w:gridCol w:w="864"/>
+        <w:gridCol w:w="864"/>
+        <w:gridCol w:w="864"/>
       </w:tblGrid>
       <w:tr>
         <w:trPr>
@@ -18453,7 +18459,7 @@
         </w:trPr>
         <w:tc>
           <w:tcPr>
-            <w:tcW w:type="dxa" w:w="1141"/>
+            <w:tcW w:type="dxa" w:w="864"/>
             <w:shd w:fill="EDE9FE"/>
           </w:tcPr>
           <w:p>
@@ -18467,7 +18473,7 @@
         </w:tc>
         <w:tc>
           <w:tcPr>
-            <w:tcW w:type="dxa" w:w="1141"/>
+            <w:tcW w:type="dxa" w:w="864"/>
             <w:shd w:fill="EDE9FE"/>
           </w:tcPr>
           <w:p>
@@ -18481,7 +18487,7 @@
         </w:tc>
         <w:tc>
           <w:tcPr>
-            <w:tcW w:type="dxa" w:w="1141"/>
+            <w:tcW w:type="dxa" w:w="864"/>
             <w:shd w:fill="EDE9FE"/>
           </w:tcPr>
           <w:p>
@@ -18495,7 +18501,7 @@
         </w:tc>
         <w:tc>
           <w:tcPr>
-            <w:tcW w:type="dxa" w:w="1141"/>
+            <w:tcW w:type="dxa" w:w="864"/>
             <w:shd w:fill="EDE9FE"/>
           </w:tcPr>
           <w:p>
@@ -18509,7 +18515,7 @@
         </w:tc>
         <w:tc>
           <w:tcPr>
-            <w:tcW w:type="dxa" w:w="1141"/>
+            <w:tcW w:type="dxa" w:w="864"/>
             <w:shd w:fill="EDE9FE"/>
           </w:tcPr>
           <w:p>
@@ -18523,7 +18529,7 @@
         </w:tc>
         <w:tc>
           <w:tcPr>
-            <w:tcW w:type="dxa" w:w="1141"/>
+            <w:tcW w:type="dxa" w:w="864"/>
             <w:shd w:fill="EDE9FE"/>
           </w:tcPr>
           <w:p>
@@ -18537,7 +18543,7 @@
         </w:tc>
         <w:tc>
           <w:tcPr>
-            <w:tcW w:type="dxa" w:w="1141"/>
+            <w:tcW w:type="dxa" w:w="864"/>
             <w:shd w:fill="EDE9FE"/>
           </w:tcPr>
           <w:p>
@@ -18551,7 +18557,7 @@
         </w:tc>
         <w:tc>
           <w:tcPr>
-            <w:tcW w:type="dxa" w:w="1141"/>
+            <w:tcW w:type="dxa" w:w="864"/>
             <w:shd w:fill="EDE9FE"/>
           </w:tcPr>
           <w:p>
@@ -18565,7 +18571,7 @@
         </w:tc>
         <w:tc>
           <w:tcPr>
-            <w:tcW w:type="dxa" w:w="1141"/>
+            <w:tcW w:type="dxa" w:w="864"/>
             <w:shd w:fill="EDE9FE"/>
           </w:tcPr>
           <w:p>
@@ -18579,7 +18585,7 @@
         </w:tc>
         <w:tc>
           <w:tcPr>
-            <w:tcW w:type="dxa" w:w="1141"/>
+            <w:tcW w:type="dxa" w:w="864"/>
             <w:shd w:fill="EDE9FE"/>
           </w:tcPr>
           <w:p>
@@ -18593,7 +18599,7 @@
         </w:tc>
         <w:tc>
           <w:tcPr>
-            <w:tcW w:type="dxa" w:w="1141"/>
+            <w:tcW w:type="dxa" w:w="864"/>
             <w:shd w:fill="EDE9FE"/>
           </w:tcPr>
           <w:p>
@@ -18607,7 +18613,7 @@
         </w:tc>
         <w:tc>
           <w:tcPr>
-            <w:tcW w:type="dxa" w:w="1141"/>
+            <w:tcW w:type="dxa" w:w="864"/>
             <w:shd w:fill="EDE9FE"/>
           </w:tcPr>
           <w:p>
@@ -18621,7 +18627,7 @@
         </w:tc>
         <w:tc>
           <w:tcPr>
-            <w:tcW w:type="dxa" w:w="1141"/>
+            <w:tcW w:type="dxa" w:w="864"/>
             <w:shd w:fill="EDE9FE"/>
           </w:tcPr>
           <w:p>
@@ -18637,7 +18643,7 @@
       <w:tr>
         <w:tc>
           <w:tcPr>
-            <w:tcW w:type="dxa" w:w="1141"/>
+            <w:tcW w:type="dxa" w:w="864"/>
           </w:tcPr>
           <w:p>
             <w:r>
@@ -18650,7 +18656,7 @@
         </w:tc>
         <w:tc>
           <w:tcPr>
-            <w:tcW w:type="dxa" w:w="1141"/>
+            <w:tcW w:type="dxa" w:w="864"/>
           </w:tcPr>
           <w:p>
             <w:r>
@@ -18663,7 +18669,7 @@
         </w:tc>
         <w:tc>
           <w:tcPr>
-            <w:tcW w:type="dxa" w:w="1141"/>
+            <w:tcW w:type="dxa" w:w="864"/>
           </w:tcPr>
           <w:p>
             <w:r>
@@ -18676,7 +18682,7 @@
         </w:tc>
         <w:tc>
           <w:tcPr>
-            <w:tcW w:type="dxa" w:w="1141"/>
+            <w:tcW w:type="dxa" w:w="864"/>
           </w:tcPr>
           <w:p>
             <w:r>
@@ -18689,7 +18695,7 @@
         </w:tc>
         <w:tc>
           <w:tcPr>
-            <w:tcW w:type="dxa" w:w="1141"/>
+            <w:tcW w:type="dxa" w:w="864"/>
           </w:tcPr>
           <w:p>
             <w:r>
@@ -18702,7 +18708,7 @@
         </w:tc>
         <w:tc>
           <w:tcPr>
-            <w:tcW w:type="dxa" w:w="1141"/>
+            <w:tcW w:type="dxa" w:w="864"/>
           </w:tcPr>
           <w:p>
             <w:r>
@@ -18715,7 +18721,7 @@
         </w:tc>
         <w:tc>
           <w:tcPr>
-            <w:tcW w:type="dxa" w:w="1141"/>
+            <w:tcW w:type="dxa" w:w="864"/>
           </w:tcPr>
           <w:p>
             <w:r>
@@ -18728,7 +18734,7 @@
         </w:tc>
         <w:tc>
           <w:tcPr>
-            <w:tcW w:type="dxa" w:w="1141"/>
+            <w:tcW w:type="dxa" w:w="864"/>
           </w:tcPr>
           <w:p>
             <w:r>
@@ -18741,7 +18747,7 @@
         </w:tc>
         <w:tc>
           <w:tcPr>
-            <w:tcW w:type="dxa" w:w="1141"/>
+            <w:tcW w:type="dxa" w:w="864"/>
           </w:tcPr>
           <w:p>
             <w:r>
@@ -18754,7 +18760,7 @@
         </w:tc>
         <w:tc>
           <w:tcPr>
-            <w:tcW w:type="dxa" w:w="1141"/>
+            <w:tcW w:type="dxa" w:w="864"/>
           </w:tcPr>
           <w:p>
             <w:r>
@@ -18767,7 +18773,7 @@
         </w:tc>
         <w:tc>
           <w:tcPr>
-            <w:tcW w:type="dxa" w:w="1141"/>
+            <w:tcW w:type="dxa" w:w="864"/>
           </w:tcPr>
           <w:p>
             <w:r>
@@ -18780,7 +18786,7 @@
         </w:tc>
         <w:tc>
           <w:tcPr>
-            <w:tcW w:type="dxa" w:w="1141"/>
+            <w:tcW w:type="dxa" w:w="864"/>
           </w:tcPr>
           <w:p>
             <w:r>
@@ -18793,7 +18799,7 @@
         </w:tc>
         <w:tc>
           <w:tcPr>
-            <w:tcW w:type="dxa" w:w="1141"/>
+            <w:tcW w:type="dxa" w:w="864"/>
           </w:tcPr>
           <w:p>
             <w:r>
@@ -18808,7 +18814,7 @@
       <w:tr>
         <w:tc>
           <w:tcPr>
-            <w:tcW w:type="dxa" w:w="1141"/>
+            <w:tcW w:type="dxa" w:w="864"/>
           </w:tcPr>
           <w:p>
             <w:r>
@@ -18821,7 +18827,7 @@
         </w:tc>
         <w:tc>
           <w:tcPr>
-            <w:tcW w:type="dxa" w:w="1141"/>
+            <w:tcW w:type="dxa" w:w="864"/>
           </w:tcPr>
           <w:p>
             <w:r>
@@ -18834,7 +18840,7 @@
         </w:tc>
         <w:tc>
           <w:tcPr>
-            <w:tcW w:type="dxa" w:w="1141"/>
+            <w:tcW w:type="dxa" w:w="864"/>
           </w:tcPr>
           <w:p>
             <w:r>
@@ -18847,7 +18853,7 @@
         </w:tc>
         <w:tc>
           <w:tcPr>
-            <w:tcW w:type="dxa" w:w="1141"/>
+            <w:tcW w:type="dxa" w:w="864"/>
           </w:tcPr>
           <w:p>
             <w:r>
@@ -18860,7 +18866,7 @@
         </w:tc>
         <w:tc>
           <w:tcPr>
-            <w:tcW w:type="dxa" w:w="1141"/>
+            <w:tcW w:type="dxa" w:w="864"/>
           </w:tcPr>
           <w:p>
             <w:r>
@@ -18873,7 +18879,7 @@
         </w:tc>
         <w:tc>
           <w:tcPr>
-            <w:tcW w:type="dxa" w:w="1141"/>
+            <w:tcW w:type="dxa" w:w="864"/>
           </w:tcPr>
           <w:p>
             <w:r>
@@ -18886,7 +18892,7 @@
         </w:tc>
         <w:tc>
           <w:tcPr>
-            <w:tcW w:type="dxa" w:w="1141"/>
+            <w:tcW w:type="dxa" w:w="864"/>
           </w:tcPr>
           <w:p>
             <w:r>
@@ -18899,7 +18905,7 @@
         </w:tc>
         <w:tc>
           <w:tcPr>
-            <w:tcW w:type="dxa" w:w="1141"/>
+            <w:tcW w:type="dxa" w:w="864"/>
           </w:tcPr>
           <w:p>
             <w:r>
@@ -18912,7 +18918,7 @@
         </w:tc>
         <w:tc>
           <w:tcPr>
-            <w:tcW w:type="dxa" w:w="1141"/>
+            <w:tcW w:type="dxa" w:w="864"/>
           </w:tcPr>
           <w:p>
             <w:r>
@@ -18925,7 +18931,7 @@
         </w:tc>
         <w:tc>
           <w:tcPr>
-            <w:tcW w:type="dxa" w:w="1141"/>
+            <w:tcW w:type="dxa" w:w="864"/>
           </w:tcPr>
           <w:p>
             <w:r>
@@ -18938,7 +18944,7 @@
         </w:tc>
         <w:tc>
           <w:tcPr>
-            <w:tcW w:type="dxa" w:w="1141"/>
+            <w:tcW w:type="dxa" w:w="864"/>
           </w:tcPr>
           <w:p>
             <w:r>
@@ -18951,7 +18957,7 @@
         </w:tc>
         <w:tc>
           <w:tcPr>
-            <w:tcW w:type="dxa" w:w="1141"/>
+            <w:tcW w:type="dxa" w:w="864"/>
           </w:tcPr>
           <w:p>
             <w:r>
@@ -18964,7 +18970,7 @@
         </w:tc>
         <w:tc>
           <w:tcPr>
-            <w:tcW w:type="dxa" w:w="1141"/>
+            <w:tcW w:type="dxa" w:w="864"/>
           </w:tcPr>
           <w:p>
             <w:r>
@@ -18979,7 +18985,7 @@
       <w:tr>
         <w:tc>
           <w:tcPr>
-            <w:tcW w:type="dxa" w:w="1141"/>
+            <w:tcW w:type="dxa" w:w="864"/>
           </w:tcPr>
           <w:p>
             <w:r>
@@ -18992,7 +18998,7 @@
         </w:tc>
         <w:tc>
           <w:tcPr>
-            <w:tcW w:type="dxa" w:w="1141"/>
+            <w:tcW w:type="dxa" w:w="864"/>
           </w:tcPr>
           <w:p>
             <w:r>
@@ -19005,7 +19011,7 @@
         </w:tc>
         <w:tc>
           <w:tcPr>
-            <w:tcW w:type="dxa" w:w="1141"/>
+            <w:tcW w:type="dxa" w:w="864"/>
           </w:tcPr>
           <w:p>
             <w:r>
@@ -19018,7 +19024,7 @@
         </w:tc>
         <w:tc>
           <w:tcPr>
-            <w:tcW w:type="dxa" w:w="1141"/>
+            <w:tcW w:type="dxa" w:w="864"/>
           </w:tcPr>
           <w:p>
             <w:r>
@@ -19031,7 +19037,7 @@
         </w:tc>
         <w:tc>
           <w:tcPr>
-            <w:tcW w:type="dxa" w:w="1141"/>
+            <w:tcW w:type="dxa" w:w="864"/>
           </w:tcPr>
           <w:p>
             <w:r>
@@ -19044,7 +19050,7 @@
         </w:tc>
         <w:tc>
           <w:tcPr>
-            <w:tcW w:type="dxa" w:w="1141"/>
+            <w:tcW w:type="dxa" w:w="864"/>
           </w:tcPr>
           <w:p>
             <w:r>
@@ -19057,7 +19063,7 @@
         </w:tc>
         <w:tc>
           <w:tcPr>
-            <w:tcW w:type="dxa" w:w="1141"/>
+            <w:tcW w:type="dxa" w:w="864"/>
           </w:tcPr>
           <w:p>
             <w:r>
@@ -19070,7 +19076,7 @@
         </w:tc>
         <w:tc>
           <w:tcPr>
-            <w:tcW w:type="dxa" w:w="1141"/>
+            <w:tcW w:type="dxa" w:w="864"/>
           </w:tcPr>
           <w:p>
             <w:r>
@@ -19083,7 +19089,7 @@
         </w:tc>
         <w:tc>
           <w:tcPr>
-            <w:tcW w:type="dxa" w:w="1141"/>
+            <w:tcW w:type="dxa" w:w="864"/>
           </w:tcPr>
           <w:p>
             <w:r>
@@ -19096,7 +19102,7 @@
         </w:tc>
         <w:tc>
           <w:tcPr>
-            <w:tcW w:type="dxa" w:w="1141"/>
+            <w:tcW w:type="dxa" w:w="864"/>
           </w:tcPr>
           <w:p>
             <w:r>
@@ -19109,7 +19115,7 @@
         </w:tc>
         <w:tc>
           <w:tcPr>
-            <w:tcW w:type="dxa" w:w="1141"/>
+            <w:tcW w:type="dxa" w:w="864"/>
           </w:tcPr>
           <w:p>
             <w:r>
@@ -19122,7 +19128,7 @@
         </w:tc>
         <w:tc>
           <w:tcPr>
-            <w:tcW w:type="dxa" w:w="1141"/>
+            <w:tcW w:type="dxa" w:w="864"/>
           </w:tcPr>
           <w:p>
             <w:r>
@@ -19135,7 +19141,7 @@
         </w:tc>
         <w:tc>
           <w:tcPr>
-            <w:tcW w:type="dxa" w:w="1141"/>
+            <w:tcW w:type="dxa" w:w="864"/>
           </w:tcPr>
           <w:p>
             <w:r>
@@ -19150,7 +19156,7 @@
       <w:tr>
         <w:tc>
           <w:tcPr>
-            <w:tcW w:type="dxa" w:w="1141"/>
+            <w:tcW w:type="dxa" w:w="864"/>
           </w:tcPr>
           <w:p>
             <w:r>
@@ -19163,7 +19169,7 @@
         </w:tc>
         <w:tc>
           <w:tcPr>
-            <w:tcW w:type="dxa" w:w="1141"/>
+            <w:tcW w:type="dxa" w:w="864"/>
           </w:tcPr>
           <w:p>
             <w:r>
@@ -19176,7 +19182,7 @@
         </w:tc>
         <w:tc>
           <w:tcPr>
-            <w:tcW w:type="dxa" w:w="1141"/>
+            <w:tcW w:type="dxa" w:w="864"/>
           </w:tcPr>
           <w:p>
             <w:r>
@@ -19189,7 +19195,7 @@
         </w:tc>
         <w:tc>
           <w:tcPr>
-            <w:tcW w:type="dxa" w:w="1141"/>
+            <w:tcW w:type="dxa" w:w="864"/>
           </w:tcPr>
           <w:p>
             <w:r>
@@ -19202,7 +19208,7 @@
         </w:tc>
         <w:tc>
           <w:tcPr>
-            <w:tcW w:type="dxa" w:w="1141"/>
+            <w:tcW w:type="dxa" w:w="864"/>
           </w:tcPr>
           <w:p>
             <w:r>
@@ -19215,7 +19221,7 @@
         </w:tc>
         <w:tc>
           <w:tcPr>
-            <w:tcW w:type="dxa" w:w="1141"/>
+            <w:tcW w:type="dxa" w:w="864"/>
           </w:tcPr>
           <w:p>
             <w:r>
@@ -19228,7 +19234,7 @@
         </w:tc>
         <w:tc>
           <w:tcPr>
-            <w:tcW w:type="dxa" w:w="1141"/>
+            <w:tcW w:type="dxa" w:w="864"/>
           </w:tcPr>
           <w:p>
             <w:r>
@@ -19241,7 +19247,7 @@
         </w:tc>
         <w:tc>
           <w:tcPr>
-            <w:tcW w:type="dxa" w:w="1141"/>
+            <w:tcW w:type="dxa" w:w="864"/>
           </w:tcPr>
           <w:p>
             <w:r>
@@ -19254,7 +19260,7 @@
         </w:tc>
         <w:tc>
           <w:tcPr>
-            <w:tcW w:type="dxa" w:w="1141"/>
+            <w:tcW w:type="dxa" w:w="864"/>
           </w:tcPr>
           <w:p>
             <w:r>
@@ -19267,7 +19273,7 @@
         </w:tc>
         <w:tc>
           <w:tcPr>
-            <w:tcW w:type="dxa" w:w="1141"/>
+            <w:tcW w:type="dxa" w:w="864"/>
           </w:tcPr>
           <w:p>
             <w:r>
@@ -19280,7 +19286,7 @@
         </w:tc>
         <w:tc>
           <w:tcPr>
-            <w:tcW w:type="dxa" w:w="1141"/>
+            <w:tcW w:type="dxa" w:w="864"/>
           </w:tcPr>
           <w:p>
             <w:r>
@@ -19293,7 +19299,7 @@
         </w:tc>
         <w:tc>
           <w:tcPr>
-            <w:tcW w:type="dxa" w:w="1141"/>
+            <w:tcW w:type="dxa" w:w="864"/>
           </w:tcPr>
           <w:p>
             <w:r>
@@ -19306,7 +19312,7 @@
         </w:tc>
         <w:tc>
           <w:tcPr>
-            <w:tcW w:type="dxa" w:w="1141"/>
+            <w:tcW w:type="dxa" w:w="864"/>
           </w:tcPr>
           <w:p>
             <w:r>
@@ -19321,7 +19327,7 @@
       <w:tr>
         <w:tc>
           <w:tcPr>
-            <w:tcW w:type="dxa" w:w="1141"/>
+            <w:tcW w:type="dxa" w:w="864"/>
           </w:tcPr>
           <w:p>
             <w:r>
@@ -19334,7 +19340,7 @@
         </w:tc>
         <w:tc>
           <w:tcPr>
-            <w:tcW w:type="dxa" w:w="1141"/>
+            <w:tcW w:type="dxa" w:w="864"/>
           </w:tcPr>
           <w:p>
             <w:r>
@@ -19347,7 +19353,7 @@
         </w:tc>
         <w:tc>
           <w:tcPr>
-            <w:tcW w:type="dxa" w:w="1141"/>
+            <w:tcW w:type="dxa" w:w="864"/>
           </w:tcPr>
           <w:p>
             <w:r>
@@ -19360,7 +19366,7 @@
         </w:tc>
         <w:tc>
           <w:tcPr>
-            <w:tcW w:type="dxa" w:w="1141"/>
+            <w:tcW w:type="dxa" w:w="864"/>
           </w:tcPr>
           <w:p>
             <w:r>
@@ -19373,7 +19379,7 @@
         </w:tc>
         <w:tc>
           <w:tcPr>
-            <w:tcW w:type="dxa" w:w="1141"/>
+            <w:tcW w:type="dxa" w:w="864"/>
           </w:tcPr>
           <w:p>
             <w:r>
@@ -19386,7 +19392,7 @@
         </w:tc>
         <w:tc>
           <w:tcPr>
-            <w:tcW w:type="dxa" w:w="1141"/>
+            <w:tcW w:type="dxa" w:w="864"/>
           </w:tcPr>
           <w:p>
             <w:r>
@@ -19399,7 +19405,7 @@
         </w:tc>
         <w:tc>
           <w:tcPr>
-            <w:tcW w:type="dxa" w:w="1141"/>
+            <w:tcW w:type="dxa" w:w="864"/>
           </w:tcPr>
           <w:p>
             <w:r>
@@ -19412,7 +19418,7 @@
         </w:tc>
         <w:tc>
           <w:tcPr>
-            <w:tcW w:type="dxa" w:w="1141"/>
+            <w:tcW w:type="dxa" w:w="864"/>
           </w:tcPr>
           <w:p>
             <w:r>
@@ -19425,7 +19431,7 @@
         </w:tc>
         <w:tc>
           <w:tcPr>
-            <w:tcW w:type="dxa" w:w="1141"/>
+            <w:tcW w:type="dxa" w:w="864"/>
           </w:tcPr>
           <w:p>
             <w:r>
@@ -19438,7 +19444,7 @@
         </w:tc>
         <w:tc>
           <w:tcPr>
-            <w:tcW w:type="dxa" w:w="1141"/>
+            <w:tcW w:type="dxa" w:w="864"/>
           </w:tcPr>
           <w:p>
             <w:r>
@@ -19451,7 +19457,7 @@
         </w:tc>
         <w:tc>
           <w:tcPr>
-            <w:tcW w:type="dxa" w:w="1141"/>
+            <w:tcW w:type="dxa" w:w="864"/>
           </w:tcPr>
           <w:p>
             <w:r>
@@ -19464,7 +19470,7 @@
         </w:tc>
         <w:tc>
           <w:tcPr>
-            <w:tcW w:type="dxa" w:w="1141"/>
+            <w:tcW w:type="dxa" w:w="864"/>
           </w:tcPr>
           <w:p>
             <w:r>
@@ -19477,7 +19483,7 @@
         </w:tc>
         <w:tc>
           <w:tcPr>
-            <w:tcW w:type="dxa" w:w="1141"/>
+            <w:tcW w:type="dxa" w:w="864"/>
           </w:tcPr>
           <w:p>
             <w:r>
@@ -19492,7 +19498,7 @@
       <w:tr>
         <w:tc>
           <w:tcPr>
-            <w:tcW w:type="dxa" w:w="1141"/>
+            <w:tcW w:type="dxa" w:w="864"/>
           </w:tcPr>
           <w:p>
             <w:r>
@@ -19505,7 +19511,7 @@
         </w:tc>
         <w:tc>
           <w:tcPr>
-            <w:tcW w:type="dxa" w:w="1141"/>
+            <w:tcW w:type="dxa" w:w="864"/>
           </w:tcPr>
           <w:p>
             <w:r>
@@ -19518,7 +19524,7 @@
         </w:tc>
         <w:tc>
           <w:tcPr>
-            <w:tcW w:type="dxa" w:w="1141"/>
+            <w:tcW w:type="dxa" w:w="864"/>
           </w:tcPr>
           <w:p>
             <w:r>
@@ -19531,7 +19537,7 @@
         </w:tc>
         <w:tc>
           <w:tcPr>
-            <w:tcW w:type="dxa" w:w="1141"/>
+            <w:tcW w:type="dxa" w:w="864"/>
           </w:tcPr>
           <w:p>
             <w:r>
@@ -19544,7 +19550,7 @@
         </w:tc>
         <w:tc>
           <w:tcPr>
-            <w:tcW w:type="dxa" w:w="1141"/>
+            <w:tcW w:type="dxa" w:w="864"/>
           </w:tcPr>
           <w:p>
             <w:r>
@@ -19557,7 +19563,7 @@
         </w:tc>
         <w:tc>
           <w:tcPr>
-            <w:tcW w:type="dxa" w:w="1141"/>
+            <w:tcW w:type="dxa" w:w="864"/>
           </w:tcPr>
           <w:p>
             <w:r>
@@ -19570,7 +19576,7 @@
         </w:tc>
         <w:tc>
           <w:tcPr>
-            <w:tcW w:type="dxa" w:w="1141"/>
+            <w:tcW w:type="dxa" w:w="864"/>
           </w:tcPr>
           <w:p>
             <w:r>
@@ -19583,7 +19589,7 @@
         </w:tc>
         <w:tc>
           <w:tcPr>
-            <w:tcW w:type="dxa" w:w="1141"/>
+            <w:tcW w:type="dxa" w:w="864"/>
           </w:tcPr>
           <w:p>
             <w:r>
@@ -19596,7 +19602,7 @@
         </w:tc>
         <w:tc>
           <w:tcPr>
-            <w:tcW w:type="dxa" w:w="1141"/>
+            <w:tcW w:type="dxa" w:w="864"/>
           </w:tcPr>
           <w:p>
             <w:r>
@@ -19609,7 +19615,7 @@
         </w:tc>
         <w:tc>
           <w:tcPr>
-            <w:tcW w:type="dxa" w:w="1141"/>
+            <w:tcW w:type="dxa" w:w="864"/>
           </w:tcPr>
           <w:p>
             <w:r>
@@ -19622,7 +19628,7 @@
         </w:tc>
         <w:tc>
           <w:tcPr>
-            <w:tcW w:type="dxa" w:w="1141"/>
+            <w:tcW w:type="dxa" w:w="864"/>
           </w:tcPr>
           <w:p>
             <w:r>
@@ -19635,7 +19641,7 @@
         </w:tc>
         <w:tc>
           <w:tcPr>
-            <w:tcW w:type="dxa" w:w="1141"/>
+            <w:tcW w:type="dxa" w:w="864"/>
           </w:tcPr>
           <w:p>
             <w:r>
@@ -19648,7 +19654,7 @@
         </w:tc>
         <w:tc>
           <w:tcPr>
-            <w:tcW w:type="dxa" w:w="1141"/>
+            <w:tcW w:type="dxa" w:w="864"/>
           </w:tcPr>
           <w:p>
             <w:r>
@@ -19663,7 +19669,7 @@
       <w:tr>
         <w:tc>
           <w:tcPr>
-            <w:tcW w:type="dxa" w:w="1141"/>
+            <w:tcW w:type="dxa" w:w="864"/>
           </w:tcPr>
           <w:p>
             <w:r>
@@ -19676,7 +19682,7 @@
         </w:tc>
         <w:tc>
           <w:tcPr>
-            <w:tcW w:type="dxa" w:w="1141"/>
+            <w:tcW w:type="dxa" w:w="864"/>
           </w:tcPr>
           <w:p>
             <w:r>
@@ -19689,7 +19695,7 @@
         </w:tc>
         <w:tc>
           <w:tcPr>
-            <w:tcW w:type="dxa" w:w="1141"/>
+            <w:tcW w:type="dxa" w:w="864"/>
           </w:tcPr>
           <w:p>
             <w:r>
@@ -19702,7 +19708,7 @@
         </w:tc>
         <w:tc>
           <w:tcPr>
-            <w:tcW w:type="dxa" w:w="1141"/>
+            <w:tcW w:type="dxa" w:w="864"/>
           </w:tcPr>
           <w:p>
             <w:r>
@@ -19715,7 +19721,7 @@
         </w:tc>
         <w:tc>
           <w:tcPr>
-            <w:tcW w:type="dxa" w:w="1141"/>
+            <w:tcW w:type="dxa" w:w="864"/>
           </w:tcPr>
           <w:p>
             <w:r>
@@ -19728,7 +19734,7 @@
         </w:tc>
         <w:tc>
           <w:tcPr>
-            <w:tcW w:type="dxa" w:w="1141"/>
+            <w:tcW w:type="dxa" w:w="864"/>
           </w:tcPr>
           <w:p>
             <w:r>
@@ -19741,7 +19747,7 @@
         </w:tc>
         <w:tc>
           <w:tcPr>
-            <w:tcW w:type="dxa" w:w="1141"/>
+            <w:tcW w:type="dxa" w:w="864"/>
           </w:tcPr>
           <w:p>
             <w:r>
@@ -19754,7 +19760,7 @@
         </w:tc>
         <w:tc>
           <w:tcPr>
-            <w:tcW w:type="dxa" w:w="1141"/>
+            <w:tcW w:type="dxa" w:w="864"/>
           </w:tcPr>
           <w:p>
             <w:r>
@@ -19767,7 +19773,7 @@
         </w:tc>
         <w:tc>
           <w:tcPr>
-            <w:tcW w:type="dxa" w:w="1141"/>
+            <w:tcW w:type="dxa" w:w="864"/>
           </w:tcPr>
           <w:p>
             <w:r>
@@ -19780,7 +19786,7 @@
         </w:tc>
         <w:tc>
           <w:tcPr>
-            <w:tcW w:type="dxa" w:w="1141"/>
+            <w:tcW w:type="dxa" w:w="864"/>
           </w:tcPr>
           <w:p>
             <w:r>
@@ -19793,7 +19799,7 @@
         </w:tc>
         <w:tc>
           <w:tcPr>
-            <w:tcW w:type="dxa" w:w="1141"/>
+            <w:tcW w:type="dxa" w:w="864"/>
           </w:tcPr>
           <w:p>
             <w:r>
@@ -19806,7 +19812,7 @@
         </w:tc>
         <w:tc>
           <w:tcPr>
-            <w:tcW w:type="dxa" w:w="1141"/>
+            <w:tcW w:type="dxa" w:w="864"/>
           </w:tcPr>
           <w:p>
             <w:r>
@@ -19819,7 +19825,7 @@
         </w:tc>
         <w:tc>
           <w:tcPr>
-            <w:tcW w:type="dxa" w:w="1141"/>
+            <w:tcW w:type="dxa" w:w="864"/>
           </w:tcPr>
           <w:p>
             <w:r>
@@ -19834,7 +19840,7 @@
       <w:tr>
         <w:tc>
           <w:tcPr>
-            <w:tcW w:type="dxa" w:w="1141"/>
+            <w:tcW w:type="dxa" w:w="864"/>
           </w:tcPr>
           <w:p>
             <w:r>
@@ -19847,7 +19853,7 @@
         </w:tc>
         <w:tc>
           <w:tcPr>
-            <w:tcW w:type="dxa" w:w="1141"/>
+            <w:tcW w:type="dxa" w:w="864"/>
           </w:tcPr>
           <w:p>
             <w:r>
@@ -19860,7 +19866,7 @@
         </w:tc>
         <w:tc>
           <w:tcPr>
-            <w:tcW w:type="dxa" w:w="1141"/>
+            <w:tcW w:type="dxa" w:w="864"/>
           </w:tcPr>
           <w:p>
             <w:r>
@@ -19873,7 +19879,7 @@
         </w:tc>
         <w:tc>
           <w:tcPr>
-            <w:tcW w:type="dxa" w:w="1141"/>
+            <w:tcW w:type="dxa" w:w="864"/>
           </w:tcPr>
           <w:p>
             <w:r>
@@ -19886,7 +19892,7 @@
         </w:tc>
         <w:tc>
           <w:tcPr>
-            <w:tcW w:type="dxa" w:w="1141"/>
+            <w:tcW w:type="dxa" w:w="864"/>
           </w:tcPr>
           <w:p>
             <w:r>
@@ -19899,7 +19905,7 @@
         </w:tc>
         <w:tc>
           <w:tcPr>
-            <w:tcW w:type="dxa" w:w="1141"/>
+            <w:tcW w:type="dxa" w:w="864"/>
           </w:tcPr>
           <w:p>
             <w:r>
@@ -19912,7 +19918,7 @@
         </w:tc>
         <w:tc>
           <w:tcPr>
-            <w:tcW w:type="dxa" w:w="1141"/>
+            <w:tcW w:type="dxa" w:w="864"/>
           </w:tcPr>
           <w:p>
             <w:r>
@@ -19925,7 +19931,7 @@
         </w:tc>
         <w:tc>
           <w:tcPr>
-            <w:tcW w:type="dxa" w:w="1141"/>
+            <w:tcW w:type="dxa" w:w="864"/>
           </w:tcPr>
           <w:p>
             <w:r>
@@ -19938,7 +19944,7 @@
         </w:tc>
         <w:tc>
           <w:tcPr>
-            <w:tcW w:type="dxa" w:w="1141"/>
+            <w:tcW w:type="dxa" w:w="864"/>
           </w:tcPr>
           <w:p>
             <w:r>
@@ -19951,7 +19957,7 @@
         </w:tc>
         <w:tc>
           <w:tcPr>
-            <w:tcW w:type="dxa" w:w="1141"/>
+            <w:tcW w:type="dxa" w:w="864"/>
           </w:tcPr>
           <w:p>
             <w:r>
@@ -19964,7 +19970,7 @@
         </w:tc>
         <w:tc>
           <w:tcPr>
-            <w:tcW w:type="dxa" w:w="1141"/>
+            <w:tcW w:type="dxa" w:w="864"/>
           </w:tcPr>
           <w:p>
             <w:r>
@@ -19977,7 +19983,7 @@
         </w:tc>
         <w:tc>
           <w:tcPr>
-            <w:tcW w:type="dxa" w:w="1141"/>
+            <w:tcW w:type="dxa" w:w="864"/>
           </w:tcPr>
           <w:p>
             <w:r>
@@ -19990,7 +19996,7 @@
         </w:tc>
         <w:tc>
           <w:tcPr>
-            <w:tcW w:type="dxa" w:w="1141"/>
+            <w:tcW w:type="dxa" w:w="864"/>
           </w:tcPr>
           <w:p>
             <w:r>
@@ -20005,7 +20011,7 @@
       <w:tr>
         <w:tc>
           <w:tcPr>
-            <w:tcW w:type="dxa" w:w="1141"/>
+            <w:tcW w:type="dxa" w:w="864"/>
           </w:tcPr>
           <w:p>
             <w:r>
@@ -20018,7 +20024,7 @@
         </w:tc>
         <w:tc>
           <w:tcPr>
-            <w:tcW w:type="dxa" w:w="1141"/>
+            <w:tcW w:type="dxa" w:w="864"/>
           </w:tcPr>
           <w:p>
             <w:r>
@@ -20031,7 +20037,7 @@
         </w:tc>
         <w:tc>
           <w:tcPr>
-            <w:tcW w:type="dxa" w:w="1141"/>
+            <w:tcW w:type="dxa" w:w="864"/>
           </w:tcPr>
           <w:p>
             <w:r>
@@ -20044,7 +20050,7 @@
         </w:tc>
         <w:tc>
           <w:tcPr>
-            <w:tcW w:type="dxa" w:w="1141"/>
+            <w:tcW w:type="dxa" w:w="864"/>
           </w:tcPr>
           <w:p>
             <w:r>
@@ -20057,7 +20063,7 @@
         </w:tc>
         <w:tc>
           <w:tcPr>
-            <w:tcW w:type="dxa" w:w="1141"/>
+            <w:tcW w:type="dxa" w:w="864"/>
           </w:tcPr>
           <w:p>
             <w:r>
@@ -20070,7 +20076,7 @@
         </w:tc>
         <w:tc>
           <w:tcPr>
-            <w:tcW w:type="dxa" w:w="1141"/>
+            <w:tcW w:type="dxa" w:w="864"/>
           </w:tcPr>
           <w:p>
             <w:r>
@@ -20083,7 +20089,7 @@
         </w:tc>
         <w:tc>
           <w:tcPr>
-            <w:tcW w:type="dxa" w:w="1141"/>
+            <w:tcW w:type="dxa" w:w="864"/>
           </w:tcPr>
           <w:p>
             <w:r>
@@ -20096,7 +20102,7 @@
         </w:tc>
         <w:tc>
           <w:tcPr>
-            <w:tcW w:type="dxa" w:w="1141"/>
+            <w:tcW w:type="dxa" w:w="864"/>
           </w:tcPr>
           <w:p>
             <w:r>
@@ -20109,7 +20115,7 @@
         </w:tc>
         <w:tc>
           <w:tcPr>
-            <w:tcW w:type="dxa" w:w="1141"/>
+            <w:tcW w:type="dxa" w:w="864"/>
           </w:tcPr>
           <w:p>
             <w:r>
@@ -20122,7 +20128,7 @@
         </w:tc>
         <w:tc>
           <w:tcPr>
-            <w:tcW w:type="dxa" w:w="1141"/>
+            <w:tcW w:type="dxa" w:w="864"/>
           </w:tcPr>
           <w:p>
             <w:r>
@@ -20135,7 +20141,7 @@
         </w:tc>
         <w:tc>
           <w:tcPr>
-            <w:tcW w:type="dxa" w:w="1141"/>
+            <w:tcW w:type="dxa" w:w="864"/>
           </w:tcPr>
           <w:p>
             <w:r>
@@ -20148,7 +20154,7 @@
         </w:tc>
         <w:tc>
           <w:tcPr>
-            <w:tcW w:type="dxa" w:w="1141"/>
+            <w:tcW w:type="dxa" w:w="864"/>
           </w:tcPr>
           <w:p>
             <w:r>
@@ -20161,7 +20167,7 @@
         </w:tc>
         <w:tc>
           <w:tcPr>
-            <w:tcW w:type="dxa" w:w="1141"/>
+            <w:tcW w:type="dxa" w:w="864"/>
           </w:tcPr>
           <w:p>
             <w:r>
@@ -20176,7 +20182,7 @@
       <w:tr>
         <w:tc>
           <w:tcPr>
-            <w:tcW w:type="dxa" w:w="1141"/>
+            <w:tcW w:type="dxa" w:w="864"/>
           </w:tcPr>
           <w:p>
             <w:r>
@@ -20189,7 +20195,7 @@
         </w:tc>
         <w:tc>
           <w:tcPr>
-            <w:tcW w:type="dxa" w:w="1141"/>
+            <w:tcW w:type="dxa" w:w="864"/>
           </w:tcPr>
           <w:p>
             <w:r>
@@ -20202,7 +20208,7 @@
         </w:tc>
         <w:tc>
           <w:tcPr>
-            <w:tcW w:type="dxa" w:w="1141"/>
+            <w:tcW w:type="dxa" w:w="864"/>
           </w:tcPr>
           <w:p>
             <w:r>
@@ -20215,7 +20221,7 @@
         </w:tc>
         <w:tc>
           <w:tcPr>
-            <w:tcW w:type="dxa" w:w="1141"/>
+            <w:tcW w:type="dxa" w:w="864"/>
           </w:tcPr>
           <w:p>
             <w:r>
@@ -20228,7 +20234,7 @@
         </w:tc>
         <w:tc>
           <w:tcPr>
-            <w:tcW w:type="dxa" w:w="1141"/>
+            <w:tcW w:type="dxa" w:w="864"/>
           </w:tcPr>
           <w:p>
             <w:r>
@@ -20241,7 +20247,7 @@
         </w:tc>
         <w:tc>
           <w:tcPr>
-            <w:tcW w:type="dxa" w:w="1141"/>
+            <w:tcW w:type="dxa" w:w="864"/>
           </w:tcPr>
           <w:p>
             <w:r>
@@ -20254,7 +20260,7 @@
         </w:tc>
         <w:tc>
           <w:tcPr>
-            <w:tcW w:type="dxa" w:w="1141"/>
+            <w:tcW w:type="dxa" w:w="864"/>
           </w:tcPr>
           <w:p>
             <w:r>
@@ -20267,7 +20273,7 @@
         </w:tc>
         <w:tc>
           <w:tcPr>
-            <w:tcW w:type="dxa" w:w="1141"/>
+            <w:tcW w:type="dxa" w:w="864"/>
           </w:tcPr>
           <w:p>
             <w:r>
@@ -20280,7 +20286,7 @@
         </w:tc>
         <w:tc>
           <w:tcPr>
-            <w:tcW w:type="dxa" w:w="1141"/>
+            <w:tcW w:type="dxa" w:w="864"/>
           </w:tcPr>
           <w:p>
             <w:r>
@@ -20293,7 +20299,7 @@
         </w:tc>
         <w:tc>
           <w:tcPr>
-            <w:tcW w:type="dxa" w:w="1141"/>
+            <w:tcW w:type="dxa" w:w="864"/>
           </w:tcPr>
           <w:p>
             <w:r>
@@ -20306,7 +20312,7 @@
         </w:tc>
         <w:tc>
           <w:tcPr>
-            <w:tcW w:type="dxa" w:w="1141"/>
+            <w:tcW w:type="dxa" w:w="864"/>
           </w:tcPr>
           <w:p>
             <w:r>
@@ -20319,7 +20325,7 @@
         </w:tc>
         <w:tc>
           <w:tcPr>
-            <w:tcW w:type="dxa" w:w="1141"/>
+            <w:tcW w:type="dxa" w:w="864"/>
           </w:tcPr>
           <w:p>
             <w:r>
@@ -20332,7 +20338,7 @@
         </w:tc>
         <w:tc>
           <w:tcPr>
-            <w:tcW w:type="dxa" w:w="1141"/>
+            <w:tcW w:type="dxa" w:w="864"/>
           </w:tcPr>
           <w:p>
             <w:r>
@@ -20347,7 +20353,7 @@
       <w:tr>
         <w:tc>
           <w:tcPr>
-            <w:tcW w:type="dxa" w:w="1141"/>
+            <w:tcW w:type="dxa" w:w="864"/>
           </w:tcPr>
           <w:p>
             <w:r>
@@ -20360,7 +20366,7 @@
         </w:tc>
         <w:tc>
           <w:tcPr>
-            <w:tcW w:type="dxa" w:w="1141"/>
+            <w:tcW w:type="dxa" w:w="864"/>
           </w:tcPr>
           <w:p>
             <w:r>
@@ -20373,7 +20379,7 @@
         </w:tc>
         <w:tc>
           <w:tcPr>
-            <w:tcW w:type="dxa" w:w="1141"/>
+            <w:tcW w:type="dxa" w:w="864"/>
           </w:tcPr>
           <w:p>
             <w:r>
@@ -20386,7 +20392,7 @@
         </w:tc>
         <w:tc>
           <w:tcPr>
-            <w:tcW w:type="dxa" w:w="1141"/>
+            <w:tcW w:type="dxa" w:w="864"/>
           </w:tcPr>
           <w:p>
             <w:r>
@@ -20399,7 +20405,7 @@
         </w:tc>
         <w:tc>
           <w:tcPr>
-            <w:tcW w:type="dxa" w:w="1141"/>
+            <w:tcW w:type="dxa" w:w="864"/>
           </w:tcPr>
           <w:p>
             <w:r>
@@ -20412,7 +20418,7 @@
         </w:tc>
         <w:tc>
           <w:tcPr>
-            <w:tcW w:type="dxa" w:w="1141"/>
+            <w:tcW w:type="dxa" w:w="864"/>
           </w:tcPr>
           <w:p>
             <w:r>
@@ -20425,7 +20431,7 @@
         </w:tc>
         <w:tc>
           <w:tcPr>
-            <w:tcW w:type="dxa" w:w="1141"/>
+            <w:tcW w:type="dxa" w:w="864"/>
           </w:tcPr>
           <w:p>
             <w:r>
@@ -20438,7 +20444,7 @@
         </w:tc>
         <w:tc>
           <w:tcPr>
-            <w:tcW w:type="dxa" w:w="1141"/>
+            <w:tcW w:type="dxa" w:w="864"/>
           </w:tcPr>
           <w:p>
             <w:r>
@@ -20451,7 +20457,7 @@
         </w:tc>
         <w:tc>
           <w:tcPr>
-            <w:tcW w:type="dxa" w:w="1141"/>
+            <w:tcW w:type="dxa" w:w="864"/>
           </w:tcPr>
           <w:p>
             <w:r>
@@ -20464,7 +20470,7 @@
         </w:tc>
         <w:tc>
           <w:tcPr>
-            <w:tcW w:type="dxa" w:w="1141"/>
+            <w:tcW w:type="dxa" w:w="864"/>
           </w:tcPr>
           <w:p>
             <w:r>
@@ -20477,7 +20483,7 @@
         </w:tc>
         <w:tc>
           <w:tcPr>
-            <w:tcW w:type="dxa" w:w="1141"/>
+            <w:tcW w:type="dxa" w:w="864"/>
           </w:tcPr>
           <w:p>
             <w:r>
@@ -20490,7 +20496,7 @@
         </w:tc>
         <w:tc>
           <w:tcPr>
-            <w:tcW w:type="dxa" w:w="1141"/>
+            <w:tcW w:type="dxa" w:w="864"/>
           </w:tcPr>
           <w:p>
             <w:r>
@@ -20503,7 +20509,7 @@
         </w:tc>
         <w:tc>
           <w:tcPr>
-            <w:tcW w:type="dxa" w:w="1141"/>
+            <w:tcW w:type="dxa" w:w="864"/>
           </w:tcPr>
           <w:p>
             <w:r>
@@ -20531,8 +20537,8 @@
         <w:tblLook w:firstColumn="1" w:firstRow="1" w:lastColumn="0" w:lastRow="0" w:noHBand="0" w:noVBand="1" w:val="04A0"/>
       </w:tblPr>
       <w:tblGrid>
-        <w:gridCol w:w="7416"/>
-        <w:gridCol w:w="7416"/>
+        <w:gridCol w:w="5616"/>
+        <w:gridCol w:w="5616"/>
       </w:tblGrid>
       <w:tr>
         <w:trPr>
@@ -20540,7 +20546,7 @@
         </w:trPr>
         <w:tc>
           <w:tcPr>
-            <w:tcW w:type="dxa" w:w="7416"/>
+            <w:tcW w:type="dxa" w:w="5616"/>
             <w:shd w:fill="EDE9FE"/>
           </w:tcPr>
           <w:p>
@@ -20554,7 +20560,7 @@
         </w:tc>
         <w:tc>
           <w:tcPr>
-            <w:tcW w:type="dxa" w:w="7416"/>
+            <w:tcW w:type="dxa" w:w="5616"/>
             <w:shd w:fill="EDE9FE"/>
           </w:tcPr>
           <w:p>
@@ -20570,7 +20576,7 @@
       <w:tr>
         <w:tc>
           <w:tcPr>
-            <w:tcW w:type="dxa" w:w="7416"/>
+            <w:tcW w:type="dxa" w:w="5616"/>
           </w:tcPr>
           <w:p>
             <w:r>
@@ -20583,7 +20589,7 @@
         </w:tc>
         <w:tc>
           <w:tcPr>
-            <w:tcW w:type="dxa" w:w="7416"/>
+            <w:tcW w:type="dxa" w:w="5616"/>
           </w:tcPr>
           <w:p>
             <w:r>
@@ -20623,7 +20629,7 @@
       </w:r>
     </w:p>
     <w:sectPr>
-      <w:pgSz w:w="15840" w:h="12240" w:orient="landscape"/>
+      <w:pgSz w:w="12240" w:h="15840" w:orient="landscape"/>
       <w:pgMar w:top="576" w:right="504" w:bottom="576" w:left="504" w:header="317" w:footer="317" w:gutter="0"/>
       <w:cols w:space="720"/>
       <w:docGrid w:linePitch="360"/>

--- a/ACPOS_SG-02_QA審查項目名單_Mother_Basic_Design_OPTIMIZED.docx
+++ b/ACPOS_SG-02_QA審查項目名單_Mother_Basic_Design_OPTIMIZED.docx
@@ -18177,16 +18177,8 @@
     </w:p>
     <w:p>
       <w:pPr>
-        <w:pStyle w:val="Heading1"/>
-      </w:pPr>
-      <w:r>
-        <w:t>2026-09-21 Machine Authority Construction Closure / 機器權威施工綁定封板</w:t>
-      </w:r>
-    </w:p>
-    <w:p>
-      <w:pPr>
         <w:sectPr>
-          <w:pgSz w:w="15840" w:h="12240" w:orient="landscape"/>
+          <w:pgSz w:w="12240" w:h="15840" w:orient="landscape"/>
           <w:pgMar w:top="576" w:right="504" w:bottom="576" w:left="504" w:header="317" w:footer="317" w:gutter="0"/>
           <w:cols w:space="720"/>
           <w:docGrid w:linePitch="360"/>
@@ -18227,8 +18219,8 @@
         <w:tblLook w:firstColumn="1" w:firstRow="1" w:lastColumn="0" w:lastRow="0" w:noHBand="0" w:noVBand="1" w:val="04A0"/>
       </w:tblPr>
       <w:tblGrid>
-        <w:gridCol w:w="5616"/>
-        <w:gridCol w:w="5616"/>
+        <w:gridCol w:w="7416"/>
+        <w:gridCol w:w="7416"/>
       </w:tblGrid>
       <w:tr>
         <w:trPr>
@@ -18236,7 +18228,7 @@
         </w:trPr>
         <w:tc>
           <w:tcPr>
-            <w:tcW w:type="dxa" w:w="5616"/>
+            <w:tcW w:type="dxa" w:w="7416"/>
             <w:shd w:fill="EDE9FE"/>
           </w:tcPr>
           <w:p>
@@ -18250,7 +18242,7 @@
         </w:tc>
         <w:tc>
           <w:tcPr>
-            <w:tcW w:type="dxa" w:w="5616"/>
+            <w:tcW w:type="dxa" w:w="7416"/>
             <w:shd w:fill="EDE9FE"/>
           </w:tcPr>
           <w:p>
@@ -18266,7 +18258,7 @@
       <w:tr>
         <w:tc>
           <w:tcPr>
-            <w:tcW w:type="dxa" w:w="5616"/>
+            <w:tcW w:type="dxa" w:w="7416"/>
           </w:tcPr>
           <w:p>
             <w:r>
@@ -18279,7 +18271,7 @@
         </w:tc>
         <w:tc>
           <w:tcPr>
-            <w:tcW w:type="dxa" w:w="5616"/>
+            <w:tcW w:type="dxa" w:w="7416"/>
           </w:tcPr>
           <w:p>
             <w:r>
@@ -18294,7 +18286,7 @@
       <w:tr>
         <w:tc>
           <w:tcPr>
-            <w:tcW w:type="dxa" w:w="5616"/>
+            <w:tcW w:type="dxa" w:w="7416"/>
           </w:tcPr>
           <w:p>
             <w:r>
@@ -18307,7 +18299,7 @@
         </w:tc>
         <w:tc>
           <w:tcPr>
-            <w:tcW w:type="dxa" w:w="5616"/>
+            <w:tcW w:type="dxa" w:w="7416"/>
           </w:tcPr>
           <w:p>
             <w:r>
@@ -18322,7 +18314,7 @@
       <w:tr>
         <w:tc>
           <w:tcPr>
-            <w:tcW w:type="dxa" w:w="5616"/>
+            <w:tcW w:type="dxa" w:w="7416"/>
           </w:tcPr>
           <w:p>
             <w:r>
@@ -18335,7 +18327,7 @@
         </w:tc>
         <w:tc>
           <w:tcPr>
-            <w:tcW w:type="dxa" w:w="5616"/>
+            <w:tcW w:type="dxa" w:w="7416"/>
           </w:tcPr>
           <w:p>
             <w:r>
@@ -18350,7 +18342,7 @@
       <w:tr>
         <w:tc>
           <w:tcPr>
-            <w:tcW w:type="dxa" w:w="5616"/>
+            <w:tcW w:type="dxa" w:w="7416"/>
           </w:tcPr>
           <w:p>
             <w:r>
@@ -18363,7 +18355,7 @@
         </w:tc>
         <w:tc>
           <w:tcPr>
-            <w:tcW w:type="dxa" w:w="5616"/>
+            <w:tcW w:type="dxa" w:w="7416"/>
           </w:tcPr>
           <w:p>
             <w:r>
@@ -18378,7 +18370,7 @@
       <w:tr>
         <w:tc>
           <w:tcPr>
-            <w:tcW w:type="dxa" w:w="5616"/>
+            <w:tcW w:type="dxa" w:w="7416"/>
           </w:tcPr>
           <w:p>
             <w:r>
@@ -18391,7 +18383,7 @@
         </w:tc>
         <w:tc>
           <w:tcPr>
-            <w:tcW w:type="dxa" w:w="5616"/>
+            <w:tcW w:type="dxa" w:w="7416"/>
           </w:tcPr>
           <w:p>
             <w:r>
@@ -18406,7 +18398,7 @@
       <w:tr>
         <w:tc>
           <w:tcPr>
-            <w:tcW w:type="dxa" w:w="5616"/>
+            <w:tcW w:type="dxa" w:w="7416"/>
           </w:tcPr>
           <w:p>
             <w:r>
@@ -18419,7 +18411,7 @@
         </w:tc>
         <w:tc>
           <w:tcPr>
-            <w:tcW w:type="dxa" w:w="5616"/>
+            <w:tcW w:type="dxa" w:w="7416"/>
           </w:tcPr>
           <w:p>
             <w:r>
@@ -18439,19 +18431,19 @@
         <w:tblLook w:firstColumn="1" w:firstRow="1" w:lastColumn="0" w:lastRow="0" w:noHBand="0" w:noVBand="1" w:val="04A0"/>
       </w:tblPr>
       <w:tblGrid>
-        <w:gridCol w:w="864"/>
-        <w:gridCol w:w="864"/>
-        <w:gridCol w:w="864"/>
-        <w:gridCol w:w="864"/>
-        <w:gridCol w:w="864"/>
-        <w:gridCol w:w="864"/>
-        <w:gridCol w:w="864"/>
-        <w:gridCol w:w="864"/>
-        <w:gridCol w:w="864"/>
-        <w:gridCol w:w="864"/>
-        <w:gridCol w:w="864"/>
-        <w:gridCol w:w="864"/>
-        <w:gridCol w:w="864"/>
+        <w:gridCol w:w="1141"/>
+        <w:gridCol w:w="1141"/>
+        <w:gridCol w:w="1141"/>
+        <w:gridCol w:w="1141"/>
+        <w:gridCol w:w="1141"/>
+        <w:gridCol w:w="1141"/>
+        <w:gridCol w:w="1141"/>
+        <w:gridCol w:w="1141"/>
+        <w:gridCol w:w="1141"/>
+        <w:gridCol w:w="1141"/>
+        <w:gridCol w:w="1141"/>
+        <w:gridCol w:w="1141"/>
+        <w:gridCol w:w="1141"/>
       </w:tblGrid>
       <w:tr>
         <w:trPr>
@@ -18459,7 +18451,7 @@
         </w:trPr>
         <w:tc>
           <w:tcPr>
-            <w:tcW w:type="dxa" w:w="864"/>
+            <w:tcW w:type="dxa" w:w="1141"/>
             <w:shd w:fill="EDE9FE"/>
           </w:tcPr>
           <w:p>
@@ -18473,7 +18465,7 @@
         </w:tc>
         <w:tc>
           <w:tcPr>
-            <w:tcW w:type="dxa" w:w="864"/>
+            <w:tcW w:type="dxa" w:w="1141"/>
             <w:shd w:fill="EDE9FE"/>
           </w:tcPr>
           <w:p>
@@ -18487,7 +18479,7 @@
         </w:tc>
         <w:tc>
           <w:tcPr>
-            <w:tcW w:type="dxa" w:w="864"/>
+            <w:tcW w:type="dxa" w:w="1141"/>
             <w:shd w:fill="EDE9FE"/>
           </w:tcPr>
           <w:p>
@@ -18501,7 +18493,7 @@
         </w:tc>
         <w:tc>
           <w:tcPr>
-            <w:tcW w:type="dxa" w:w="864"/>
+            <w:tcW w:type="dxa" w:w="1141"/>
             <w:shd w:fill="EDE9FE"/>
           </w:tcPr>
           <w:p>
@@ -18515,7 +18507,7 @@
         </w:tc>
         <w:tc>
           <w:tcPr>
-            <w:tcW w:type="dxa" w:w="864"/>
+            <w:tcW w:type="dxa" w:w="1141"/>
             <w:shd w:fill="EDE9FE"/>
           </w:tcPr>
           <w:p>
@@ -18529,7 +18521,7 @@
         </w:tc>
         <w:tc>
           <w:tcPr>
-            <w:tcW w:type="dxa" w:w="864"/>
+            <w:tcW w:type="dxa" w:w="1141"/>
             <w:shd w:fill="EDE9FE"/>
           </w:tcPr>
           <w:p>
@@ -18543,7 +18535,7 @@
         </w:tc>
         <w:tc>
           <w:tcPr>
-            <w:tcW w:type="dxa" w:w="864"/>
+            <w:tcW w:type="dxa" w:w="1141"/>
             <w:shd w:fill="EDE9FE"/>
           </w:tcPr>
           <w:p>
@@ -18557,7 +18549,7 @@
         </w:tc>
         <w:tc>
           <w:tcPr>
-            <w:tcW w:type="dxa" w:w="864"/>
+            <w:tcW w:type="dxa" w:w="1141"/>
             <w:shd w:fill="EDE9FE"/>
           </w:tcPr>
           <w:p>
@@ -18571,7 +18563,7 @@
         </w:tc>
         <w:tc>
           <w:tcPr>
-            <w:tcW w:type="dxa" w:w="864"/>
+            <w:tcW w:type="dxa" w:w="1141"/>
             <w:shd w:fill="EDE9FE"/>
           </w:tcPr>
           <w:p>
@@ -18585,7 +18577,7 @@
         </w:tc>
         <w:tc>
           <w:tcPr>
-            <w:tcW w:type="dxa" w:w="864"/>
+            <w:tcW w:type="dxa" w:w="1141"/>
             <w:shd w:fill="EDE9FE"/>
           </w:tcPr>
           <w:p>
@@ -18599,7 +18591,7 @@
         </w:tc>
         <w:tc>
           <w:tcPr>
-            <w:tcW w:type="dxa" w:w="864"/>
+            <w:tcW w:type="dxa" w:w="1141"/>
             <w:shd w:fill="EDE9FE"/>
           </w:tcPr>
           <w:p>
@@ -18613,7 +18605,7 @@
         </w:tc>
         <w:tc>
           <w:tcPr>
-            <w:tcW w:type="dxa" w:w="864"/>
+            <w:tcW w:type="dxa" w:w="1141"/>
             <w:shd w:fill="EDE9FE"/>
           </w:tcPr>
           <w:p>
@@ -18627,7 +18619,7 @@
         </w:tc>
         <w:tc>
           <w:tcPr>
-            <w:tcW w:type="dxa" w:w="864"/>
+            <w:tcW w:type="dxa" w:w="1141"/>
             <w:shd w:fill="EDE9FE"/>
           </w:tcPr>
           <w:p>
@@ -18643,7 +18635,7 @@
       <w:tr>
         <w:tc>
           <w:tcPr>
-            <w:tcW w:type="dxa" w:w="864"/>
+            <w:tcW w:type="dxa" w:w="1141"/>
           </w:tcPr>
           <w:p>
             <w:r>
@@ -18656,7 +18648,7 @@
         </w:tc>
         <w:tc>
           <w:tcPr>
-            <w:tcW w:type="dxa" w:w="864"/>
+            <w:tcW w:type="dxa" w:w="1141"/>
           </w:tcPr>
           <w:p>
             <w:r>
@@ -18669,7 +18661,7 @@
         </w:tc>
         <w:tc>
           <w:tcPr>
-            <w:tcW w:type="dxa" w:w="864"/>
+            <w:tcW w:type="dxa" w:w="1141"/>
           </w:tcPr>
           <w:p>
             <w:r>
@@ -18682,7 +18674,7 @@
         </w:tc>
         <w:tc>
           <w:tcPr>
-            <w:tcW w:type="dxa" w:w="864"/>
+            <w:tcW w:type="dxa" w:w="1141"/>
           </w:tcPr>
           <w:p>
             <w:r>
@@ -18695,7 +18687,7 @@
         </w:tc>
         <w:tc>
           <w:tcPr>
-            <w:tcW w:type="dxa" w:w="864"/>
+            <w:tcW w:type="dxa" w:w="1141"/>
           </w:tcPr>
           <w:p>
             <w:r>
@@ -18708,7 +18700,7 @@
         </w:tc>
         <w:tc>
           <w:tcPr>
-            <w:tcW w:type="dxa" w:w="864"/>
+            <w:tcW w:type="dxa" w:w="1141"/>
           </w:tcPr>
           <w:p>
             <w:r>
@@ -18721,7 +18713,7 @@
         </w:tc>
         <w:tc>
           <w:tcPr>
-            <w:tcW w:type="dxa" w:w="864"/>
+            <w:tcW w:type="dxa" w:w="1141"/>
           </w:tcPr>
           <w:p>
             <w:r>
@@ -18734,7 +18726,7 @@
         </w:tc>
         <w:tc>
           <w:tcPr>
-            <w:tcW w:type="dxa" w:w="864"/>
+            <w:tcW w:type="dxa" w:w="1141"/>
           </w:tcPr>
           <w:p>
             <w:r>
@@ -18747,7 +18739,7 @@
         </w:tc>
         <w:tc>
           <w:tcPr>
-            <w:tcW w:type="dxa" w:w="864"/>
+            <w:tcW w:type="dxa" w:w="1141"/>
           </w:tcPr>
           <w:p>
             <w:r>
@@ -18760,7 +18752,7 @@
         </w:tc>
         <w:tc>
           <w:tcPr>
-            <w:tcW w:type="dxa" w:w="864"/>
+            <w:tcW w:type="dxa" w:w="1141"/>
           </w:tcPr>
           <w:p>
             <w:r>
@@ -18773,7 +18765,7 @@
         </w:tc>
         <w:tc>
           <w:tcPr>
-            <w:tcW w:type="dxa" w:w="864"/>
+            <w:tcW w:type="dxa" w:w="1141"/>
           </w:tcPr>
           <w:p>
             <w:r>
@@ -18786,7 +18778,7 @@
         </w:tc>
         <w:tc>
           <w:tcPr>
-            <w:tcW w:type="dxa" w:w="864"/>
+            <w:tcW w:type="dxa" w:w="1141"/>
           </w:tcPr>
           <w:p>
             <w:r>
@@ -18799,7 +18791,7 @@
         </w:tc>
         <w:tc>
           <w:tcPr>
-            <w:tcW w:type="dxa" w:w="864"/>
+            <w:tcW w:type="dxa" w:w="1141"/>
           </w:tcPr>
           <w:p>
             <w:r>
@@ -18814,7 +18806,7 @@
       <w:tr>
         <w:tc>
           <w:tcPr>
-            <w:tcW w:type="dxa" w:w="864"/>
+            <w:tcW w:type="dxa" w:w="1141"/>
           </w:tcPr>
           <w:p>
             <w:r>
@@ -18827,7 +18819,7 @@
         </w:tc>
         <w:tc>
           <w:tcPr>
-            <w:tcW w:type="dxa" w:w="864"/>
+            <w:tcW w:type="dxa" w:w="1141"/>
           </w:tcPr>
           <w:p>
             <w:r>
@@ -18840,7 +18832,7 @@
         </w:tc>
         <w:tc>
           <w:tcPr>
-            <w:tcW w:type="dxa" w:w="864"/>
+            <w:tcW w:type="dxa" w:w="1141"/>
           </w:tcPr>
           <w:p>
             <w:r>
@@ -18853,7 +18845,7 @@
         </w:tc>
         <w:tc>
           <w:tcPr>
-            <w:tcW w:type="dxa" w:w="864"/>
+            <w:tcW w:type="dxa" w:w="1141"/>
           </w:tcPr>
           <w:p>
             <w:r>
@@ -18866,7 +18858,7 @@
         </w:tc>
         <w:tc>
           <w:tcPr>
-            <w:tcW w:type="dxa" w:w="864"/>
+            <w:tcW w:type="dxa" w:w="1141"/>
           </w:tcPr>
           <w:p>
             <w:r>
@@ -18879,7 +18871,7 @@
         </w:tc>
         <w:tc>
           <w:tcPr>
-            <w:tcW w:type="dxa" w:w="864"/>
+            <w:tcW w:type="dxa" w:w="1141"/>
           </w:tcPr>
           <w:p>
             <w:r>
@@ -18892,7 +18884,7 @@
         </w:tc>
         <w:tc>
           <w:tcPr>
-            <w:tcW w:type="dxa" w:w="864"/>
+            <w:tcW w:type="dxa" w:w="1141"/>
           </w:tcPr>
           <w:p>
             <w:r>
@@ -18905,7 +18897,7 @@
         </w:tc>
         <w:tc>
           <w:tcPr>
-            <w:tcW w:type="dxa" w:w="864"/>
+            <w:tcW w:type="dxa" w:w="1141"/>
           </w:tcPr>
           <w:p>
             <w:r>
@@ -18918,7 +18910,7 @@
         </w:tc>
         <w:tc>
           <w:tcPr>
-            <w:tcW w:type="dxa" w:w="864"/>
+            <w:tcW w:type="dxa" w:w="1141"/>
           </w:tcPr>
           <w:p>
             <w:r>
@@ -18931,7 +18923,7 @@
         </w:tc>
         <w:tc>
           <w:tcPr>
-            <w:tcW w:type="dxa" w:w="864"/>
+            <w:tcW w:type="dxa" w:w="1141"/>
           </w:tcPr>
           <w:p>
             <w:r>
@@ -18944,7 +18936,7 @@
         </w:tc>
         <w:tc>
           <w:tcPr>
-            <w:tcW w:type="dxa" w:w="864"/>
+            <w:tcW w:type="dxa" w:w="1141"/>
           </w:tcPr>
           <w:p>
             <w:r>
@@ -18957,7 +18949,7 @@
         </w:tc>
         <w:tc>
           <w:tcPr>
-            <w:tcW w:type="dxa" w:w="864"/>
+            <w:tcW w:type="dxa" w:w="1141"/>
           </w:tcPr>
           <w:p>
             <w:r>
@@ -18970,7 +18962,7 @@
         </w:tc>
         <w:tc>
           <w:tcPr>
-            <w:tcW w:type="dxa" w:w="864"/>
+            <w:tcW w:type="dxa" w:w="1141"/>
           </w:tcPr>
           <w:p>
             <w:r>
@@ -18985,7 +18977,7 @@
       <w:tr>
         <w:tc>
           <w:tcPr>
-            <w:tcW w:type="dxa" w:w="864"/>
+            <w:tcW w:type="dxa" w:w="1141"/>
           </w:tcPr>
           <w:p>
             <w:r>
@@ -18998,7 +18990,7 @@
         </w:tc>
         <w:tc>
           <w:tcPr>
-            <w:tcW w:type="dxa" w:w="864"/>
+            <w:tcW w:type="dxa" w:w="1141"/>
           </w:tcPr>
           <w:p>
             <w:r>
@@ -19011,7 +19003,7 @@
         </w:tc>
         <w:tc>
           <w:tcPr>
-            <w:tcW w:type="dxa" w:w="864"/>
+            <w:tcW w:type="dxa" w:w="1141"/>
           </w:tcPr>
           <w:p>
             <w:r>
@@ -19024,7 +19016,7 @@
         </w:tc>
         <w:tc>
           <w:tcPr>
-            <w:tcW w:type="dxa" w:w="864"/>
+            <w:tcW w:type="dxa" w:w="1141"/>
           </w:tcPr>
           <w:p>
             <w:r>
@@ -19037,7 +19029,7 @@
         </w:tc>
         <w:tc>
           <w:tcPr>
-            <w:tcW w:type="dxa" w:w="864"/>
+            <w:tcW w:type="dxa" w:w="1141"/>
           </w:tcPr>
           <w:p>
             <w:r>
@@ -19050,7 +19042,7 @@
         </w:tc>
         <w:tc>
           <w:tcPr>
-            <w:tcW w:type="dxa" w:w="864"/>
+            <w:tcW w:type="dxa" w:w="1141"/>
           </w:tcPr>
           <w:p>
             <w:r>
@@ -19063,7 +19055,7 @@
         </w:tc>
         <w:tc>
           <w:tcPr>
-            <w:tcW w:type="dxa" w:w="864"/>
+            <w:tcW w:type="dxa" w:w="1141"/>
           </w:tcPr>
           <w:p>
             <w:r>
@@ -19076,7 +19068,7 @@
         </w:tc>
         <w:tc>
           <w:tcPr>
-            <w:tcW w:type="dxa" w:w="864"/>
+            <w:tcW w:type="dxa" w:w="1141"/>
           </w:tcPr>
           <w:p>
             <w:r>
@@ -19089,7 +19081,7 @@
         </w:tc>
         <w:tc>
           <w:tcPr>
-            <w:tcW w:type="dxa" w:w="864"/>
+            <w:tcW w:type="dxa" w:w="1141"/>
           </w:tcPr>
           <w:p>
             <w:r>
@@ -19102,7 +19094,7 @@
         </w:tc>
         <w:tc>
           <w:tcPr>
-            <w:tcW w:type="dxa" w:w="864"/>
+            <w:tcW w:type="dxa" w:w="1141"/>
           </w:tcPr>
           <w:p>
             <w:r>
@@ -19115,7 +19107,7 @@
         </w:tc>
         <w:tc>
           <w:tcPr>
-            <w:tcW w:type="dxa" w:w="864"/>
+            <w:tcW w:type="dxa" w:w="1141"/>
           </w:tcPr>
           <w:p>
             <w:r>
@@ -19128,7 +19120,7 @@
         </w:tc>
         <w:tc>
           <w:tcPr>
-            <w:tcW w:type="dxa" w:w="864"/>
+            <w:tcW w:type="dxa" w:w="1141"/>
           </w:tcPr>
           <w:p>
             <w:r>
@@ -19141,7 +19133,7 @@
         </w:tc>
         <w:tc>
           <w:tcPr>
-            <w:tcW w:type="dxa" w:w="864"/>
+            <w:tcW w:type="dxa" w:w="1141"/>
           </w:tcPr>
           <w:p>
             <w:r>
@@ -19156,7 +19148,7 @@
       <w:tr>
         <w:tc>
           <w:tcPr>
-            <w:tcW w:type="dxa" w:w="864"/>
+            <w:tcW w:type="dxa" w:w="1141"/>
           </w:tcPr>
           <w:p>
             <w:r>
@@ -19169,7 +19161,7 @@
         </w:tc>
         <w:tc>
           <w:tcPr>
-            <w:tcW w:type="dxa" w:w="864"/>
+            <w:tcW w:type="dxa" w:w="1141"/>
           </w:tcPr>
           <w:p>
             <w:r>
@@ -19182,7 +19174,7 @@
         </w:tc>
         <w:tc>
           <w:tcPr>
-            <w:tcW w:type="dxa" w:w="864"/>
+            <w:tcW w:type="dxa" w:w="1141"/>
           </w:tcPr>
           <w:p>
             <w:r>
@@ -19195,7 +19187,7 @@
         </w:tc>
         <w:tc>
           <w:tcPr>
-            <w:tcW w:type="dxa" w:w="864"/>
+            <w:tcW w:type="dxa" w:w="1141"/>
           </w:tcPr>
           <w:p>
             <w:r>
@@ -19208,7 +19200,7 @@
         </w:tc>
         <w:tc>
           <w:tcPr>
-            <w:tcW w:type="dxa" w:w="864"/>
+            <w:tcW w:type="dxa" w:w="1141"/>
           </w:tcPr>
           <w:p>
             <w:r>
@@ -19221,7 +19213,7 @@
         </w:tc>
         <w:tc>
           <w:tcPr>
-            <w:tcW w:type="dxa" w:w="864"/>
+            <w:tcW w:type="dxa" w:w="1141"/>
           </w:tcPr>
           <w:p>
             <w:r>
@@ -19234,7 +19226,7 @@
         </w:tc>
         <w:tc>
           <w:tcPr>
-            <w:tcW w:type="dxa" w:w="864"/>
+            <w:tcW w:type="dxa" w:w="1141"/>
           </w:tcPr>
           <w:p>
             <w:r>
@@ -19247,7 +19239,7 @@
         </w:tc>
         <w:tc>
           <w:tcPr>
-            <w:tcW w:type="dxa" w:w="864"/>
+            <w:tcW w:type="dxa" w:w="1141"/>
           </w:tcPr>
           <w:p>
             <w:r>
@@ -19260,7 +19252,7 @@
         </w:tc>
         <w:tc>
           <w:tcPr>
-            <w:tcW w:type="dxa" w:w="864"/>
+            <w:tcW w:type="dxa" w:w="1141"/>
           </w:tcPr>
           <w:p>
             <w:r>
@@ -19273,7 +19265,7 @@
         </w:tc>
         <w:tc>
           <w:tcPr>
-            <w:tcW w:type="dxa" w:w="864"/>
+            <w:tcW w:type="dxa" w:w="1141"/>
           </w:tcPr>
           <w:p>
             <w:r>
@@ -19286,7 +19278,7 @@
         </w:tc>
         <w:tc>
           <w:tcPr>
-            <w:tcW w:type="dxa" w:w="864"/>
+            <w:tcW w:type="dxa" w:w="1141"/>
           </w:tcPr>
           <w:p>
             <w:r>
@@ -19299,7 +19291,7 @@
         </w:tc>
         <w:tc>
           <w:tcPr>
-            <w:tcW w:type="dxa" w:w="864"/>
+            <w:tcW w:type="dxa" w:w="1141"/>
           </w:tcPr>
           <w:p>
             <w:r>
@@ -19312,7 +19304,7 @@
         </w:tc>
         <w:tc>
           <w:tcPr>
-            <w:tcW w:type="dxa" w:w="864"/>
+            <w:tcW w:type="dxa" w:w="1141"/>
           </w:tcPr>
           <w:p>
             <w:r>
@@ -19327,7 +19319,7 @@
       <w:tr>
         <w:tc>
           <w:tcPr>
-            <w:tcW w:type="dxa" w:w="864"/>
+            <w:tcW w:type="dxa" w:w="1141"/>
           </w:tcPr>
           <w:p>
             <w:r>
@@ -19340,7 +19332,7 @@
         </w:tc>
         <w:tc>
           <w:tcPr>
-            <w:tcW w:type="dxa" w:w="864"/>
+            <w:tcW w:type="dxa" w:w="1141"/>
           </w:tcPr>
           <w:p>
             <w:r>
@@ -19353,7 +19345,7 @@
         </w:tc>
         <w:tc>
           <w:tcPr>
-            <w:tcW w:type="dxa" w:w="864"/>
+            <w:tcW w:type="dxa" w:w="1141"/>
           </w:tcPr>
           <w:p>
             <w:r>
@@ -19366,7 +19358,7 @@
         </w:tc>
         <w:tc>
           <w:tcPr>
-            <w:tcW w:type="dxa" w:w="864"/>
+            <w:tcW w:type="dxa" w:w="1141"/>
           </w:tcPr>
           <w:p>
             <w:r>
@@ -19379,7 +19371,7 @@
         </w:tc>
         <w:tc>
           <w:tcPr>
-            <w:tcW w:type="dxa" w:w="864"/>
+            <w:tcW w:type="dxa" w:w="1141"/>
           </w:tcPr>
           <w:p>
             <w:r>
@@ -19392,7 +19384,7 @@
         </w:tc>
         <w:tc>
           <w:tcPr>
-            <w:tcW w:type="dxa" w:w="864"/>
+            <w:tcW w:type="dxa" w:w="1141"/>
           </w:tcPr>
           <w:p>
             <w:r>
@@ -19405,7 +19397,7 @@
         </w:tc>
         <w:tc>
           <w:tcPr>
-            <w:tcW w:type="dxa" w:w="864"/>
+            <w:tcW w:type="dxa" w:w="1141"/>
           </w:tcPr>
           <w:p>
             <w:r>
@@ -19418,7 +19410,7 @@
         </w:tc>
         <w:tc>
           <w:tcPr>
-            <w:tcW w:type="dxa" w:w="864"/>
+            <w:tcW w:type="dxa" w:w="1141"/>
           </w:tcPr>
           <w:p>
             <w:r>
@@ -19431,7 +19423,7 @@
         </w:tc>
         <w:tc>
           <w:tcPr>
-            <w:tcW w:type="dxa" w:w="864"/>
+            <w:tcW w:type="dxa" w:w="1141"/>
           </w:tcPr>
           <w:p>
             <w:r>
@@ -19444,7 +19436,7 @@
         </w:tc>
         <w:tc>
           <w:tcPr>
-            <w:tcW w:type="dxa" w:w="864"/>
+            <w:tcW w:type="dxa" w:w="1141"/>
           </w:tcPr>
           <w:p>
             <w:r>
@@ -19457,7 +19449,7 @@
         </w:tc>
         <w:tc>
           <w:tcPr>
-            <w:tcW w:type="dxa" w:w="864"/>
+            <w:tcW w:type="dxa" w:w="1141"/>
           </w:tcPr>
           <w:p>
             <w:r>
@@ -19470,7 +19462,7 @@
         </w:tc>
         <w:tc>
           <w:tcPr>
-            <w:tcW w:type="dxa" w:w="864"/>
+            <w:tcW w:type="dxa" w:w="1141"/>
           </w:tcPr>
           <w:p>
             <w:r>
@@ -19483,7 +19475,7 @@
         </w:tc>
         <w:tc>
           <w:tcPr>
-            <w:tcW w:type="dxa" w:w="864"/>
+            <w:tcW w:type="dxa" w:w="1141"/>
           </w:tcPr>
           <w:p>
             <w:r>
@@ -19498,7 +19490,7 @@
       <w:tr>
         <w:tc>
           <w:tcPr>
-            <w:tcW w:type="dxa" w:w="864"/>
+            <w:tcW w:type="dxa" w:w="1141"/>
           </w:tcPr>
           <w:p>
             <w:r>
@@ -19511,7 +19503,7 @@
         </w:tc>
         <w:tc>
           <w:tcPr>
-            <w:tcW w:type="dxa" w:w="864"/>
+            <w:tcW w:type="dxa" w:w="1141"/>
           </w:tcPr>
           <w:p>
             <w:r>
@@ -19524,7 +19516,7 @@
         </w:tc>
         <w:tc>
           <w:tcPr>
-            <w:tcW w:type="dxa" w:w="864"/>
+            <w:tcW w:type="dxa" w:w="1141"/>
           </w:tcPr>
           <w:p>
             <w:r>
@@ -19537,7 +19529,7 @@
         </w:tc>
         <w:tc>
           <w:tcPr>
-            <w:tcW w:type="dxa" w:w="864"/>
+            <w:tcW w:type="dxa" w:w="1141"/>
           </w:tcPr>
           <w:p>
             <w:r>
@@ -19550,7 +19542,7 @@
         </w:tc>
         <w:tc>
           <w:tcPr>
-            <w:tcW w:type="dxa" w:w="864"/>
+            <w:tcW w:type="dxa" w:w="1141"/>
           </w:tcPr>
           <w:p>
             <w:r>
@@ -19563,7 +19555,7 @@
         </w:tc>
         <w:tc>
           <w:tcPr>
-            <w:tcW w:type="dxa" w:w="864"/>
+            <w:tcW w:type="dxa" w:w="1141"/>
           </w:tcPr>
           <w:p>
             <w:r>
@@ -19576,7 +19568,7 @@
         </w:tc>
         <w:tc>
           <w:tcPr>
-            <w:tcW w:type="dxa" w:w="864"/>
+            <w:tcW w:type="dxa" w:w="1141"/>
           </w:tcPr>
           <w:p>
             <w:r>
@@ -19589,7 +19581,7 @@
         </w:tc>
         <w:tc>
           <w:tcPr>
-            <w:tcW w:type="dxa" w:w="864"/>
+            <w:tcW w:type="dxa" w:w="1141"/>
           </w:tcPr>
           <w:p>
             <w:r>
@@ -19602,7 +19594,7 @@
         </w:tc>
         <w:tc>
           <w:tcPr>
-            <w:tcW w:type="dxa" w:w="864"/>
+            <w:tcW w:type="dxa" w:w="1141"/>
           </w:tcPr>
           <w:p>
             <w:r>
@@ -19615,7 +19607,7 @@
         </w:tc>
         <w:tc>
           <w:tcPr>
-            <w:tcW w:type="dxa" w:w="864"/>
+            <w:tcW w:type="dxa" w:w="1141"/>
           </w:tcPr>
           <w:p>
             <w:r>
@@ -19628,7 +19620,7 @@
         </w:tc>
         <w:tc>
           <w:tcPr>
-            <w:tcW w:type="dxa" w:w="864"/>
+            <w:tcW w:type="dxa" w:w="1141"/>
           </w:tcPr>
           <w:p>
             <w:r>
@@ -19641,7 +19633,7 @@
         </w:tc>
         <w:tc>
           <w:tcPr>
-            <w:tcW w:type="dxa" w:w="864"/>
+            <w:tcW w:type="dxa" w:w="1141"/>
           </w:tcPr>
           <w:p>
             <w:r>
@@ -19654,7 +19646,7 @@
         </w:tc>
         <w:tc>
           <w:tcPr>
-            <w:tcW w:type="dxa" w:w="864"/>
+            <w:tcW w:type="dxa" w:w="1141"/>
           </w:tcPr>
           <w:p>
             <w:r>
@@ -19669,7 +19661,7 @@
       <w:tr>
         <w:tc>
           <w:tcPr>
-            <w:tcW w:type="dxa" w:w="864"/>
+            <w:tcW w:type="dxa" w:w="1141"/>
           </w:tcPr>
           <w:p>
             <w:r>
@@ -19682,7 +19674,7 @@
         </w:tc>
         <w:tc>
           <w:tcPr>
-            <w:tcW w:type="dxa" w:w="864"/>
+            <w:tcW w:type="dxa" w:w="1141"/>
           </w:tcPr>
           <w:p>
             <w:r>
@@ -19695,7 +19687,7 @@
         </w:tc>
         <w:tc>
           <w:tcPr>
-            <w:tcW w:type="dxa" w:w="864"/>
+            <w:tcW w:type="dxa" w:w="1141"/>
           </w:tcPr>
           <w:p>
             <w:r>
@@ -19708,7 +19700,7 @@
         </w:tc>
         <w:tc>
           <w:tcPr>
-            <w:tcW w:type="dxa" w:w="864"/>
+            <w:tcW w:type="dxa" w:w="1141"/>
           </w:tcPr>
           <w:p>
             <w:r>
@@ -19721,7 +19713,7 @@
         </w:tc>
         <w:tc>
           <w:tcPr>
-            <w:tcW w:type="dxa" w:w="864"/>
+            <w:tcW w:type="dxa" w:w="1141"/>
           </w:tcPr>
           <w:p>
             <w:r>
@@ -19734,7 +19726,7 @@
         </w:tc>
         <w:tc>
           <w:tcPr>
-            <w:tcW w:type="dxa" w:w="864"/>
+            <w:tcW w:type="dxa" w:w="1141"/>
           </w:tcPr>
           <w:p>
             <w:r>
@@ -19747,7 +19739,7 @@
         </w:tc>
         <w:tc>
           <w:tcPr>
-            <w:tcW w:type="dxa" w:w="864"/>
+            <w:tcW w:type="dxa" w:w="1141"/>
           </w:tcPr>
           <w:p>
             <w:r>
@@ -19760,7 +19752,7 @@
         </w:tc>
         <w:tc>
           <w:tcPr>
-            <w:tcW w:type="dxa" w:w="864"/>
+            <w:tcW w:type="dxa" w:w="1141"/>
           </w:tcPr>
           <w:p>
             <w:r>
@@ -19773,7 +19765,7 @@
         </w:tc>
         <w:tc>
           <w:tcPr>
-            <w:tcW w:type="dxa" w:w="864"/>
+            <w:tcW w:type="dxa" w:w="1141"/>
           </w:tcPr>
           <w:p>
             <w:r>
@@ -19786,7 +19778,7 @@
         </w:tc>
         <w:tc>
           <w:tcPr>
-            <w:tcW w:type="dxa" w:w="864"/>
+            <w:tcW w:type="dxa" w:w="1141"/>
           </w:tcPr>
           <w:p>
             <w:r>
@@ -19799,7 +19791,7 @@
         </w:tc>
         <w:tc>
           <w:tcPr>
-            <w:tcW w:type="dxa" w:w="864"/>
+            <w:tcW w:type="dxa" w:w="1141"/>
           </w:tcPr>
           <w:p>
             <w:r>
@@ -19812,7 +19804,7 @@
         </w:tc>
         <w:tc>
           <w:tcPr>
-            <w:tcW w:type="dxa" w:w="864"/>
+            <w:tcW w:type="dxa" w:w="1141"/>
           </w:tcPr>
           <w:p>
             <w:r>
@@ -19825,7 +19817,7 @@
         </w:tc>
         <w:tc>
           <w:tcPr>
-            <w:tcW w:type="dxa" w:w="864"/>
+            <w:tcW w:type="dxa" w:w="1141"/>
           </w:tcPr>
           <w:p>
             <w:r>
@@ -19840,7 +19832,7 @@
       <w:tr>
         <w:tc>
           <w:tcPr>
-            <w:tcW w:type="dxa" w:w="864"/>
+            <w:tcW w:type="dxa" w:w="1141"/>
           </w:tcPr>
           <w:p>
             <w:r>
@@ -19853,7 +19845,7 @@
         </w:tc>
         <w:tc>
           <w:tcPr>
-            <w:tcW w:type="dxa" w:w="864"/>
+            <w:tcW w:type="dxa" w:w="1141"/>
           </w:tcPr>
           <w:p>
             <w:r>
@@ -19866,7 +19858,7 @@
         </w:tc>
         <w:tc>
           <w:tcPr>
-            <w:tcW w:type="dxa" w:w="864"/>
+            <w:tcW w:type="dxa" w:w="1141"/>
           </w:tcPr>
           <w:p>
             <w:r>
@@ -19879,7 +19871,7 @@
         </w:tc>
         <w:tc>
           <w:tcPr>
-            <w:tcW w:type="dxa" w:w="864"/>
+            <w:tcW w:type="dxa" w:w="1141"/>
           </w:tcPr>
           <w:p>
             <w:r>
@@ -19892,7 +19884,7 @@
         </w:tc>
         <w:tc>
           <w:tcPr>
-            <w:tcW w:type="dxa" w:w="864"/>
+            <w:tcW w:type="dxa" w:w="1141"/>
           </w:tcPr>
           <w:p>
             <w:r>
@@ -19905,7 +19897,7 @@
         </w:tc>
         <w:tc>
           <w:tcPr>
-            <w:tcW w:type="dxa" w:w="864"/>
+            <w:tcW w:type="dxa" w:w="1141"/>
           </w:tcPr>
           <w:p>
             <w:r>
@@ -19918,7 +19910,7 @@
         </w:tc>
         <w:tc>
           <w:tcPr>
-            <w:tcW w:type="dxa" w:w="864"/>
+            <w:tcW w:type="dxa" w:w="1141"/>
           </w:tcPr>
           <w:p>
             <w:r>
@@ -19931,7 +19923,7 @@
         </w:tc>
         <w:tc>
           <w:tcPr>
-            <w:tcW w:type="dxa" w:w="864"/>
+            <w:tcW w:type="dxa" w:w="1141"/>
           </w:tcPr>
           <w:p>
             <w:r>
@@ -19944,7 +19936,7 @@
         </w:tc>
         <w:tc>
           <w:tcPr>
-            <w:tcW w:type="dxa" w:w="864"/>
+            <w:tcW w:type="dxa" w:w="1141"/>
           </w:tcPr>
           <w:p>
             <w:r>
@@ -19957,7 +19949,7 @@
         </w:tc>
         <w:tc>
           <w:tcPr>
-            <w:tcW w:type="dxa" w:w="864"/>
+            <w:tcW w:type="dxa" w:w="1141"/>
           </w:tcPr>
           <w:p>
             <w:r>
@@ -19970,7 +19962,7 @@
         </w:tc>
         <w:tc>
           <w:tcPr>
-            <w:tcW w:type="dxa" w:w="864"/>
+            <w:tcW w:type="dxa" w:w="1141"/>
           </w:tcPr>
           <w:p>
             <w:r>
@@ -19983,7 +19975,7 @@
         </w:tc>
         <w:tc>
           <w:tcPr>
-            <w:tcW w:type="dxa" w:w="864"/>
+            <w:tcW w:type="dxa" w:w="1141"/>
           </w:tcPr>
           <w:p>
             <w:r>
@@ -19996,7 +19988,7 @@
         </w:tc>
         <w:tc>
           <w:tcPr>
-            <w:tcW w:type="dxa" w:w="864"/>
+            <w:tcW w:type="dxa" w:w="1141"/>
           </w:tcPr>
           <w:p>
             <w:r>
@@ -20011,7 +20003,7 @@
       <w:tr>
         <w:tc>
           <w:tcPr>
-            <w:tcW w:type="dxa" w:w="864"/>
+            <w:tcW w:type="dxa" w:w="1141"/>
           </w:tcPr>
           <w:p>
             <w:r>
@@ -20024,7 +20016,7 @@
         </w:tc>
         <w:tc>
           <w:tcPr>
-            <w:tcW w:type="dxa" w:w="864"/>
+            <w:tcW w:type="dxa" w:w="1141"/>
           </w:tcPr>
           <w:p>
             <w:r>
@@ -20037,7 +20029,7 @@
         </w:tc>
         <w:tc>
           <w:tcPr>
-            <w:tcW w:type="dxa" w:w="864"/>
+            <w:tcW w:type="dxa" w:w="1141"/>
           </w:tcPr>
           <w:p>
             <w:r>
@@ -20050,7 +20042,7 @@
         </w:tc>
         <w:tc>
           <w:tcPr>
-            <w:tcW w:type="dxa" w:w="864"/>
+            <w:tcW w:type="dxa" w:w="1141"/>
           </w:tcPr>
           <w:p>
             <w:r>
@@ -20063,7 +20055,7 @@
         </w:tc>
         <w:tc>
           <w:tcPr>
-            <w:tcW w:type="dxa" w:w="864"/>
+            <w:tcW w:type="dxa" w:w="1141"/>
           </w:tcPr>
           <w:p>
             <w:r>
@@ -20076,7 +20068,7 @@
         </w:tc>
         <w:tc>
           <w:tcPr>
-            <w:tcW w:type="dxa" w:w="864"/>
+            <w:tcW w:type="dxa" w:w="1141"/>
           </w:tcPr>
           <w:p>
             <w:r>
@@ -20089,7 +20081,7 @@
         </w:tc>
         <w:tc>
           <w:tcPr>
-            <w:tcW w:type="dxa" w:w="864"/>
+            <w:tcW w:type="dxa" w:w="1141"/>
           </w:tcPr>
           <w:p>
             <w:r>
@@ -20102,7 +20094,7 @@
         </w:tc>
         <w:tc>
           <w:tcPr>
-            <w:tcW w:type="dxa" w:w="864"/>
+            <w:tcW w:type="dxa" w:w="1141"/>
           </w:tcPr>
           <w:p>
             <w:r>
@@ -20115,7 +20107,7 @@
         </w:tc>
         <w:tc>
           <w:tcPr>
-            <w:tcW w:type="dxa" w:w="864"/>
+            <w:tcW w:type="dxa" w:w="1141"/>
           </w:tcPr>
           <w:p>
             <w:r>
@@ -20128,7 +20120,7 @@
         </w:tc>
         <w:tc>
           <w:tcPr>
-            <w:tcW w:type="dxa" w:w="864"/>
+            <w:tcW w:type="dxa" w:w="1141"/>
           </w:tcPr>
           <w:p>
             <w:r>
@@ -20141,7 +20133,7 @@
         </w:tc>
         <w:tc>
           <w:tcPr>
-            <w:tcW w:type="dxa" w:w="864"/>
+            <w:tcW w:type="dxa" w:w="1141"/>
           </w:tcPr>
           <w:p>
             <w:r>
@@ -20154,7 +20146,7 @@
         </w:tc>
         <w:tc>
           <w:tcPr>
-            <w:tcW w:type="dxa" w:w="864"/>
+            <w:tcW w:type="dxa" w:w="1141"/>
           </w:tcPr>
           <w:p>
             <w:r>
@@ -20167,7 +20159,7 @@
         </w:tc>
         <w:tc>
           <w:tcPr>
-            <w:tcW w:type="dxa" w:w="864"/>
+            <w:tcW w:type="dxa" w:w="1141"/>
           </w:tcPr>
           <w:p>
             <w:r>
@@ -20182,7 +20174,7 @@
       <w:tr>
         <w:tc>
           <w:tcPr>
-            <w:tcW w:type="dxa" w:w="864"/>
+            <w:tcW w:type="dxa" w:w="1141"/>
           </w:tcPr>
           <w:p>
             <w:r>
@@ -20195,7 +20187,7 @@
         </w:tc>
         <w:tc>
           <w:tcPr>
-            <w:tcW w:type="dxa" w:w="864"/>
+            <w:tcW w:type="dxa" w:w="1141"/>
           </w:tcPr>
           <w:p>
             <w:r>
@@ -20208,7 +20200,7 @@
         </w:tc>
         <w:tc>
           <w:tcPr>
-            <w:tcW w:type="dxa" w:w="864"/>
+            <w:tcW w:type="dxa" w:w="1141"/>
           </w:tcPr>
           <w:p>
             <w:r>
@@ -20221,7 +20213,7 @@
         </w:tc>
         <w:tc>
           <w:tcPr>
-            <w:tcW w:type="dxa" w:w="864"/>
+            <w:tcW w:type="dxa" w:w="1141"/>
           </w:tcPr>
           <w:p>
             <w:r>
@@ -20234,7 +20226,7 @@
         </w:tc>
         <w:tc>
           <w:tcPr>
-            <w:tcW w:type="dxa" w:w="864"/>
+            <w:tcW w:type="dxa" w:w="1141"/>
           </w:tcPr>
           <w:p>
             <w:r>
@@ -20247,7 +20239,7 @@
         </w:tc>
         <w:tc>
           <w:tcPr>
-            <w:tcW w:type="dxa" w:w="864"/>
+            <w:tcW w:type="dxa" w:w="1141"/>
           </w:tcPr>
           <w:p>
             <w:r>
@@ -20260,7 +20252,7 @@
         </w:tc>
         <w:tc>
           <w:tcPr>
-            <w:tcW w:type="dxa" w:w="864"/>
+            <w:tcW w:type="dxa" w:w="1141"/>
           </w:tcPr>
           <w:p>
             <w:r>
@@ -20273,7 +20265,7 @@
         </w:tc>
         <w:tc>
           <w:tcPr>
-            <w:tcW w:type="dxa" w:w="864"/>
+            <w:tcW w:type="dxa" w:w="1141"/>
           </w:tcPr>
           <w:p>
             <w:r>
@@ -20286,7 +20278,7 @@
         </w:tc>
         <w:tc>
           <w:tcPr>
-            <w:tcW w:type="dxa" w:w="864"/>
+            <w:tcW w:type="dxa" w:w="1141"/>
           </w:tcPr>
           <w:p>
             <w:r>
@@ -20299,7 +20291,7 @@
         </w:tc>
         <w:tc>
           <w:tcPr>
-            <w:tcW w:type="dxa" w:w="864"/>
+            <w:tcW w:type="dxa" w:w="1141"/>
           </w:tcPr>
           <w:p>
             <w:r>
@@ -20312,7 +20304,7 @@
         </w:tc>
         <w:tc>
           <w:tcPr>
-            <w:tcW w:type="dxa" w:w="864"/>
+            <w:tcW w:type="dxa" w:w="1141"/>
           </w:tcPr>
           <w:p>
             <w:r>
@@ -20325,7 +20317,7 @@
         </w:tc>
         <w:tc>
           <w:tcPr>
-            <w:tcW w:type="dxa" w:w="864"/>
+            <w:tcW w:type="dxa" w:w="1141"/>
           </w:tcPr>
           <w:p>
             <w:r>
@@ -20338,7 +20330,7 @@
         </w:tc>
         <w:tc>
           <w:tcPr>
-            <w:tcW w:type="dxa" w:w="864"/>
+            <w:tcW w:type="dxa" w:w="1141"/>
           </w:tcPr>
           <w:p>
             <w:r>
@@ -20353,7 +20345,7 @@
       <w:tr>
         <w:tc>
           <w:tcPr>
-            <w:tcW w:type="dxa" w:w="864"/>
+            <w:tcW w:type="dxa" w:w="1141"/>
           </w:tcPr>
           <w:p>
             <w:r>
@@ -20366,7 +20358,7 @@
         </w:tc>
         <w:tc>
           <w:tcPr>
-            <w:tcW w:type="dxa" w:w="864"/>
+            <w:tcW w:type="dxa" w:w="1141"/>
           </w:tcPr>
           <w:p>
             <w:r>
@@ -20379,7 +20371,7 @@
         </w:tc>
         <w:tc>
           <w:tcPr>
-            <w:tcW w:type="dxa" w:w="864"/>
+            <w:tcW w:type="dxa" w:w="1141"/>
           </w:tcPr>
           <w:p>
             <w:r>
@@ -20392,7 +20384,7 @@
         </w:tc>
         <w:tc>
           <w:tcPr>
-            <w:tcW w:type="dxa" w:w="864"/>
+            <w:tcW w:type="dxa" w:w="1141"/>
           </w:tcPr>
           <w:p>
             <w:r>
@@ -20405,7 +20397,7 @@
         </w:tc>
         <w:tc>
           <w:tcPr>
-            <w:tcW w:type="dxa" w:w="864"/>
+            <w:tcW w:type="dxa" w:w="1141"/>
           </w:tcPr>
           <w:p>
             <w:r>
@@ -20418,7 +20410,7 @@
         </w:tc>
         <w:tc>
           <w:tcPr>
-            <w:tcW w:type="dxa" w:w="864"/>
+            <w:tcW w:type="dxa" w:w="1141"/>
           </w:tcPr>
           <w:p>
             <w:r>
@@ -20431,7 +20423,7 @@
         </w:tc>
         <w:tc>
           <w:tcPr>
-            <w:tcW w:type="dxa" w:w="864"/>
+            <w:tcW w:type="dxa" w:w="1141"/>
           </w:tcPr>
           <w:p>
             <w:r>
@@ -20444,7 +20436,7 @@
         </w:tc>
         <w:tc>
           <w:tcPr>
-            <w:tcW w:type="dxa" w:w="864"/>
+            <w:tcW w:type="dxa" w:w="1141"/>
           </w:tcPr>
           <w:p>
             <w:r>
@@ -20457,7 +20449,7 @@
         </w:tc>
         <w:tc>
           <w:tcPr>
-            <w:tcW w:type="dxa" w:w="864"/>
+            <w:tcW w:type="dxa" w:w="1141"/>
           </w:tcPr>
           <w:p>
             <w:r>
@@ -20470,7 +20462,7 @@
         </w:tc>
         <w:tc>
           <w:tcPr>
-            <w:tcW w:type="dxa" w:w="864"/>
+            <w:tcW w:type="dxa" w:w="1141"/>
           </w:tcPr>
           <w:p>
             <w:r>
@@ -20483,7 +20475,7 @@
         </w:tc>
         <w:tc>
           <w:tcPr>
-            <w:tcW w:type="dxa" w:w="864"/>
+            <w:tcW w:type="dxa" w:w="1141"/>
           </w:tcPr>
           <w:p>
             <w:r>
@@ -20496,7 +20488,7 @@
         </w:tc>
         <w:tc>
           <w:tcPr>
-            <w:tcW w:type="dxa" w:w="864"/>
+            <w:tcW w:type="dxa" w:w="1141"/>
           </w:tcPr>
           <w:p>
             <w:r>
@@ -20509,7 +20501,7 @@
         </w:tc>
         <w:tc>
           <w:tcPr>
-            <w:tcW w:type="dxa" w:w="864"/>
+            <w:tcW w:type="dxa" w:w="1141"/>
           </w:tcPr>
           <w:p>
             <w:r>
@@ -20537,8 +20529,8 @@
         <w:tblLook w:firstColumn="1" w:firstRow="1" w:lastColumn="0" w:lastRow="0" w:noHBand="0" w:noVBand="1" w:val="04A0"/>
       </w:tblPr>
       <w:tblGrid>
-        <w:gridCol w:w="5616"/>
-        <w:gridCol w:w="5616"/>
+        <w:gridCol w:w="7416"/>
+        <w:gridCol w:w="7416"/>
       </w:tblGrid>
       <w:tr>
         <w:trPr>
@@ -20546,7 +20538,7 @@
         </w:trPr>
         <w:tc>
           <w:tcPr>
-            <w:tcW w:type="dxa" w:w="5616"/>
+            <w:tcW w:type="dxa" w:w="7416"/>
             <w:shd w:fill="EDE9FE"/>
           </w:tcPr>
           <w:p>
@@ -20560,7 +20552,7 @@
         </w:tc>
         <w:tc>
           <w:tcPr>
-            <w:tcW w:type="dxa" w:w="5616"/>
+            <w:tcW w:type="dxa" w:w="7416"/>
             <w:shd w:fill="EDE9FE"/>
           </w:tcPr>
           <w:p>
@@ -20576,7 +20568,7 @@
       <w:tr>
         <w:tc>
           <w:tcPr>
-            <w:tcW w:type="dxa" w:w="5616"/>
+            <w:tcW w:type="dxa" w:w="7416"/>
           </w:tcPr>
           <w:p>
             <w:r>
@@ -20589,7 +20581,7 @@
         </w:tc>
         <w:tc>
           <w:tcPr>
-            <w:tcW w:type="dxa" w:w="5616"/>
+            <w:tcW w:type="dxa" w:w="7416"/>
           </w:tcPr>
           <w:p>
             <w:r>
@@ -20629,7 +20621,7 @@
       </w:r>
     </w:p>
     <w:sectPr>
-      <w:pgSz w:w="12240" w:h="15840" w:orient="landscape"/>
+      <w:pgSz w:w="15840" w:h="12240" w:orient="landscape"/>
       <w:pgMar w:top="576" w:right="504" w:bottom="576" w:left="504" w:header="317" w:footer="317" w:gutter="0"/>
       <w:cols w:space="720"/>
       <w:docGrid w:linePitch="360"/>

--- a/ACPOS_SG-02_QA審查項目名單_Mother_Basic_Design_OPTIMIZED.docx
+++ b/ACPOS_SG-02_QA審查項目名單_Mother_Basic_Design_OPTIMIZED.docx
@@ -20620,9 +20620,9657 @@
         <w:t>The exact control denominator above is the only construction denominator for this page. Components/fields/visual IDs are not counted as additional controls. Existing source UIDs are preserved. A control classified UI_LOCAL_EXACT MUST NOT create a server write. A control classified SPEC_EXACT_RUNTIME_BLOCKED / NOT_EXECUTED MUST remain disabled or fail-closed until its runtime evidence exists.</w:t>
       </w:r>
     </w:p>
+    <w:p>
+      <w:pPr>
+        <w:sectPr>
+          <w:pgSz w:w="15840" w:h="12240" w:orient="landscape"/>
+          <w:pgMar w:top="576" w:right="504" w:bottom="576" w:left="504" w:header="317" w:footer="317" w:gutter="0"/>
+          <w:cols w:space="720"/>
+          <w:docGrid w:linePitch="360"/>
+        </w:sectPr>
+      </w:pPr>
+    </w:p>
+    <w:p>
+      <w:pPr>
+        <w:pStyle w:val="Heading1"/>
+      </w:pPr>
+      <w:r>
+        <w:t>SG-02 Concrete QA Criteria Catalog / QA 審查項目正式明細</w:t>
+      </w:r>
+    </w:p>
+    <w:p>
+      <w:r>
+        <w:rPr>
+          <w:b/>
+        </w:rPr>
+        <w:t xml:space="preserve">[ACPOS-20260921-CONCRETE-BUSINESS-CONTENT-CLOSURE-V1] </w:t>
+      </w:r>
+      <w:r>
+        <w:t>這一段是完整來源掃描後補入的 Concrete Business Content Authority。既有來源已明確的內容沿用；原來源只有抽象 Criteria/Dimension 容器而缺實際明細者，以下項目標示為本次新 Authority。</w:t>
+      </w:r>
+    </w:p>
+    <w:p>
+      <w:r>
+        <w:t>SG-02 不再只管理抽象 Dimension。以下 6 個 baseline profiles 與其 dimensions 是本次新增的正式施工 Authority；Runtime 仍需依 DRAFT→REVIEW→APPROVED lifecycle materialize CriteriaVersion，文件定義不等於 Production 已核准。</w:t>
+      </w:r>
+    </w:p>
+    <w:p>
+      <w:pPr>
+        <w:pStyle w:val="Heading2"/>
+      </w:pPr>
+      <w:r>
+        <w:t>QCP-CORE-BASELINE-V1 · CORE · CORE / Blueprint / Canonical Script</w:t>
+      </w:r>
+    </w:p>
+    <w:tbl>
+      <w:tblPr>
+        <w:tblStyle w:val="TableGrid"/>
+        <w:tblW w:type="auto" w:w="0"/>
+        <w:tblLook w:firstColumn="1" w:firstRow="1" w:lastColumn="0" w:lastRow="0" w:noHBand="0" w:noVBand="1" w:val="04A0"/>
+      </w:tblPr>
+      <w:tblGrid>
+        <w:gridCol w:w="2246"/>
+        <w:gridCol w:w="2246"/>
+        <w:gridCol w:w="2246"/>
+        <w:gridCol w:w="2246"/>
+        <w:gridCol w:w="2246"/>
+      </w:tblGrid>
+      <w:tr>
+        <w:trPr>
+          <w:tblHeader w:val="true"/>
+        </w:trPr>
+        <w:tc>
+          <w:tcPr>
+            <w:tcW w:type="dxa" w:w="2246"/>
+            <w:shd w:fill="EDE9FE"/>
+          </w:tcPr>
+          <w:p>
+            <w:r>
+              <w:rPr>
+                <w:sz w:val="12"/>
+              </w:rPr>
+              <w:t>Profile UID</w:t>
+            </w:r>
+          </w:p>
+        </w:tc>
+        <w:tc>
+          <w:tcPr>
+            <w:tcW w:type="dxa" w:w="2246"/>
+            <w:shd w:fill="EDE9FE"/>
+          </w:tcPr>
+          <w:p>
+            <w:r>
+              <w:rPr>
+                <w:sz w:val="12"/>
+              </w:rPr>
+              <w:t>Department</w:t>
+            </w:r>
+          </w:p>
+        </w:tc>
+        <w:tc>
+          <w:tcPr>
+            <w:tcW w:type="dxa" w:w="2246"/>
+            <w:shd w:fill="EDE9FE"/>
+          </w:tcPr>
+          <w:p>
+            <w:r>
+              <w:rPr>
+                <w:sz w:val="12"/>
+              </w:rPr>
+              <w:t>Applicability</w:t>
+            </w:r>
+          </w:p>
+        </w:tc>
+        <w:tc>
+          <w:tcPr>
+            <w:tcW w:type="dxa" w:w="2246"/>
+            <w:shd w:fill="EDE9FE"/>
+          </w:tcPr>
+          <w:p>
+            <w:r>
+              <w:rPr>
+                <w:sz w:val="12"/>
+              </w:rPr>
+              <w:t>Pass Threshold</w:t>
+            </w:r>
+          </w:p>
+        </w:tc>
+        <w:tc>
+          <w:tcPr>
+            <w:tcW w:type="dxa" w:w="2246"/>
+            <w:shd w:fill="EDE9FE"/>
+          </w:tcPr>
+          <w:p>
+            <w:r>
+              <w:rPr>
+                <w:sz w:val="12"/>
+              </w:rPr>
+              <w:t>Authority Basis</w:t>
+            </w:r>
+          </w:p>
+        </w:tc>
+      </w:tr>
+      <w:tr>
+        <w:tc>
+          <w:tcPr>
+            <w:tcW w:type="dxa" w:w="2246"/>
+          </w:tcPr>
+          <w:p>
+            <w:r>
+              <w:rPr>
+                <w:sz w:val="12"/>
+              </w:rPr>
+              <w:t>QCP-CORE-BASELINE-V1</w:t>
+            </w:r>
+          </w:p>
+        </w:tc>
+        <w:tc>
+          <w:tcPr>
+            <w:tcW w:type="dxa" w:w="2246"/>
+          </w:tcPr>
+          <w:p>
+            <w:r>
+              <w:rPr>
+                <w:sz w:val="12"/>
+              </w:rPr>
+              <w:t>CORE</w:t>
+            </w:r>
+          </w:p>
+        </w:tc>
+        <w:tc>
+          <w:tcPr>
+            <w:tcW w:type="dxa" w:w="2246"/>
+          </w:tcPr>
+          <w:p>
+            <w:r>
+              <w:rPr>
+                <w:sz w:val="12"/>
+              </w:rPr>
+              <w:t>CORE / Blueprint / Canonical Script</w:t>
+            </w:r>
+          </w:p>
+        </w:tc>
+        <w:tc>
+          <w:tcPr>
+            <w:tcW w:type="dxa" w:w="2246"/>
+          </w:tcPr>
+          <w:p>
+            <w:r>
+              <w:rPr>
+                <w:sz w:val="12"/>
+              </w:rPr>
+              <w:t>95</w:t>
+            </w:r>
+          </w:p>
+        </w:tc>
+        <w:tc>
+          <w:tcPr>
+            <w:tcW w:type="dxa" w:w="2246"/>
+          </w:tcPr>
+          <w:p>
+            <w:r>
+              <w:rPr>
+                <w:sz w:val="12"/>
+              </w:rPr>
+              <w:t>NEW 95 threshold authority; criteria rows new authority</w:t>
+            </w:r>
+          </w:p>
+        </w:tc>
+      </w:tr>
+    </w:tbl>
+    <w:tbl>
+      <w:tblPr>
+        <w:tblStyle w:val="TableGrid"/>
+        <w:tblW w:type="auto" w:w="0"/>
+        <w:tblLook w:firstColumn="1" w:firstRow="1" w:lastColumn="0" w:lastRow="0" w:noHBand="0" w:noVBand="1" w:val="04A0"/>
+      </w:tblPr>
+      <w:tblGrid>
+        <w:gridCol w:w="1605"/>
+        <w:gridCol w:w="1605"/>
+        <w:gridCol w:w="1605"/>
+        <w:gridCol w:w="1605"/>
+        <w:gridCol w:w="1605"/>
+        <w:gridCol w:w="1605"/>
+        <w:gridCol w:w="1605"/>
+      </w:tblGrid>
+      <w:tr>
+        <w:trPr>
+          <w:tblHeader w:val="true"/>
+        </w:trPr>
+        <w:tc>
+          <w:tcPr>
+            <w:tcW w:type="dxa" w:w="1605"/>
+            <w:shd w:fill="EDE9FE"/>
+          </w:tcPr>
+          <w:p>
+            <w:r>
+              <w:rPr>
+                <w:sz w:val="11"/>
+              </w:rPr>
+              <w:t>Order</w:t>
+            </w:r>
+          </w:p>
+        </w:tc>
+        <w:tc>
+          <w:tcPr>
+            <w:tcW w:type="dxa" w:w="1605"/>
+            <w:shd w:fill="EDE9FE"/>
+          </w:tcPr>
+          <w:p>
+            <w:r>
+              <w:rPr>
+                <w:sz w:val="11"/>
+              </w:rPr>
+              <w:t>Dimension UID</w:t>
+            </w:r>
+          </w:p>
+        </w:tc>
+        <w:tc>
+          <w:tcPr>
+            <w:tcW w:type="dxa" w:w="1605"/>
+            <w:shd w:fill="EDE9FE"/>
+          </w:tcPr>
+          <w:p>
+            <w:r>
+              <w:rPr>
+                <w:sz w:val="11"/>
+              </w:rPr>
+              <w:t>審查項目</w:t>
+            </w:r>
+          </w:p>
+        </w:tc>
+        <w:tc>
+          <w:tcPr>
+            <w:tcW w:type="dxa" w:w="1605"/>
+            <w:shd w:fill="EDE9FE"/>
+          </w:tcPr>
+          <w:p>
+            <w:r>
+              <w:rPr>
+                <w:sz w:val="11"/>
+              </w:rPr>
+              <w:t>English</w:t>
+            </w:r>
+          </w:p>
+        </w:tc>
+        <w:tc>
+          <w:tcPr>
+            <w:tcW w:type="dxa" w:w="1605"/>
+            <w:shd w:fill="EDE9FE"/>
+          </w:tcPr>
+          <w:p>
+            <w:r>
+              <w:rPr>
+                <w:sz w:val="11"/>
+              </w:rPr>
+              <w:t>Weight</w:t>
+            </w:r>
+          </w:p>
+        </w:tc>
+        <w:tc>
+          <w:tcPr>
+            <w:tcW w:type="dxa" w:w="1605"/>
+            <w:shd w:fill="EDE9FE"/>
+          </w:tcPr>
+          <w:p>
+            <w:r>
+              <w:rPr>
+                <w:sz w:val="11"/>
+              </w:rPr>
+              <w:t>Hard Block</w:t>
+            </w:r>
+          </w:p>
+        </w:tc>
+        <w:tc>
+          <w:tcPr>
+            <w:tcW w:type="dxa" w:w="1605"/>
+            <w:shd w:fill="EDE9FE"/>
+          </w:tcPr>
+          <w:p>
+            <w:r>
+              <w:rPr>
+                <w:sz w:val="11"/>
+              </w:rPr>
+              <w:t>Definition</w:t>
+            </w:r>
+          </w:p>
+        </w:tc>
+      </w:tr>
+      <w:tr>
+        <w:tc>
+          <w:tcPr>
+            <w:tcW w:type="dxa" w:w="1605"/>
+          </w:tcPr>
+          <w:p>
+            <w:r>
+              <w:rPr>
+                <w:sz w:val="11"/>
+              </w:rPr>
+              <w:t>1</w:t>
+            </w:r>
+          </w:p>
+        </w:tc>
+        <w:tc>
+          <w:tcPr>
+            <w:tcW w:type="dxa" w:w="1605"/>
+          </w:tcPr>
+          <w:p>
+            <w:r>
+              <w:rPr>
+                <w:sz w:val="11"/>
+              </w:rPr>
+              <w:t>QA-DIM-CORE-GOAL</w:t>
+            </w:r>
+          </w:p>
+        </w:tc>
+        <w:tc>
+          <w:tcPr>
+            <w:tcW w:type="dxa" w:w="1605"/>
+          </w:tcPr>
+          <w:p>
+            <w:r>
+              <w:rPr>
+                <w:sz w:val="11"/>
+              </w:rPr>
+              <w:t>目標／Blueprint 意圖符合</w:t>
+            </w:r>
+          </w:p>
+        </w:tc>
+        <w:tc>
+          <w:tcPr>
+            <w:tcW w:type="dxa" w:w="1605"/>
+          </w:tcPr>
+          <w:p>
+            <w:r>
+              <w:rPr>
+                <w:sz w:val="11"/>
+              </w:rPr>
+              <w:t>Goal / Blueprint Intent Compliance</w:t>
+            </w:r>
+          </w:p>
+        </w:tc>
+        <w:tc>
+          <w:tcPr>
+            <w:tcW w:type="dxa" w:w="1605"/>
+          </w:tcPr>
+          <w:p>
+            <w:r>
+              <w:rPr>
+                <w:sz w:val="11"/>
+              </w:rPr>
+              <w:t>15</w:t>
+            </w:r>
+          </w:p>
+        </w:tc>
+        <w:tc>
+          <w:tcPr>
+            <w:tcW w:type="dxa" w:w="1605"/>
+          </w:tcPr>
+          <w:p>
+            <w:r>
+              <w:rPr>
+                <w:sz w:val="11"/>
+              </w:rPr>
+              <w:t>NO</w:t>
+            </w:r>
+          </w:p>
+        </w:tc>
+        <w:tc>
+          <w:tcPr>
+            <w:tcW w:type="dxa" w:w="1605"/>
+          </w:tcPr>
+          <w:p>
+            <w:r>
+              <w:rPr>
+                <w:sz w:val="11"/>
+              </w:rPr>
+              <w:t>核心故事、Topic、Blueprint 與明確目標一致</w:t>
+            </w:r>
+          </w:p>
+        </w:tc>
+      </w:tr>
+      <w:tr>
+        <w:tc>
+          <w:tcPr>
+            <w:tcW w:type="dxa" w:w="1605"/>
+          </w:tcPr>
+          <w:p>
+            <w:r>
+              <w:rPr>
+                <w:sz w:val="11"/>
+              </w:rPr>
+              <w:t>2</w:t>
+            </w:r>
+          </w:p>
+        </w:tc>
+        <w:tc>
+          <w:tcPr>
+            <w:tcW w:type="dxa" w:w="1605"/>
+          </w:tcPr>
+          <w:p>
+            <w:r>
+              <w:rPr>
+                <w:sz w:val="11"/>
+              </w:rPr>
+              <w:t>QA-DIM-CORE-LOGIC</w:t>
+            </w:r>
+          </w:p>
+        </w:tc>
+        <w:tc>
+          <w:tcPr>
+            <w:tcW w:type="dxa" w:w="1605"/>
+          </w:tcPr>
+          <w:p>
+            <w:r>
+              <w:rPr>
+                <w:sz w:val="11"/>
+              </w:rPr>
+              <w:t>故事／邏輯結構</w:t>
+            </w:r>
+          </w:p>
+        </w:tc>
+        <w:tc>
+          <w:tcPr>
+            <w:tcW w:type="dxa" w:w="1605"/>
+          </w:tcPr>
+          <w:p>
+            <w:r>
+              <w:rPr>
+                <w:sz w:val="11"/>
+              </w:rPr>
+              <w:t>Story / Logic Structure</w:t>
+            </w:r>
+          </w:p>
+        </w:tc>
+        <w:tc>
+          <w:tcPr>
+            <w:tcW w:type="dxa" w:w="1605"/>
+          </w:tcPr>
+          <w:p>
+            <w:r>
+              <w:rPr>
+                <w:sz w:val="11"/>
+              </w:rPr>
+              <w:t>20</w:t>
+            </w:r>
+          </w:p>
+        </w:tc>
+        <w:tc>
+          <w:tcPr>
+            <w:tcW w:type="dxa" w:w="1605"/>
+          </w:tcPr>
+          <w:p>
+            <w:r>
+              <w:rPr>
+                <w:sz w:val="11"/>
+              </w:rPr>
+              <w:t>NO</w:t>
+            </w:r>
+          </w:p>
+        </w:tc>
+        <w:tc>
+          <w:tcPr>
+            <w:tcW w:type="dxa" w:w="1605"/>
+          </w:tcPr>
+          <w:p>
+            <w:r>
+              <w:rPr>
+                <w:sz w:val="11"/>
+              </w:rPr>
+              <w:t>因果、前後條件、敘事結構無矛盾</w:t>
+            </w:r>
+          </w:p>
+        </w:tc>
+      </w:tr>
+      <w:tr>
+        <w:tc>
+          <w:tcPr>
+            <w:tcW w:type="dxa" w:w="1605"/>
+          </w:tcPr>
+          <w:p>
+            <w:r>
+              <w:rPr>
+                <w:sz w:val="11"/>
+              </w:rPr>
+              <w:t>3</w:t>
+            </w:r>
+          </w:p>
+        </w:tc>
+        <w:tc>
+          <w:tcPr>
+            <w:tcW w:type="dxa" w:w="1605"/>
+          </w:tcPr>
+          <w:p>
+            <w:r>
+              <w:rPr>
+                <w:sz w:val="11"/>
+              </w:rPr>
+              <w:t>QA-DIM-CORE-DNA-PLAN</w:t>
+            </w:r>
+          </w:p>
+        </w:tc>
+        <w:tc>
+          <w:tcPr>
+            <w:tcW w:type="dxa" w:w="1605"/>
+          </w:tcPr>
+          <w:p>
+            <w:r>
+              <w:rPr>
+                <w:sz w:val="11"/>
+              </w:rPr>
+              <w:t>角色／DNA 規劃一致性</w:t>
+            </w:r>
+          </w:p>
+        </w:tc>
+        <w:tc>
+          <w:tcPr>
+            <w:tcW w:type="dxa" w:w="1605"/>
+          </w:tcPr>
+          <w:p>
+            <w:r>
+              <w:rPr>
+                <w:sz w:val="11"/>
+              </w:rPr>
+              <w:t>Character / DNA Plan Consistency</w:t>
+            </w:r>
+          </w:p>
+        </w:tc>
+        <w:tc>
+          <w:tcPr>
+            <w:tcW w:type="dxa" w:w="1605"/>
+          </w:tcPr>
+          <w:p>
+            <w:r>
+              <w:rPr>
+                <w:sz w:val="11"/>
+              </w:rPr>
+              <w:t>15</w:t>
+            </w:r>
+          </w:p>
+        </w:tc>
+        <w:tc>
+          <w:tcPr>
+            <w:tcW w:type="dxa" w:w="1605"/>
+          </w:tcPr>
+          <w:p>
+            <w:r>
+              <w:rPr>
+                <w:sz w:val="11"/>
+              </w:rPr>
+              <w:t>NO</w:t>
+            </w:r>
+          </w:p>
+        </w:tc>
+        <w:tc>
+          <w:tcPr>
+            <w:tcW w:type="dxa" w:w="1605"/>
+          </w:tcPr>
+          <w:p>
+            <w:r>
+              <w:rPr>
+                <w:sz w:val="11"/>
+              </w:rPr>
+              <w:t>角色身份、外觀、行為、DNA 規劃不互相衝突</w:t>
+            </w:r>
+          </w:p>
+        </w:tc>
+      </w:tr>
+      <w:tr>
+        <w:tc>
+          <w:tcPr>
+            <w:tcW w:type="dxa" w:w="1605"/>
+          </w:tcPr>
+          <w:p>
+            <w:r>
+              <w:rPr>
+                <w:sz w:val="11"/>
+              </w:rPr>
+              <w:t>4</w:t>
+            </w:r>
+          </w:p>
+        </w:tc>
+        <w:tc>
+          <w:tcPr>
+            <w:tcW w:type="dxa" w:w="1605"/>
+          </w:tcPr>
+          <w:p>
+            <w:r>
+              <w:rPr>
+                <w:sz w:val="11"/>
+              </w:rPr>
+              <w:t>QA-DIM-CORE-SCENE-OBJECT</w:t>
+            </w:r>
+          </w:p>
+        </w:tc>
+        <w:tc>
+          <w:tcPr>
+            <w:tcW w:type="dxa" w:w="1605"/>
+          </w:tcPr>
+          <w:p>
+            <w:r>
+              <w:rPr>
+                <w:sz w:val="11"/>
+              </w:rPr>
+              <w:t>場景／物件連續規劃</w:t>
+            </w:r>
+          </w:p>
+        </w:tc>
+        <w:tc>
+          <w:tcPr>
+            <w:tcW w:type="dxa" w:w="1605"/>
+          </w:tcPr>
+          <w:p>
+            <w:r>
+              <w:rPr>
+                <w:sz w:val="11"/>
+              </w:rPr>
+              <w:t>Scene / Object Continuity Plan</w:t>
+            </w:r>
+          </w:p>
+        </w:tc>
+        <w:tc>
+          <w:tcPr>
+            <w:tcW w:type="dxa" w:w="1605"/>
+          </w:tcPr>
+          <w:p>
+            <w:r>
+              <w:rPr>
+                <w:sz w:val="11"/>
+              </w:rPr>
+              <w:t>10</w:t>
+            </w:r>
+          </w:p>
+        </w:tc>
+        <w:tc>
+          <w:tcPr>
+            <w:tcW w:type="dxa" w:w="1605"/>
+          </w:tcPr>
+          <w:p>
+            <w:r>
+              <w:rPr>
+                <w:sz w:val="11"/>
+              </w:rPr>
+              <w:t>NO</w:t>
+            </w:r>
+          </w:p>
+        </w:tc>
+        <w:tc>
+          <w:tcPr>
+            <w:tcW w:type="dxa" w:w="1605"/>
+          </w:tcPr>
+          <w:p>
+            <w:r>
+              <w:rPr>
+                <w:sz w:val="11"/>
+              </w:rPr>
+              <w:t>場景、物件、出現條件與連續性規劃完整</w:t>
+            </w:r>
+          </w:p>
+        </w:tc>
+      </w:tr>
+      <w:tr>
+        <w:tc>
+          <w:tcPr>
+            <w:tcW w:type="dxa" w:w="1605"/>
+          </w:tcPr>
+          <w:p>
+            <w:r>
+              <w:rPr>
+                <w:sz w:val="11"/>
+              </w:rPr>
+              <w:t>5</w:t>
+            </w:r>
+          </w:p>
+        </w:tc>
+        <w:tc>
+          <w:tcPr>
+            <w:tcW w:type="dxa" w:w="1605"/>
+          </w:tcPr>
+          <w:p>
+            <w:r>
+              <w:rPr>
+                <w:sz w:val="11"/>
+              </w:rPr>
+              <w:t>QA-DIM-CORE-COMPLETENESS</w:t>
+            </w:r>
+          </w:p>
+        </w:tc>
+        <w:tc>
+          <w:tcPr>
+            <w:tcW w:type="dxa" w:w="1605"/>
+          </w:tcPr>
+          <w:p>
+            <w:r>
+              <w:rPr>
+                <w:sz w:val="11"/>
+              </w:rPr>
+              <w:t>製作需求完整性</w:t>
+            </w:r>
+          </w:p>
+        </w:tc>
+        <w:tc>
+          <w:tcPr>
+            <w:tcW w:type="dxa" w:w="1605"/>
+          </w:tcPr>
+          <w:p>
+            <w:r>
+              <w:rPr>
+                <w:sz w:val="11"/>
+              </w:rPr>
+              <w:t>Production Requirement Completeness</w:t>
+            </w:r>
+          </w:p>
+        </w:tc>
+        <w:tc>
+          <w:tcPr>
+            <w:tcW w:type="dxa" w:w="1605"/>
+          </w:tcPr>
+          <w:p>
+            <w:r>
+              <w:rPr>
+                <w:sz w:val="11"/>
+              </w:rPr>
+              <w:t>15</w:t>
+            </w:r>
+          </w:p>
+        </w:tc>
+        <w:tc>
+          <w:tcPr>
+            <w:tcW w:type="dxa" w:w="1605"/>
+          </w:tcPr>
+          <w:p>
+            <w:r>
+              <w:rPr>
+                <w:sz w:val="11"/>
+              </w:rPr>
+              <w:t>NO</w:t>
+            </w:r>
+          </w:p>
+        </w:tc>
+        <w:tc>
+          <w:tcPr>
+            <w:tcW w:type="dxa" w:w="1605"/>
+          </w:tcPr>
+          <w:p>
+            <w:r>
+              <w:rPr>
+                <w:sz w:val="11"/>
+              </w:rPr>
+              <w:t>ASSET/VIDEO/EDIT/VOICE/Subtitle 所需資訊可施工</w:t>
+            </w:r>
+          </w:p>
+        </w:tc>
+      </w:tr>
+      <w:tr>
+        <w:tc>
+          <w:tcPr>
+            <w:tcW w:type="dxa" w:w="1605"/>
+          </w:tcPr>
+          <w:p>
+            <w:r>
+              <w:rPr>
+                <w:sz w:val="11"/>
+              </w:rPr>
+              <w:t>6</w:t>
+            </w:r>
+          </w:p>
+        </w:tc>
+        <w:tc>
+          <w:tcPr>
+            <w:tcW w:type="dxa" w:w="1605"/>
+          </w:tcPr>
+          <w:p>
+            <w:r>
+              <w:rPr>
+                <w:sz w:val="11"/>
+              </w:rPr>
+              <w:t>QA-DIM-CORE-AMBIGUITY</w:t>
+            </w:r>
+          </w:p>
+        </w:tc>
+        <w:tc>
+          <w:tcPr>
+            <w:tcW w:type="dxa" w:w="1605"/>
+          </w:tcPr>
+          <w:p>
+            <w:r>
+              <w:rPr>
+                <w:sz w:val="11"/>
+              </w:rPr>
+              <w:t>歧義／衝突控制</w:t>
+            </w:r>
+          </w:p>
+        </w:tc>
+        <w:tc>
+          <w:tcPr>
+            <w:tcW w:type="dxa" w:w="1605"/>
+          </w:tcPr>
+          <w:p>
+            <w:r>
+              <w:rPr>
+                <w:sz w:val="11"/>
+              </w:rPr>
+              <w:t>Ambiguity / Contradiction Control</w:t>
+            </w:r>
+          </w:p>
+        </w:tc>
+        <w:tc>
+          <w:tcPr>
+            <w:tcW w:type="dxa" w:w="1605"/>
+          </w:tcPr>
+          <w:p>
+            <w:r>
+              <w:rPr>
+                <w:sz w:val="11"/>
+              </w:rPr>
+              <w:t>10</w:t>
+            </w:r>
+          </w:p>
+        </w:tc>
+        <w:tc>
+          <w:tcPr>
+            <w:tcW w:type="dxa" w:w="1605"/>
+          </w:tcPr>
+          <w:p>
+            <w:r>
+              <w:rPr>
+                <w:sz w:val="11"/>
+              </w:rPr>
+              <w:t>NO</w:t>
+            </w:r>
+          </w:p>
+        </w:tc>
+        <w:tc>
+          <w:tcPr>
+            <w:tcW w:type="dxa" w:w="1605"/>
+          </w:tcPr>
+          <w:p>
+            <w:r>
+              <w:rPr>
+                <w:sz w:val="11"/>
+              </w:rPr>
+              <w:t>無未裁決歧義、互斥指令或不明 owner</w:t>
+            </w:r>
+          </w:p>
+        </w:tc>
+      </w:tr>
+      <w:tr>
+        <w:tc>
+          <w:tcPr>
+            <w:tcW w:type="dxa" w:w="1605"/>
+          </w:tcPr>
+          <w:p>
+            <w:r>
+              <w:rPr>
+                <w:sz w:val="11"/>
+              </w:rPr>
+              <w:t>7</w:t>
+            </w:r>
+          </w:p>
+        </w:tc>
+        <w:tc>
+          <w:tcPr>
+            <w:tcW w:type="dxa" w:w="1605"/>
+          </w:tcPr>
+          <w:p>
+            <w:r>
+              <w:rPr>
+                <w:sz w:val="11"/>
+              </w:rPr>
+              <w:t>QA-DIM-EVIDENCE-PROVENANCE</w:t>
+            </w:r>
+          </w:p>
+        </w:tc>
+        <w:tc>
+          <w:tcPr>
+            <w:tcW w:type="dxa" w:w="1605"/>
+          </w:tcPr>
+          <w:p>
+            <w:r>
+              <w:rPr>
+                <w:sz w:val="11"/>
+              </w:rPr>
+              <w:t>證據／來源可追溯</w:t>
+            </w:r>
+          </w:p>
+        </w:tc>
+        <w:tc>
+          <w:tcPr>
+            <w:tcW w:type="dxa" w:w="1605"/>
+          </w:tcPr>
+          <w:p>
+            <w:r>
+              <w:rPr>
+                <w:sz w:val="11"/>
+              </w:rPr>
+              <w:t>Evidence / Provenance</w:t>
+            </w:r>
+          </w:p>
+        </w:tc>
+        <w:tc>
+          <w:tcPr>
+            <w:tcW w:type="dxa" w:w="1605"/>
+          </w:tcPr>
+          <w:p>
+            <w:r>
+              <w:rPr>
+                <w:sz w:val="11"/>
+              </w:rPr>
+              <w:t>10</w:t>
+            </w:r>
+          </w:p>
+        </w:tc>
+        <w:tc>
+          <w:tcPr>
+            <w:tcW w:type="dxa" w:w="1605"/>
+          </w:tcPr>
+          <w:p>
+            <w:r>
+              <w:rPr>
+                <w:sz w:val="11"/>
+              </w:rPr>
+              <w:t>NO</w:t>
+            </w:r>
+          </w:p>
+        </w:tc>
+        <w:tc>
+          <w:tcPr>
+            <w:tcW w:type="dxa" w:w="1605"/>
+          </w:tcPr>
+          <w:p>
+            <w:r>
+              <w:rPr>
+                <w:sz w:val="11"/>
+              </w:rPr>
+              <w:t>來源、版本、引用、決策證據完整</w:t>
+            </w:r>
+          </w:p>
+        </w:tc>
+      </w:tr>
+      <w:tr>
+        <w:tc>
+          <w:tcPr>
+            <w:tcW w:type="dxa" w:w="1605"/>
+          </w:tcPr>
+          <w:p>
+            <w:r>
+              <w:rPr>
+                <w:sz w:val="11"/>
+              </w:rPr>
+              <w:t>8</w:t>
+            </w:r>
+          </w:p>
+        </w:tc>
+        <w:tc>
+          <w:tcPr>
+            <w:tcW w:type="dxa" w:w="1605"/>
+          </w:tcPr>
+          <w:p>
+            <w:r>
+              <w:rPr>
+                <w:sz w:val="11"/>
+              </w:rPr>
+              <w:t>QA-DIM-RIGHTS-POLICY</w:t>
+            </w:r>
+          </w:p>
+        </w:tc>
+        <w:tc>
+          <w:tcPr>
+            <w:tcW w:type="dxa" w:w="1605"/>
+          </w:tcPr>
+          <w:p>
+            <w:r>
+              <w:rPr>
+                <w:sz w:val="11"/>
+              </w:rPr>
+              <w:t>權利／政策</w:t>
+            </w:r>
+          </w:p>
+        </w:tc>
+        <w:tc>
+          <w:tcPr>
+            <w:tcW w:type="dxa" w:w="1605"/>
+          </w:tcPr>
+          <w:p>
+            <w:r>
+              <w:rPr>
+                <w:sz w:val="11"/>
+              </w:rPr>
+              <w:t>Rights / Policy</w:t>
+            </w:r>
+          </w:p>
+        </w:tc>
+        <w:tc>
+          <w:tcPr>
+            <w:tcW w:type="dxa" w:w="1605"/>
+          </w:tcPr>
+          <w:p>
+            <w:r>
+              <w:rPr>
+                <w:sz w:val="11"/>
+              </w:rPr>
+              <w:t>5</w:t>
+            </w:r>
+          </w:p>
+        </w:tc>
+        <w:tc>
+          <w:tcPr>
+            <w:tcW w:type="dxa" w:w="1605"/>
+          </w:tcPr>
+          <w:p>
+            <w:r>
+              <w:rPr>
+                <w:sz w:val="11"/>
+              </w:rPr>
+              <w:t>HARD BLOCK</w:t>
+            </w:r>
+          </w:p>
+        </w:tc>
+        <w:tc>
+          <w:tcPr>
+            <w:tcW w:type="dxa" w:w="1605"/>
+          </w:tcPr>
+          <w:p>
+            <w:r>
+              <w:rPr>
+                <w:sz w:val="11"/>
+              </w:rPr>
+              <w:t>權利、政策、禁止內容與使用限制必須 PASS</w:t>
+            </w:r>
+          </w:p>
+        </w:tc>
+      </w:tr>
+    </w:tbl>
+    <w:p>
+      <w:r>
+        <w:t>Scoring: 每個 Dimension 0–100；Weighted Score = Score × Weight / 100；Total = 全部適用 Dimension 加總。PASS = Total ≥ 95 且所有 Hard Block / Required Check PASS。頁面不得自行新增第二套 threshold。</w:t>
+      </w:r>
+    </w:p>
+    <w:p>
+      <w:pPr>
+        <w:pStyle w:val="Heading2"/>
+      </w:pPr>
+      <w:r>
+        <w:t>QCP-ASSET-IMAGE-V1 · ASSET · IMAGE asset outputs</w:t>
+      </w:r>
+    </w:p>
+    <w:tbl>
+      <w:tblPr>
+        <w:tblStyle w:val="TableGrid"/>
+        <w:tblW w:type="auto" w:w="0"/>
+        <w:tblLook w:firstColumn="1" w:firstRow="1" w:lastColumn="0" w:lastRow="0" w:noHBand="0" w:noVBand="1" w:val="04A0"/>
+      </w:tblPr>
+      <w:tblGrid>
+        <w:gridCol w:w="2246"/>
+        <w:gridCol w:w="2246"/>
+        <w:gridCol w:w="2246"/>
+        <w:gridCol w:w="2246"/>
+        <w:gridCol w:w="2246"/>
+      </w:tblGrid>
+      <w:tr>
+        <w:trPr>
+          <w:tblHeader w:val="true"/>
+        </w:trPr>
+        <w:tc>
+          <w:tcPr>
+            <w:tcW w:type="dxa" w:w="2246"/>
+            <w:shd w:fill="EDE9FE"/>
+          </w:tcPr>
+          <w:p>
+            <w:r>
+              <w:rPr>
+                <w:sz w:val="12"/>
+              </w:rPr>
+              <w:t>Profile UID</w:t>
+            </w:r>
+          </w:p>
+        </w:tc>
+        <w:tc>
+          <w:tcPr>
+            <w:tcW w:type="dxa" w:w="2246"/>
+            <w:shd w:fill="EDE9FE"/>
+          </w:tcPr>
+          <w:p>
+            <w:r>
+              <w:rPr>
+                <w:sz w:val="12"/>
+              </w:rPr>
+              <w:t>Department</w:t>
+            </w:r>
+          </w:p>
+        </w:tc>
+        <w:tc>
+          <w:tcPr>
+            <w:tcW w:type="dxa" w:w="2246"/>
+            <w:shd w:fill="EDE9FE"/>
+          </w:tcPr>
+          <w:p>
+            <w:r>
+              <w:rPr>
+                <w:sz w:val="12"/>
+              </w:rPr>
+              <w:t>Applicability</w:t>
+            </w:r>
+          </w:p>
+        </w:tc>
+        <w:tc>
+          <w:tcPr>
+            <w:tcW w:type="dxa" w:w="2246"/>
+            <w:shd w:fill="EDE9FE"/>
+          </w:tcPr>
+          <w:p>
+            <w:r>
+              <w:rPr>
+                <w:sz w:val="12"/>
+              </w:rPr>
+              <w:t>Pass Threshold</w:t>
+            </w:r>
+          </w:p>
+        </w:tc>
+        <w:tc>
+          <w:tcPr>
+            <w:tcW w:type="dxa" w:w="2246"/>
+            <w:shd w:fill="EDE9FE"/>
+          </w:tcPr>
+          <w:p>
+            <w:r>
+              <w:rPr>
+                <w:sz w:val="12"/>
+              </w:rPr>
+              <w:t>Authority Basis</w:t>
+            </w:r>
+          </w:p>
+        </w:tc>
+      </w:tr>
+      <w:tr>
+        <w:tc>
+          <w:tcPr>
+            <w:tcW w:type="dxa" w:w="2246"/>
+          </w:tcPr>
+          <w:p>
+            <w:r>
+              <w:rPr>
+                <w:sz w:val="12"/>
+              </w:rPr>
+              <w:t>QCP-ASSET-IMAGE-V1</w:t>
+            </w:r>
+          </w:p>
+        </w:tc>
+        <w:tc>
+          <w:tcPr>
+            <w:tcW w:type="dxa" w:w="2246"/>
+          </w:tcPr>
+          <w:p>
+            <w:r>
+              <w:rPr>
+                <w:sz w:val="12"/>
+              </w:rPr>
+              <w:t>ASSET</w:t>
+            </w:r>
+          </w:p>
+        </w:tc>
+        <w:tc>
+          <w:tcPr>
+            <w:tcW w:type="dxa" w:w="2246"/>
+          </w:tcPr>
+          <w:p>
+            <w:r>
+              <w:rPr>
+                <w:sz w:val="12"/>
+              </w:rPr>
+              <w:t>IMAGE asset outputs</w:t>
+            </w:r>
+          </w:p>
+        </w:tc>
+        <w:tc>
+          <w:tcPr>
+            <w:tcW w:type="dxa" w:w="2246"/>
+          </w:tcPr>
+          <w:p>
+            <w:r>
+              <w:rPr>
+                <w:sz w:val="12"/>
+              </w:rPr>
+              <w:t>95</w:t>
+            </w:r>
+          </w:p>
+        </w:tc>
+        <w:tc>
+          <w:tcPr>
+            <w:tcW w:type="dxa" w:w="2246"/>
+          </w:tcPr>
+          <w:p>
+            <w:r>
+              <w:rPr>
+                <w:sz w:val="12"/>
+              </w:rPr>
+              <w:t>NEW 95 threshold authority; concrete dimensions new authority</w:t>
+            </w:r>
+          </w:p>
+        </w:tc>
+      </w:tr>
+    </w:tbl>
+    <w:tbl>
+      <w:tblPr>
+        <w:tblStyle w:val="TableGrid"/>
+        <w:tblW w:type="auto" w:w="0"/>
+        <w:tblLook w:firstColumn="1" w:firstRow="1" w:lastColumn="0" w:lastRow="0" w:noHBand="0" w:noVBand="1" w:val="04A0"/>
+      </w:tblPr>
+      <w:tblGrid>
+        <w:gridCol w:w="1605"/>
+        <w:gridCol w:w="1605"/>
+        <w:gridCol w:w="1605"/>
+        <w:gridCol w:w="1605"/>
+        <w:gridCol w:w="1605"/>
+        <w:gridCol w:w="1605"/>
+        <w:gridCol w:w="1605"/>
+      </w:tblGrid>
+      <w:tr>
+        <w:trPr>
+          <w:tblHeader w:val="true"/>
+        </w:trPr>
+        <w:tc>
+          <w:tcPr>
+            <w:tcW w:type="dxa" w:w="1605"/>
+            <w:shd w:fill="EDE9FE"/>
+          </w:tcPr>
+          <w:p>
+            <w:r>
+              <w:rPr>
+                <w:sz w:val="11"/>
+              </w:rPr>
+              <w:t>Order</w:t>
+            </w:r>
+          </w:p>
+        </w:tc>
+        <w:tc>
+          <w:tcPr>
+            <w:tcW w:type="dxa" w:w="1605"/>
+            <w:shd w:fill="EDE9FE"/>
+          </w:tcPr>
+          <w:p>
+            <w:r>
+              <w:rPr>
+                <w:sz w:val="11"/>
+              </w:rPr>
+              <w:t>Dimension UID</w:t>
+            </w:r>
+          </w:p>
+        </w:tc>
+        <w:tc>
+          <w:tcPr>
+            <w:tcW w:type="dxa" w:w="1605"/>
+            <w:shd w:fill="EDE9FE"/>
+          </w:tcPr>
+          <w:p>
+            <w:r>
+              <w:rPr>
+                <w:sz w:val="11"/>
+              </w:rPr>
+              <w:t>審查項目</w:t>
+            </w:r>
+          </w:p>
+        </w:tc>
+        <w:tc>
+          <w:tcPr>
+            <w:tcW w:type="dxa" w:w="1605"/>
+            <w:shd w:fill="EDE9FE"/>
+          </w:tcPr>
+          <w:p>
+            <w:r>
+              <w:rPr>
+                <w:sz w:val="11"/>
+              </w:rPr>
+              <w:t>English</w:t>
+            </w:r>
+          </w:p>
+        </w:tc>
+        <w:tc>
+          <w:tcPr>
+            <w:tcW w:type="dxa" w:w="1605"/>
+            <w:shd w:fill="EDE9FE"/>
+          </w:tcPr>
+          <w:p>
+            <w:r>
+              <w:rPr>
+                <w:sz w:val="11"/>
+              </w:rPr>
+              <w:t>Weight</w:t>
+            </w:r>
+          </w:p>
+        </w:tc>
+        <w:tc>
+          <w:tcPr>
+            <w:tcW w:type="dxa" w:w="1605"/>
+            <w:shd w:fill="EDE9FE"/>
+          </w:tcPr>
+          <w:p>
+            <w:r>
+              <w:rPr>
+                <w:sz w:val="11"/>
+              </w:rPr>
+              <w:t>Hard Block</w:t>
+            </w:r>
+          </w:p>
+        </w:tc>
+        <w:tc>
+          <w:tcPr>
+            <w:tcW w:type="dxa" w:w="1605"/>
+            <w:shd w:fill="EDE9FE"/>
+          </w:tcPr>
+          <w:p>
+            <w:r>
+              <w:rPr>
+                <w:sz w:val="11"/>
+              </w:rPr>
+              <w:t>Definition</w:t>
+            </w:r>
+          </w:p>
+        </w:tc>
+      </w:tr>
+      <w:tr>
+        <w:tc>
+          <w:tcPr>
+            <w:tcW w:type="dxa" w:w="1605"/>
+          </w:tcPr>
+          <w:p>
+            <w:r>
+              <w:rPr>
+                <w:sz w:val="11"/>
+              </w:rPr>
+              <w:t>1</w:t>
+            </w:r>
+          </w:p>
+        </w:tc>
+        <w:tc>
+          <w:tcPr>
+            <w:tcW w:type="dxa" w:w="1605"/>
+          </w:tcPr>
+          <w:p>
+            <w:r>
+              <w:rPr>
+                <w:sz w:val="11"/>
+              </w:rPr>
+              <w:t>QA-DIM-ASSET-SCRIPT</w:t>
+            </w:r>
+          </w:p>
+        </w:tc>
+        <w:tc>
+          <w:tcPr>
+            <w:tcW w:type="dxa" w:w="1605"/>
+          </w:tcPr>
+          <w:p>
+            <w:r>
+              <w:rPr>
+                <w:sz w:val="11"/>
+              </w:rPr>
+              <w:t>腳本／Manifest 符合</w:t>
+            </w:r>
+          </w:p>
+        </w:tc>
+        <w:tc>
+          <w:tcPr>
+            <w:tcW w:type="dxa" w:w="1605"/>
+          </w:tcPr>
+          <w:p>
+            <w:r>
+              <w:rPr>
+                <w:sz w:val="11"/>
+              </w:rPr>
+              <w:t>Script / Manifest Compliance</w:t>
+            </w:r>
+          </w:p>
+        </w:tc>
+        <w:tc>
+          <w:tcPr>
+            <w:tcW w:type="dxa" w:w="1605"/>
+          </w:tcPr>
+          <w:p>
+            <w:r>
+              <w:rPr>
+                <w:sz w:val="11"/>
+              </w:rPr>
+              <w:t>15</w:t>
+            </w:r>
+          </w:p>
+        </w:tc>
+        <w:tc>
+          <w:tcPr>
+            <w:tcW w:type="dxa" w:w="1605"/>
+          </w:tcPr>
+          <w:p>
+            <w:r>
+              <w:rPr>
+                <w:sz w:val="11"/>
+              </w:rPr>
+              <w:t>NO</w:t>
+            </w:r>
+          </w:p>
+        </w:tc>
+        <w:tc>
+          <w:tcPr>
+            <w:tcW w:type="dxa" w:w="1605"/>
+          </w:tcPr>
+          <w:p>
+            <w:r>
+              <w:rPr>
+                <w:sz w:val="11"/>
+              </w:rPr>
+              <w:t>符合 ASSET Script、Manifest Item 與用途</w:t>
+            </w:r>
+          </w:p>
+        </w:tc>
+      </w:tr>
+      <w:tr>
+        <w:tc>
+          <w:tcPr>
+            <w:tcW w:type="dxa" w:w="1605"/>
+          </w:tcPr>
+          <w:p>
+            <w:r>
+              <w:rPr>
+                <w:sz w:val="11"/>
+              </w:rPr>
+              <w:t>2</w:t>
+            </w:r>
+          </w:p>
+        </w:tc>
+        <w:tc>
+          <w:tcPr>
+            <w:tcW w:type="dxa" w:w="1605"/>
+          </w:tcPr>
+          <w:p>
+            <w:r>
+              <w:rPr>
+                <w:sz w:val="11"/>
+              </w:rPr>
+              <w:t>QA-DIM-ASSET-IDENTITY</w:t>
+            </w:r>
+          </w:p>
+        </w:tc>
+        <w:tc>
+          <w:tcPr>
+            <w:tcW w:type="dxa" w:w="1605"/>
+          </w:tcPr>
+          <w:p>
+            <w:r>
+              <w:rPr>
+                <w:sz w:val="11"/>
+              </w:rPr>
+              <w:t>人物／角色 DNA 一致性</w:t>
+            </w:r>
+          </w:p>
+        </w:tc>
+        <w:tc>
+          <w:tcPr>
+            <w:tcW w:type="dxa" w:w="1605"/>
+          </w:tcPr>
+          <w:p>
+            <w:r>
+              <w:rPr>
+                <w:sz w:val="11"/>
+              </w:rPr>
+              <w:t>Character / Identity DNA Fidelity</w:t>
+            </w:r>
+          </w:p>
+        </w:tc>
+        <w:tc>
+          <w:tcPr>
+            <w:tcW w:type="dxa" w:w="1605"/>
+          </w:tcPr>
+          <w:p>
+            <w:r>
+              <w:rPr>
+                <w:sz w:val="11"/>
+              </w:rPr>
+              <w:t>20</w:t>
+            </w:r>
+          </w:p>
+        </w:tc>
+        <w:tc>
+          <w:tcPr>
+            <w:tcW w:type="dxa" w:w="1605"/>
+          </w:tcPr>
+          <w:p>
+            <w:r>
+              <w:rPr>
+                <w:sz w:val="11"/>
+              </w:rPr>
+              <w:t>NO</w:t>
+            </w:r>
+          </w:p>
+        </w:tc>
+        <w:tc>
+          <w:tcPr>
+            <w:tcW w:type="dxa" w:w="1605"/>
+          </w:tcPr>
+          <w:p>
+            <w:r>
+              <w:rPr>
+                <w:sz w:val="11"/>
+              </w:rPr>
+              <w:t>臉、身形、服裝、標誌特徵與 DNA 一致</w:t>
+            </w:r>
+          </w:p>
+        </w:tc>
+      </w:tr>
+      <w:tr>
+        <w:tc>
+          <w:tcPr>
+            <w:tcW w:type="dxa" w:w="1605"/>
+          </w:tcPr>
+          <w:p>
+            <w:r>
+              <w:rPr>
+                <w:sz w:val="11"/>
+              </w:rPr>
+              <w:t>3</w:t>
+            </w:r>
+          </w:p>
+        </w:tc>
+        <w:tc>
+          <w:tcPr>
+            <w:tcW w:type="dxa" w:w="1605"/>
+          </w:tcPr>
+          <w:p>
+            <w:r>
+              <w:rPr>
+                <w:sz w:val="11"/>
+              </w:rPr>
+              <w:t>QA-DIM-ASSET-OBJECT</w:t>
+            </w:r>
+          </w:p>
+        </w:tc>
+        <w:tc>
+          <w:tcPr>
+            <w:tcW w:type="dxa" w:w="1605"/>
+          </w:tcPr>
+          <w:p>
+            <w:r>
+              <w:rPr>
+                <w:sz w:val="11"/>
+              </w:rPr>
+              <w:t>物件一致性</w:t>
+            </w:r>
+          </w:p>
+        </w:tc>
+        <w:tc>
+          <w:tcPr>
+            <w:tcW w:type="dxa" w:w="1605"/>
+          </w:tcPr>
+          <w:p>
+            <w:r>
+              <w:rPr>
+                <w:sz w:val="11"/>
+              </w:rPr>
+              <w:t>Object Fidelity</w:t>
+            </w:r>
+          </w:p>
+        </w:tc>
+        <w:tc>
+          <w:tcPr>
+            <w:tcW w:type="dxa" w:w="1605"/>
+          </w:tcPr>
+          <w:p>
+            <w:r>
+              <w:rPr>
+                <w:sz w:val="11"/>
+              </w:rPr>
+              <w:t>10</w:t>
+            </w:r>
+          </w:p>
+        </w:tc>
+        <w:tc>
+          <w:tcPr>
+            <w:tcW w:type="dxa" w:w="1605"/>
+          </w:tcPr>
+          <w:p>
+            <w:r>
+              <w:rPr>
+                <w:sz w:val="11"/>
+              </w:rPr>
+              <w:t>NO</w:t>
+            </w:r>
+          </w:p>
+        </w:tc>
+        <w:tc>
+          <w:tcPr>
+            <w:tcW w:type="dxa" w:w="1605"/>
+          </w:tcPr>
+          <w:p>
+            <w:r>
+              <w:rPr>
+                <w:sz w:val="11"/>
+              </w:rPr>
+              <w:t>物件形狀、材質、尺寸比例與指定版本一致</w:t>
+            </w:r>
+          </w:p>
+        </w:tc>
+      </w:tr>
+      <w:tr>
+        <w:tc>
+          <w:tcPr>
+            <w:tcW w:type="dxa" w:w="1605"/>
+          </w:tcPr>
+          <w:p>
+            <w:r>
+              <w:rPr>
+                <w:sz w:val="11"/>
+              </w:rPr>
+              <w:t>4</w:t>
+            </w:r>
+          </w:p>
+        </w:tc>
+        <w:tc>
+          <w:tcPr>
+            <w:tcW w:type="dxa" w:w="1605"/>
+          </w:tcPr>
+          <w:p>
+            <w:r>
+              <w:rPr>
+                <w:sz w:val="11"/>
+              </w:rPr>
+              <w:t>QA-DIM-ASSET-SCENE</w:t>
+            </w:r>
+          </w:p>
+        </w:tc>
+        <w:tc>
+          <w:tcPr>
+            <w:tcW w:type="dxa" w:w="1605"/>
+          </w:tcPr>
+          <w:p>
+            <w:r>
+              <w:rPr>
+                <w:sz w:val="11"/>
+              </w:rPr>
+              <w:t>場景／環境一致性</w:t>
+            </w:r>
+          </w:p>
+        </w:tc>
+        <w:tc>
+          <w:tcPr>
+            <w:tcW w:type="dxa" w:w="1605"/>
+          </w:tcPr>
+          <w:p>
+            <w:r>
+              <w:rPr>
+                <w:sz w:val="11"/>
+              </w:rPr>
+              <w:t>Scene / Environment Fidelity</w:t>
+            </w:r>
+          </w:p>
+        </w:tc>
+        <w:tc>
+          <w:tcPr>
+            <w:tcW w:type="dxa" w:w="1605"/>
+          </w:tcPr>
+          <w:p>
+            <w:r>
+              <w:rPr>
+                <w:sz w:val="11"/>
+              </w:rPr>
+              <w:t>10</w:t>
+            </w:r>
+          </w:p>
+        </w:tc>
+        <w:tc>
+          <w:tcPr>
+            <w:tcW w:type="dxa" w:w="1605"/>
+          </w:tcPr>
+          <w:p>
+            <w:r>
+              <w:rPr>
+                <w:sz w:val="11"/>
+              </w:rPr>
+              <w:t>NO</w:t>
+            </w:r>
+          </w:p>
+        </w:tc>
+        <w:tc>
+          <w:tcPr>
+            <w:tcW w:type="dxa" w:w="1605"/>
+          </w:tcPr>
+          <w:p>
+            <w:r>
+              <w:rPr>
+                <w:sz w:val="11"/>
+              </w:rPr>
+              <w:t>環境、空間、背景元素與 Scene DNA 一致</w:t>
+            </w:r>
+          </w:p>
+        </w:tc>
+      </w:tr>
+      <w:tr>
+        <w:tc>
+          <w:tcPr>
+            <w:tcW w:type="dxa" w:w="1605"/>
+          </w:tcPr>
+          <w:p>
+            <w:r>
+              <w:rPr>
+                <w:sz w:val="11"/>
+              </w:rPr>
+              <w:t>5</w:t>
+            </w:r>
+          </w:p>
+        </w:tc>
+        <w:tc>
+          <w:tcPr>
+            <w:tcW w:type="dxa" w:w="1605"/>
+          </w:tcPr>
+          <w:p>
+            <w:r>
+              <w:rPr>
+                <w:sz w:val="11"/>
+              </w:rPr>
+              <w:t>QA-DIM-ASSET-COMPOSITION</w:t>
+            </w:r>
+          </w:p>
+        </w:tc>
+        <w:tc>
+          <w:tcPr>
+            <w:tcW w:type="dxa" w:w="1605"/>
+          </w:tcPr>
+          <w:p>
+            <w:r>
+              <w:rPr>
+                <w:sz w:val="11"/>
+              </w:rPr>
+              <w:t>構圖／取景</w:t>
+            </w:r>
+          </w:p>
+        </w:tc>
+        <w:tc>
+          <w:tcPr>
+            <w:tcW w:type="dxa" w:w="1605"/>
+          </w:tcPr>
+          <w:p>
+            <w:r>
+              <w:rPr>
+                <w:sz w:val="11"/>
+              </w:rPr>
+              <w:t>Composition / Framing</w:t>
+            </w:r>
+          </w:p>
+        </w:tc>
+        <w:tc>
+          <w:tcPr>
+            <w:tcW w:type="dxa" w:w="1605"/>
+          </w:tcPr>
+          <w:p>
+            <w:r>
+              <w:rPr>
+                <w:sz w:val="11"/>
+              </w:rPr>
+              <w:t>10</w:t>
+            </w:r>
+          </w:p>
+        </w:tc>
+        <w:tc>
+          <w:tcPr>
+            <w:tcW w:type="dxa" w:w="1605"/>
+          </w:tcPr>
+          <w:p>
+            <w:r>
+              <w:rPr>
+                <w:sz w:val="11"/>
+              </w:rPr>
+              <w:t>NO</w:t>
+            </w:r>
+          </w:p>
+        </w:tc>
+        <w:tc>
+          <w:tcPr>
+            <w:tcW w:type="dxa" w:w="1605"/>
+          </w:tcPr>
+          <w:p>
+            <w:r>
+              <w:rPr>
+                <w:sz w:val="11"/>
+              </w:rPr>
+              <w:t>主體位置、鏡位意圖、留白與視覺重心合理</w:t>
+            </w:r>
+          </w:p>
+        </w:tc>
+      </w:tr>
+      <w:tr>
+        <w:tc>
+          <w:tcPr>
+            <w:tcW w:type="dxa" w:w="1605"/>
+          </w:tcPr>
+          <w:p>
+            <w:r>
+              <w:rPr>
+                <w:sz w:val="11"/>
+              </w:rPr>
+              <w:t>6</w:t>
+            </w:r>
+          </w:p>
+        </w:tc>
+        <w:tc>
+          <w:tcPr>
+            <w:tcW w:type="dxa" w:w="1605"/>
+          </w:tcPr>
+          <w:p>
+            <w:r>
+              <w:rPr>
+                <w:sz w:val="11"/>
+              </w:rPr>
+              <w:t>QA-DIM-ASSET-GEOMETRY</w:t>
+            </w:r>
+          </w:p>
+        </w:tc>
+        <w:tc>
+          <w:tcPr>
+            <w:tcW w:type="dxa" w:w="1605"/>
+          </w:tcPr>
+          <w:p>
+            <w:r>
+              <w:rPr>
+                <w:sz w:val="11"/>
+              </w:rPr>
+              <w:t>解剖／幾何／生成瑕疵</w:t>
+            </w:r>
+          </w:p>
+        </w:tc>
+        <w:tc>
+          <w:tcPr>
+            <w:tcW w:type="dxa" w:w="1605"/>
+          </w:tcPr>
+          <w:p>
+            <w:r>
+              <w:rPr>
+                <w:sz w:val="11"/>
+              </w:rPr>
+              <w:t>Anatomy / Geometry / Artifact Integrity</w:t>
+            </w:r>
+          </w:p>
+        </w:tc>
+        <w:tc>
+          <w:tcPr>
+            <w:tcW w:type="dxa" w:w="1605"/>
+          </w:tcPr>
+          <w:p>
+            <w:r>
+              <w:rPr>
+                <w:sz w:val="11"/>
+              </w:rPr>
+              <w:t>15</w:t>
+            </w:r>
+          </w:p>
+        </w:tc>
+        <w:tc>
+          <w:tcPr>
+            <w:tcW w:type="dxa" w:w="1605"/>
+          </w:tcPr>
+          <w:p>
+            <w:r>
+              <w:rPr>
+                <w:sz w:val="11"/>
+              </w:rPr>
+              <w:t>NO</w:t>
+            </w:r>
+          </w:p>
+        </w:tc>
+        <w:tc>
+          <w:tcPr>
+            <w:tcW w:type="dxa" w:w="1605"/>
+          </w:tcPr>
+          <w:p>
+            <w:r>
+              <w:rPr>
+                <w:sz w:val="11"/>
+              </w:rPr>
+              <w:t>手指、肢體、透視、破圖、重影、錯字等無明顯瑕疵</w:t>
+            </w:r>
+          </w:p>
+        </w:tc>
+      </w:tr>
+      <w:tr>
+        <w:tc>
+          <w:tcPr>
+            <w:tcW w:type="dxa" w:w="1605"/>
+          </w:tcPr>
+          <w:p>
+            <w:r>
+              <w:rPr>
+                <w:sz w:val="11"/>
+              </w:rPr>
+              <w:t>7</w:t>
+            </w:r>
+          </w:p>
+        </w:tc>
+        <w:tc>
+          <w:tcPr>
+            <w:tcW w:type="dxa" w:w="1605"/>
+          </w:tcPr>
+          <w:p>
+            <w:r>
+              <w:rPr>
+                <w:sz w:val="11"/>
+              </w:rPr>
+              <w:t>QA-DIM-ASSET-STYLE</w:t>
+            </w:r>
+          </w:p>
+        </w:tc>
+        <w:tc>
+          <w:tcPr>
+            <w:tcW w:type="dxa" w:w="1605"/>
+          </w:tcPr>
+          <w:p>
+            <w:r>
+              <w:rPr>
+                <w:sz w:val="11"/>
+              </w:rPr>
+              <w:t>風格／色彩／光線一致性</w:t>
+            </w:r>
+          </w:p>
+        </w:tc>
+        <w:tc>
+          <w:tcPr>
+            <w:tcW w:type="dxa" w:w="1605"/>
+          </w:tcPr>
+          <w:p>
+            <w:r>
+              <w:rPr>
+                <w:sz w:val="11"/>
+              </w:rPr>
+              <w:t>Style / Color / Lighting Consistency</w:t>
+            </w:r>
+          </w:p>
+        </w:tc>
+        <w:tc>
+          <w:tcPr>
+            <w:tcW w:type="dxa" w:w="1605"/>
+          </w:tcPr>
+          <w:p>
+            <w:r>
+              <w:rPr>
+                <w:sz w:val="11"/>
+              </w:rPr>
+              <w:t>10</w:t>
+            </w:r>
+          </w:p>
+        </w:tc>
+        <w:tc>
+          <w:tcPr>
+            <w:tcW w:type="dxa" w:w="1605"/>
+          </w:tcPr>
+          <w:p>
+            <w:r>
+              <w:rPr>
+                <w:sz w:val="11"/>
+              </w:rPr>
+              <w:t>NO</w:t>
+            </w:r>
+          </w:p>
+        </w:tc>
+        <w:tc>
+          <w:tcPr>
+            <w:tcW w:type="dxa" w:w="1605"/>
+          </w:tcPr>
+          <w:p>
+            <w:r>
+              <w:rPr>
+                <w:sz w:val="11"/>
+              </w:rPr>
+              <w:t>風格、色調、光線與系列基準一致</w:t>
+            </w:r>
+          </w:p>
+        </w:tc>
+      </w:tr>
+      <w:tr>
+        <w:tc>
+          <w:tcPr>
+            <w:tcW w:type="dxa" w:w="1605"/>
+          </w:tcPr>
+          <w:p>
+            <w:r>
+              <w:rPr>
+                <w:sz w:val="11"/>
+              </w:rPr>
+              <w:t>8</w:t>
+            </w:r>
+          </w:p>
+        </w:tc>
+        <w:tc>
+          <w:tcPr>
+            <w:tcW w:type="dxa" w:w="1605"/>
+          </w:tcPr>
+          <w:p>
+            <w:r>
+              <w:rPr>
+                <w:sz w:val="11"/>
+              </w:rPr>
+              <w:t>QA-DIM-ASSET-TECH</w:t>
+            </w:r>
+          </w:p>
+        </w:tc>
+        <w:tc>
+          <w:tcPr>
+            <w:tcW w:type="dxa" w:w="1605"/>
+          </w:tcPr>
+          <w:p>
+            <w:r>
+              <w:rPr>
+                <w:sz w:val="11"/>
+              </w:rPr>
+              <w:t>技術品質</w:t>
+            </w:r>
+          </w:p>
+        </w:tc>
+        <w:tc>
+          <w:tcPr>
+            <w:tcW w:type="dxa" w:w="1605"/>
+          </w:tcPr>
+          <w:p>
+            <w:r>
+              <w:rPr>
+                <w:sz w:val="11"/>
+              </w:rPr>
+              <w:t>Technical Image Quality</w:t>
+            </w:r>
+          </w:p>
+        </w:tc>
+        <w:tc>
+          <w:tcPr>
+            <w:tcW w:type="dxa" w:w="1605"/>
+          </w:tcPr>
+          <w:p>
+            <w:r>
+              <w:rPr>
+                <w:sz w:val="11"/>
+              </w:rPr>
+              <w:t>5</w:t>
+            </w:r>
+          </w:p>
+        </w:tc>
+        <w:tc>
+          <w:tcPr>
+            <w:tcW w:type="dxa" w:w="1605"/>
+          </w:tcPr>
+          <w:p>
+            <w:r>
+              <w:rPr>
+                <w:sz w:val="11"/>
+              </w:rPr>
+              <w:t>NO</w:t>
+            </w:r>
+          </w:p>
+        </w:tc>
+        <w:tc>
+          <w:tcPr>
+            <w:tcW w:type="dxa" w:w="1605"/>
+          </w:tcPr>
+          <w:p>
+            <w:r>
+              <w:rPr>
+                <w:sz w:val="11"/>
+              </w:rPr>
+              <w:t>尺寸、解析度、格式、清晰度與檔案完整</w:t>
+            </w:r>
+          </w:p>
+        </w:tc>
+      </w:tr>
+      <w:tr>
+        <w:tc>
+          <w:tcPr>
+            <w:tcW w:type="dxa" w:w="1605"/>
+          </w:tcPr>
+          <w:p>
+            <w:r>
+              <w:rPr>
+                <w:sz w:val="11"/>
+              </w:rPr>
+              <w:t>9</w:t>
+            </w:r>
+          </w:p>
+        </w:tc>
+        <w:tc>
+          <w:tcPr>
+            <w:tcW w:type="dxa" w:w="1605"/>
+          </w:tcPr>
+          <w:p>
+            <w:r>
+              <w:rPr>
+                <w:sz w:val="11"/>
+              </w:rPr>
+              <w:t>QA-DIM-RIGHTS-POLICY</w:t>
+            </w:r>
+          </w:p>
+        </w:tc>
+        <w:tc>
+          <w:tcPr>
+            <w:tcW w:type="dxa" w:w="1605"/>
+          </w:tcPr>
+          <w:p>
+            <w:r>
+              <w:rPr>
+                <w:sz w:val="11"/>
+              </w:rPr>
+              <w:t>權利／政策</w:t>
+            </w:r>
+          </w:p>
+        </w:tc>
+        <w:tc>
+          <w:tcPr>
+            <w:tcW w:type="dxa" w:w="1605"/>
+          </w:tcPr>
+          <w:p>
+            <w:r>
+              <w:rPr>
+                <w:sz w:val="11"/>
+              </w:rPr>
+              <w:t>Rights / Policy</w:t>
+            </w:r>
+          </w:p>
+        </w:tc>
+        <w:tc>
+          <w:tcPr>
+            <w:tcW w:type="dxa" w:w="1605"/>
+          </w:tcPr>
+          <w:p>
+            <w:r>
+              <w:rPr>
+                <w:sz w:val="11"/>
+              </w:rPr>
+              <w:t>5</w:t>
+            </w:r>
+          </w:p>
+        </w:tc>
+        <w:tc>
+          <w:tcPr>
+            <w:tcW w:type="dxa" w:w="1605"/>
+          </w:tcPr>
+          <w:p>
+            <w:r>
+              <w:rPr>
+                <w:sz w:val="11"/>
+              </w:rPr>
+              <w:t>HARD BLOCK</w:t>
+            </w:r>
+          </w:p>
+        </w:tc>
+        <w:tc>
+          <w:tcPr>
+            <w:tcW w:type="dxa" w:w="1605"/>
+          </w:tcPr>
+          <w:p>
+            <w:r>
+              <w:rPr>
+                <w:sz w:val="11"/>
+              </w:rPr>
+              <w:t>權利與政策要求必須 PASS</w:t>
+            </w:r>
+          </w:p>
+        </w:tc>
+      </w:tr>
+    </w:tbl>
+    <w:p>
+      <w:r>
+        <w:t>Scoring: 每個 Dimension 0–100；Weighted Score = Score × Weight / 100；Total = 全部適用 Dimension 加總。PASS = Total ≥ 95 且所有 Hard Block / Required Check PASS。頁面不得自行新增第二套 threshold。</w:t>
+      </w:r>
+    </w:p>
+    <w:p>
+      <w:pPr>
+        <w:pStyle w:val="Heading2"/>
+      </w:pPr>
+      <w:r>
+        <w:t>QCP-ASSET-AUDIO-V1 · ASSET · VOICE / MUSIC / SFX asset outputs</w:t>
+      </w:r>
+    </w:p>
+    <w:tbl>
+      <w:tblPr>
+        <w:tblStyle w:val="TableGrid"/>
+        <w:tblW w:type="auto" w:w="0"/>
+        <w:tblLook w:firstColumn="1" w:firstRow="1" w:lastColumn="0" w:lastRow="0" w:noHBand="0" w:noVBand="1" w:val="04A0"/>
+      </w:tblPr>
+      <w:tblGrid>
+        <w:gridCol w:w="2246"/>
+        <w:gridCol w:w="2246"/>
+        <w:gridCol w:w="2246"/>
+        <w:gridCol w:w="2246"/>
+        <w:gridCol w:w="2246"/>
+      </w:tblGrid>
+      <w:tr>
+        <w:trPr>
+          <w:tblHeader w:val="true"/>
+        </w:trPr>
+        <w:tc>
+          <w:tcPr>
+            <w:tcW w:type="dxa" w:w="2246"/>
+            <w:shd w:fill="EDE9FE"/>
+          </w:tcPr>
+          <w:p>
+            <w:r>
+              <w:rPr>
+                <w:sz w:val="12"/>
+              </w:rPr>
+              <w:t>Profile UID</w:t>
+            </w:r>
+          </w:p>
+        </w:tc>
+        <w:tc>
+          <w:tcPr>
+            <w:tcW w:type="dxa" w:w="2246"/>
+            <w:shd w:fill="EDE9FE"/>
+          </w:tcPr>
+          <w:p>
+            <w:r>
+              <w:rPr>
+                <w:sz w:val="12"/>
+              </w:rPr>
+              <w:t>Department</w:t>
+            </w:r>
+          </w:p>
+        </w:tc>
+        <w:tc>
+          <w:tcPr>
+            <w:tcW w:type="dxa" w:w="2246"/>
+            <w:shd w:fill="EDE9FE"/>
+          </w:tcPr>
+          <w:p>
+            <w:r>
+              <w:rPr>
+                <w:sz w:val="12"/>
+              </w:rPr>
+              <w:t>Applicability</w:t>
+            </w:r>
+          </w:p>
+        </w:tc>
+        <w:tc>
+          <w:tcPr>
+            <w:tcW w:type="dxa" w:w="2246"/>
+            <w:shd w:fill="EDE9FE"/>
+          </w:tcPr>
+          <w:p>
+            <w:r>
+              <w:rPr>
+                <w:sz w:val="12"/>
+              </w:rPr>
+              <w:t>Pass Threshold</w:t>
+            </w:r>
+          </w:p>
+        </w:tc>
+        <w:tc>
+          <w:tcPr>
+            <w:tcW w:type="dxa" w:w="2246"/>
+            <w:shd w:fill="EDE9FE"/>
+          </w:tcPr>
+          <w:p>
+            <w:r>
+              <w:rPr>
+                <w:sz w:val="12"/>
+              </w:rPr>
+              <w:t>Authority Basis</w:t>
+            </w:r>
+          </w:p>
+        </w:tc>
+      </w:tr>
+      <w:tr>
+        <w:tc>
+          <w:tcPr>
+            <w:tcW w:type="dxa" w:w="2246"/>
+          </w:tcPr>
+          <w:p>
+            <w:r>
+              <w:rPr>
+                <w:sz w:val="12"/>
+              </w:rPr>
+              <w:t>QCP-ASSET-AUDIO-V1</w:t>
+            </w:r>
+          </w:p>
+        </w:tc>
+        <w:tc>
+          <w:tcPr>
+            <w:tcW w:type="dxa" w:w="2246"/>
+          </w:tcPr>
+          <w:p>
+            <w:r>
+              <w:rPr>
+                <w:sz w:val="12"/>
+              </w:rPr>
+              <w:t>ASSET</w:t>
+            </w:r>
+          </w:p>
+        </w:tc>
+        <w:tc>
+          <w:tcPr>
+            <w:tcW w:type="dxa" w:w="2246"/>
+          </w:tcPr>
+          <w:p>
+            <w:r>
+              <w:rPr>
+                <w:sz w:val="12"/>
+              </w:rPr>
+              <w:t>VOICE / MUSIC / SFX asset outputs</w:t>
+            </w:r>
+          </w:p>
+        </w:tc>
+        <w:tc>
+          <w:tcPr>
+            <w:tcW w:type="dxa" w:w="2246"/>
+          </w:tcPr>
+          <w:p>
+            <w:r>
+              <w:rPr>
+                <w:sz w:val="12"/>
+              </w:rPr>
+              <w:t>95</w:t>
+            </w:r>
+          </w:p>
+        </w:tc>
+        <w:tc>
+          <w:tcPr>
+            <w:tcW w:type="dxa" w:w="2246"/>
+          </w:tcPr>
+          <w:p>
+            <w:r>
+              <w:rPr>
+                <w:sz w:val="12"/>
+              </w:rPr>
+              <w:t>NEW 95 threshold authority; concrete dimensions new authority</w:t>
+            </w:r>
+          </w:p>
+        </w:tc>
+      </w:tr>
+    </w:tbl>
+    <w:tbl>
+      <w:tblPr>
+        <w:tblStyle w:val="TableGrid"/>
+        <w:tblW w:type="auto" w:w="0"/>
+        <w:tblLook w:firstColumn="1" w:firstRow="1" w:lastColumn="0" w:lastRow="0" w:noHBand="0" w:noVBand="1" w:val="04A0"/>
+      </w:tblPr>
+      <w:tblGrid>
+        <w:gridCol w:w="1605"/>
+        <w:gridCol w:w="1605"/>
+        <w:gridCol w:w="1605"/>
+        <w:gridCol w:w="1605"/>
+        <w:gridCol w:w="1605"/>
+        <w:gridCol w:w="1605"/>
+        <w:gridCol w:w="1605"/>
+      </w:tblGrid>
+      <w:tr>
+        <w:trPr>
+          <w:tblHeader w:val="true"/>
+        </w:trPr>
+        <w:tc>
+          <w:tcPr>
+            <w:tcW w:type="dxa" w:w="1605"/>
+            <w:shd w:fill="EDE9FE"/>
+          </w:tcPr>
+          <w:p>
+            <w:r>
+              <w:rPr>
+                <w:sz w:val="11"/>
+              </w:rPr>
+              <w:t>Order</w:t>
+            </w:r>
+          </w:p>
+        </w:tc>
+        <w:tc>
+          <w:tcPr>
+            <w:tcW w:type="dxa" w:w="1605"/>
+            <w:shd w:fill="EDE9FE"/>
+          </w:tcPr>
+          <w:p>
+            <w:r>
+              <w:rPr>
+                <w:sz w:val="11"/>
+              </w:rPr>
+              <w:t>Dimension UID</w:t>
+            </w:r>
+          </w:p>
+        </w:tc>
+        <w:tc>
+          <w:tcPr>
+            <w:tcW w:type="dxa" w:w="1605"/>
+            <w:shd w:fill="EDE9FE"/>
+          </w:tcPr>
+          <w:p>
+            <w:r>
+              <w:rPr>
+                <w:sz w:val="11"/>
+              </w:rPr>
+              <w:t>審查項目</w:t>
+            </w:r>
+          </w:p>
+        </w:tc>
+        <w:tc>
+          <w:tcPr>
+            <w:tcW w:type="dxa" w:w="1605"/>
+            <w:shd w:fill="EDE9FE"/>
+          </w:tcPr>
+          <w:p>
+            <w:r>
+              <w:rPr>
+                <w:sz w:val="11"/>
+              </w:rPr>
+              <w:t>English</w:t>
+            </w:r>
+          </w:p>
+        </w:tc>
+        <w:tc>
+          <w:tcPr>
+            <w:tcW w:type="dxa" w:w="1605"/>
+            <w:shd w:fill="EDE9FE"/>
+          </w:tcPr>
+          <w:p>
+            <w:r>
+              <w:rPr>
+                <w:sz w:val="11"/>
+              </w:rPr>
+              <w:t>Weight</w:t>
+            </w:r>
+          </w:p>
+        </w:tc>
+        <w:tc>
+          <w:tcPr>
+            <w:tcW w:type="dxa" w:w="1605"/>
+            <w:shd w:fill="EDE9FE"/>
+          </w:tcPr>
+          <w:p>
+            <w:r>
+              <w:rPr>
+                <w:sz w:val="11"/>
+              </w:rPr>
+              <w:t>Hard Block</w:t>
+            </w:r>
+          </w:p>
+        </w:tc>
+        <w:tc>
+          <w:tcPr>
+            <w:tcW w:type="dxa" w:w="1605"/>
+            <w:shd w:fill="EDE9FE"/>
+          </w:tcPr>
+          <w:p>
+            <w:r>
+              <w:rPr>
+                <w:sz w:val="11"/>
+              </w:rPr>
+              <w:t>Definition</w:t>
+            </w:r>
+          </w:p>
+        </w:tc>
+      </w:tr>
+      <w:tr>
+        <w:tc>
+          <w:tcPr>
+            <w:tcW w:type="dxa" w:w="1605"/>
+          </w:tcPr>
+          <w:p>
+            <w:r>
+              <w:rPr>
+                <w:sz w:val="11"/>
+              </w:rPr>
+              <w:t>1</w:t>
+            </w:r>
+          </w:p>
+        </w:tc>
+        <w:tc>
+          <w:tcPr>
+            <w:tcW w:type="dxa" w:w="1605"/>
+          </w:tcPr>
+          <w:p>
+            <w:r>
+              <w:rPr>
+                <w:sz w:val="11"/>
+              </w:rPr>
+              <w:t>QA-DIM-AUDIO-SCRIPT</w:t>
+            </w:r>
+          </w:p>
+        </w:tc>
+        <w:tc>
+          <w:tcPr>
+            <w:tcW w:type="dxa" w:w="1605"/>
+          </w:tcPr>
+          <w:p>
+            <w:r>
+              <w:rPr>
+                <w:sz w:val="11"/>
+              </w:rPr>
+              <w:t>腳本／Manifest 符合</w:t>
+            </w:r>
+          </w:p>
+        </w:tc>
+        <w:tc>
+          <w:tcPr>
+            <w:tcW w:type="dxa" w:w="1605"/>
+          </w:tcPr>
+          <w:p>
+            <w:r>
+              <w:rPr>
+                <w:sz w:val="11"/>
+              </w:rPr>
+              <w:t>Script / Manifest Compliance</w:t>
+            </w:r>
+          </w:p>
+        </w:tc>
+        <w:tc>
+          <w:tcPr>
+            <w:tcW w:type="dxa" w:w="1605"/>
+          </w:tcPr>
+          <w:p>
+            <w:r>
+              <w:rPr>
+                <w:sz w:val="11"/>
+              </w:rPr>
+              <w:t>15</w:t>
+            </w:r>
+          </w:p>
+        </w:tc>
+        <w:tc>
+          <w:tcPr>
+            <w:tcW w:type="dxa" w:w="1605"/>
+          </w:tcPr>
+          <w:p>
+            <w:r>
+              <w:rPr>
+                <w:sz w:val="11"/>
+              </w:rPr>
+              <w:t>NO</w:t>
+            </w:r>
+          </w:p>
+        </w:tc>
+        <w:tc>
+          <w:tcPr>
+            <w:tcW w:type="dxa" w:w="1605"/>
+          </w:tcPr>
+          <w:p>
+            <w:r>
+              <w:rPr>
+                <w:sz w:val="11"/>
+              </w:rPr>
+              <w:t>符合 Voice/Music/SFX Script 與用途</w:t>
+            </w:r>
+          </w:p>
+        </w:tc>
+      </w:tr>
+      <w:tr>
+        <w:tc>
+          <w:tcPr>
+            <w:tcW w:type="dxa" w:w="1605"/>
+          </w:tcPr>
+          <w:p>
+            <w:r>
+              <w:rPr>
+                <w:sz w:val="11"/>
+              </w:rPr>
+              <w:t>2</w:t>
+            </w:r>
+          </w:p>
+        </w:tc>
+        <w:tc>
+          <w:tcPr>
+            <w:tcW w:type="dxa" w:w="1605"/>
+          </w:tcPr>
+          <w:p>
+            <w:r>
+              <w:rPr>
+                <w:sz w:val="11"/>
+              </w:rPr>
+              <w:t>QA-DIM-AUDIO-IDENTITY</w:t>
+            </w:r>
+          </w:p>
+        </w:tc>
+        <w:tc>
+          <w:tcPr>
+            <w:tcW w:type="dxa" w:w="1605"/>
+          </w:tcPr>
+          <w:p>
+            <w:r>
+              <w:rPr>
+                <w:sz w:val="11"/>
+              </w:rPr>
+              <w:t>聲音身份／語意一致</w:t>
+            </w:r>
+          </w:p>
+        </w:tc>
+        <w:tc>
+          <w:tcPr>
+            <w:tcW w:type="dxa" w:w="1605"/>
+          </w:tcPr>
+          <w:p>
+            <w:r>
+              <w:rPr>
+                <w:sz w:val="11"/>
+              </w:rPr>
+              <w:t>Voice Identity / Semantic Fit</w:t>
+            </w:r>
+          </w:p>
+        </w:tc>
+        <w:tc>
+          <w:tcPr>
+            <w:tcW w:type="dxa" w:w="1605"/>
+          </w:tcPr>
+          <w:p>
+            <w:r>
+              <w:rPr>
+                <w:sz w:val="11"/>
+              </w:rPr>
+              <w:t>20</w:t>
+            </w:r>
+          </w:p>
+        </w:tc>
+        <w:tc>
+          <w:tcPr>
+            <w:tcW w:type="dxa" w:w="1605"/>
+          </w:tcPr>
+          <w:p>
+            <w:r>
+              <w:rPr>
+                <w:sz w:val="11"/>
+              </w:rPr>
+              <w:t>NO</w:t>
+            </w:r>
+          </w:p>
+        </w:tc>
+        <w:tc>
+          <w:tcPr>
+            <w:tcW w:type="dxa" w:w="1605"/>
+          </w:tcPr>
+          <w:p>
+            <w:r>
+              <w:rPr>
+                <w:sz w:val="11"/>
+              </w:rPr>
+              <w:t>指定角色聲線、語氣或音樂/SFX 意圖一致</w:t>
+            </w:r>
+          </w:p>
+        </w:tc>
+      </w:tr>
+      <w:tr>
+        <w:tc>
+          <w:tcPr>
+            <w:tcW w:type="dxa" w:w="1605"/>
+          </w:tcPr>
+          <w:p>
+            <w:r>
+              <w:rPr>
+                <w:sz w:val="11"/>
+              </w:rPr>
+              <w:t>3</w:t>
+            </w:r>
+          </w:p>
+        </w:tc>
+        <w:tc>
+          <w:tcPr>
+            <w:tcW w:type="dxa" w:w="1605"/>
+          </w:tcPr>
+          <w:p>
+            <w:r>
+              <w:rPr>
+                <w:sz w:val="11"/>
+              </w:rPr>
+              <w:t>QA-DIM-AUDIO-CONTENT</w:t>
+            </w:r>
+          </w:p>
+        </w:tc>
+        <w:tc>
+          <w:tcPr>
+            <w:tcW w:type="dxa" w:w="1605"/>
+          </w:tcPr>
+          <w:p>
+            <w:r>
+              <w:rPr>
+                <w:sz w:val="11"/>
+              </w:rPr>
+              <w:t>發音／內容正確</w:t>
+            </w:r>
+          </w:p>
+        </w:tc>
+        <w:tc>
+          <w:tcPr>
+            <w:tcW w:type="dxa" w:w="1605"/>
+          </w:tcPr>
+          <w:p>
+            <w:r>
+              <w:rPr>
+                <w:sz w:val="11"/>
+              </w:rPr>
+              <w:t>Pronunciation / Content Accuracy</w:t>
+            </w:r>
+          </w:p>
+        </w:tc>
+        <w:tc>
+          <w:tcPr>
+            <w:tcW w:type="dxa" w:w="1605"/>
+          </w:tcPr>
+          <w:p>
+            <w:r>
+              <w:rPr>
+                <w:sz w:val="11"/>
+              </w:rPr>
+              <w:t>15</w:t>
+            </w:r>
+          </w:p>
+        </w:tc>
+        <w:tc>
+          <w:tcPr>
+            <w:tcW w:type="dxa" w:w="1605"/>
+          </w:tcPr>
+          <w:p>
+            <w:r>
+              <w:rPr>
+                <w:sz w:val="11"/>
+              </w:rPr>
+              <w:t>NO</w:t>
+            </w:r>
+          </w:p>
+        </w:tc>
+        <w:tc>
+          <w:tcPr>
+            <w:tcW w:type="dxa" w:w="1605"/>
+          </w:tcPr>
+          <w:p>
+            <w:r>
+              <w:rPr>
+                <w:sz w:val="11"/>
+              </w:rPr>
+              <w:t>台詞、名稱、語言、發音與文字來源正確</w:t>
+            </w:r>
+          </w:p>
+        </w:tc>
+      </w:tr>
+      <w:tr>
+        <w:tc>
+          <w:tcPr>
+            <w:tcW w:type="dxa" w:w="1605"/>
+          </w:tcPr>
+          <w:p>
+            <w:r>
+              <w:rPr>
+                <w:sz w:val="11"/>
+              </w:rPr>
+              <w:t>4</w:t>
+            </w:r>
+          </w:p>
+        </w:tc>
+        <w:tc>
+          <w:tcPr>
+            <w:tcW w:type="dxa" w:w="1605"/>
+          </w:tcPr>
+          <w:p>
+            <w:r>
+              <w:rPr>
+                <w:sz w:val="11"/>
+              </w:rPr>
+              <w:t>QA-DIM-AUDIO-TIMING</w:t>
+            </w:r>
+          </w:p>
+        </w:tc>
+        <w:tc>
+          <w:tcPr>
+            <w:tcW w:type="dxa" w:w="1605"/>
+          </w:tcPr>
+          <w:p>
+            <w:r>
+              <w:rPr>
+                <w:sz w:val="11"/>
+              </w:rPr>
+              <w:t>時間／長度</w:t>
+            </w:r>
+          </w:p>
+        </w:tc>
+        <w:tc>
+          <w:tcPr>
+            <w:tcW w:type="dxa" w:w="1605"/>
+          </w:tcPr>
+          <w:p>
+            <w:r>
+              <w:rPr>
+                <w:sz w:val="11"/>
+              </w:rPr>
+              <w:t>Timing / Duration</w:t>
+            </w:r>
+          </w:p>
+        </w:tc>
+        <w:tc>
+          <w:tcPr>
+            <w:tcW w:type="dxa" w:w="1605"/>
+          </w:tcPr>
+          <w:p>
+            <w:r>
+              <w:rPr>
+                <w:sz w:val="11"/>
+              </w:rPr>
+              <w:t>10</w:t>
+            </w:r>
+          </w:p>
+        </w:tc>
+        <w:tc>
+          <w:tcPr>
+            <w:tcW w:type="dxa" w:w="1605"/>
+          </w:tcPr>
+          <w:p>
+            <w:r>
+              <w:rPr>
+                <w:sz w:val="11"/>
+              </w:rPr>
+              <w:t>NO</w:t>
+            </w:r>
+          </w:p>
+        </w:tc>
+        <w:tc>
+          <w:tcPr>
+            <w:tcW w:type="dxa" w:w="1605"/>
+          </w:tcPr>
+          <w:p>
+            <w:r>
+              <w:rPr>
+                <w:sz w:val="11"/>
+              </w:rPr>
+              <w:t>開始、結束、節奏與所屬片段長度合理</w:t>
+            </w:r>
+          </w:p>
+        </w:tc>
+      </w:tr>
+      <w:tr>
+        <w:tc>
+          <w:tcPr>
+            <w:tcW w:type="dxa" w:w="1605"/>
+          </w:tcPr>
+          <w:p>
+            <w:r>
+              <w:rPr>
+                <w:sz w:val="11"/>
+              </w:rPr>
+              <w:t>5</w:t>
+            </w:r>
+          </w:p>
+        </w:tc>
+        <w:tc>
+          <w:tcPr>
+            <w:tcW w:type="dxa" w:w="1605"/>
+          </w:tcPr>
+          <w:p>
+            <w:r>
+              <w:rPr>
+                <w:sz w:val="11"/>
+              </w:rPr>
+              <w:t>QA-DIM-AUDIO-NOISE</w:t>
+            </w:r>
+          </w:p>
+        </w:tc>
+        <w:tc>
+          <w:tcPr>
+            <w:tcW w:type="dxa" w:w="1605"/>
+          </w:tcPr>
+          <w:p>
+            <w:r>
+              <w:rPr>
+                <w:sz w:val="11"/>
+              </w:rPr>
+              <w:t>雜訊／爆音／失真</w:t>
+            </w:r>
+          </w:p>
+        </w:tc>
+        <w:tc>
+          <w:tcPr>
+            <w:tcW w:type="dxa" w:w="1605"/>
+          </w:tcPr>
+          <w:p>
+            <w:r>
+              <w:rPr>
+                <w:sz w:val="11"/>
+              </w:rPr>
+              <w:t>Noise / Clipping / Distortion</w:t>
+            </w:r>
+          </w:p>
+        </w:tc>
+        <w:tc>
+          <w:tcPr>
+            <w:tcW w:type="dxa" w:w="1605"/>
+          </w:tcPr>
+          <w:p>
+            <w:r>
+              <w:rPr>
+                <w:sz w:val="11"/>
+              </w:rPr>
+              <w:t>15</w:t>
+            </w:r>
+          </w:p>
+        </w:tc>
+        <w:tc>
+          <w:tcPr>
+            <w:tcW w:type="dxa" w:w="1605"/>
+          </w:tcPr>
+          <w:p>
+            <w:r>
+              <w:rPr>
+                <w:sz w:val="11"/>
+              </w:rPr>
+              <w:t>NO</w:t>
+            </w:r>
+          </w:p>
+        </w:tc>
+        <w:tc>
+          <w:tcPr>
+            <w:tcW w:type="dxa" w:w="1605"/>
+          </w:tcPr>
+          <w:p>
+            <w:r>
+              <w:rPr>
+                <w:sz w:val="11"/>
+              </w:rPr>
+              <w:t>無不可接受雜訊、爆音、削波、失真</w:t>
+            </w:r>
+          </w:p>
+        </w:tc>
+      </w:tr>
+      <w:tr>
+        <w:tc>
+          <w:tcPr>
+            <w:tcW w:type="dxa" w:w="1605"/>
+          </w:tcPr>
+          <w:p>
+            <w:r>
+              <w:rPr>
+                <w:sz w:val="11"/>
+              </w:rPr>
+              <w:t>6</w:t>
+            </w:r>
+          </w:p>
+        </w:tc>
+        <w:tc>
+          <w:tcPr>
+            <w:tcW w:type="dxa" w:w="1605"/>
+          </w:tcPr>
+          <w:p>
+            <w:r>
+              <w:rPr>
+                <w:sz w:val="11"/>
+              </w:rPr>
+              <w:t>QA-DIM-AUDIO-LEVEL</w:t>
+            </w:r>
+          </w:p>
+        </w:tc>
+        <w:tc>
+          <w:tcPr>
+            <w:tcW w:type="dxa" w:w="1605"/>
+          </w:tcPr>
+          <w:p>
+            <w:r>
+              <w:rPr>
+                <w:sz w:val="11"/>
+              </w:rPr>
+              <w:t>音量／動態</w:t>
+            </w:r>
+          </w:p>
+        </w:tc>
+        <w:tc>
+          <w:tcPr>
+            <w:tcW w:type="dxa" w:w="1605"/>
+          </w:tcPr>
+          <w:p>
+            <w:r>
+              <w:rPr>
+                <w:sz w:val="11"/>
+              </w:rPr>
+              <w:t>Level / Dynamics</w:t>
+            </w:r>
+          </w:p>
+        </w:tc>
+        <w:tc>
+          <w:tcPr>
+            <w:tcW w:type="dxa" w:w="1605"/>
+          </w:tcPr>
+          <w:p>
+            <w:r>
+              <w:rPr>
+                <w:sz w:val="11"/>
+              </w:rPr>
+              <w:t>10</w:t>
+            </w:r>
+          </w:p>
+        </w:tc>
+        <w:tc>
+          <w:tcPr>
+            <w:tcW w:type="dxa" w:w="1605"/>
+          </w:tcPr>
+          <w:p>
+            <w:r>
+              <w:rPr>
+                <w:sz w:val="11"/>
+              </w:rPr>
+              <w:t>NO</w:t>
+            </w:r>
+          </w:p>
+        </w:tc>
+        <w:tc>
+          <w:tcPr>
+            <w:tcW w:type="dxa" w:w="1605"/>
+          </w:tcPr>
+          <w:p>
+            <w:r>
+              <w:rPr>
+                <w:sz w:val="11"/>
+              </w:rPr>
+              <w:t>音量、峰值、動態與可懂度符合用途</w:t>
+            </w:r>
+          </w:p>
+        </w:tc>
+      </w:tr>
+      <w:tr>
+        <w:tc>
+          <w:tcPr>
+            <w:tcW w:type="dxa" w:w="1605"/>
+          </w:tcPr>
+          <w:p>
+            <w:r>
+              <w:rPr>
+                <w:sz w:val="11"/>
+              </w:rPr>
+              <w:t>7</w:t>
+            </w:r>
+          </w:p>
+        </w:tc>
+        <w:tc>
+          <w:tcPr>
+            <w:tcW w:type="dxa" w:w="1605"/>
+          </w:tcPr>
+          <w:p>
+            <w:r>
+              <w:rPr>
+                <w:sz w:val="11"/>
+              </w:rPr>
+              <w:t>QA-DIM-AUDIO-TECH</w:t>
+            </w:r>
+          </w:p>
+        </w:tc>
+        <w:tc>
+          <w:tcPr>
+            <w:tcW w:type="dxa" w:w="1605"/>
+          </w:tcPr>
+          <w:p>
+            <w:r>
+              <w:rPr>
+                <w:sz w:val="11"/>
+              </w:rPr>
+              <w:t>技術格式</w:t>
+            </w:r>
+          </w:p>
+        </w:tc>
+        <w:tc>
+          <w:tcPr>
+            <w:tcW w:type="dxa" w:w="1605"/>
+          </w:tcPr>
+          <w:p>
+            <w:r>
+              <w:rPr>
+                <w:sz w:val="11"/>
+              </w:rPr>
+              <w:t>Technical Audio Format</w:t>
+            </w:r>
+          </w:p>
+        </w:tc>
+        <w:tc>
+          <w:tcPr>
+            <w:tcW w:type="dxa" w:w="1605"/>
+          </w:tcPr>
+          <w:p>
+            <w:r>
+              <w:rPr>
+                <w:sz w:val="11"/>
+              </w:rPr>
+              <w:t>10</w:t>
+            </w:r>
+          </w:p>
+        </w:tc>
+        <w:tc>
+          <w:tcPr>
+            <w:tcW w:type="dxa" w:w="1605"/>
+          </w:tcPr>
+          <w:p>
+            <w:r>
+              <w:rPr>
+                <w:sz w:val="11"/>
+              </w:rPr>
+              <w:t>NO</w:t>
+            </w:r>
+          </w:p>
+        </w:tc>
+        <w:tc>
+          <w:tcPr>
+            <w:tcW w:type="dxa" w:w="1605"/>
+          </w:tcPr>
+          <w:p>
+            <w:r>
+              <w:rPr>
+                <w:sz w:val="11"/>
+              </w:rPr>
+              <w:t>取樣率、聲道、檔案格式與完整性符合輸出契約</w:t>
+            </w:r>
+          </w:p>
+        </w:tc>
+      </w:tr>
+      <w:tr>
+        <w:tc>
+          <w:tcPr>
+            <w:tcW w:type="dxa" w:w="1605"/>
+          </w:tcPr>
+          <w:p>
+            <w:r>
+              <w:rPr>
+                <w:sz w:val="11"/>
+              </w:rPr>
+              <w:t>8</w:t>
+            </w:r>
+          </w:p>
+        </w:tc>
+        <w:tc>
+          <w:tcPr>
+            <w:tcW w:type="dxa" w:w="1605"/>
+          </w:tcPr>
+          <w:p>
+            <w:r>
+              <w:rPr>
+                <w:sz w:val="11"/>
+              </w:rPr>
+              <w:t>QA-DIM-RIGHTS-POLICY</w:t>
+            </w:r>
+          </w:p>
+        </w:tc>
+        <w:tc>
+          <w:tcPr>
+            <w:tcW w:type="dxa" w:w="1605"/>
+          </w:tcPr>
+          <w:p>
+            <w:r>
+              <w:rPr>
+                <w:sz w:val="11"/>
+              </w:rPr>
+              <w:t>權利／政策</w:t>
+            </w:r>
+          </w:p>
+        </w:tc>
+        <w:tc>
+          <w:tcPr>
+            <w:tcW w:type="dxa" w:w="1605"/>
+          </w:tcPr>
+          <w:p>
+            <w:r>
+              <w:rPr>
+                <w:sz w:val="11"/>
+              </w:rPr>
+              <w:t>Rights / Policy</w:t>
+            </w:r>
+          </w:p>
+        </w:tc>
+        <w:tc>
+          <w:tcPr>
+            <w:tcW w:type="dxa" w:w="1605"/>
+          </w:tcPr>
+          <w:p>
+            <w:r>
+              <w:rPr>
+                <w:sz w:val="11"/>
+              </w:rPr>
+              <w:t>5</w:t>
+            </w:r>
+          </w:p>
+        </w:tc>
+        <w:tc>
+          <w:tcPr>
+            <w:tcW w:type="dxa" w:w="1605"/>
+          </w:tcPr>
+          <w:p>
+            <w:r>
+              <w:rPr>
+                <w:sz w:val="11"/>
+              </w:rPr>
+              <w:t>HARD BLOCK</w:t>
+            </w:r>
+          </w:p>
+        </w:tc>
+        <w:tc>
+          <w:tcPr>
+            <w:tcW w:type="dxa" w:w="1605"/>
+          </w:tcPr>
+          <w:p>
+            <w:r>
+              <w:rPr>
+                <w:sz w:val="11"/>
+              </w:rPr>
+              <w:t>授權、素材來源與政策要求必須 PASS</w:t>
+            </w:r>
+          </w:p>
+        </w:tc>
+      </w:tr>
+    </w:tbl>
+    <w:p>
+      <w:r>
+        <w:t>Scoring: 每個 Dimension 0–100；Weighted Score = Score × Weight / 100；Total = 全部適用 Dimension 加總。PASS = Total ≥ 95 且所有 Hard Block / Required Check PASS。頁面不得自行新增第二套 threshold。</w:t>
+      </w:r>
+    </w:p>
+    <w:p>
+      <w:pPr>
+        <w:pStyle w:val="Heading2"/>
+      </w:pPr>
+      <w:r>
+        <w:t>QCP-VIDEO-BASELINE-V1 · VIDEO · VIDEO candidate outputs</w:t>
+      </w:r>
+    </w:p>
+    <w:tbl>
+      <w:tblPr>
+        <w:tblStyle w:val="TableGrid"/>
+        <w:tblW w:type="auto" w:w="0"/>
+        <w:tblLook w:firstColumn="1" w:firstRow="1" w:lastColumn="0" w:lastRow="0" w:noHBand="0" w:noVBand="1" w:val="04A0"/>
+      </w:tblPr>
+      <w:tblGrid>
+        <w:gridCol w:w="2246"/>
+        <w:gridCol w:w="2246"/>
+        <w:gridCol w:w="2246"/>
+        <w:gridCol w:w="2246"/>
+        <w:gridCol w:w="2246"/>
+      </w:tblGrid>
+      <w:tr>
+        <w:trPr>
+          <w:tblHeader w:val="true"/>
+        </w:trPr>
+        <w:tc>
+          <w:tcPr>
+            <w:tcW w:type="dxa" w:w="2246"/>
+            <w:shd w:fill="EDE9FE"/>
+          </w:tcPr>
+          <w:p>
+            <w:r>
+              <w:rPr>
+                <w:sz w:val="12"/>
+              </w:rPr>
+              <w:t>Profile UID</w:t>
+            </w:r>
+          </w:p>
+        </w:tc>
+        <w:tc>
+          <w:tcPr>
+            <w:tcW w:type="dxa" w:w="2246"/>
+            <w:shd w:fill="EDE9FE"/>
+          </w:tcPr>
+          <w:p>
+            <w:r>
+              <w:rPr>
+                <w:sz w:val="12"/>
+              </w:rPr>
+              <w:t>Department</w:t>
+            </w:r>
+          </w:p>
+        </w:tc>
+        <w:tc>
+          <w:tcPr>
+            <w:tcW w:type="dxa" w:w="2246"/>
+            <w:shd w:fill="EDE9FE"/>
+          </w:tcPr>
+          <w:p>
+            <w:r>
+              <w:rPr>
+                <w:sz w:val="12"/>
+              </w:rPr>
+              <w:t>Applicability</w:t>
+            </w:r>
+          </w:p>
+        </w:tc>
+        <w:tc>
+          <w:tcPr>
+            <w:tcW w:type="dxa" w:w="2246"/>
+            <w:shd w:fill="EDE9FE"/>
+          </w:tcPr>
+          <w:p>
+            <w:r>
+              <w:rPr>
+                <w:sz w:val="12"/>
+              </w:rPr>
+              <w:t>Pass Threshold</w:t>
+            </w:r>
+          </w:p>
+        </w:tc>
+        <w:tc>
+          <w:tcPr>
+            <w:tcW w:type="dxa" w:w="2246"/>
+            <w:shd w:fill="EDE9FE"/>
+          </w:tcPr>
+          <w:p>
+            <w:r>
+              <w:rPr>
+                <w:sz w:val="12"/>
+              </w:rPr>
+              <w:t>Authority Basis</w:t>
+            </w:r>
+          </w:p>
+        </w:tc>
+      </w:tr>
+      <w:tr>
+        <w:tc>
+          <w:tcPr>
+            <w:tcW w:type="dxa" w:w="2246"/>
+          </w:tcPr>
+          <w:p>
+            <w:r>
+              <w:rPr>
+                <w:sz w:val="12"/>
+              </w:rPr>
+              <w:t>QCP-VIDEO-BASELINE-V1</w:t>
+            </w:r>
+          </w:p>
+        </w:tc>
+        <w:tc>
+          <w:tcPr>
+            <w:tcW w:type="dxa" w:w="2246"/>
+          </w:tcPr>
+          <w:p>
+            <w:r>
+              <w:rPr>
+                <w:sz w:val="12"/>
+              </w:rPr>
+              <w:t>VIDEO</w:t>
+            </w:r>
+          </w:p>
+        </w:tc>
+        <w:tc>
+          <w:tcPr>
+            <w:tcW w:type="dxa" w:w="2246"/>
+          </w:tcPr>
+          <w:p>
+            <w:r>
+              <w:rPr>
+                <w:sz w:val="12"/>
+              </w:rPr>
+              <w:t>VIDEO candidate outputs</w:t>
+            </w:r>
+          </w:p>
+        </w:tc>
+        <w:tc>
+          <w:tcPr>
+            <w:tcW w:type="dxa" w:w="2246"/>
+          </w:tcPr>
+          <w:p>
+            <w:r>
+              <w:rPr>
+                <w:sz w:val="12"/>
+              </w:rPr>
+              <w:t>95</w:t>
+            </w:r>
+          </w:p>
+        </w:tc>
+        <w:tc>
+          <w:tcPr>
+            <w:tcW w:type="dxa" w:w="2246"/>
+          </w:tcPr>
+          <w:p>
+            <w:r>
+              <w:rPr>
+                <w:sz w:val="12"/>
+              </w:rPr>
+              <w:t>Threshold 95 and 9 dimensions derived from existing VIDEO authority; weights new authority</w:t>
+            </w:r>
+          </w:p>
+        </w:tc>
+      </w:tr>
+    </w:tbl>
+    <w:tbl>
+      <w:tblPr>
+        <w:tblStyle w:val="TableGrid"/>
+        <w:tblW w:type="auto" w:w="0"/>
+        <w:tblLook w:firstColumn="1" w:firstRow="1" w:lastColumn="0" w:lastRow="0" w:noHBand="0" w:noVBand="1" w:val="04A0"/>
+      </w:tblPr>
+      <w:tblGrid>
+        <w:gridCol w:w="1605"/>
+        <w:gridCol w:w="1605"/>
+        <w:gridCol w:w="1605"/>
+        <w:gridCol w:w="1605"/>
+        <w:gridCol w:w="1605"/>
+        <w:gridCol w:w="1605"/>
+        <w:gridCol w:w="1605"/>
+      </w:tblGrid>
+      <w:tr>
+        <w:trPr>
+          <w:tblHeader w:val="true"/>
+        </w:trPr>
+        <w:tc>
+          <w:tcPr>
+            <w:tcW w:type="dxa" w:w="1605"/>
+            <w:shd w:fill="EDE9FE"/>
+          </w:tcPr>
+          <w:p>
+            <w:r>
+              <w:rPr>
+                <w:sz w:val="11"/>
+              </w:rPr>
+              <w:t>Order</w:t>
+            </w:r>
+          </w:p>
+        </w:tc>
+        <w:tc>
+          <w:tcPr>
+            <w:tcW w:type="dxa" w:w="1605"/>
+            <w:shd w:fill="EDE9FE"/>
+          </w:tcPr>
+          <w:p>
+            <w:r>
+              <w:rPr>
+                <w:sz w:val="11"/>
+              </w:rPr>
+              <w:t>Dimension UID</w:t>
+            </w:r>
+          </w:p>
+        </w:tc>
+        <w:tc>
+          <w:tcPr>
+            <w:tcW w:type="dxa" w:w="1605"/>
+            <w:shd w:fill="EDE9FE"/>
+          </w:tcPr>
+          <w:p>
+            <w:r>
+              <w:rPr>
+                <w:sz w:val="11"/>
+              </w:rPr>
+              <w:t>審查項目</w:t>
+            </w:r>
+          </w:p>
+        </w:tc>
+        <w:tc>
+          <w:tcPr>
+            <w:tcW w:type="dxa" w:w="1605"/>
+            <w:shd w:fill="EDE9FE"/>
+          </w:tcPr>
+          <w:p>
+            <w:r>
+              <w:rPr>
+                <w:sz w:val="11"/>
+              </w:rPr>
+              <w:t>English</w:t>
+            </w:r>
+          </w:p>
+        </w:tc>
+        <w:tc>
+          <w:tcPr>
+            <w:tcW w:type="dxa" w:w="1605"/>
+            <w:shd w:fill="EDE9FE"/>
+          </w:tcPr>
+          <w:p>
+            <w:r>
+              <w:rPr>
+                <w:sz w:val="11"/>
+              </w:rPr>
+              <w:t>Weight</w:t>
+            </w:r>
+          </w:p>
+        </w:tc>
+        <w:tc>
+          <w:tcPr>
+            <w:tcW w:type="dxa" w:w="1605"/>
+            <w:shd w:fill="EDE9FE"/>
+          </w:tcPr>
+          <w:p>
+            <w:r>
+              <w:rPr>
+                <w:sz w:val="11"/>
+              </w:rPr>
+              <w:t>Hard Block</w:t>
+            </w:r>
+          </w:p>
+        </w:tc>
+        <w:tc>
+          <w:tcPr>
+            <w:tcW w:type="dxa" w:w="1605"/>
+            <w:shd w:fill="EDE9FE"/>
+          </w:tcPr>
+          <w:p>
+            <w:r>
+              <w:rPr>
+                <w:sz w:val="11"/>
+              </w:rPr>
+              <w:t>Definition</w:t>
+            </w:r>
+          </w:p>
+        </w:tc>
+      </w:tr>
+      <w:tr>
+        <w:tc>
+          <w:tcPr>
+            <w:tcW w:type="dxa" w:w="1605"/>
+          </w:tcPr>
+          <w:p>
+            <w:r>
+              <w:rPr>
+                <w:sz w:val="11"/>
+              </w:rPr>
+              <w:t>1</w:t>
+            </w:r>
+          </w:p>
+        </w:tc>
+        <w:tc>
+          <w:tcPr>
+            <w:tcW w:type="dxa" w:w="1605"/>
+          </w:tcPr>
+          <w:p>
+            <w:r>
+              <w:rPr>
+                <w:sz w:val="11"/>
+              </w:rPr>
+              <w:t>VIDEO-01-SCORE-SCRIPT</w:t>
+            </w:r>
+          </w:p>
+        </w:tc>
+        <w:tc>
+          <w:tcPr>
+            <w:tcW w:type="dxa" w:w="1605"/>
+          </w:tcPr>
+          <w:p>
+            <w:r>
+              <w:rPr>
+                <w:sz w:val="11"/>
+              </w:rPr>
+              <w:t>腳本符合</w:t>
+            </w:r>
+          </w:p>
+        </w:tc>
+        <w:tc>
+          <w:tcPr>
+            <w:tcW w:type="dxa" w:w="1605"/>
+          </w:tcPr>
+          <w:p>
+            <w:r>
+              <w:rPr>
+                <w:sz w:val="11"/>
+              </w:rPr>
+              <w:t>Script Compliance</w:t>
+            </w:r>
+          </w:p>
+        </w:tc>
+        <w:tc>
+          <w:tcPr>
+            <w:tcW w:type="dxa" w:w="1605"/>
+          </w:tcPr>
+          <w:p>
+            <w:r>
+              <w:rPr>
+                <w:sz w:val="11"/>
+              </w:rPr>
+              <w:t>15</w:t>
+            </w:r>
+          </w:p>
+        </w:tc>
+        <w:tc>
+          <w:tcPr>
+            <w:tcW w:type="dxa" w:w="1605"/>
+          </w:tcPr>
+          <w:p>
+            <w:r>
+              <w:rPr>
+                <w:sz w:val="11"/>
+              </w:rPr>
+              <w:t>NO</w:t>
+            </w:r>
+          </w:p>
+        </w:tc>
+        <w:tc>
+          <w:tcPr>
+            <w:tcW w:type="dxa" w:w="1605"/>
+          </w:tcPr>
+          <w:p>
+            <w:r>
+              <w:rPr>
+                <w:sz w:val="11"/>
+              </w:rPr>
+              <w:t>符合 Blueprint/VIDEO Script 與 shot beats</w:t>
+            </w:r>
+          </w:p>
+        </w:tc>
+      </w:tr>
+      <w:tr>
+        <w:tc>
+          <w:tcPr>
+            <w:tcW w:type="dxa" w:w="1605"/>
+          </w:tcPr>
+          <w:p>
+            <w:r>
+              <w:rPr>
+                <w:sz w:val="11"/>
+              </w:rPr>
+              <w:t>2</w:t>
+            </w:r>
+          </w:p>
+        </w:tc>
+        <w:tc>
+          <w:tcPr>
+            <w:tcW w:type="dxa" w:w="1605"/>
+          </w:tcPr>
+          <w:p>
+            <w:r>
+              <w:rPr>
+                <w:sz w:val="11"/>
+              </w:rPr>
+              <w:t>VIDEO-01-SCORE-IDENTITY</w:t>
+            </w:r>
+          </w:p>
+        </w:tc>
+        <w:tc>
+          <w:tcPr>
+            <w:tcW w:type="dxa" w:w="1605"/>
+          </w:tcPr>
+          <w:p>
+            <w:r>
+              <w:rPr>
+                <w:sz w:val="11"/>
+              </w:rPr>
+              <w:t>人物／身份穩定</w:t>
+            </w:r>
+          </w:p>
+        </w:tc>
+        <w:tc>
+          <w:tcPr>
+            <w:tcW w:type="dxa" w:w="1605"/>
+          </w:tcPr>
+          <w:p>
+            <w:r>
+              <w:rPr>
+                <w:sz w:val="11"/>
+              </w:rPr>
+              <w:t>Character / Identity Stability</w:t>
+            </w:r>
+          </w:p>
+        </w:tc>
+        <w:tc>
+          <w:tcPr>
+            <w:tcW w:type="dxa" w:w="1605"/>
+          </w:tcPr>
+          <w:p>
+            <w:r>
+              <w:rPr>
+                <w:sz w:val="11"/>
+              </w:rPr>
+              <w:t>15</w:t>
+            </w:r>
+          </w:p>
+        </w:tc>
+        <w:tc>
+          <w:tcPr>
+            <w:tcW w:type="dxa" w:w="1605"/>
+          </w:tcPr>
+          <w:p>
+            <w:r>
+              <w:rPr>
+                <w:sz w:val="11"/>
+              </w:rPr>
+              <w:t>NO</w:t>
+            </w:r>
+          </w:p>
+        </w:tc>
+        <w:tc>
+          <w:tcPr>
+            <w:tcW w:type="dxa" w:w="1605"/>
+          </w:tcPr>
+          <w:p>
+            <w:r>
+              <w:rPr>
+                <w:sz w:val="11"/>
+              </w:rPr>
+              <w:t>人物臉、身形、服裝、DNA 穩定</w:t>
+            </w:r>
+          </w:p>
+        </w:tc>
+      </w:tr>
+      <w:tr>
+        <w:tc>
+          <w:tcPr>
+            <w:tcW w:type="dxa" w:w="1605"/>
+          </w:tcPr>
+          <w:p>
+            <w:r>
+              <w:rPr>
+                <w:sz w:val="11"/>
+              </w:rPr>
+              <w:t>3</w:t>
+            </w:r>
+          </w:p>
+        </w:tc>
+        <w:tc>
+          <w:tcPr>
+            <w:tcW w:type="dxa" w:w="1605"/>
+          </w:tcPr>
+          <w:p>
+            <w:r>
+              <w:rPr>
+                <w:sz w:val="11"/>
+              </w:rPr>
+              <w:t>VIDEO-01-SCORE-MOTION</w:t>
+            </w:r>
+          </w:p>
+        </w:tc>
+        <w:tc>
+          <w:tcPr>
+            <w:tcW w:type="dxa" w:w="1605"/>
+          </w:tcPr>
+          <w:p>
+            <w:r>
+              <w:rPr>
+                <w:sz w:val="11"/>
+              </w:rPr>
+              <w:t>動作／身體連續性</w:t>
+            </w:r>
+          </w:p>
+        </w:tc>
+        <w:tc>
+          <w:tcPr>
+            <w:tcW w:type="dxa" w:w="1605"/>
+          </w:tcPr>
+          <w:p>
+            <w:r>
+              <w:rPr>
+                <w:sz w:val="11"/>
+              </w:rPr>
+              <w:t>Motion / Body Continuity</w:t>
+            </w:r>
+          </w:p>
+        </w:tc>
+        <w:tc>
+          <w:tcPr>
+            <w:tcW w:type="dxa" w:w="1605"/>
+          </w:tcPr>
+          <w:p>
+            <w:r>
+              <w:rPr>
+                <w:sz w:val="11"/>
+              </w:rPr>
+              <w:t>15</w:t>
+            </w:r>
+          </w:p>
+        </w:tc>
+        <w:tc>
+          <w:tcPr>
+            <w:tcW w:type="dxa" w:w="1605"/>
+          </w:tcPr>
+          <w:p>
+            <w:r>
+              <w:rPr>
+                <w:sz w:val="11"/>
+              </w:rPr>
+              <w:t>NO</w:t>
+            </w:r>
+          </w:p>
+        </w:tc>
+        <w:tc>
+          <w:tcPr>
+            <w:tcW w:type="dxa" w:w="1605"/>
+          </w:tcPr>
+          <w:p>
+            <w:r>
+              <w:rPr>
+                <w:sz w:val="11"/>
+              </w:rPr>
+              <w:t>動作連續、物理合理、無跳變</w:t>
+            </w:r>
+          </w:p>
+        </w:tc>
+      </w:tr>
+      <w:tr>
+        <w:tc>
+          <w:tcPr>
+            <w:tcW w:type="dxa" w:w="1605"/>
+          </w:tcPr>
+          <w:p>
+            <w:r>
+              <w:rPr>
+                <w:sz w:val="11"/>
+              </w:rPr>
+              <w:t>4</w:t>
+            </w:r>
+          </w:p>
+        </w:tc>
+        <w:tc>
+          <w:tcPr>
+            <w:tcW w:type="dxa" w:w="1605"/>
+          </w:tcPr>
+          <w:p>
+            <w:r>
+              <w:rPr>
+                <w:sz w:val="11"/>
+              </w:rPr>
+              <w:t>VIDEO-01-SCORE-CAMERA</w:t>
+            </w:r>
+          </w:p>
+        </w:tc>
+        <w:tc>
+          <w:tcPr>
+            <w:tcW w:type="dxa" w:w="1605"/>
+          </w:tcPr>
+          <w:p>
+            <w:r>
+              <w:rPr>
+                <w:sz w:val="11"/>
+              </w:rPr>
+              <w:t>鏡頭／視線</w:t>
+            </w:r>
+          </w:p>
+        </w:tc>
+        <w:tc>
+          <w:tcPr>
+            <w:tcW w:type="dxa" w:w="1605"/>
+          </w:tcPr>
+          <w:p>
+            <w:r>
+              <w:rPr>
+                <w:sz w:val="11"/>
+              </w:rPr>
+              <w:t>Camera / Gaze</w:t>
+            </w:r>
+          </w:p>
+        </w:tc>
+        <w:tc>
+          <w:tcPr>
+            <w:tcW w:type="dxa" w:w="1605"/>
+          </w:tcPr>
+          <w:p>
+            <w:r>
+              <w:rPr>
+                <w:sz w:val="11"/>
+              </w:rPr>
+              <w:t>10</w:t>
+            </w:r>
+          </w:p>
+        </w:tc>
+        <w:tc>
+          <w:tcPr>
+            <w:tcW w:type="dxa" w:w="1605"/>
+          </w:tcPr>
+          <w:p>
+            <w:r>
+              <w:rPr>
+                <w:sz w:val="11"/>
+              </w:rPr>
+              <w:t>NO</w:t>
+            </w:r>
+          </w:p>
+        </w:tc>
+        <w:tc>
+          <w:tcPr>
+            <w:tcW w:type="dxa" w:w="1605"/>
+          </w:tcPr>
+          <w:p>
+            <w:r>
+              <w:rPr>
+                <w:sz w:val="11"/>
+              </w:rPr>
+              <w:t>鏡位、構圖、視線與行動方向符合腳本</w:t>
+            </w:r>
+          </w:p>
+        </w:tc>
+      </w:tr>
+      <w:tr>
+        <w:tc>
+          <w:tcPr>
+            <w:tcW w:type="dxa" w:w="1605"/>
+          </w:tcPr>
+          <w:p>
+            <w:r>
+              <w:rPr>
+                <w:sz w:val="11"/>
+              </w:rPr>
+              <w:t>5</w:t>
+            </w:r>
+          </w:p>
+        </w:tc>
+        <w:tc>
+          <w:tcPr>
+            <w:tcW w:type="dxa" w:w="1605"/>
+          </w:tcPr>
+          <w:p>
+            <w:r>
+              <w:rPr>
+                <w:sz w:val="11"/>
+              </w:rPr>
+              <w:t>VIDEO-01-SCORE-SCENE</w:t>
+            </w:r>
+          </w:p>
+        </w:tc>
+        <w:tc>
+          <w:tcPr>
+            <w:tcW w:type="dxa" w:w="1605"/>
+          </w:tcPr>
+          <w:p>
+            <w:r>
+              <w:rPr>
+                <w:sz w:val="11"/>
+              </w:rPr>
+              <w:t>場景／連續性</w:t>
+            </w:r>
+          </w:p>
+        </w:tc>
+        <w:tc>
+          <w:tcPr>
+            <w:tcW w:type="dxa" w:w="1605"/>
+          </w:tcPr>
+          <w:p>
+            <w:r>
+              <w:rPr>
+                <w:sz w:val="11"/>
+              </w:rPr>
+              <w:t>Scene / Continuity</w:t>
+            </w:r>
+          </w:p>
+        </w:tc>
+        <w:tc>
+          <w:tcPr>
+            <w:tcW w:type="dxa" w:w="1605"/>
+          </w:tcPr>
+          <w:p>
+            <w:r>
+              <w:rPr>
+                <w:sz w:val="11"/>
+              </w:rPr>
+              <w:t>10</w:t>
+            </w:r>
+          </w:p>
+        </w:tc>
+        <w:tc>
+          <w:tcPr>
+            <w:tcW w:type="dxa" w:w="1605"/>
+          </w:tcPr>
+          <w:p>
+            <w:r>
+              <w:rPr>
+                <w:sz w:val="11"/>
+              </w:rPr>
+              <w:t>NO</w:t>
+            </w:r>
+          </w:p>
+        </w:tc>
+        <w:tc>
+          <w:tcPr>
+            <w:tcW w:type="dxa" w:w="1605"/>
+          </w:tcPr>
+          <w:p>
+            <w:r>
+              <w:rPr>
+                <w:sz w:val="11"/>
+              </w:rPr>
+              <w:t>場景、物件、空間與幀間狀態連續</w:t>
+            </w:r>
+          </w:p>
+        </w:tc>
+      </w:tr>
+      <w:tr>
+        <w:tc>
+          <w:tcPr>
+            <w:tcW w:type="dxa" w:w="1605"/>
+          </w:tcPr>
+          <w:p>
+            <w:r>
+              <w:rPr>
+                <w:sz w:val="11"/>
+              </w:rPr>
+              <w:t>6</w:t>
+            </w:r>
+          </w:p>
+        </w:tc>
+        <w:tc>
+          <w:tcPr>
+            <w:tcW w:type="dxa" w:w="1605"/>
+          </w:tcPr>
+          <w:p>
+            <w:r>
+              <w:rPr>
+                <w:sz w:val="11"/>
+              </w:rPr>
+              <w:t>VIDEO-01-SCORE-TIMING</w:t>
+            </w:r>
+          </w:p>
+        </w:tc>
+        <w:tc>
+          <w:tcPr>
+            <w:tcW w:type="dxa" w:w="1605"/>
+          </w:tcPr>
+          <w:p>
+            <w:r>
+              <w:rPr>
+                <w:sz w:val="11"/>
+              </w:rPr>
+              <w:t>時間／片長</w:t>
+            </w:r>
+          </w:p>
+        </w:tc>
+        <w:tc>
+          <w:tcPr>
+            <w:tcW w:type="dxa" w:w="1605"/>
+          </w:tcPr>
+          <w:p>
+            <w:r>
+              <w:rPr>
+                <w:sz w:val="11"/>
+              </w:rPr>
+              <w:t>Timing / Duration</w:t>
+            </w:r>
+          </w:p>
+        </w:tc>
+        <w:tc>
+          <w:tcPr>
+            <w:tcW w:type="dxa" w:w="1605"/>
+          </w:tcPr>
+          <w:p>
+            <w:r>
+              <w:rPr>
+                <w:sz w:val="11"/>
+              </w:rPr>
+              <w:t>10</w:t>
+            </w:r>
+          </w:p>
+        </w:tc>
+        <w:tc>
+          <w:tcPr>
+            <w:tcW w:type="dxa" w:w="1605"/>
+          </w:tcPr>
+          <w:p>
+            <w:r>
+              <w:rPr>
+                <w:sz w:val="11"/>
+              </w:rPr>
+              <w:t>NO</w:t>
+            </w:r>
+          </w:p>
+        </w:tc>
+        <w:tc>
+          <w:tcPr>
+            <w:tcW w:type="dxa" w:w="1605"/>
+          </w:tcPr>
+          <w:p>
+            <w:r>
+              <w:rPr>
+                <w:sz w:val="11"/>
+              </w:rPr>
+              <w:t>片段長度、節奏、事件時序符合要求</w:t>
+            </w:r>
+          </w:p>
+        </w:tc>
+      </w:tr>
+      <w:tr>
+        <w:tc>
+          <w:tcPr>
+            <w:tcW w:type="dxa" w:w="1605"/>
+          </w:tcPr>
+          <w:p>
+            <w:r>
+              <w:rPr>
+                <w:sz w:val="11"/>
+              </w:rPr>
+              <w:t>7</w:t>
+            </w:r>
+          </w:p>
+        </w:tc>
+        <w:tc>
+          <w:tcPr>
+            <w:tcW w:type="dxa" w:w="1605"/>
+          </w:tcPr>
+          <w:p>
+            <w:r>
+              <w:rPr>
+                <w:sz w:val="11"/>
+              </w:rPr>
+              <w:t>VIDEO-01-SCORE-TECH</w:t>
+            </w:r>
+          </w:p>
+        </w:tc>
+        <w:tc>
+          <w:tcPr>
+            <w:tcW w:type="dxa" w:w="1605"/>
+          </w:tcPr>
+          <w:p>
+            <w:r>
+              <w:rPr>
+                <w:sz w:val="11"/>
+              </w:rPr>
+              <w:t>技術品質</w:t>
+            </w:r>
+          </w:p>
+        </w:tc>
+        <w:tc>
+          <w:tcPr>
+            <w:tcW w:type="dxa" w:w="1605"/>
+          </w:tcPr>
+          <w:p>
+            <w:r>
+              <w:rPr>
+                <w:sz w:val="11"/>
+              </w:rPr>
+              <w:t>Technical Quality</w:t>
+            </w:r>
+          </w:p>
+        </w:tc>
+        <w:tc>
+          <w:tcPr>
+            <w:tcW w:type="dxa" w:w="1605"/>
+          </w:tcPr>
+          <w:p>
+            <w:r>
+              <w:rPr>
+                <w:sz w:val="11"/>
+              </w:rPr>
+              <w:t>10</w:t>
+            </w:r>
+          </w:p>
+        </w:tc>
+        <w:tc>
+          <w:tcPr>
+            <w:tcW w:type="dxa" w:w="1605"/>
+          </w:tcPr>
+          <w:p>
+            <w:r>
+              <w:rPr>
+                <w:sz w:val="11"/>
+              </w:rPr>
+              <w:t>NO</w:t>
+            </w:r>
+          </w:p>
+        </w:tc>
+        <w:tc>
+          <w:tcPr>
+            <w:tcW w:type="dxa" w:w="1605"/>
+          </w:tcPr>
+          <w:p>
+            <w:r>
+              <w:rPr>
+                <w:sz w:val="11"/>
+              </w:rPr>
+              <w:t>無破幀、閃爍、嚴重壓縮或不可用輸出</w:t>
+            </w:r>
+          </w:p>
+        </w:tc>
+      </w:tr>
+      <w:tr>
+        <w:tc>
+          <w:tcPr>
+            <w:tcW w:type="dxa" w:w="1605"/>
+          </w:tcPr>
+          <w:p>
+            <w:r>
+              <w:rPr>
+                <w:sz w:val="11"/>
+              </w:rPr>
+              <w:t>8</w:t>
+            </w:r>
+          </w:p>
+        </w:tc>
+        <w:tc>
+          <w:tcPr>
+            <w:tcW w:type="dxa" w:w="1605"/>
+          </w:tcPr>
+          <w:p>
+            <w:r>
+              <w:rPr>
+                <w:sz w:val="11"/>
+              </w:rPr>
+              <w:t>VIDEO-01-SCORE-ASSET</w:t>
+            </w:r>
+          </w:p>
+        </w:tc>
+        <w:tc>
+          <w:tcPr>
+            <w:tcW w:type="dxa" w:w="1605"/>
+          </w:tcPr>
+          <w:p>
+            <w:r>
+              <w:rPr>
+                <w:sz w:val="11"/>
+              </w:rPr>
+              <w:t>素材／DNA 忠實度</w:t>
+            </w:r>
+          </w:p>
+        </w:tc>
+        <w:tc>
+          <w:tcPr>
+            <w:tcW w:type="dxa" w:w="1605"/>
+          </w:tcPr>
+          <w:p>
+            <w:r>
+              <w:rPr>
+                <w:sz w:val="11"/>
+              </w:rPr>
+              <w:t>Asset / DNA Fidelity</w:t>
+            </w:r>
+          </w:p>
+        </w:tc>
+        <w:tc>
+          <w:tcPr>
+            <w:tcW w:type="dxa" w:w="1605"/>
+          </w:tcPr>
+          <w:p>
+            <w:r>
+              <w:rPr>
+                <w:sz w:val="11"/>
+              </w:rPr>
+              <w:t>10</w:t>
+            </w:r>
+          </w:p>
+        </w:tc>
+        <w:tc>
+          <w:tcPr>
+            <w:tcW w:type="dxa" w:w="1605"/>
+          </w:tcPr>
+          <w:p>
+            <w:r>
+              <w:rPr>
+                <w:sz w:val="11"/>
+              </w:rPr>
+              <w:t>NO</w:t>
+            </w:r>
+          </w:p>
+        </w:tc>
+        <w:tc>
+          <w:tcPr>
+            <w:tcW w:type="dxa" w:w="1605"/>
+          </w:tcPr>
+          <w:p>
+            <w:r>
+              <w:rPr>
+                <w:sz w:val="11"/>
+              </w:rPr>
+              <w:t>綁定素材與 DNA 在影片中保持一致</w:t>
+            </w:r>
+          </w:p>
+        </w:tc>
+      </w:tr>
+      <w:tr>
+        <w:tc>
+          <w:tcPr>
+            <w:tcW w:type="dxa" w:w="1605"/>
+          </w:tcPr>
+          <w:p>
+            <w:r>
+              <w:rPr>
+                <w:sz w:val="11"/>
+              </w:rPr>
+              <w:t>9</w:t>
+            </w:r>
+          </w:p>
+        </w:tc>
+        <w:tc>
+          <w:tcPr>
+            <w:tcW w:type="dxa" w:w="1605"/>
+          </w:tcPr>
+          <w:p>
+            <w:r>
+              <w:rPr>
+                <w:sz w:val="11"/>
+              </w:rPr>
+              <w:t>VIDEO-01-SCORE-RIGHTS</w:t>
+            </w:r>
+          </w:p>
+        </w:tc>
+        <w:tc>
+          <w:tcPr>
+            <w:tcW w:type="dxa" w:w="1605"/>
+          </w:tcPr>
+          <w:p>
+            <w:r>
+              <w:rPr>
+                <w:sz w:val="11"/>
+              </w:rPr>
+              <w:t>權利／政策</w:t>
+            </w:r>
+          </w:p>
+        </w:tc>
+        <w:tc>
+          <w:tcPr>
+            <w:tcW w:type="dxa" w:w="1605"/>
+          </w:tcPr>
+          <w:p>
+            <w:r>
+              <w:rPr>
+                <w:sz w:val="11"/>
+              </w:rPr>
+              <w:t>Rights / Policy</w:t>
+            </w:r>
+          </w:p>
+        </w:tc>
+        <w:tc>
+          <w:tcPr>
+            <w:tcW w:type="dxa" w:w="1605"/>
+          </w:tcPr>
+          <w:p>
+            <w:r>
+              <w:rPr>
+                <w:sz w:val="11"/>
+              </w:rPr>
+              <w:t>5</w:t>
+            </w:r>
+          </w:p>
+        </w:tc>
+        <w:tc>
+          <w:tcPr>
+            <w:tcW w:type="dxa" w:w="1605"/>
+          </w:tcPr>
+          <w:p>
+            <w:r>
+              <w:rPr>
+                <w:sz w:val="11"/>
+              </w:rPr>
+              <w:t>HARD BLOCK</w:t>
+            </w:r>
+          </w:p>
+        </w:tc>
+        <w:tc>
+          <w:tcPr>
+            <w:tcW w:type="dxa" w:w="1605"/>
+          </w:tcPr>
+          <w:p>
+            <w:r>
+              <w:rPr>
+                <w:sz w:val="11"/>
+              </w:rPr>
+              <w:t>權利與政策 Hard Block 必須 PASS</w:t>
+            </w:r>
+          </w:p>
+        </w:tc>
+      </w:tr>
+    </w:tbl>
+    <w:p>
+      <w:r>
+        <w:t>Scoring: 每個 Dimension 0–100；Weighted Score = Score × Weight / 100；Total = 全部適用 Dimension 加總。PASS = Total ≥ 95 且所有 Hard Block / Required Check PASS。頁面不得自行新增第二套 threshold。</w:t>
+      </w:r>
+    </w:p>
+    <w:p>
+      <w:pPr>
+        <w:pStyle w:val="Heading2"/>
+      </w:pPr>
+      <w:r>
+        <w:t>QCP-EDIT-FINAL-V1 · EDITING · EDIT stage/final outputs</w:t>
+      </w:r>
+    </w:p>
+    <w:tbl>
+      <w:tblPr>
+        <w:tblStyle w:val="TableGrid"/>
+        <w:tblW w:type="auto" w:w="0"/>
+        <w:tblLook w:firstColumn="1" w:firstRow="1" w:lastColumn="0" w:lastRow="0" w:noHBand="0" w:noVBand="1" w:val="04A0"/>
+      </w:tblPr>
+      <w:tblGrid>
+        <w:gridCol w:w="2246"/>
+        <w:gridCol w:w="2246"/>
+        <w:gridCol w:w="2246"/>
+        <w:gridCol w:w="2246"/>
+        <w:gridCol w:w="2246"/>
+      </w:tblGrid>
+      <w:tr>
+        <w:trPr>
+          <w:tblHeader w:val="true"/>
+        </w:trPr>
+        <w:tc>
+          <w:tcPr>
+            <w:tcW w:type="dxa" w:w="2246"/>
+            <w:shd w:fill="EDE9FE"/>
+          </w:tcPr>
+          <w:p>
+            <w:r>
+              <w:rPr>
+                <w:sz w:val="12"/>
+              </w:rPr>
+              <w:t>Profile UID</w:t>
+            </w:r>
+          </w:p>
+        </w:tc>
+        <w:tc>
+          <w:tcPr>
+            <w:tcW w:type="dxa" w:w="2246"/>
+            <w:shd w:fill="EDE9FE"/>
+          </w:tcPr>
+          <w:p>
+            <w:r>
+              <w:rPr>
+                <w:sz w:val="12"/>
+              </w:rPr>
+              <w:t>Department</w:t>
+            </w:r>
+          </w:p>
+        </w:tc>
+        <w:tc>
+          <w:tcPr>
+            <w:tcW w:type="dxa" w:w="2246"/>
+            <w:shd w:fill="EDE9FE"/>
+          </w:tcPr>
+          <w:p>
+            <w:r>
+              <w:rPr>
+                <w:sz w:val="12"/>
+              </w:rPr>
+              <w:t>Applicability</w:t>
+            </w:r>
+          </w:p>
+        </w:tc>
+        <w:tc>
+          <w:tcPr>
+            <w:tcW w:type="dxa" w:w="2246"/>
+            <w:shd w:fill="EDE9FE"/>
+          </w:tcPr>
+          <w:p>
+            <w:r>
+              <w:rPr>
+                <w:sz w:val="12"/>
+              </w:rPr>
+              <w:t>Pass Threshold</w:t>
+            </w:r>
+          </w:p>
+        </w:tc>
+        <w:tc>
+          <w:tcPr>
+            <w:tcW w:type="dxa" w:w="2246"/>
+            <w:shd w:fill="EDE9FE"/>
+          </w:tcPr>
+          <w:p>
+            <w:r>
+              <w:rPr>
+                <w:sz w:val="12"/>
+              </w:rPr>
+              <w:t>Authority Basis</w:t>
+            </w:r>
+          </w:p>
+        </w:tc>
+      </w:tr>
+      <w:tr>
+        <w:tc>
+          <w:tcPr>
+            <w:tcW w:type="dxa" w:w="2246"/>
+          </w:tcPr>
+          <w:p>
+            <w:r>
+              <w:rPr>
+                <w:sz w:val="12"/>
+              </w:rPr>
+              <w:t>QCP-EDIT-FINAL-V1</w:t>
+            </w:r>
+          </w:p>
+        </w:tc>
+        <w:tc>
+          <w:tcPr>
+            <w:tcW w:type="dxa" w:w="2246"/>
+          </w:tcPr>
+          <w:p>
+            <w:r>
+              <w:rPr>
+                <w:sz w:val="12"/>
+              </w:rPr>
+              <w:t>EDITING</w:t>
+            </w:r>
+          </w:p>
+        </w:tc>
+        <w:tc>
+          <w:tcPr>
+            <w:tcW w:type="dxa" w:w="2246"/>
+          </w:tcPr>
+          <w:p>
+            <w:r>
+              <w:rPr>
+                <w:sz w:val="12"/>
+              </w:rPr>
+              <w:t>EDIT stage/final outputs</w:t>
+            </w:r>
+          </w:p>
+        </w:tc>
+        <w:tc>
+          <w:tcPr>
+            <w:tcW w:type="dxa" w:w="2246"/>
+          </w:tcPr>
+          <w:p>
+            <w:r>
+              <w:rPr>
+                <w:sz w:val="12"/>
+              </w:rPr>
+              <w:t>95</w:t>
+            </w:r>
+          </w:p>
+        </w:tc>
+        <w:tc>
+          <w:tcPr>
+            <w:tcW w:type="dxa" w:w="2246"/>
+          </w:tcPr>
+          <w:p>
+            <w:r>
+              <w:rPr>
+                <w:sz w:val="12"/>
+              </w:rPr>
+              <w:t>Threshold 95 derived from existing EDIT authority; concrete dimensions/weights new authority</w:t>
+            </w:r>
+          </w:p>
+        </w:tc>
+      </w:tr>
+    </w:tbl>
+    <w:tbl>
+      <w:tblPr>
+        <w:tblStyle w:val="TableGrid"/>
+        <w:tblW w:type="auto" w:w="0"/>
+        <w:tblLook w:firstColumn="1" w:firstRow="1" w:lastColumn="0" w:lastRow="0" w:noHBand="0" w:noVBand="1" w:val="04A0"/>
+      </w:tblPr>
+      <w:tblGrid>
+        <w:gridCol w:w="1605"/>
+        <w:gridCol w:w="1605"/>
+        <w:gridCol w:w="1605"/>
+        <w:gridCol w:w="1605"/>
+        <w:gridCol w:w="1605"/>
+        <w:gridCol w:w="1605"/>
+        <w:gridCol w:w="1605"/>
+      </w:tblGrid>
+      <w:tr>
+        <w:trPr>
+          <w:tblHeader w:val="true"/>
+        </w:trPr>
+        <w:tc>
+          <w:tcPr>
+            <w:tcW w:type="dxa" w:w="1605"/>
+            <w:shd w:fill="EDE9FE"/>
+          </w:tcPr>
+          <w:p>
+            <w:r>
+              <w:rPr>
+                <w:sz w:val="11"/>
+              </w:rPr>
+              <w:t>Order</w:t>
+            </w:r>
+          </w:p>
+        </w:tc>
+        <w:tc>
+          <w:tcPr>
+            <w:tcW w:type="dxa" w:w="1605"/>
+            <w:shd w:fill="EDE9FE"/>
+          </w:tcPr>
+          <w:p>
+            <w:r>
+              <w:rPr>
+                <w:sz w:val="11"/>
+              </w:rPr>
+              <w:t>Dimension UID</w:t>
+            </w:r>
+          </w:p>
+        </w:tc>
+        <w:tc>
+          <w:tcPr>
+            <w:tcW w:type="dxa" w:w="1605"/>
+            <w:shd w:fill="EDE9FE"/>
+          </w:tcPr>
+          <w:p>
+            <w:r>
+              <w:rPr>
+                <w:sz w:val="11"/>
+              </w:rPr>
+              <w:t>審查項目</w:t>
+            </w:r>
+          </w:p>
+        </w:tc>
+        <w:tc>
+          <w:tcPr>
+            <w:tcW w:type="dxa" w:w="1605"/>
+            <w:shd w:fill="EDE9FE"/>
+          </w:tcPr>
+          <w:p>
+            <w:r>
+              <w:rPr>
+                <w:sz w:val="11"/>
+              </w:rPr>
+              <w:t>English</w:t>
+            </w:r>
+          </w:p>
+        </w:tc>
+        <w:tc>
+          <w:tcPr>
+            <w:tcW w:type="dxa" w:w="1605"/>
+            <w:shd w:fill="EDE9FE"/>
+          </w:tcPr>
+          <w:p>
+            <w:r>
+              <w:rPr>
+                <w:sz w:val="11"/>
+              </w:rPr>
+              <w:t>Weight</w:t>
+            </w:r>
+          </w:p>
+        </w:tc>
+        <w:tc>
+          <w:tcPr>
+            <w:tcW w:type="dxa" w:w="1605"/>
+            <w:shd w:fill="EDE9FE"/>
+          </w:tcPr>
+          <w:p>
+            <w:r>
+              <w:rPr>
+                <w:sz w:val="11"/>
+              </w:rPr>
+              <w:t>Hard Block</w:t>
+            </w:r>
+          </w:p>
+        </w:tc>
+        <w:tc>
+          <w:tcPr>
+            <w:tcW w:type="dxa" w:w="1605"/>
+            <w:shd w:fill="EDE9FE"/>
+          </w:tcPr>
+          <w:p>
+            <w:r>
+              <w:rPr>
+                <w:sz w:val="11"/>
+              </w:rPr>
+              <w:t>Definition</w:t>
+            </w:r>
+          </w:p>
+        </w:tc>
+      </w:tr>
+      <w:tr>
+        <w:tc>
+          <w:tcPr>
+            <w:tcW w:type="dxa" w:w="1605"/>
+          </w:tcPr>
+          <w:p>
+            <w:r>
+              <w:rPr>
+                <w:sz w:val="11"/>
+              </w:rPr>
+              <w:t>1</w:t>
+            </w:r>
+          </w:p>
+        </w:tc>
+        <w:tc>
+          <w:tcPr>
+            <w:tcW w:type="dxa" w:w="1605"/>
+          </w:tcPr>
+          <w:p>
+            <w:r>
+              <w:rPr>
+                <w:sz w:val="11"/>
+              </w:rPr>
+              <w:t>QA-DIM-EDIT-ASSEMBLY</w:t>
+            </w:r>
+          </w:p>
+        </w:tc>
+        <w:tc>
+          <w:tcPr>
+            <w:tcW w:type="dxa" w:w="1605"/>
+          </w:tcPr>
+          <w:p>
+            <w:r>
+              <w:rPr>
+                <w:sz w:val="11"/>
+              </w:rPr>
+              <w:t>鏡頭順序／組接符合</w:t>
+            </w:r>
+          </w:p>
+        </w:tc>
+        <w:tc>
+          <w:tcPr>
+            <w:tcW w:type="dxa" w:w="1605"/>
+          </w:tcPr>
+          <w:p>
+            <w:r>
+              <w:rPr>
+                <w:sz w:val="11"/>
+              </w:rPr>
+              <w:t>Assembly / Shot Order Compliance</w:t>
+            </w:r>
+          </w:p>
+        </w:tc>
+        <w:tc>
+          <w:tcPr>
+            <w:tcW w:type="dxa" w:w="1605"/>
+          </w:tcPr>
+          <w:p>
+            <w:r>
+              <w:rPr>
+                <w:sz w:val="11"/>
+              </w:rPr>
+              <w:t>12</w:t>
+            </w:r>
+          </w:p>
+        </w:tc>
+        <w:tc>
+          <w:tcPr>
+            <w:tcW w:type="dxa" w:w="1605"/>
+          </w:tcPr>
+          <w:p>
+            <w:r>
+              <w:rPr>
+                <w:sz w:val="11"/>
+              </w:rPr>
+              <w:t>NO</w:t>
+            </w:r>
+          </w:p>
+        </w:tc>
+        <w:tc>
+          <w:tcPr>
+            <w:tcW w:type="dxa" w:w="1605"/>
+          </w:tcPr>
+          <w:p>
+            <w:r>
+              <w:rPr>
+                <w:sz w:val="11"/>
+              </w:rPr>
+              <w:t>Shot order、cut point 與 Script/Assembly 規格一致</w:t>
+            </w:r>
+          </w:p>
+        </w:tc>
+      </w:tr>
+      <w:tr>
+        <w:tc>
+          <w:tcPr>
+            <w:tcW w:type="dxa" w:w="1605"/>
+          </w:tcPr>
+          <w:p>
+            <w:r>
+              <w:rPr>
+                <w:sz w:val="11"/>
+              </w:rPr>
+              <w:t>2</w:t>
+            </w:r>
+          </w:p>
+        </w:tc>
+        <w:tc>
+          <w:tcPr>
+            <w:tcW w:type="dxa" w:w="1605"/>
+          </w:tcPr>
+          <w:p>
+            <w:r>
+              <w:rPr>
+                <w:sz w:val="11"/>
+              </w:rPr>
+              <w:t>QA-DIM-EDIT-PACING</w:t>
+            </w:r>
+          </w:p>
+        </w:tc>
+        <w:tc>
+          <w:tcPr>
+            <w:tcW w:type="dxa" w:w="1605"/>
+          </w:tcPr>
+          <w:p>
+            <w:r>
+              <w:rPr>
+                <w:sz w:val="11"/>
+              </w:rPr>
+              <w:t>節奏／剪接／轉場</w:t>
+            </w:r>
+          </w:p>
+        </w:tc>
+        <w:tc>
+          <w:tcPr>
+            <w:tcW w:type="dxa" w:w="1605"/>
+          </w:tcPr>
+          <w:p>
+            <w:r>
+              <w:rPr>
+                <w:sz w:val="11"/>
+              </w:rPr>
+              <w:t>Pacing / Cuts / Transitions</w:t>
+            </w:r>
+          </w:p>
+        </w:tc>
+        <w:tc>
+          <w:tcPr>
+            <w:tcW w:type="dxa" w:w="1605"/>
+          </w:tcPr>
+          <w:p>
+            <w:r>
+              <w:rPr>
+                <w:sz w:val="11"/>
+              </w:rPr>
+              <w:t>10</w:t>
+            </w:r>
+          </w:p>
+        </w:tc>
+        <w:tc>
+          <w:tcPr>
+            <w:tcW w:type="dxa" w:w="1605"/>
+          </w:tcPr>
+          <w:p>
+            <w:r>
+              <w:rPr>
+                <w:sz w:val="11"/>
+              </w:rPr>
+              <w:t>NO</w:t>
+            </w:r>
+          </w:p>
+        </w:tc>
+        <w:tc>
+          <w:tcPr>
+            <w:tcW w:type="dxa" w:w="1605"/>
+          </w:tcPr>
+          <w:p>
+            <w:r>
+              <w:rPr>
+                <w:sz w:val="11"/>
+              </w:rPr>
+              <w:t>節奏、剪接點、轉場自然且符合情緒</w:t>
+            </w:r>
+          </w:p>
+        </w:tc>
+      </w:tr>
+      <w:tr>
+        <w:tc>
+          <w:tcPr>
+            <w:tcW w:type="dxa" w:w="1605"/>
+          </w:tcPr>
+          <w:p>
+            <w:r>
+              <w:rPr>
+                <w:sz w:val="11"/>
+              </w:rPr>
+              <w:t>3</w:t>
+            </w:r>
+          </w:p>
+        </w:tc>
+        <w:tc>
+          <w:tcPr>
+            <w:tcW w:type="dxa" w:w="1605"/>
+          </w:tcPr>
+          <w:p>
+            <w:r>
+              <w:rPr>
+                <w:sz w:val="11"/>
+              </w:rPr>
+              <w:t>QA-DIM-EDIT-VISUAL</w:t>
+            </w:r>
+          </w:p>
+        </w:tc>
+        <w:tc>
+          <w:tcPr>
+            <w:tcW w:type="dxa" w:w="1605"/>
+          </w:tcPr>
+          <w:p>
+            <w:r>
+              <w:rPr>
+                <w:sz w:val="11"/>
+              </w:rPr>
+              <w:t>畫面／色彩／幀連續</w:t>
+            </w:r>
+          </w:p>
+        </w:tc>
+        <w:tc>
+          <w:tcPr>
+            <w:tcW w:type="dxa" w:w="1605"/>
+          </w:tcPr>
+          <w:p>
+            <w:r>
+              <w:rPr>
+                <w:sz w:val="11"/>
+              </w:rPr>
+              <w:t>Visual / Color / Frame Continuity</w:t>
+            </w:r>
+          </w:p>
+        </w:tc>
+        <w:tc>
+          <w:tcPr>
+            <w:tcW w:type="dxa" w:w="1605"/>
+          </w:tcPr>
+          <w:p>
+            <w:r>
+              <w:rPr>
+                <w:sz w:val="11"/>
+              </w:rPr>
+              <w:t>8</w:t>
+            </w:r>
+          </w:p>
+        </w:tc>
+        <w:tc>
+          <w:tcPr>
+            <w:tcW w:type="dxa" w:w="1605"/>
+          </w:tcPr>
+          <w:p>
+            <w:r>
+              <w:rPr>
+                <w:sz w:val="11"/>
+              </w:rPr>
+              <w:t>NO</w:t>
+            </w:r>
+          </w:p>
+        </w:tc>
+        <w:tc>
+          <w:tcPr>
+            <w:tcW w:type="dxa" w:w="1605"/>
+          </w:tcPr>
+          <w:p>
+            <w:r>
+              <w:rPr>
+                <w:sz w:val="11"/>
+              </w:rPr>
+              <w:t>色彩、亮度、構圖與幀間連續無異常</w:t>
+            </w:r>
+          </w:p>
+        </w:tc>
+      </w:tr>
+      <w:tr>
+        <w:tc>
+          <w:tcPr>
+            <w:tcW w:type="dxa" w:w="1605"/>
+          </w:tcPr>
+          <w:p>
+            <w:r>
+              <w:rPr>
+                <w:sz w:val="11"/>
+              </w:rPr>
+              <w:t>4</w:t>
+            </w:r>
+          </w:p>
+        </w:tc>
+        <w:tc>
+          <w:tcPr>
+            <w:tcW w:type="dxa" w:w="1605"/>
+          </w:tcPr>
+          <w:p>
+            <w:r>
+              <w:rPr>
+                <w:sz w:val="11"/>
+              </w:rPr>
+              <w:t>QA-DIM-EDIT-VOICE</w:t>
+            </w:r>
+          </w:p>
+        </w:tc>
+        <w:tc>
+          <w:tcPr>
+            <w:tcW w:type="dxa" w:w="1605"/>
+          </w:tcPr>
+          <w:p>
+            <w:r>
+              <w:rPr>
+                <w:sz w:val="11"/>
+              </w:rPr>
+              <w:t>配音／對白品質</w:t>
+            </w:r>
+          </w:p>
+        </w:tc>
+        <w:tc>
+          <w:tcPr>
+            <w:tcW w:type="dxa" w:w="1605"/>
+          </w:tcPr>
+          <w:p>
+            <w:r>
+              <w:rPr>
+                <w:sz w:val="11"/>
+              </w:rPr>
+              <w:t>Voice / Dialogue Quality</w:t>
+            </w:r>
+          </w:p>
+        </w:tc>
+        <w:tc>
+          <w:tcPr>
+            <w:tcW w:type="dxa" w:w="1605"/>
+          </w:tcPr>
+          <w:p>
+            <w:r>
+              <w:rPr>
+                <w:sz w:val="11"/>
+              </w:rPr>
+              <w:t>8</w:t>
+            </w:r>
+          </w:p>
+        </w:tc>
+        <w:tc>
+          <w:tcPr>
+            <w:tcW w:type="dxa" w:w="1605"/>
+          </w:tcPr>
+          <w:p>
+            <w:r>
+              <w:rPr>
+                <w:sz w:val="11"/>
+              </w:rPr>
+              <w:t>NO</w:t>
+            </w:r>
+          </w:p>
+        </w:tc>
+        <w:tc>
+          <w:tcPr>
+            <w:tcW w:type="dxa" w:w="1605"/>
+          </w:tcPr>
+          <w:p>
+            <w:r>
+              <w:rPr>
+                <w:sz w:val="11"/>
+              </w:rPr>
+              <w:t>對白清楚、聲線正確、無截斷或不合理停頓</w:t>
+            </w:r>
+          </w:p>
+        </w:tc>
+      </w:tr>
+      <w:tr>
+        <w:tc>
+          <w:tcPr>
+            <w:tcW w:type="dxa" w:w="1605"/>
+          </w:tcPr>
+          <w:p>
+            <w:r>
+              <w:rPr>
+                <w:sz w:val="11"/>
+              </w:rPr>
+              <w:t>5</w:t>
+            </w:r>
+          </w:p>
+        </w:tc>
+        <w:tc>
+          <w:tcPr>
+            <w:tcW w:type="dxa" w:w="1605"/>
+          </w:tcPr>
+          <w:p>
+            <w:r>
+              <w:rPr>
+                <w:sz w:val="11"/>
+              </w:rPr>
+              <w:t>QA-DIM-EDIT-BGM</w:t>
+            </w:r>
+          </w:p>
+        </w:tc>
+        <w:tc>
+          <w:tcPr>
+            <w:tcW w:type="dxa" w:w="1605"/>
+          </w:tcPr>
+          <w:p>
+            <w:r>
+              <w:rPr>
+                <w:sz w:val="11"/>
+              </w:rPr>
+              <w:t>BGM 音量／Duck</w:t>
+            </w:r>
+          </w:p>
+        </w:tc>
+        <w:tc>
+          <w:tcPr>
+            <w:tcW w:type="dxa" w:w="1605"/>
+          </w:tcPr>
+          <w:p>
+            <w:r>
+              <w:rPr>
+                <w:sz w:val="11"/>
+              </w:rPr>
+              <w:t>BGM Balance / Ducking</w:t>
+            </w:r>
+          </w:p>
+        </w:tc>
+        <w:tc>
+          <w:tcPr>
+            <w:tcW w:type="dxa" w:w="1605"/>
+          </w:tcPr>
+          <w:p>
+            <w:r>
+              <w:rPr>
+                <w:sz w:val="11"/>
+              </w:rPr>
+              <w:t>6</w:t>
+            </w:r>
+          </w:p>
+        </w:tc>
+        <w:tc>
+          <w:tcPr>
+            <w:tcW w:type="dxa" w:w="1605"/>
+          </w:tcPr>
+          <w:p>
+            <w:r>
+              <w:rPr>
+                <w:sz w:val="11"/>
+              </w:rPr>
+              <w:t>NO</w:t>
+            </w:r>
+          </w:p>
+        </w:tc>
+        <w:tc>
+          <w:tcPr>
+            <w:tcW w:type="dxa" w:w="1605"/>
+          </w:tcPr>
+          <w:p>
+            <w:r>
+              <w:rPr>
+                <w:sz w:val="11"/>
+              </w:rPr>
+              <w:t>BGM 與對白平衡、ducking 合理</w:t>
+            </w:r>
+          </w:p>
+        </w:tc>
+      </w:tr>
+      <w:tr>
+        <w:tc>
+          <w:tcPr>
+            <w:tcW w:type="dxa" w:w="1605"/>
+          </w:tcPr>
+          <w:p>
+            <w:r>
+              <w:rPr>
+                <w:sz w:val="11"/>
+              </w:rPr>
+              <w:t>6</w:t>
+            </w:r>
+          </w:p>
+        </w:tc>
+        <w:tc>
+          <w:tcPr>
+            <w:tcW w:type="dxa" w:w="1605"/>
+          </w:tcPr>
+          <w:p>
+            <w:r>
+              <w:rPr>
+                <w:sz w:val="11"/>
+              </w:rPr>
+              <w:t>QA-DIM-EDIT-SFX</w:t>
+            </w:r>
+          </w:p>
+        </w:tc>
+        <w:tc>
+          <w:tcPr>
+            <w:tcW w:type="dxa" w:w="1605"/>
+          </w:tcPr>
+          <w:p>
+            <w:r>
+              <w:rPr>
+                <w:sz w:val="11"/>
+              </w:rPr>
+              <w:t>音效時間／層次</w:t>
+            </w:r>
+          </w:p>
+        </w:tc>
+        <w:tc>
+          <w:tcPr>
+            <w:tcW w:type="dxa" w:w="1605"/>
+          </w:tcPr>
+          <w:p>
+            <w:r>
+              <w:rPr>
+                <w:sz w:val="11"/>
+              </w:rPr>
+              <w:t>SFX Timing / Layering</w:t>
+            </w:r>
+          </w:p>
+        </w:tc>
+        <w:tc>
+          <w:tcPr>
+            <w:tcW w:type="dxa" w:w="1605"/>
+          </w:tcPr>
+          <w:p>
+            <w:r>
+              <w:rPr>
+                <w:sz w:val="11"/>
+              </w:rPr>
+              <w:t>6</w:t>
+            </w:r>
+          </w:p>
+        </w:tc>
+        <w:tc>
+          <w:tcPr>
+            <w:tcW w:type="dxa" w:w="1605"/>
+          </w:tcPr>
+          <w:p>
+            <w:r>
+              <w:rPr>
+                <w:sz w:val="11"/>
+              </w:rPr>
+              <w:t>NO</w:t>
+            </w:r>
+          </w:p>
+        </w:tc>
+        <w:tc>
+          <w:tcPr>
+            <w:tcW w:type="dxa" w:w="1605"/>
+          </w:tcPr>
+          <w:p>
+            <w:r>
+              <w:rPr>
+                <w:sz w:val="11"/>
+              </w:rPr>
+              <w:t>SFX 時點、層次與事件一致</w:t>
+            </w:r>
+          </w:p>
+        </w:tc>
+      </w:tr>
+      <w:tr>
+        <w:tc>
+          <w:tcPr>
+            <w:tcW w:type="dxa" w:w="1605"/>
+          </w:tcPr>
+          <w:p>
+            <w:r>
+              <w:rPr>
+                <w:sz w:val="11"/>
+              </w:rPr>
+              <w:t>7</w:t>
+            </w:r>
+          </w:p>
+        </w:tc>
+        <w:tc>
+          <w:tcPr>
+            <w:tcW w:type="dxa" w:w="1605"/>
+          </w:tcPr>
+          <w:p>
+            <w:r>
+              <w:rPr>
+                <w:sz w:val="11"/>
+              </w:rPr>
+              <w:t>QA-DIM-EDIT-AVSYNC</w:t>
+            </w:r>
+          </w:p>
+        </w:tc>
+        <w:tc>
+          <w:tcPr>
+            <w:tcW w:type="dxa" w:w="1605"/>
+          </w:tcPr>
+          <w:p>
+            <w:r>
+              <w:rPr>
+                <w:sz w:val="11"/>
+              </w:rPr>
+              <w:t>音畫同步</w:t>
+            </w:r>
+          </w:p>
+        </w:tc>
+        <w:tc>
+          <w:tcPr>
+            <w:tcW w:type="dxa" w:w="1605"/>
+          </w:tcPr>
+          <w:p>
+            <w:r>
+              <w:rPr>
+                <w:sz w:val="11"/>
+              </w:rPr>
+              <w:t>Audio / Video Sync</w:t>
+            </w:r>
+          </w:p>
+        </w:tc>
+        <w:tc>
+          <w:tcPr>
+            <w:tcW w:type="dxa" w:w="1605"/>
+          </w:tcPr>
+          <w:p>
+            <w:r>
+              <w:rPr>
+                <w:sz w:val="11"/>
+              </w:rPr>
+              <w:t>8</w:t>
+            </w:r>
+          </w:p>
+        </w:tc>
+        <w:tc>
+          <w:tcPr>
+            <w:tcW w:type="dxa" w:w="1605"/>
+          </w:tcPr>
+          <w:p>
+            <w:r>
+              <w:rPr>
+                <w:sz w:val="11"/>
+              </w:rPr>
+              <w:t>NO</w:t>
+            </w:r>
+          </w:p>
+        </w:tc>
+        <w:tc>
+          <w:tcPr>
+            <w:tcW w:type="dxa" w:w="1605"/>
+          </w:tcPr>
+          <w:p>
+            <w:r>
+              <w:rPr>
+                <w:sz w:val="11"/>
+              </w:rPr>
+              <w:t>聲音事件與畫面事件同步</w:t>
+            </w:r>
+          </w:p>
+        </w:tc>
+      </w:tr>
+      <w:tr>
+        <w:tc>
+          <w:tcPr>
+            <w:tcW w:type="dxa" w:w="1605"/>
+          </w:tcPr>
+          <w:p>
+            <w:r>
+              <w:rPr>
+                <w:sz w:val="11"/>
+              </w:rPr>
+              <w:t>8</w:t>
+            </w:r>
+          </w:p>
+        </w:tc>
+        <w:tc>
+          <w:tcPr>
+            <w:tcW w:type="dxa" w:w="1605"/>
+          </w:tcPr>
+          <w:p>
+            <w:r>
+              <w:rPr>
+                <w:sz w:val="11"/>
+              </w:rPr>
+              <w:t>QA-DIM-EDIT-LIPSYNC</w:t>
+            </w:r>
+          </w:p>
+        </w:tc>
+        <w:tc>
+          <w:tcPr>
+            <w:tcW w:type="dxa" w:w="1605"/>
+          </w:tcPr>
+          <w:p>
+            <w:r>
+              <w:rPr>
+                <w:sz w:val="11"/>
+              </w:rPr>
+              <w:t>嘴型／口型同步</w:t>
+            </w:r>
+          </w:p>
+        </w:tc>
+        <w:tc>
+          <w:tcPr>
+            <w:tcW w:type="dxa" w:w="1605"/>
+          </w:tcPr>
+          <w:p>
+            <w:r>
+              <w:rPr>
+                <w:sz w:val="11"/>
+              </w:rPr>
+              <w:t>Lip Sync</w:t>
+            </w:r>
+          </w:p>
+        </w:tc>
+        <w:tc>
+          <w:tcPr>
+            <w:tcW w:type="dxa" w:w="1605"/>
+          </w:tcPr>
+          <w:p>
+            <w:r>
+              <w:rPr>
+                <w:sz w:val="11"/>
+              </w:rPr>
+              <w:t>10</w:t>
+            </w:r>
+          </w:p>
+        </w:tc>
+        <w:tc>
+          <w:tcPr>
+            <w:tcW w:type="dxa" w:w="1605"/>
+          </w:tcPr>
+          <w:p>
+            <w:r>
+              <w:rPr>
+                <w:sz w:val="11"/>
+              </w:rPr>
+              <w:t>NO</w:t>
+            </w:r>
+          </w:p>
+        </w:tc>
+        <w:tc>
+          <w:tcPr>
+            <w:tcW w:type="dxa" w:w="1605"/>
+          </w:tcPr>
+          <w:p>
+            <w:r>
+              <w:rPr>
+                <w:sz w:val="11"/>
+              </w:rPr>
+              <w:t>嘴型與 DialogueTimingBinding／Voice Segment 對齊</w:t>
+            </w:r>
+          </w:p>
+        </w:tc>
+      </w:tr>
+      <w:tr>
+        <w:tc>
+          <w:tcPr>
+            <w:tcW w:type="dxa" w:w="1605"/>
+          </w:tcPr>
+          <w:p>
+            <w:r>
+              <w:rPr>
+                <w:sz w:val="11"/>
+              </w:rPr>
+              <w:t>9</w:t>
+            </w:r>
+          </w:p>
+        </w:tc>
+        <w:tc>
+          <w:tcPr>
+            <w:tcW w:type="dxa" w:w="1605"/>
+          </w:tcPr>
+          <w:p>
+            <w:r>
+              <w:rPr>
+                <w:sz w:val="11"/>
+              </w:rPr>
+              <w:t>QA-DIM-EDIT-SUB-CONTENT</w:t>
+            </w:r>
+          </w:p>
+        </w:tc>
+        <w:tc>
+          <w:tcPr>
+            <w:tcW w:type="dxa" w:w="1605"/>
+          </w:tcPr>
+          <w:p>
+            <w:r>
+              <w:rPr>
+                <w:sz w:val="11"/>
+              </w:rPr>
+              <w:t>字幕內容正確</w:t>
+            </w:r>
+          </w:p>
+        </w:tc>
+        <w:tc>
+          <w:tcPr>
+            <w:tcW w:type="dxa" w:w="1605"/>
+          </w:tcPr>
+          <w:p>
+            <w:r>
+              <w:rPr>
+                <w:sz w:val="11"/>
+              </w:rPr>
+              <w:t>Subtitle Content Accuracy</w:t>
+            </w:r>
+          </w:p>
+        </w:tc>
+        <w:tc>
+          <w:tcPr>
+            <w:tcW w:type="dxa" w:w="1605"/>
+          </w:tcPr>
+          <w:p>
+            <w:r>
+              <w:rPr>
+                <w:sz w:val="11"/>
+              </w:rPr>
+              <w:t>8</w:t>
+            </w:r>
+          </w:p>
+        </w:tc>
+        <w:tc>
+          <w:tcPr>
+            <w:tcW w:type="dxa" w:w="1605"/>
+          </w:tcPr>
+          <w:p>
+            <w:r>
+              <w:rPr>
+                <w:sz w:val="11"/>
+              </w:rPr>
+              <w:t>NO</w:t>
+            </w:r>
+          </w:p>
+        </w:tc>
+        <w:tc>
+          <w:tcPr>
+            <w:tcW w:type="dxa" w:w="1605"/>
+          </w:tcPr>
+          <w:p>
+            <w:r>
+              <w:rPr>
+                <w:sz w:val="11"/>
+              </w:rPr>
+              <w:t>字幕文字、語言、專有名詞與台詞一致</w:t>
+            </w:r>
+          </w:p>
+        </w:tc>
+      </w:tr>
+      <w:tr>
+        <w:tc>
+          <w:tcPr>
+            <w:tcW w:type="dxa" w:w="1605"/>
+          </w:tcPr>
+          <w:p>
+            <w:r>
+              <w:rPr>
+                <w:sz w:val="11"/>
+              </w:rPr>
+              <w:t>10</w:t>
+            </w:r>
+          </w:p>
+        </w:tc>
+        <w:tc>
+          <w:tcPr>
+            <w:tcW w:type="dxa" w:w="1605"/>
+          </w:tcPr>
+          <w:p>
+            <w:r>
+              <w:rPr>
+                <w:sz w:val="11"/>
+              </w:rPr>
+              <w:t>QA-DIM-EDIT-SUB-TIMING</w:t>
+            </w:r>
+          </w:p>
+        </w:tc>
+        <w:tc>
+          <w:tcPr>
+            <w:tcW w:type="dxa" w:w="1605"/>
+          </w:tcPr>
+          <w:p>
+            <w:r>
+              <w:rPr>
+                <w:sz w:val="11"/>
+              </w:rPr>
+              <w:t>字幕時間／可讀性／安全區</w:t>
+            </w:r>
+          </w:p>
+        </w:tc>
+        <w:tc>
+          <w:tcPr>
+            <w:tcW w:type="dxa" w:w="1605"/>
+          </w:tcPr>
+          <w:p>
+            <w:r>
+              <w:rPr>
+                <w:sz w:val="11"/>
+              </w:rPr>
+              <w:t>Subtitle Timing / Readability / Safe Area</w:t>
+            </w:r>
+          </w:p>
+        </w:tc>
+        <w:tc>
+          <w:tcPr>
+            <w:tcW w:type="dxa" w:w="1605"/>
+          </w:tcPr>
+          <w:p>
+            <w:r>
+              <w:rPr>
+                <w:sz w:val="11"/>
+              </w:rPr>
+              <w:t>8</w:t>
+            </w:r>
+          </w:p>
+        </w:tc>
+        <w:tc>
+          <w:tcPr>
+            <w:tcW w:type="dxa" w:w="1605"/>
+          </w:tcPr>
+          <w:p>
+            <w:r>
+              <w:rPr>
+                <w:sz w:val="11"/>
+              </w:rPr>
+              <w:t>NO</w:t>
+            </w:r>
+          </w:p>
+        </w:tc>
+        <w:tc>
+          <w:tcPr>
+            <w:tcW w:type="dxa" w:w="1605"/>
+          </w:tcPr>
+          <w:p>
+            <w:r>
+              <w:rPr>
+                <w:sz w:val="11"/>
+              </w:rPr>
+              <w:t>In/Out、閱讀時間、換行、遮擋、安全區符合規範</w:t>
+            </w:r>
+          </w:p>
+        </w:tc>
+      </w:tr>
+      <w:tr>
+        <w:tc>
+          <w:tcPr>
+            <w:tcW w:type="dxa" w:w="1605"/>
+          </w:tcPr>
+          <w:p>
+            <w:r>
+              <w:rPr>
+                <w:sz w:val="11"/>
+              </w:rPr>
+              <w:t>11</w:t>
+            </w:r>
+          </w:p>
+        </w:tc>
+        <w:tc>
+          <w:tcPr>
+            <w:tcW w:type="dxa" w:w="1605"/>
+          </w:tcPr>
+          <w:p>
+            <w:r>
+              <w:rPr>
+                <w:sz w:val="11"/>
+              </w:rPr>
+              <w:t>QA-DIM-EDIT-TECH</w:t>
+            </w:r>
+          </w:p>
+        </w:tc>
+        <w:tc>
+          <w:tcPr>
+            <w:tcW w:type="dxa" w:w="1605"/>
+          </w:tcPr>
+          <w:p>
+            <w:r>
+              <w:rPr>
+                <w:sz w:val="11"/>
+              </w:rPr>
+              <w:t>最終輸出技術完整</w:t>
+            </w:r>
+          </w:p>
+        </w:tc>
+        <w:tc>
+          <w:tcPr>
+            <w:tcW w:type="dxa" w:w="1605"/>
+          </w:tcPr>
+          <w:p>
+            <w:r>
+              <w:rPr>
+                <w:sz w:val="11"/>
+              </w:rPr>
+              <w:t>Technical Output Integrity</w:t>
+            </w:r>
+          </w:p>
+        </w:tc>
+        <w:tc>
+          <w:tcPr>
+            <w:tcW w:type="dxa" w:w="1605"/>
+          </w:tcPr>
+          <w:p>
+            <w:r>
+              <w:rPr>
+                <w:sz w:val="11"/>
+              </w:rPr>
+              <w:t>8</w:t>
+            </w:r>
+          </w:p>
+        </w:tc>
+        <w:tc>
+          <w:tcPr>
+            <w:tcW w:type="dxa" w:w="1605"/>
+          </w:tcPr>
+          <w:p>
+            <w:r>
+              <w:rPr>
+                <w:sz w:val="11"/>
+              </w:rPr>
+              <w:t>NO</w:t>
+            </w:r>
+          </w:p>
+        </w:tc>
+        <w:tc>
+          <w:tcPr>
+            <w:tcW w:type="dxa" w:w="1605"/>
+          </w:tcPr>
+          <w:p>
+            <w:r>
+              <w:rPr>
+                <w:sz w:val="11"/>
+              </w:rPr>
+              <w:t>Resolution/FPS/Codec/Duration/Tracks/Manifest 可驗證</w:t>
+            </w:r>
+          </w:p>
+        </w:tc>
+      </w:tr>
+      <w:tr>
+        <w:tc>
+          <w:tcPr>
+            <w:tcW w:type="dxa" w:w="1605"/>
+          </w:tcPr>
+          <w:p>
+            <w:r>
+              <w:rPr>
+                <w:sz w:val="11"/>
+              </w:rPr>
+              <w:t>12</w:t>
+            </w:r>
+          </w:p>
+        </w:tc>
+        <w:tc>
+          <w:tcPr>
+            <w:tcW w:type="dxa" w:w="1605"/>
+          </w:tcPr>
+          <w:p>
+            <w:r>
+              <w:rPr>
+                <w:sz w:val="11"/>
+              </w:rPr>
+              <w:t>QA-DIM-EDIT-RIGHTS</w:t>
+            </w:r>
+          </w:p>
+        </w:tc>
+        <w:tc>
+          <w:tcPr>
+            <w:tcW w:type="dxa" w:w="1605"/>
+          </w:tcPr>
+          <w:p>
+            <w:r>
+              <w:rPr>
+                <w:sz w:val="11"/>
+              </w:rPr>
+              <w:t>權利／來源／政策</w:t>
+            </w:r>
+          </w:p>
+        </w:tc>
+        <w:tc>
+          <w:tcPr>
+            <w:tcW w:type="dxa" w:w="1605"/>
+          </w:tcPr>
+          <w:p>
+            <w:r>
+              <w:rPr>
+                <w:sz w:val="11"/>
+              </w:rPr>
+              <w:t>Rights / Provenance / Policy</w:t>
+            </w:r>
+          </w:p>
+        </w:tc>
+        <w:tc>
+          <w:tcPr>
+            <w:tcW w:type="dxa" w:w="1605"/>
+          </w:tcPr>
+          <w:p>
+            <w:r>
+              <w:rPr>
+                <w:sz w:val="11"/>
+              </w:rPr>
+              <w:t>8</w:t>
+            </w:r>
+          </w:p>
+        </w:tc>
+        <w:tc>
+          <w:tcPr>
+            <w:tcW w:type="dxa" w:w="1605"/>
+          </w:tcPr>
+          <w:p>
+            <w:r>
+              <w:rPr>
+                <w:sz w:val="11"/>
+              </w:rPr>
+              <w:t>HARD BLOCK</w:t>
+            </w:r>
+          </w:p>
+        </w:tc>
+        <w:tc>
+          <w:tcPr>
+            <w:tcW w:type="dxa" w:w="1605"/>
+          </w:tcPr>
+          <w:p>
+            <w:r>
+              <w:rPr>
+                <w:sz w:val="11"/>
+              </w:rPr>
+              <w:t>Rights、Provenance、Policy Hard Block 必須 PASS</w:t>
+            </w:r>
+          </w:p>
+        </w:tc>
+      </w:tr>
+    </w:tbl>
+    <w:p>
+      <w:r>
+        <w:t>Scoring: 每個 Dimension 0–100；Weighted Score = Score × Weight / 100；Total = 全部適用 Dimension 加總。PASS = Total ≥ 95 且所有 Hard Block / Required Check PASS。頁面不得自行新增第二套 threshold。</w:t>
+      </w:r>
+    </w:p>
+    <w:p>
+      <w:pPr>
+        <w:pStyle w:val="Heading2"/>
+      </w:pPr>
+      <w:r>
+        <w:t>QCP-QA-FINAL-OUTPUT-V1 · QA · Final output / release-candidate review</w:t>
+      </w:r>
+    </w:p>
+    <w:tbl>
+      <w:tblPr>
+        <w:tblStyle w:val="TableGrid"/>
+        <w:tblW w:type="auto" w:w="0"/>
+        <w:tblLook w:firstColumn="1" w:firstRow="1" w:lastColumn="0" w:lastRow="0" w:noHBand="0" w:noVBand="1" w:val="04A0"/>
+      </w:tblPr>
+      <w:tblGrid>
+        <w:gridCol w:w="2246"/>
+        <w:gridCol w:w="2246"/>
+        <w:gridCol w:w="2246"/>
+        <w:gridCol w:w="2246"/>
+        <w:gridCol w:w="2246"/>
+      </w:tblGrid>
+      <w:tr>
+        <w:trPr>
+          <w:tblHeader w:val="true"/>
+        </w:trPr>
+        <w:tc>
+          <w:tcPr>
+            <w:tcW w:type="dxa" w:w="2246"/>
+            <w:shd w:fill="EDE9FE"/>
+          </w:tcPr>
+          <w:p>
+            <w:r>
+              <w:rPr>
+                <w:sz w:val="12"/>
+              </w:rPr>
+              <w:t>Profile UID</w:t>
+            </w:r>
+          </w:p>
+        </w:tc>
+        <w:tc>
+          <w:tcPr>
+            <w:tcW w:type="dxa" w:w="2246"/>
+            <w:shd w:fill="EDE9FE"/>
+          </w:tcPr>
+          <w:p>
+            <w:r>
+              <w:rPr>
+                <w:sz w:val="12"/>
+              </w:rPr>
+              <w:t>Department</w:t>
+            </w:r>
+          </w:p>
+        </w:tc>
+        <w:tc>
+          <w:tcPr>
+            <w:tcW w:type="dxa" w:w="2246"/>
+            <w:shd w:fill="EDE9FE"/>
+          </w:tcPr>
+          <w:p>
+            <w:r>
+              <w:rPr>
+                <w:sz w:val="12"/>
+              </w:rPr>
+              <w:t>Applicability</w:t>
+            </w:r>
+          </w:p>
+        </w:tc>
+        <w:tc>
+          <w:tcPr>
+            <w:tcW w:type="dxa" w:w="2246"/>
+            <w:shd w:fill="EDE9FE"/>
+          </w:tcPr>
+          <w:p>
+            <w:r>
+              <w:rPr>
+                <w:sz w:val="12"/>
+              </w:rPr>
+              <w:t>Pass Threshold</w:t>
+            </w:r>
+          </w:p>
+        </w:tc>
+        <w:tc>
+          <w:tcPr>
+            <w:tcW w:type="dxa" w:w="2246"/>
+            <w:shd w:fill="EDE9FE"/>
+          </w:tcPr>
+          <w:p>
+            <w:r>
+              <w:rPr>
+                <w:sz w:val="12"/>
+              </w:rPr>
+              <w:t>Authority Basis</w:t>
+            </w:r>
+          </w:p>
+        </w:tc>
+      </w:tr>
+      <w:tr>
+        <w:tc>
+          <w:tcPr>
+            <w:tcW w:type="dxa" w:w="2246"/>
+          </w:tcPr>
+          <w:p>
+            <w:r>
+              <w:rPr>
+                <w:sz w:val="12"/>
+              </w:rPr>
+              <w:t>QCP-QA-FINAL-OUTPUT-V1</w:t>
+            </w:r>
+          </w:p>
+        </w:tc>
+        <w:tc>
+          <w:tcPr>
+            <w:tcW w:type="dxa" w:w="2246"/>
+          </w:tcPr>
+          <w:p>
+            <w:r>
+              <w:rPr>
+                <w:sz w:val="12"/>
+              </w:rPr>
+              <w:t>QA</w:t>
+            </w:r>
+          </w:p>
+        </w:tc>
+        <w:tc>
+          <w:tcPr>
+            <w:tcW w:type="dxa" w:w="2246"/>
+          </w:tcPr>
+          <w:p>
+            <w:r>
+              <w:rPr>
+                <w:sz w:val="12"/>
+              </w:rPr>
+              <w:t>Final output / release-candidate review</w:t>
+            </w:r>
+          </w:p>
+        </w:tc>
+        <w:tc>
+          <w:tcPr>
+            <w:tcW w:type="dxa" w:w="2246"/>
+          </w:tcPr>
+          <w:p>
+            <w:r>
+              <w:rPr>
+                <w:sz w:val="12"/>
+              </w:rPr>
+              <w:t>95</w:t>
+            </w:r>
+          </w:p>
+        </w:tc>
+        <w:tc>
+          <w:tcPr>
+            <w:tcW w:type="dxa" w:w="2246"/>
+          </w:tcPr>
+          <w:p>
+            <w:r>
+              <w:rPr>
+                <w:sz w:val="12"/>
+              </w:rPr>
+              <w:t>Concrete final QA catalog and weights new authority</w:t>
+            </w:r>
+          </w:p>
+        </w:tc>
+      </w:tr>
+    </w:tbl>
+    <w:tbl>
+      <w:tblPr>
+        <w:tblStyle w:val="TableGrid"/>
+        <w:tblW w:type="auto" w:w="0"/>
+        <w:tblLook w:firstColumn="1" w:firstRow="1" w:lastColumn="0" w:lastRow="0" w:noHBand="0" w:noVBand="1" w:val="04A0"/>
+      </w:tblPr>
+      <w:tblGrid>
+        <w:gridCol w:w="1605"/>
+        <w:gridCol w:w="1605"/>
+        <w:gridCol w:w="1605"/>
+        <w:gridCol w:w="1605"/>
+        <w:gridCol w:w="1605"/>
+        <w:gridCol w:w="1605"/>
+        <w:gridCol w:w="1605"/>
+      </w:tblGrid>
+      <w:tr>
+        <w:trPr>
+          <w:tblHeader w:val="true"/>
+        </w:trPr>
+        <w:tc>
+          <w:tcPr>
+            <w:tcW w:type="dxa" w:w="1605"/>
+            <w:shd w:fill="EDE9FE"/>
+          </w:tcPr>
+          <w:p>
+            <w:r>
+              <w:rPr>
+                <w:sz w:val="11"/>
+              </w:rPr>
+              <w:t>Order</w:t>
+            </w:r>
+          </w:p>
+        </w:tc>
+        <w:tc>
+          <w:tcPr>
+            <w:tcW w:type="dxa" w:w="1605"/>
+            <w:shd w:fill="EDE9FE"/>
+          </w:tcPr>
+          <w:p>
+            <w:r>
+              <w:rPr>
+                <w:sz w:val="11"/>
+              </w:rPr>
+              <w:t>Dimension UID</w:t>
+            </w:r>
+          </w:p>
+        </w:tc>
+        <w:tc>
+          <w:tcPr>
+            <w:tcW w:type="dxa" w:w="1605"/>
+            <w:shd w:fill="EDE9FE"/>
+          </w:tcPr>
+          <w:p>
+            <w:r>
+              <w:rPr>
+                <w:sz w:val="11"/>
+              </w:rPr>
+              <w:t>審查項目</w:t>
+            </w:r>
+          </w:p>
+        </w:tc>
+        <w:tc>
+          <w:tcPr>
+            <w:tcW w:type="dxa" w:w="1605"/>
+            <w:shd w:fill="EDE9FE"/>
+          </w:tcPr>
+          <w:p>
+            <w:r>
+              <w:rPr>
+                <w:sz w:val="11"/>
+              </w:rPr>
+              <w:t>English</w:t>
+            </w:r>
+          </w:p>
+        </w:tc>
+        <w:tc>
+          <w:tcPr>
+            <w:tcW w:type="dxa" w:w="1605"/>
+            <w:shd w:fill="EDE9FE"/>
+          </w:tcPr>
+          <w:p>
+            <w:r>
+              <w:rPr>
+                <w:sz w:val="11"/>
+              </w:rPr>
+              <w:t>Weight</w:t>
+            </w:r>
+          </w:p>
+        </w:tc>
+        <w:tc>
+          <w:tcPr>
+            <w:tcW w:type="dxa" w:w="1605"/>
+            <w:shd w:fill="EDE9FE"/>
+          </w:tcPr>
+          <w:p>
+            <w:r>
+              <w:rPr>
+                <w:sz w:val="11"/>
+              </w:rPr>
+              <w:t>Hard Block</w:t>
+            </w:r>
+          </w:p>
+        </w:tc>
+        <w:tc>
+          <w:tcPr>
+            <w:tcW w:type="dxa" w:w="1605"/>
+            <w:shd w:fill="EDE9FE"/>
+          </w:tcPr>
+          <w:p>
+            <w:r>
+              <w:rPr>
+                <w:sz w:val="11"/>
+              </w:rPr>
+              <w:t>Definition</w:t>
+            </w:r>
+          </w:p>
+        </w:tc>
+      </w:tr>
+      <w:tr>
+        <w:tc>
+          <w:tcPr>
+            <w:tcW w:type="dxa" w:w="1605"/>
+          </w:tcPr>
+          <w:p>
+            <w:r>
+              <w:rPr>
+                <w:sz w:val="11"/>
+              </w:rPr>
+              <w:t>1</w:t>
+            </w:r>
+          </w:p>
+        </w:tc>
+        <w:tc>
+          <w:tcPr>
+            <w:tcW w:type="dxa" w:w="1605"/>
+          </w:tcPr>
+          <w:p>
+            <w:r>
+              <w:rPr>
+                <w:sz w:val="11"/>
+              </w:rPr>
+              <w:t>QA-DIM-FINAL-SCRIPT</w:t>
+            </w:r>
+          </w:p>
+        </w:tc>
+        <w:tc>
+          <w:tcPr>
+            <w:tcW w:type="dxa" w:w="1605"/>
+          </w:tcPr>
+          <w:p>
+            <w:r>
+              <w:rPr>
+                <w:sz w:val="11"/>
+              </w:rPr>
+              <w:t>腳本／目標符合</w:t>
+            </w:r>
+          </w:p>
+        </w:tc>
+        <w:tc>
+          <w:tcPr>
+            <w:tcW w:type="dxa" w:w="1605"/>
+          </w:tcPr>
+          <w:p>
+            <w:r>
+              <w:rPr>
+                <w:sz w:val="11"/>
+              </w:rPr>
+              <w:t>Script / Goal Compliance</w:t>
+            </w:r>
+          </w:p>
+        </w:tc>
+        <w:tc>
+          <w:tcPr>
+            <w:tcW w:type="dxa" w:w="1605"/>
+          </w:tcPr>
+          <w:p>
+            <w:r>
+              <w:rPr>
+                <w:sz w:val="11"/>
+              </w:rPr>
+              <w:t>6</w:t>
+            </w:r>
+          </w:p>
+        </w:tc>
+        <w:tc>
+          <w:tcPr>
+            <w:tcW w:type="dxa" w:w="1605"/>
+          </w:tcPr>
+          <w:p>
+            <w:r>
+              <w:rPr>
+                <w:sz w:val="11"/>
+              </w:rPr>
+              <w:t>NO</w:t>
+            </w:r>
+          </w:p>
+        </w:tc>
+        <w:tc>
+          <w:tcPr>
+            <w:tcW w:type="dxa" w:w="1605"/>
+          </w:tcPr>
+          <w:p>
+            <w:r>
+              <w:rPr>
+                <w:sz w:val="11"/>
+              </w:rPr>
+              <w:t>最終輸出符合 Blueprint、Script 與目標</w:t>
+            </w:r>
+          </w:p>
+        </w:tc>
+      </w:tr>
+      <w:tr>
+        <w:tc>
+          <w:tcPr>
+            <w:tcW w:type="dxa" w:w="1605"/>
+          </w:tcPr>
+          <w:p>
+            <w:r>
+              <w:rPr>
+                <w:sz w:val="11"/>
+              </w:rPr>
+              <w:t>2</w:t>
+            </w:r>
+          </w:p>
+        </w:tc>
+        <w:tc>
+          <w:tcPr>
+            <w:tcW w:type="dxa" w:w="1605"/>
+          </w:tcPr>
+          <w:p>
+            <w:r>
+              <w:rPr>
+                <w:sz w:val="11"/>
+              </w:rPr>
+              <w:t>QA-DIM-FINAL-IDENTITY</w:t>
+            </w:r>
+          </w:p>
+        </w:tc>
+        <w:tc>
+          <w:tcPr>
+            <w:tcW w:type="dxa" w:w="1605"/>
+          </w:tcPr>
+          <w:p>
+            <w:r>
+              <w:rPr>
+                <w:sz w:val="11"/>
+              </w:rPr>
+              <w:t>人物／角色一致性</w:t>
+            </w:r>
+          </w:p>
+        </w:tc>
+        <w:tc>
+          <w:tcPr>
+            <w:tcW w:type="dxa" w:w="1605"/>
+          </w:tcPr>
+          <w:p>
+            <w:r>
+              <w:rPr>
+                <w:sz w:val="11"/>
+              </w:rPr>
+              <w:t>Character Identity Consistency</w:t>
+            </w:r>
+          </w:p>
+        </w:tc>
+        <w:tc>
+          <w:tcPr>
+            <w:tcW w:type="dxa" w:w="1605"/>
+          </w:tcPr>
+          <w:p>
+            <w:r>
+              <w:rPr>
+                <w:sz w:val="11"/>
+              </w:rPr>
+              <w:t>9</w:t>
+            </w:r>
+          </w:p>
+        </w:tc>
+        <w:tc>
+          <w:tcPr>
+            <w:tcW w:type="dxa" w:w="1605"/>
+          </w:tcPr>
+          <w:p>
+            <w:r>
+              <w:rPr>
+                <w:sz w:val="11"/>
+              </w:rPr>
+              <w:t>NO</w:t>
+            </w:r>
+          </w:p>
+        </w:tc>
+        <w:tc>
+          <w:tcPr>
+            <w:tcW w:type="dxa" w:w="1605"/>
+          </w:tcPr>
+          <w:p>
+            <w:r>
+              <w:rPr>
+                <w:sz w:val="11"/>
+              </w:rPr>
+              <w:t>人物臉、身形、服裝、DNA 跨鏡頭一致</w:t>
+            </w:r>
+          </w:p>
+        </w:tc>
+      </w:tr>
+      <w:tr>
+        <w:tc>
+          <w:tcPr>
+            <w:tcW w:type="dxa" w:w="1605"/>
+          </w:tcPr>
+          <w:p>
+            <w:r>
+              <w:rPr>
+                <w:sz w:val="11"/>
+              </w:rPr>
+              <w:t>3</w:t>
+            </w:r>
+          </w:p>
+        </w:tc>
+        <w:tc>
+          <w:tcPr>
+            <w:tcW w:type="dxa" w:w="1605"/>
+          </w:tcPr>
+          <w:p>
+            <w:r>
+              <w:rPr>
+                <w:sz w:val="11"/>
+              </w:rPr>
+              <w:t>QA-DIM-FINAL-SCENE</w:t>
+            </w:r>
+          </w:p>
+        </w:tc>
+        <w:tc>
+          <w:tcPr>
+            <w:tcW w:type="dxa" w:w="1605"/>
+          </w:tcPr>
+          <w:p>
+            <w:r>
+              <w:rPr>
+                <w:sz w:val="11"/>
+              </w:rPr>
+              <w:t>場景／物件一致性</w:t>
+            </w:r>
+          </w:p>
+        </w:tc>
+        <w:tc>
+          <w:tcPr>
+            <w:tcW w:type="dxa" w:w="1605"/>
+          </w:tcPr>
+          <w:p>
+            <w:r>
+              <w:rPr>
+                <w:sz w:val="11"/>
+              </w:rPr>
+              <w:t>Scene / Object Consistency</w:t>
+            </w:r>
+          </w:p>
+        </w:tc>
+        <w:tc>
+          <w:tcPr>
+            <w:tcW w:type="dxa" w:w="1605"/>
+          </w:tcPr>
+          <w:p>
+            <w:r>
+              <w:rPr>
+                <w:sz w:val="11"/>
+              </w:rPr>
+              <w:t>7</w:t>
+            </w:r>
+          </w:p>
+        </w:tc>
+        <w:tc>
+          <w:tcPr>
+            <w:tcW w:type="dxa" w:w="1605"/>
+          </w:tcPr>
+          <w:p>
+            <w:r>
+              <w:rPr>
+                <w:sz w:val="11"/>
+              </w:rPr>
+              <w:t>NO</w:t>
+            </w:r>
+          </w:p>
+        </w:tc>
+        <w:tc>
+          <w:tcPr>
+            <w:tcW w:type="dxa" w:w="1605"/>
+          </w:tcPr>
+          <w:p>
+            <w:r>
+              <w:rPr>
+                <w:sz w:val="11"/>
+              </w:rPr>
+              <w:t>場景、物件、空間關係與版本一致</w:t>
+            </w:r>
+          </w:p>
+        </w:tc>
+      </w:tr>
+      <w:tr>
+        <w:tc>
+          <w:tcPr>
+            <w:tcW w:type="dxa" w:w="1605"/>
+          </w:tcPr>
+          <w:p>
+            <w:r>
+              <w:rPr>
+                <w:sz w:val="11"/>
+              </w:rPr>
+              <w:t>4</w:t>
+            </w:r>
+          </w:p>
+        </w:tc>
+        <w:tc>
+          <w:tcPr>
+            <w:tcW w:type="dxa" w:w="1605"/>
+          </w:tcPr>
+          <w:p>
+            <w:r>
+              <w:rPr>
+                <w:sz w:val="11"/>
+              </w:rPr>
+              <w:t>QA-DIM-FINAL-COMPOSITION</w:t>
+            </w:r>
+          </w:p>
+        </w:tc>
+        <w:tc>
+          <w:tcPr>
+            <w:tcW w:type="dxa" w:w="1605"/>
+          </w:tcPr>
+          <w:p>
+            <w:r>
+              <w:rPr>
+                <w:sz w:val="11"/>
+              </w:rPr>
+              <w:t>構圖／取景</w:t>
+            </w:r>
+          </w:p>
+        </w:tc>
+        <w:tc>
+          <w:tcPr>
+            <w:tcW w:type="dxa" w:w="1605"/>
+          </w:tcPr>
+          <w:p>
+            <w:r>
+              <w:rPr>
+                <w:sz w:val="11"/>
+              </w:rPr>
+              <w:t>Composition / Framing</w:t>
+            </w:r>
+          </w:p>
+        </w:tc>
+        <w:tc>
+          <w:tcPr>
+            <w:tcW w:type="dxa" w:w="1605"/>
+          </w:tcPr>
+          <w:p>
+            <w:r>
+              <w:rPr>
+                <w:sz w:val="11"/>
+              </w:rPr>
+              <w:t>6</w:t>
+            </w:r>
+          </w:p>
+        </w:tc>
+        <w:tc>
+          <w:tcPr>
+            <w:tcW w:type="dxa" w:w="1605"/>
+          </w:tcPr>
+          <w:p>
+            <w:r>
+              <w:rPr>
+                <w:sz w:val="11"/>
+              </w:rPr>
+              <w:t>NO</w:t>
+            </w:r>
+          </w:p>
+        </w:tc>
+        <w:tc>
+          <w:tcPr>
+            <w:tcW w:type="dxa" w:w="1605"/>
+          </w:tcPr>
+          <w:p>
+            <w:r>
+              <w:rPr>
+                <w:sz w:val="11"/>
+              </w:rPr>
+              <w:t>構圖、主體位置、視覺重心符合意圖</w:t>
+            </w:r>
+          </w:p>
+        </w:tc>
+      </w:tr>
+      <w:tr>
+        <w:tc>
+          <w:tcPr>
+            <w:tcW w:type="dxa" w:w="1605"/>
+          </w:tcPr>
+          <w:p>
+            <w:r>
+              <w:rPr>
+                <w:sz w:val="11"/>
+              </w:rPr>
+              <w:t>5</w:t>
+            </w:r>
+          </w:p>
+        </w:tc>
+        <w:tc>
+          <w:tcPr>
+            <w:tcW w:type="dxa" w:w="1605"/>
+          </w:tcPr>
+          <w:p>
+            <w:r>
+              <w:rPr>
+                <w:sz w:val="11"/>
+              </w:rPr>
+              <w:t>QA-DIM-FINAL-MOTION</w:t>
+            </w:r>
+          </w:p>
+        </w:tc>
+        <w:tc>
+          <w:tcPr>
+            <w:tcW w:type="dxa" w:w="1605"/>
+          </w:tcPr>
+          <w:p>
+            <w:r>
+              <w:rPr>
+                <w:sz w:val="11"/>
+              </w:rPr>
+              <w:t>動作／身體連續性</w:t>
+            </w:r>
+          </w:p>
+        </w:tc>
+        <w:tc>
+          <w:tcPr>
+            <w:tcW w:type="dxa" w:w="1605"/>
+          </w:tcPr>
+          <w:p>
+            <w:r>
+              <w:rPr>
+                <w:sz w:val="11"/>
+              </w:rPr>
+              <w:t>Motion / Body Continuity</w:t>
+            </w:r>
+          </w:p>
+        </w:tc>
+        <w:tc>
+          <w:tcPr>
+            <w:tcW w:type="dxa" w:w="1605"/>
+          </w:tcPr>
+          <w:p>
+            <w:r>
+              <w:rPr>
+                <w:sz w:val="11"/>
+              </w:rPr>
+              <w:t>7</w:t>
+            </w:r>
+          </w:p>
+        </w:tc>
+        <w:tc>
+          <w:tcPr>
+            <w:tcW w:type="dxa" w:w="1605"/>
+          </w:tcPr>
+          <w:p>
+            <w:r>
+              <w:rPr>
+                <w:sz w:val="11"/>
+              </w:rPr>
+              <w:t>NO</w:t>
+            </w:r>
+          </w:p>
+        </w:tc>
+        <w:tc>
+          <w:tcPr>
+            <w:tcW w:type="dxa" w:w="1605"/>
+          </w:tcPr>
+          <w:p>
+            <w:r>
+              <w:rPr>
+                <w:sz w:val="11"/>
+              </w:rPr>
+              <w:t>動作連續、姿態合理、無瞬移</w:t>
+            </w:r>
+          </w:p>
+        </w:tc>
+      </w:tr>
+      <w:tr>
+        <w:tc>
+          <w:tcPr>
+            <w:tcW w:type="dxa" w:w="1605"/>
+          </w:tcPr>
+          <w:p>
+            <w:r>
+              <w:rPr>
+                <w:sz w:val="11"/>
+              </w:rPr>
+              <w:t>6</w:t>
+            </w:r>
+          </w:p>
+        </w:tc>
+        <w:tc>
+          <w:tcPr>
+            <w:tcW w:type="dxa" w:w="1605"/>
+          </w:tcPr>
+          <w:p>
+            <w:r>
+              <w:rPr>
+                <w:sz w:val="11"/>
+              </w:rPr>
+              <w:t>QA-DIM-FINAL-FRAME</w:t>
+            </w:r>
+          </w:p>
+        </w:tc>
+        <w:tc>
+          <w:tcPr>
+            <w:tcW w:type="dxa" w:w="1605"/>
+          </w:tcPr>
+          <w:p>
+            <w:r>
+              <w:rPr>
+                <w:sz w:val="11"/>
+              </w:rPr>
+              <w:t>幀間連續性</w:t>
+            </w:r>
+          </w:p>
+        </w:tc>
+        <w:tc>
+          <w:tcPr>
+            <w:tcW w:type="dxa" w:w="1605"/>
+          </w:tcPr>
+          <w:p>
+            <w:r>
+              <w:rPr>
+                <w:sz w:val="11"/>
+              </w:rPr>
+              <w:t>Frame-to-Frame Continuity</w:t>
+            </w:r>
+          </w:p>
+        </w:tc>
+        <w:tc>
+          <w:tcPr>
+            <w:tcW w:type="dxa" w:w="1605"/>
+          </w:tcPr>
+          <w:p>
+            <w:r>
+              <w:rPr>
+                <w:sz w:val="11"/>
+              </w:rPr>
+              <w:t>8</w:t>
+            </w:r>
+          </w:p>
+        </w:tc>
+        <w:tc>
+          <w:tcPr>
+            <w:tcW w:type="dxa" w:w="1605"/>
+          </w:tcPr>
+          <w:p>
+            <w:r>
+              <w:rPr>
+                <w:sz w:val="11"/>
+              </w:rPr>
+              <w:t>NO</w:t>
+            </w:r>
+          </w:p>
+        </w:tc>
+        <w:tc>
+          <w:tcPr>
+            <w:tcW w:type="dxa" w:w="1605"/>
+          </w:tcPr>
+          <w:p>
+            <w:r>
+              <w:rPr>
+                <w:sz w:val="11"/>
+              </w:rPr>
+              <w:t>相鄰幀無閃爍、跳變、物體突變或不合理 morph</w:t>
+            </w:r>
+          </w:p>
+        </w:tc>
+      </w:tr>
+      <w:tr>
+        <w:tc>
+          <w:tcPr>
+            <w:tcW w:type="dxa" w:w="1605"/>
+          </w:tcPr>
+          <w:p>
+            <w:r>
+              <w:rPr>
+                <w:sz w:val="11"/>
+              </w:rPr>
+              <w:t>7</w:t>
+            </w:r>
+          </w:p>
+        </w:tc>
+        <w:tc>
+          <w:tcPr>
+            <w:tcW w:type="dxa" w:w="1605"/>
+          </w:tcPr>
+          <w:p>
+            <w:r>
+              <w:rPr>
+                <w:sz w:val="11"/>
+              </w:rPr>
+              <w:t>QA-DIM-FINAL-CAMERA</w:t>
+            </w:r>
+          </w:p>
+        </w:tc>
+        <w:tc>
+          <w:tcPr>
+            <w:tcW w:type="dxa" w:w="1605"/>
+          </w:tcPr>
+          <w:p>
+            <w:r>
+              <w:rPr>
+                <w:sz w:val="11"/>
+              </w:rPr>
+              <w:t>鏡頭／視線連續</w:t>
+            </w:r>
+          </w:p>
+        </w:tc>
+        <w:tc>
+          <w:tcPr>
+            <w:tcW w:type="dxa" w:w="1605"/>
+          </w:tcPr>
+          <w:p>
+            <w:r>
+              <w:rPr>
+                <w:sz w:val="11"/>
+              </w:rPr>
+              <w:t>Camera / Gaze Continuity</w:t>
+            </w:r>
+          </w:p>
+        </w:tc>
+        <w:tc>
+          <w:tcPr>
+            <w:tcW w:type="dxa" w:w="1605"/>
+          </w:tcPr>
+          <w:p>
+            <w:r>
+              <w:rPr>
+                <w:sz w:val="11"/>
+              </w:rPr>
+              <w:t>5</w:t>
+            </w:r>
+          </w:p>
+        </w:tc>
+        <w:tc>
+          <w:tcPr>
+            <w:tcW w:type="dxa" w:w="1605"/>
+          </w:tcPr>
+          <w:p>
+            <w:r>
+              <w:rPr>
+                <w:sz w:val="11"/>
+              </w:rPr>
+              <w:t>NO</w:t>
+            </w:r>
+          </w:p>
+        </w:tc>
+        <w:tc>
+          <w:tcPr>
+            <w:tcW w:type="dxa" w:w="1605"/>
+          </w:tcPr>
+          <w:p>
+            <w:r>
+              <w:rPr>
+                <w:sz w:val="11"/>
+              </w:rPr>
+              <w:t>鏡位、軸線、視線與運動方向連續</w:t>
+            </w:r>
+          </w:p>
+        </w:tc>
+      </w:tr>
+      <w:tr>
+        <w:tc>
+          <w:tcPr>
+            <w:tcW w:type="dxa" w:w="1605"/>
+          </w:tcPr>
+          <w:p>
+            <w:r>
+              <w:rPr>
+                <w:sz w:val="11"/>
+              </w:rPr>
+              <w:t>8</w:t>
+            </w:r>
+          </w:p>
+        </w:tc>
+        <w:tc>
+          <w:tcPr>
+            <w:tcW w:type="dxa" w:w="1605"/>
+          </w:tcPr>
+          <w:p>
+            <w:r>
+              <w:rPr>
+                <w:sz w:val="11"/>
+              </w:rPr>
+              <w:t>QA-DIM-FINAL-LIPSYNC</w:t>
+            </w:r>
+          </w:p>
+        </w:tc>
+        <w:tc>
+          <w:tcPr>
+            <w:tcW w:type="dxa" w:w="1605"/>
+          </w:tcPr>
+          <w:p>
+            <w:r>
+              <w:rPr>
+                <w:sz w:val="11"/>
+              </w:rPr>
+              <w:t>嘴型／口型同步</w:t>
+            </w:r>
+          </w:p>
+        </w:tc>
+        <w:tc>
+          <w:tcPr>
+            <w:tcW w:type="dxa" w:w="1605"/>
+          </w:tcPr>
+          <w:p>
+            <w:r>
+              <w:rPr>
+                <w:sz w:val="11"/>
+              </w:rPr>
+              <w:t>Lip Sync</w:t>
+            </w:r>
+          </w:p>
+        </w:tc>
+        <w:tc>
+          <w:tcPr>
+            <w:tcW w:type="dxa" w:w="1605"/>
+          </w:tcPr>
+          <w:p>
+            <w:r>
+              <w:rPr>
+                <w:sz w:val="11"/>
+              </w:rPr>
+              <w:t>7</w:t>
+            </w:r>
+          </w:p>
+        </w:tc>
+        <w:tc>
+          <w:tcPr>
+            <w:tcW w:type="dxa" w:w="1605"/>
+          </w:tcPr>
+          <w:p>
+            <w:r>
+              <w:rPr>
+                <w:sz w:val="11"/>
+              </w:rPr>
+              <w:t>NO</w:t>
+            </w:r>
+          </w:p>
+        </w:tc>
+        <w:tc>
+          <w:tcPr>
+            <w:tcW w:type="dxa" w:w="1605"/>
+          </w:tcPr>
+          <w:p>
+            <w:r>
+              <w:rPr>
+                <w:sz w:val="11"/>
+              </w:rPr>
+              <w:t>嘴型與實際語音/DialogueTimingBinding 對齊</w:t>
+            </w:r>
+          </w:p>
+        </w:tc>
+      </w:tr>
+      <w:tr>
+        <w:tc>
+          <w:tcPr>
+            <w:tcW w:type="dxa" w:w="1605"/>
+          </w:tcPr>
+          <w:p>
+            <w:r>
+              <w:rPr>
+                <w:sz w:val="11"/>
+              </w:rPr>
+              <w:t>9</w:t>
+            </w:r>
+          </w:p>
+        </w:tc>
+        <w:tc>
+          <w:tcPr>
+            <w:tcW w:type="dxa" w:w="1605"/>
+          </w:tcPr>
+          <w:p>
+            <w:r>
+              <w:rPr>
+                <w:sz w:val="11"/>
+              </w:rPr>
+              <w:t>QA-DIM-FINAL-VOICE</w:t>
+            </w:r>
+          </w:p>
+        </w:tc>
+        <w:tc>
+          <w:tcPr>
+            <w:tcW w:type="dxa" w:w="1605"/>
+          </w:tcPr>
+          <w:p>
+            <w:r>
+              <w:rPr>
+                <w:sz w:val="11"/>
+              </w:rPr>
+              <w:t>配音／對白品質</w:t>
+            </w:r>
+          </w:p>
+        </w:tc>
+        <w:tc>
+          <w:tcPr>
+            <w:tcW w:type="dxa" w:w="1605"/>
+          </w:tcPr>
+          <w:p>
+            <w:r>
+              <w:rPr>
+                <w:sz w:val="11"/>
+              </w:rPr>
+              <w:t>Voice / Dialogue Quality</w:t>
+            </w:r>
+          </w:p>
+        </w:tc>
+        <w:tc>
+          <w:tcPr>
+            <w:tcW w:type="dxa" w:w="1605"/>
+          </w:tcPr>
+          <w:p>
+            <w:r>
+              <w:rPr>
+                <w:sz w:val="11"/>
+              </w:rPr>
+              <w:t>6</w:t>
+            </w:r>
+          </w:p>
+        </w:tc>
+        <w:tc>
+          <w:tcPr>
+            <w:tcW w:type="dxa" w:w="1605"/>
+          </w:tcPr>
+          <w:p>
+            <w:r>
+              <w:rPr>
+                <w:sz w:val="11"/>
+              </w:rPr>
+              <w:t>NO</w:t>
+            </w:r>
+          </w:p>
+        </w:tc>
+        <w:tc>
+          <w:tcPr>
+            <w:tcW w:type="dxa" w:w="1605"/>
+          </w:tcPr>
+          <w:p>
+            <w:r>
+              <w:rPr>
+                <w:sz w:val="11"/>
+              </w:rPr>
+              <w:t>聲線、語氣、清晰度與角色一致</w:t>
+            </w:r>
+          </w:p>
+        </w:tc>
+      </w:tr>
+      <w:tr>
+        <w:tc>
+          <w:tcPr>
+            <w:tcW w:type="dxa" w:w="1605"/>
+          </w:tcPr>
+          <w:p>
+            <w:r>
+              <w:rPr>
+                <w:sz w:val="11"/>
+              </w:rPr>
+              <w:t>10</w:t>
+            </w:r>
+          </w:p>
+        </w:tc>
+        <w:tc>
+          <w:tcPr>
+            <w:tcW w:type="dxa" w:w="1605"/>
+          </w:tcPr>
+          <w:p>
+            <w:r>
+              <w:rPr>
+                <w:sz w:val="11"/>
+              </w:rPr>
+              <w:t>QA-DIM-FINAL-AUDIO</w:t>
+            </w:r>
+          </w:p>
+        </w:tc>
+        <w:tc>
+          <w:tcPr>
+            <w:tcW w:type="dxa" w:w="1605"/>
+          </w:tcPr>
+          <w:p>
+            <w:r>
+              <w:rPr>
+                <w:sz w:val="11"/>
+              </w:rPr>
+              <w:t>音訊技術品質</w:t>
+            </w:r>
+          </w:p>
+        </w:tc>
+        <w:tc>
+          <w:tcPr>
+            <w:tcW w:type="dxa" w:w="1605"/>
+          </w:tcPr>
+          <w:p>
+            <w:r>
+              <w:rPr>
+                <w:sz w:val="11"/>
+              </w:rPr>
+              <w:t>Audio Technical Quality</w:t>
+            </w:r>
+          </w:p>
+        </w:tc>
+        <w:tc>
+          <w:tcPr>
+            <w:tcW w:type="dxa" w:w="1605"/>
+          </w:tcPr>
+          <w:p>
+            <w:r>
+              <w:rPr>
+                <w:sz w:val="11"/>
+              </w:rPr>
+              <w:t>5</w:t>
+            </w:r>
+          </w:p>
+        </w:tc>
+        <w:tc>
+          <w:tcPr>
+            <w:tcW w:type="dxa" w:w="1605"/>
+          </w:tcPr>
+          <w:p>
+            <w:r>
+              <w:rPr>
+                <w:sz w:val="11"/>
+              </w:rPr>
+              <w:t>NO</w:t>
+            </w:r>
+          </w:p>
+        </w:tc>
+        <w:tc>
+          <w:tcPr>
+            <w:tcW w:type="dxa" w:w="1605"/>
+          </w:tcPr>
+          <w:p>
+            <w:r>
+              <w:rPr>
+                <w:sz w:val="11"/>
+              </w:rPr>
+              <w:t>無 clipping、noise、dropout、失真</w:t>
+            </w:r>
+          </w:p>
+        </w:tc>
+      </w:tr>
+      <w:tr>
+        <w:tc>
+          <w:tcPr>
+            <w:tcW w:type="dxa" w:w="1605"/>
+          </w:tcPr>
+          <w:p>
+            <w:r>
+              <w:rPr>
+                <w:sz w:val="11"/>
+              </w:rPr>
+              <w:t>11</w:t>
+            </w:r>
+          </w:p>
+        </w:tc>
+        <w:tc>
+          <w:tcPr>
+            <w:tcW w:type="dxa" w:w="1605"/>
+          </w:tcPr>
+          <w:p>
+            <w:r>
+              <w:rPr>
+                <w:sz w:val="11"/>
+              </w:rPr>
+              <w:t>QA-DIM-FINAL-MIX</w:t>
+            </w:r>
+          </w:p>
+        </w:tc>
+        <w:tc>
+          <w:tcPr>
+            <w:tcW w:type="dxa" w:w="1605"/>
+          </w:tcPr>
+          <w:p>
+            <w:r>
+              <w:rPr>
+                <w:sz w:val="11"/>
+              </w:rPr>
+              <w:t>BGM／音效平衡與時間</w:t>
+            </w:r>
+          </w:p>
+        </w:tc>
+        <w:tc>
+          <w:tcPr>
+            <w:tcW w:type="dxa" w:w="1605"/>
+          </w:tcPr>
+          <w:p>
+            <w:r>
+              <w:rPr>
+                <w:sz w:val="11"/>
+              </w:rPr>
+              <w:t>BGM / SFX Balance &amp; Timing</w:t>
+            </w:r>
+          </w:p>
+        </w:tc>
+        <w:tc>
+          <w:tcPr>
+            <w:tcW w:type="dxa" w:w="1605"/>
+          </w:tcPr>
+          <w:p>
+            <w:r>
+              <w:rPr>
+                <w:sz w:val="11"/>
+              </w:rPr>
+              <w:t>5</w:t>
+            </w:r>
+          </w:p>
+        </w:tc>
+        <w:tc>
+          <w:tcPr>
+            <w:tcW w:type="dxa" w:w="1605"/>
+          </w:tcPr>
+          <w:p>
+            <w:r>
+              <w:rPr>
+                <w:sz w:val="11"/>
+              </w:rPr>
+              <w:t>NO</w:t>
+            </w:r>
+          </w:p>
+        </w:tc>
+        <w:tc>
+          <w:tcPr>
+            <w:tcW w:type="dxa" w:w="1605"/>
+          </w:tcPr>
+          <w:p>
+            <w:r>
+              <w:rPr>
+                <w:sz w:val="11"/>
+              </w:rPr>
+              <w:t>BGM、SFX 與對白音量/時點合理</w:t>
+            </w:r>
+          </w:p>
+        </w:tc>
+      </w:tr>
+      <w:tr>
+        <w:tc>
+          <w:tcPr>
+            <w:tcW w:type="dxa" w:w="1605"/>
+          </w:tcPr>
+          <w:p>
+            <w:r>
+              <w:rPr>
+                <w:sz w:val="11"/>
+              </w:rPr>
+              <w:t>12</w:t>
+            </w:r>
+          </w:p>
+        </w:tc>
+        <w:tc>
+          <w:tcPr>
+            <w:tcW w:type="dxa" w:w="1605"/>
+          </w:tcPr>
+          <w:p>
+            <w:r>
+              <w:rPr>
+                <w:sz w:val="11"/>
+              </w:rPr>
+              <w:t>QA-DIM-FINAL-SUBCONTENT</w:t>
+            </w:r>
+          </w:p>
+        </w:tc>
+        <w:tc>
+          <w:tcPr>
+            <w:tcW w:type="dxa" w:w="1605"/>
+          </w:tcPr>
+          <w:p>
+            <w:r>
+              <w:rPr>
+                <w:sz w:val="11"/>
+              </w:rPr>
+              <w:t>字幕內容正確</w:t>
+            </w:r>
+          </w:p>
+        </w:tc>
+        <w:tc>
+          <w:tcPr>
+            <w:tcW w:type="dxa" w:w="1605"/>
+          </w:tcPr>
+          <w:p>
+            <w:r>
+              <w:rPr>
+                <w:sz w:val="11"/>
+              </w:rPr>
+              <w:t>Subtitle Content Accuracy</w:t>
+            </w:r>
+          </w:p>
+        </w:tc>
+        <w:tc>
+          <w:tcPr>
+            <w:tcW w:type="dxa" w:w="1605"/>
+          </w:tcPr>
+          <w:p>
+            <w:r>
+              <w:rPr>
+                <w:sz w:val="11"/>
+              </w:rPr>
+              <w:t>6</w:t>
+            </w:r>
+          </w:p>
+        </w:tc>
+        <w:tc>
+          <w:tcPr>
+            <w:tcW w:type="dxa" w:w="1605"/>
+          </w:tcPr>
+          <w:p>
+            <w:r>
+              <w:rPr>
+                <w:sz w:val="11"/>
+              </w:rPr>
+              <w:t>NO</w:t>
+            </w:r>
+          </w:p>
+        </w:tc>
+        <w:tc>
+          <w:tcPr>
+            <w:tcW w:type="dxa" w:w="1605"/>
+          </w:tcPr>
+          <w:p>
+            <w:r>
+              <w:rPr>
+                <w:sz w:val="11"/>
+              </w:rPr>
+              <w:t>字幕與台詞、語言、專有名詞一致</w:t>
+            </w:r>
+          </w:p>
+        </w:tc>
+      </w:tr>
+      <w:tr>
+        <w:tc>
+          <w:tcPr>
+            <w:tcW w:type="dxa" w:w="1605"/>
+          </w:tcPr>
+          <w:p>
+            <w:r>
+              <w:rPr>
+                <w:sz w:val="11"/>
+              </w:rPr>
+              <w:t>13</w:t>
+            </w:r>
+          </w:p>
+        </w:tc>
+        <w:tc>
+          <w:tcPr>
+            <w:tcW w:type="dxa" w:w="1605"/>
+          </w:tcPr>
+          <w:p>
+            <w:r>
+              <w:rPr>
+                <w:sz w:val="11"/>
+              </w:rPr>
+              <w:t>QA-DIM-FINAL-SUBTIMING</w:t>
+            </w:r>
+          </w:p>
+        </w:tc>
+        <w:tc>
+          <w:tcPr>
+            <w:tcW w:type="dxa" w:w="1605"/>
+          </w:tcPr>
+          <w:p>
+            <w:r>
+              <w:rPr>
+                <w:sz w:val="11"/>
+              </w:rPr>
+              <w:t>字幕時間／可讀性／安全區</w:t>
+            </w:r>
+          </w:p>
+        </w:tc>
+        <w:tc>
+          <w:tcPr>
+            <w:tcW w:type="dxa" w:w="1605"/>
+          </w:tcPr>
+          <w:p>
+            <w:r>
+              <w:rPr>
+                <w:sz w:val="11"/>
+              </w:rPr>
+              <w:t>Subtitle Timing / Readability / Safe Area</w:t>
+            </w:r>
+          </w:p>
+        </w:tc>
+        <w:tc>
+          <w:tcPr>
+            <w:tcW w:type="dxa" w:w="1605"/>
+          </w:tcPr>
+          <w:p>
+            <w:r>
+              <w:rPr>
+                <w:sz w:val="11"/>
+              </w:rPr>
+              <w:t>6</w:t>
+            </w:r>
+          </w:p>
+        </w:tc>
+        <w:tc>
+          <w:tcPr>
+            <w:tcW w:type="dxa" w:w="1605"/>
+          </w:tcPr>
+          <w:p>
+            <w:r>
+              <w:rPr>
+                <w:sz w:val="11"/>
+              </w:rPr>
+              <w:t>NO</w:t>
+            </w:r>
+          </w:p>
+        </w:tc>
+        <w:tc>
+          <w:tcPr>
+            <w:tcW w:type="dxa" w:w="1605"/>
+          </w:tcPr>
+          <w:p>
+            <w:r>
+              <w:rPr>
+                <w:sz w:val="11"/>
+              </w:rPr>
+              <w:t>字幕 in/out、閱讀時間、換行、遮擋、安全區正確</w:t>
+            </w:r>
+          </w:p>
+        </w:tc>
+      </w:tr>
+      <w:tr>
+        <w:tc>
+          <w:tcPr>
+            <w:tcW w:type="dxa" w:w="1605"/>
+          </w:tcPr>
+          <w:p>
+            <w:r>
+              <w:rPr>
+                <w:sz w:val="11"/>
+              </w:rPr>
+              <w:t>14</w:t>
+            </w:r>
+          </w:p>
+        </w:tc>
+        <w:tc>
+          <w:tcPr>
+            <w:tcW w:type="dxa" w:w="1605"/>
+          </w:tcPr>
+          <w:p>
+            <w:r>
+              <w:rPr>
+                <w:sz w:val="11"/>
+              </w:rPr>
+              <w:t>QA-DIM-FINAL-EDIT</w:t>
+            </w:r>
+          </w:p>
+        </w:tc>
+        <w:tc>
+          <w:tcPr>
+            <w:tcW w:type="dxa" w:w="1605"/>
+          </w:tcPr>
+          <w:p>
+            <w:r>
+              <w:rPr>
+                <w:sz w:val="11"/>
+              </w:rPr>
+              <w:t>剪輯節奏／轉場</w:t>
+            </w:r>
+          </w:p>
+        </w:tc>
+        <w:tc>
+          <w:tcPr>
+            <w:tcW w:type="dxa" w:w="1605"/>
+          </w:tcPr>
+          <w:p>
+            <w:r>
+              <w:rPr>
+                <w:sz w:val="11"/>
+              </w:rPr>
+              <w:t>Editing Pacing / Transition</w:t>
+            </w:r>
+          </w:p>
+        </w:tc>
+        <w:tc>
+          <w:tcPr>
+            <w:tcW w:type="dxa" w:w="1605"/>
+          </w:tcPr>
+          <w:p>
+            <w:r>
+              <w:rPr>
+                <w:sz w:val="11"/>
+              </w:rPr>
+              <w:t>6</w:t>
+            </w:r>
+          </w:p>
+        </w:tc>
+        <w:tc>
+          <w:tcPr>
+            <w:tcW w:type="dxa" w:w="1605"/>
+          </w:tcPr>
+          <w:p>
+            <w:r>
+              <w:rPr>
+                <w:sz w:val="11"/>
+              </w:rPr>
+              <w:t>NO</w:t>
+            </w:r>
+          </w:p>
+        </w:tc>
+        <w:tc>
+          <w:tcPr>
+            <w:tcW w:type="dxa" w:w="1605"/>
+          </w:tcPr>
+          <w:p>
+            <w:r>
+              <w:rPr>
+                <w:sz w:val="11"/>
+              </w:rPr>
+              <w:t>節奏、cut、transition 與敘事情緒一致</w:t>
+            </w:r>
+          </w:p>
+        </w:tc>
+      </w:tr>
+      <w:tr>
+        <w:tc>
+          <w:tcPr>
+            <w:tcW w:type="dxa" w:w="1605"/>
+          </w:tcPr>
+          <w:p>
+            <w:r>
+              <w:rPr>
+                <w:sz w:val="11"/>
+              </w:rPr>
+              <w:t>15</w:t>
+            </w:r>
+          </w:p>
+        </w:tc>
+        <w:tc>
+          <w:tcPr>
+            <w:tcW w:type="dxa" w:w="1605"/>
+          </w:tcPr>
+          <w:p>
+            <w:r>
+              <w:rPr>
+                <w:sz w:val="11"/>
+              </w:rPr>
+              <w:t>QA-DIM-FINAL-AVSYNC</w:t>
+            </w:r>
+          </w:p>
+        </w:tc>
+        <w:tc>
+          <w:tcPr>
+            <w:tcW w:type="dxa" w:w="1605"/>
+          </w:tcPr>
+          <w:p>
+            <w:r>
+              <w:rPr>
+                <w:sz w:val="11"/>
+              </w:rPr>
+              <w:t>音畫同步</w:t>
+            </w:r>
+          </w:p>
+        </w:tc>
+        <w:tc>
+          <w:tcPr>
+            <w:tcW w:type="dxa" w:w="1605"/>
+          </w:tcPr>
+          <w:p>
+            <w:r>
+              <w:rPr>
+                <w:sz w:val="11"/>
+              </w:rPr>
+              <w:t>Audio / Video Sync</w:t>
+            </w:r>
+          </w:p>
+        </w:tc>
+        <w:tc>
+          <w:tcPr>
+            <w:tcW w:type="dxa" w:w="1605"/>
+          </w:tcPr>
+          <w:p>
+            <w:r>
+              <w:rPr>
+                <w:sz w:val="11"/>
+              </w:rPr>
+              <w:t>5</w:t>
+            </w:r>
+          </w:p>
+        </w:tc>
+        <w:tc>
+          <w:tcPr>
+            <w:tcW w:type="dxa" w:w="1605"/>
+          </w:tcPr>
+          <w:p>
+            <w:r>
+              <w:rPr>
+                <w:sz w:val="11"/>
+              </w:rPr>
+              <w:t>NO</w:t>
+            </w:r>
+          </w:p>
+        </w:tc>
+        <w:tc>
+          <w:tcPr>
+            <w:tcW w:type="dxa" w:w="1605"/>
+          </w:tcPr>
+          <w:p>
+            <w:r>
+              <w:rPr>
+                <w:sz w:val="11"/>
+              </w:rPr>
+              <w:t>對白、SFX、音樂事件與畫面同步</w:t>
+            </w:r>
+          </w:p>
+        </w:tc>
+      </w:tr>
+      <w:tr>
+        <w:tc>
+          <w:tcPr>
+            <w:tcW w:type="dxa" w:w="1605"/>
+          </w:tcPr>
+          <w:p>
+            <w:r>
+              <w:rPr>
+                <w:sz w:val="11"/>
+              </w:rPr>
+              <w:t>16</w:t>
+            </w:r>
+          </w:p>
+        </w:tc>
+        <w:tc>
+          <w:tcPr>
+            <w:tcW w:type="dxa" w:w="1605"/>
+          </w:tcPr>
+          <w:p>
+            <w:r>
+              <w:rPr>
+                <w:sz w:val="11"/>
+              </w:rPr>
+              <w:t>QA-DIM-FINAL-TECH</w:t>
+            </w:r>
+          </w:p>
+        </w:tc>
+        <w:tc>
+          <w:tcPr>
+            <w:tcW w:type="dxa" w:w="1605"/>
+          </w:tcPr>
+          <w:p>
+            <w:r>
+              <w:rPr>
+                <w:sz w:val="11"/>
+              </w:rPr>
+              <w:t>輸出技術完整</w:t>
+            </w:r>
+          </w:p>
+        </w:tc>
+        <w:tc>
+          <w:tcPr>
+            <w:tcW w:type="dxa" w:w="1605"/>
+          </w:tcPr>
+          <w:p>
+            <w:r>
+              <w:rPr>
+                <w:sz w:val="11"/>
+              </w:rPr>
+              <w:t>Technical Output Integrity</w:t>
+            </w:r>
+          </w:p>
+        </w:tc>
+        <w:tc>
+          <w:tcPr>
+            <w:tcW w:type="dxa" w:w="1605"/>
+          </w:tcPr>
+          <w:p>
+            <w:r>
+              <w:rPr>
+                <w:sz w:val="11"/>
+              </w:rPr>
+              <w:t>4</w:t>
+            </w:r>
+          </w:p>
+        </w:tc>
+        <w:tc>
+          <w:tcPr>
+            <w:tcW w:type="dxa" w:w="1605"/>
+          </w:tcPr>
+          <w:p>
+            <w:r>
+              <w:rPr>
+                <w:sz w:val="11"/>
+              </w:rPr>
+              <w:t>NO</w:t>
+            </w:r>
+          </w:p>
+        </w:tc>
+        <w:tc>
+          <w:tcPr>
+            <w:tcW w:type="dxa" w:w="1605"/>
+          </w:tcPr>
+          <w:p>
+            <w:r>
+              <w:rPr>
+                <w:sz w:val="11"/>
+              </w:rPr>
+              <w:t>Resolution/FPS/Codec/Duration/Manifest/Decode 正常</w:t>
+            </w:r>
+          </w:p>
+        </w:tc>
+      </w:tr>
+      <w:tr>
+        <w:tc>
+          <w:tcPr>
+            <w:tcW w:type="dxa" w:w="1605"/>
+          </w:tcPr>
+          <w:p>
+            <w:r>
+              <w:rPr>
+                <w:sz w:val="11"/>
+              </w:rPr>
+              <w:t>17</w:t>
+            </w:r>
+          </w:p>
+        </w:tc>
+        <w:tc>
+          <w:tcPr>
+            <w:tcW w:type="dxa" w:w="1605"/>
+          </w:tcPr>
+          <w:p>
+            <w:r>
+              <w:rPr>
+                <w:sz w:val="11"/>
+              </w:rPr>
+              <w:t>QA-DIM-FINAL-RIGHTS</w:t>
+            </w:r>
+          </w:p>
+        </w:tc>
+        <w:tc>
+          <w:tcPr>
+            <w:tcW w:type="dxa" w:w="1605"/>
+          </w:tcPr>
+          <w:p>
+            <w:r>
+              <w:rPr>
+                <w:sz w:val="11"/>
+              </w:rPr>
+              <w:t>權利／政策／來源</w:t>
+            </w:r>
+          </w:p>
+        </w:tc>
+        <w:tc>
+          <w:tcPr>
+            <w:tcW w:type="dxa" w:w="1605"/>
+          </w:tcPr>
+          <w:p>
+            <w:r>
+              <w:rPr>
+                <w:sz w:val="11"/>
+              </w:rPr>
+              <w:t>Rights / Policy / Provenance</w:t>
+            </w:r>
+          </w:p>
+        </w:tc>
+        <w:tc>
+          <w:tcPr>
+            <w:tcW w:type="dxa" w:w="1605"/>
+          </w:tcPr>
+          <w:p>
+            <w:r>
+              <w:rPr>
+                <w:sz w:val="11"/>
+              </w:rPr>
+              <w:t>2</w:t>
+            </w:r>
+          </w:p>
+        </w:tc>
+        <w:tc>
+          <w:tcPr>
+            <w:tcW w:type="dxa" w:w="1605"/>
+          </w:tcPr>
+          <w:p>
+            <w:r>
+              <w:rPr>
+                <w:sz w:val="11"/>
+              </w:rPr>
+              <w:t>HARD BLOCK</w:t>
+            </w:r>
+          </w:p>
+        </w:tc>
+        <w:tc>
+          <w:tcPr>
+            <w:tcW w:type="dxa" w:w="1605"/>
+          </w:tcPr>
+          <w:p>
+            <w:r>
+              <w:rPr>
+                <w:sz w:val="11"/>
+              </w:rPr>
+              <w:t>Rights/Policy/Provenance Hard Block 必須 PASS</w:t>
+            </w:r>
+          </w:p>
+        </w:tc>
+      </w:tr>
+    </w:tbl>
+    <w:p>
+      <w:r>
+        <w:t>Scoring: 每個 Dimension 0–100；Weighted Score = Score × Weight / 100；Total = 全部適用 Dimension 加總。PASS = Total ≥ 95 且所有 Hard Block / Required Check PASS。頁面不得自行新增第二套 threshold。</w:t>
+      </w:r>
+    </w:p>
+    <w:p>
+      <w:pPr>
+        <w:pStyle w:val="Heading2"/>
+      </w:pPr>
+      <w:r>
+        <w:t>Canonical Required Checks</w:t>
+      </w:r>
+    </w:p>
+    <w:tbl>
+      <w:tblPr>
+        <w:tblStyle w:val="TableGrid"/>
+        <w:tblW w:type="auto" w:w="0"/>
+        <w:tblLook w:firstColumn="1" w:firstRow="1" w:lastColumn="0" w:lastRow="0" w:noHBand="0" w:noVBand="1" w:val="04A0"/>
+      </w:tblPr>
+      <w:tblGrid>
+        <w:gridCol w:w="3744"/>
+        <w:gridCol w:w="3744"/>
+        <w:gridCol w:w="3744"/>
+      </w:tblGrid>
+      <w:tr>
+        <w:trPr>
+          <w:tblHeader w:val="true"/>
+        </w:trPr>
+        <w:tc>
+          <w:tcPr>
+            <w:tcW w:type="dxa" w:w="3744"/>
+            <w:shd w:fill="EDE9FE"/>
+          </w:tcPr>
+          <w:p>
+            <w:r>
+              <w:rPr>
+                <w:sz w:val="12"/>
+              </w:rPr>
+              <w:t>Check UID</w:t>
+            </w:r>
+          </w:p>
+        </w:tc>
+        <w:tc>
+          <w:tcPr>
+            <w:tcW w:type="dxa" w:w="3744"/>
+            <w:shd w:fill="EDE9FE"/>
+          </w:tcPr>
+          <w:p>
+            <w:r>
+              <w:rPr>
+                <w:sz w:val="12"/>
+              </w:rPr>
+              <w:t>Name</w:t>
+            </w:r>
+          </w:p>
+        </w:tc>
+        <w:tc>
+          <w:tcPr>
+            <w:tcW w:type="dxa" w:w="3744"/>
+            <w:shd w:fill="EDE9FE"/>
+          </w:tcPr>
+          <w:p>
+            <w:r>
+              <w:rPr>
+                <w:sz w:val="12"/>
+              </w:rPr>
+              <w:t>Blocking Rule</w:t>
+            </w:r>
+          </w:p>
+        </w:tc>
+      </w:tr>
+      <w:tr>
+        <w:tc>
+          <w:tcPr>
+            <w:tcW w:type="dxa" w:w="3744"/>
+          </w:tcPr>
+          <w:p>
+            <w:r>
+              <w:rPr>
+                <w:sz w:val="12"/>
+              </w:rPr>
+              <w:t>QA-CHK-OUTPUT-IDENTITY</w:t>
+            </w:r>
+          </w:p>
+        </w:tc>
+        <w:tc>
+          <w:tcPr>
+            <w:tcW w:type="dxa" w:w="3744"/>
+          </w:tcPr>
+          <w:p>
+            <w:r>
+              <w:rPr>
+                <w:sz w:val="12"/>
+              </w:rPr>
+              <w:t>Exact Output Identity</w:t>
+            </w:r>
+          </w:p>
+        </w:tc>
+        <w:tc>
+          <w:tcPr>
+            <w:tcW w:type="dxa" w:w="3744"/>
+          </w:tcPr>
+          <w:p>
+            <w:r>
+              <w:rPr>
+                <w:sz w:val="12"/>
+              </w:rPr>
+              <w:t>Exact output_id/version/artifact ref resolved; no latest/default alias</w:t>
+            </w:r>
+          </w:p>
+        </w:tc>
+      </w:tr>
+      <w:tr>
+        <w:tc>
+          <w:tcPr>
+            <w:tcW w:type="dxa" w:w="3744"/>
+          </w:tcPr>
+          <w:p>
+            <w:r>
+              <w:rPr>
+                <w:sz w:val="12"/>
+              </w:rPr>
+              <w:t>QA-CHK-CHECKSUM</w:t>
+            </w:r>
+          </w:p>
+        </w:tc>
+        <w:tc>
+          <w:tcPr>
+            <w:tcW w:type="dxa" w:w="3744"/>
+          </w:tcPr>
+          <w:p>
+            <w:r>
+              <w:rPr>
+                <w:sz w:val="12"/>
+              </w:rPr>
+              <w:t>Checksum / Manifest</w:t>
+            </w:r>
+          </w:p>
+        </w:tc>
+        <w:tc>
+          <w:tcPr>
+            <w:tcW w:type="dxa" w:w="3744"/>
+          </w:tcPr>
+          <w:p>
+            <w:r>
+              <w:rPr>
+                <w:sz w:val="12"/>
+              </w:rPr>
+              <w:t>Artifact checksum matches exact manifest/output bytes</w:t>
+            </w:r>
+          </w:p>
+        </w:tc>
+      </w:tr>
+      <w:tr>
+        <w:tc>
+          <w:tcPr>
+            <w:tcW w:type="dxa" w:w="3744"/>
+          </w:tcPr>
+          <w:p>
+            <w:r>
+              <w:rPr>
+                <w:sz w:val="12"/>
+              </w:rPr>
+              <w:t>QA-CHK-PROVENANCE</w:t>
+            </w:r>
+          </w:p>
+        </w:tc>
+        <w:tc>
+          <w:tcPr>
+            <w:tcW w:type="dxa" w:w="3744"/>
+          </w:tcPr>
+          <w:p>
+            <w:r>
+              <w:rPr>
+                <w:sz w:val="12"/>
+              </w:rPr>
+              <w:t>Provenance / Lineage</w:t>
+            </w:r>
+          </w:p>
+        </w:tc>
+        <w:tc>
+          <w:tcPr>
+            <w:tcW w:type="dxa" w:w="3744"/>
+          </w:tcPr>
+          <w:p>
+            <w:r>
+              <w:rPr>
+                <w:sz w:val="12"/>
+              </w:rPr>
+              <w:t>Blueprint/Script/Asset/Video/Edit lineage and source refs are complete</w:t>
+            </w:r>
+          </w:p>
+        </w:tc>
+      </w:tr>
+      <w:tr>
+        <w:tc>
+          <w:tcPr>
+            <w:tcW w:type="dxa" w:w="3744"/>
+          </w:tcPr>
+          <w:p>
+            <w:r>
+              <w:rPr>
+                <w:sz w:val="12"/>
+              </w:rPr>
+              <w:t>QA-CHK-CRITERIA</w:t>
+            </w:r>
+          </w:p>
+        </w:tc>
+        <w:tc>
+          <w:tcPr>
+            <w:tcW w:type="dxa" w:w="3744"/>
+          </w:tcPr>
+          <w:p>
+            <w:r>
+              <w:rPr>
+                <w:sz w:val="12"/>
+              </w:rPr>
+              <w:t>Approved Criteria Binding</w:t>
+            </w:r>
+          </w:p>
+        </w:tc>
+        <w:tc>
+          <w:tcPr>
+            <w:tcW w:type="dxa" w:w="3744"/>
+          </w:tcPr>
+          <w:p>
+            <w:r>
+              <w:rPr>
+                <w:sz w:val="12"/>
+              </w:rPr>
+              <w:t>Exact CriteriaVersion + QualityGatePolicyVersion is APPROVED and applicable</w:t>
+            </w:r>
+          </w:p>
+        </w:tc>
+      </w:tr>
+      <w:tr>
+        <w:tc>
+          <w:tcPr>
+            <w:tcW w:type="dxa" w:w="3744"/>
+          </w:tcPr>
+          <w:p>
+            <w:r>
+              <w:rPr>
+                <w:sz w:val="12"/>
+              </w:rPr>
+              <w:t>QA-CHK-RIGHTS</w:t>
+            </w:r>
+          </w:p>
+        </w:tc>
+        <w:tc>
+          <w:tcPr>
+            <w:tcW w:type="dxa" w:w="3744"/>
+          </w:tcPr>
+          <w:p>
+            <w:r>
+              <w:rPr>
+                <w:sz w:val="12"/>
+              </w:rPr>
+              <w:t>Rights / Policy</w:t>
+            </w:r>
+          </w:p>
+        </w:tc>
+        <w:tc>
+          <w:tcPr>
+            <w:tcW w:type="dxa" w:w="3744"/>
+          </w:tcPr>
+          <w:p>
+            <w:r>
+              <w:rPr>
+                <w:sz w:val="12"/>
+              </w:rPr>
+              <w:t>Rights, content policy, channel/use restrictions PASS</w:t>
+            </w:r>
+          </w:p>
+        </w:tc>
+      </w:tr>
+      <w:tr>
+        <w:tc>
+          <w:tcPr>
+            <w:tcW w:type="dxa" w:w="3744"/>
+          </w:tcPr>
+          <w:p>
+            <w:r>
+              <w:rPr>
+                <w:sz w:val="12"/>
+              </w:rPr>
+              <w:t>QA-CHK-BOUND-INPUTS</w:t>
+            </w:r>
+          </w:p>
+        </w:tc>
+        <w:tc>
+          <w:tcPr>
+            <w:tcW w:type="dxa" w:w="3744"/>
+          </w:tcPr>
+          <w:p>
+            <w:r>
+              <w:rPr>
+                <w:sz w:val="12"/>
+              </w:rPr>
+              <w:t>Bound Inputs</w:t>
+            </w:r>
+          </w:p>
+        </w:tc>
+        <w:tc>
+          <w:tcPr>
+            <w:tcW w:type="dxa" w:w="3744"/>
+          </w:tcPr>
+          <w:p>
+            <w:r>
+              <w:rPr>
+                <w:sz w:val="12"/>
+              </w:rPr>
+              <w:t>Required input asset/script/DNA refs exist and are not stale/superseded</w:t>
+            </w:r>
+          </w:p>
+        </w:tc>
+      </w:tr>
+      <w:tr>
+        <w:tc>
+          <w:tcPr>
+            <w:tcW w:type="dxa" w:w="3744"/>
+          </w:tcPr>
+          <w:p>
+            <w:r>
+              <w:rPr>
+                <w:sz w:val="12"/>
+              </w:rPr>
+              <w:t>QA-CHK-DECODE</w:t>
+            </w:r>
+          </w:p>
+        </w:tc>
+        <w:tc>
+          <w:tcPr>
+            <w:tcW w:type="dxa" w:w="3744"/>
+          </w:tcPr>
+          <w:p>
+            <w:r>
+              <w:rPr>
+                <w:sz w:val="12"/>
+              </w:rPr>
+              <w:t>Decode / Technical Manifest</w:t>
+            </w:r>
+          </w:p>
+        </w:tc>
+        <w:tc>
+          <w:tcPr>
+            <w:tcW w:type="dxa" w:w="3744"/>
+          </w:tcPr>
+          <w:p>
+            <w:r>
+              <w:rPr>
+                <w:sz w:val="12"/>
+              </w:rPr>
+              <w:t>Output opens/decodes; duration/resolution/fps/track manifest matches contract</w:t>
+            </w:r>
+          </w:p>
+        </w:tc>
+      </w:tr>
+      <w:tr>
+        <w:tc>
+          <w:tcPr>
+            <w:tcW w:type="dxa" w:w="3744"/>
+          </w:tcPr>
+          <w:p>
+            <w:r>
+              <w:rPr>
+                <w:sz w:val="12"/>
+              </w:rPr>
+              <w:t>QA-CHK-BLOCKING-FINDING</w:t>
+            </w:r>
+          </w:p>
+        </w:tc>
+        <w:tc>
+          <w:tcPr>
+            <w:tcW w:type="dxa" w:w="3744"/>
+          </w:tcPr>
+          <w:p>
+            <w:r>
+              <w:rPr>
+                <w:sz w:val="12"/>
+              </w:rPr>
+              <w:t>Blocking Findings</w:t>
+            </w:r>
+          </w:p>
+        </w:tc>
+        <w:tc>
+          <w:tcPr>
+            <w:tcW w:type="dxa" w:w="3744"/>
+          </w:tcPr>
+          <w:p>
+            <w:r>
+              <w:rPr>
+                <w:sz w:val="12"/>
+              </w:rPr>
+              <w:t>No unresolved blocking Finding/Hard Block</w:t>
+            </w:r>
+          </w:p>
+        </w:tc>
+      </w:tr>
+      <w:tr>
+        <w:tc>
+          <w:tcPr>
+            <w:tcW w:type="dxa" w:w="3744"/>
+          </w:tcPr>
+          <w:p>
+            <w:r>
+              <w:rPr>
+                <w:sz w:val="12"/>
+              </w:rPr>
+              <w:t>QA-CHK-MANUAL-REVIEW</w:t>
+            </w:r>
+          </w:p>
+        </w:tc>
+        <w:tc>
+          <w:tcPr>
+            <w:tcW w:type="dxa" w:w="3744"/>
+          </w:tcPr>
+          <w:p>
+            <w:r>
+              <w:rPr>
+                <w:sz w:val="12"/>
+              </w:rPr>
+              <w:t>Manual Review</w:t>
+            </w:r>
+          </w:p>
+        </w:tc>
+        <w:tc>
+          <w:tcPr>
+            <w:tcW w:type="dxa" w:w="3744"/>
+          </w:tcPr>
+          <w:p>
+            <w:r>
+              <w:rPr>
+                <w:sz w:val="12"/>
+              </w:rPr>
+              <w:t>Required ManualReviewCase is closed/passed</w:t>
+            </w:r>
+          </w:p>
+        </w:tc>
+      </w:tr>
+      <w:tr>
+        <w:tc>
+          <w:tcPr>
+            <w:tcW w:type="dxa" w:w="3744"/>
+          </w:tcPr>
+          <w:p>
+            <w:r>
+              <w:rPr>
+                <w:sz w:val="12"/>
+              </w:rPr>
+              <w:t>QA-CHK-RECHECK</w:t>
+            </w:r>
+          </w:p>
+        </w:tc>
+        <w:tc>
+          <w:tcPr>
+            <w:tcW w:type="dxa" w:w="3744"/>
+          </w:tcPr>
+          <w:p>
+            <w:r>
+              <w:rPr>
+                <w:sz w:val="12"/>
+              </w:rPr>
+              <w:t>Correction/Recheck Freshness</w:t>
+            </w:r>
+          </w:p>
+        </w:tc>
+        <w:tc>
+          <w:tcPr>
+            <w:tcW w:type="dxa" w:w="3744"/>
+          </w:tcPr>
+          <w:p>
+            <w:r>
+              <w:rPr>
+                <w:sz w:val="12"/>
+              </w:rPr>
+              <w:t>After correction, QA uses a verified NEW exact output version before closure</w:t>
+            </w:r>
+          </w:p>
+        </w:tc>
+      </w:tr>
+    </w:tbl>
+    <w:p>
+      <w:pPr>
+        <w:pStyle w:val="Heading2"/>
+      </w:pPr>
+      <w:r>
+        <w:t>Canonical QA Issue Categories</w:t>
+      </w:r>
+    </w:p>
+    <w:tbl>
+      <w:tblPr>
+        <w:tblStyle w:val="TableGrid"/>
+        <w:tblW w:type="auto" w:w="0"/>
+        <w:tblLook w:firstColumn="1" w:firstRow="1" w:lastColumn="0" w:lastRow="0" w:noHBand="0" w:noVBand="1" w:val="04A0"/>
+      </w:tblPr>
+      <w:tblGrid>
+        <w:gridCol w:w="3744"/>
+        <w:gridCol w:w="3744"/>
+        <w:gridCol w:w="3744"/>
+      </w:tblGrid>
+      <w:tr>
+        <w:trPr>
+          <w:tblHeader w:val="true"/>
+        </w:trPr>
+        <w:tc>
+          <w:tcPr>
+            <w:tcW w:type="dxa" w:w="3744"/>
+            <w:shd w:fill="EDE9FE"/>
+          </w:tcPr>
+          <w:p>
+            <w:r>
+              <w:rPr>
+                <w:sz w:val="12"/>
+              </w:rPr>
+              <w:t>Category UID</w:t>
+            </w:r>
+          </w:p>
+        </w:tc>
+        <w:tc>
+          <w:tcPr>
+            <w:tcW w:type="dxa" w:w="3744"/>
+            <w:shd w:fill="EDE9FE"/>
+          </w:tcPr>
+          <w:p>
+            <w:r>
+              <w:rPr>
+                <w:sz w:val="12"/>
+              </w:rPr>
+              <w:t>Enum</w:t>
+            </w:r>
+          </w:p>
+        </w:tc>
+        <w:tc>
+          <w:tcPr>
+            <w:tcW w:type="dxa" w:w="3744"/>
+            <w:shd w:fill="EDE9FE"/>
+          </w:tcPr>
+          <w:p>
+            <w:r>
+              <w:rPr>
+                <w:sz w:val="12"/>
+              </w:rPr>
+              <w:t>Display</w:t>
+            </w:r>
+          </w:p>
+        </w:tc>
+      </w:tr>
+      <w:tr>
+        <w:tc>
+          <w:tcPr>
+            <w:tcW w:type="dxa" w:w="3744"/>
+          </w:tcPr>
+          <w:p>
+            <w:r>
+              <w:rPr>
+                <w:sz w:val="12"/>
+              </w:rPr>
+              <w:t>QA-ISSUE-SCRIPT</w:t>
+            </w:r>
+          </w:p>
+        </w:tc>
+        <w:tc>
+          <w:tcPr>
+            <w:tcW w:type="dxa" w:w="3744"/>
+          </w:tcPr>
+          <w:p>
+            <w:r>
+              <w:rPr>
+                <w:sz w:val="12"/>
+              </w:rPr>
+              <w:t>SCRIPT_COMPLIANCE</w:t>
+            </w:r>
+          </w:p>
+        </w:tc>
+        <w:tc>
+          <w:tcPr>
+            <w:tcW w:type="dxa" w:w="3744"/>
+          </w:tcPr>
+          <w:p>
+            <w:r>
+              <w:rPr>
+                <w:sz w:val="12"/>
+              </w:rPr>
+              <w:t>腳本／目標不符</w:t>
+            </w:r>
+          </w:p>
+        </w:tc>
+      </w:tr>
+      <w:tr>
+        <w:tc>
+          <w:tcPr>
+            <w:tcW w:type="dxa" w:w="3744"/>
+          </w:tcPr>
+          <w:p>
+            <w:r>
+              <w:rPr>
+                <w:sz w:val="12"/>
+              </w:rPr>
+              <w:t>QA-ISSUE-IDENTITY</w:t>
+            </w:r>
+          </w:p>
+        </w:tc>
+        <w:tc>
+          <w:tcPr>
+            <w:tcW w:type="dxa" w:w="3744"/>
+          </w:tcPr>
+          <w:p>
+            <w:r>
+              <w:rPr>
+                <w:sz w:val="12"/>
+              </w:rPr>
+              <w:t>IDENTITY_CONSISTENCY</w:t>
+            </w:r>
+          </w:p>
+        </w:tc>
+        <w:tc>
+          <w:tcPr>
+            <w:tcW w:type="dxa" w:w="3744"/>
+          </w:tcPr>
+          <w:p>
+            <w:r>
+              <w:rPr>
+                <w:sz w:val="12"/>
+              </w:rPr>
+              <w:t>人物／角色／DNA 一致性</w:t>
+            </w:r>
+          </w:p>
+        </w:tc>
+      </w:tr>
+      <w:tr>
+        <w:tc>
+          <w:tcPr>
+            <w:tcW w:type="dxa" w:w="3744"/>
+          </w:tcPr>
+          <w:p>
+            <w:r>
+              <w:rPr>
+                <w:sz w:val="12"/>
+              </w:rPr>
+              <w:t>QA-ISSUE-SCENE</w:t>
+            </w:r>
+          </w:p>
+        </w:tc>
+        <w:tc>
+          <w:tcPr>
+            <w:tcW w:type="dxa" w:w="3744"/>
+          </w:tcPr>
+          <w:p>
+            <w:r>
+              <w:rPr>
+                <w:sz w:val="12"/>
+              </w:rPr>
+              <w:t>SCENE_OBJECT_CONTINUITY</w:t>
+            </w:r>
+          </w:p>
+        </w:tc>
+        <w:tc>
+          <w:tcPr>
+            <w:tcW w:type="dxa" w:w="3744"/>
+          </w:tcPr>
+          <w:p>
+            <w:r>
+              <w:rPr>
+                <w:sz w:val="12"/>
+              </w:rPr>
+              <w:t>場景／物件連續性</w:t>
+            </w:r>
+          </w:p>
+        </w:tc>
+      </w:tr>
+      <w:tr>
+        <w:tc>
+          <w:tcPr>
+            <w:tcW w:type="dxa" w:w="3744"/>
+          </w:tcPr>
+          <w:p>
+            <w:r>
+              <w:rPr>
+                <w:sz w:val="12"/>
+              </w:rPr>
+              <w:t>QA-ISSUE-COMPOSITION</w:t>
+            </w:r>
+          </w:p>
+        </w:tc>
+        <w:tc>
+          <w:tcPr>
+            <w:tcW w:type="dxa" w:w="3744"/>
+          </w:tcPr>
+          <w:p>
+            <w:r>
+              <w:rPr>
+                <w:sz w:val="12"/>
+              </w:rPr>
+              <w:t>COMPOSITION_FRAMING</w:t>
+            </w:r>
+          </w:p>
+        </w:tc>
+        <w:tc>
+          <w:tcPr>
+            <w:tcW w:type="dxa" w:w="3744"/>
+          </w:tcPr>
+          <w:p>
+            <w:r>
+              <w:rPr>
+                <w:sz w:val="12"/>
+              </w:rPr>
+              <w:t>構圖／取景</w:t>
+            </w:r>
+          </w:p>
+        </w:tc>
+      </w:tr>
+      <w:tr>
+        <w:tc>
+          <w:tcPr>
+            <w:tcW w:type="dxa" w:w="3744"/>
+          </w:tcPr>
+          <w:p>
+            <w:r>
+              <w:rPr>
+                <w:sz w:val="12"/>
+              </w:rPr>
+              <w:t>QA-ISSUE-MOTION</w:t>
+            </w:r>
+          </w:p>
+        </w:tc>
+        <w:tc>
+          <w:tcPr>
+            <w:tcW w:type="dxa" w:w="3744"/>
+          </w:tcPr>
+          <w:p>
+            <w:r>
+              <w:rPr>
+                <w:sz w:val="12"/>
+              </w:rPr>
+              <w:t>MOTION_CONTINUITY</w:t>
+            </w:r>
+          </w:p>
+        </w:tc>
+        <w:tc>
+          <w:tcPr>
+            <w:tcW w:type="dxa" w:w="3744"/>
+          </w:tcPr>
+          <w:p>
+            <w:r>
+              <w:rPr>
+                <w:sz w:val="12"/>
+              </w:rPr>
+              <w:t>動作／身體連續性</w:t>
+            </w:r>
+          </w:p>
+        </w:tc>
+      </w:tr>
+      <w:tr>
+        <w:tc>
+          <w:tcPr>
+            <w:tcW w:type="dxa" w:w="3744"/>
+          </w:tcPr>
+          <w:p>
+            <w:r>
+              <w:rPr>
+                <w:sz w:val="12"/>
+              </w:rPr>
+              <w:t>QA-ISSUE-FRAME</w:t>
+            </w:r>
+          </w:p>
+        </w:tc>
+        <w:tc>
+          <w:tcPr>
+            <w:tcW w:type="dxa" w:w="3744"/>
+          </w:tcPr>
+          <w:p>
+            <w:r>
+              <w:rPr>
+                <w:sz w:val="12"/>
+              </w:rPr>
+              <w:t>FRAME_CONTINUITY</w:t>
+            </w:r>
+          </w:p>
+        </w:tc>
+        <w:tc>
+          <w:tcPr>
+            <w:tcW w:type="dxa" w:w="3744"/>
+          </w:tcPr>
+          <w:p>
+            <w:r>
+              <w:rPr>
+                <w:sz w:val="12"/>
+              </w:rPr>
+              <w:t>幀間連續性</w:t>
+            </w:r>
+          </w:p>
+        </w:tc>
+      </w:tr>
+      <w:tr>
+        <w:tc>
+          <w:tcPr>
+            <w:tcW w:type="dxa" w:w="3744"/>
+          </w:tcPr>
+          <w:p>
+            <w:r>
+              <w:rPr>
+                <w:sz w:val="12"/>
+              </w:rPr>
+              <w:t>QA-ISSUE-CAMERA</w:t>
+            </w:r>
+          </w:p>
+        </w:tc>
+        <w:tc>
+          <w:tcPr>
+            <w:tcW w:type="dxa" w:w="3744"/>
+          </w:tcPr>
+          <w:p>
+            <w:r>
+              <w:rPr>
+                <w:sz w:val="12"/>
+              </w:rPr>
+              <w:t>CAMERA_GAZE</w:t>
+            </w:r>
+          </w:p>
+        </w:tc>
+        <w:tc>
+          <w:tcPr>
+            <w:tcW w:type="dxa" w:w="3744"/>
+          </w:tcPr>
+          <w:p>
+            <w:r>
+              <w:rPr>
+                <w:sz w:val="12"/>
+              </w:rPr>
+              <w:t>鏡頭／視線</w:t>
+            </w:r>
+          </w:p>
+        </w:tc>
+      </w:tr>
+      <w:tr>
+        <w:tc>
+          <w:tcPr>
+            <w:tcW w:type="dxa" w:w="3744"/>
+          </w:tcPr>
+          <w:p>
+            <w:r>
+              <w:rPr>
+                <w:sz w:val="12"/>
+              </w:rPr>
+              <w:t>QA-ISSUE-LIPSYNC</w:t>
+            </w:r>
+          </w:p>
+        </w:tc>
+        <w:tc>
+          <w:tcPr>
+            <w:tcW w:type="dxa" w:w="3744"/>
+          </w:tcPr>
+          <w:p>
+            <w:r>
+              <w:rPr>
+                <w:sz w:val="12"/>
+              </w:rPr>
+              <w:t>LIP_SYNC</w:t>
+            </w:r>
+          </w:p>
+        </w:tc>
+        <w:tc>
+          <w:tcPr>
+            <w:tcW w:type="dxa" w:w="3744"/>
+          </w:tcPr>
+          <w:p>
+            <w:r>
+              <w:rPr>
+                <w:sz w:val="12"/>
+              </w:rPr>
+              <w:t>嘴型／口型同步</w:t>
+            </w:r>
+          </w:p>
+        </w:tc>
+      </w:tr>
+      <w:tr>
+        <w:tc>
+          <w:tcPr>
+            <w:tcW w:type="dxa" w:w="3744"/>
+          </w:tcPr>
+          <w:p>
+            <w:r>
+              <w:rPr>
+                <w:sz w:val="12"/>
+              </w:rPr>
+              <w:t>QA-ISSUE-VOICE</w:t>
+            </w:r>
+          </w:p>
+        </w:tc>
+        <w:tc>
+          <w:tcPr>
+            <w:tcW w:type="dxa" w:w="3744"/>
+          </w:tcPr>
+          <w:p>
+            <w:r>
+              <w:rPr>
+                <w:sz w:val="12"/>
+              </w:rPr>
+              <w:t>VOICE_DIALOGUE</w:t>
+            </w:r>
+          </w:p>
+        </w:tc>
+        <w:tc>
+          <w:tcPr>
+            <w:tcW w:type="dxa" w:w="3744"/>
+          </w:tcPr>
+          <w:p>
+            <w:r>
+              <w:rPr>
+                <w:sz w:val="12"/>
+              </w:rPr>
+              <w:t>配音／對白</w:t>
+            </w:r>
+          </w:p>
+        </w:tc>
+      </w:tr>
+      <w:tr>
+        <w:tc>
+          <w:tcPr>
+            <w:tcW w:type="dxa" w:w="3744"/>
+          </w:tcPr>
+          <w:p>
+            <w:r>
+              <w:rPr>
+                <w:sz w:val="12"/>
+              </w:rPr>
+              <w:t>QA-ISSUE-AUDIO</w:t>
+            </w:r>
+          </w:p>
+        </w:tc>
+        <w:tc>
+          <w:tcPr>
+            <w:tcW w:type="dxa" w:w="3744"/>
+          </w:tcPr>
+          <w:p>
+            <w:r>
+              <w:rPr>
+                <w:sz w:val="12"/>
+              </w:rPr>
+              <w:t>AUDIO_TECHNICAL</w:t>
+            </w:r>
+          </w:p>
+        </w:tc>
+        <w:tc>
+          <w:tcPr>
+            <w:tcW w:type="dxa" w:w="3744"/>
+          </w:tcPr>
+          <w:p>
+            <w:r>
+              <w:rPr>
+                <w:sz w:val="12"/>
+              </w:rPr>
+              <w:t>音訊技術品質</w:t>
+            </w:r>
+          </w:p>
+        </w:tc>
+      </w:tr>
+      <w:tr>
+        <w:tc>
+          <w:tcPr>
+            <w:tcW w:type="dxa" w:w="3744"/>
+          </w:tcPr>
+          <w:p>
+            <w:r>
+              <w:rPr>
+                <w:sz w:val="12"/>
+              </w:rPr>
+              <w:t>QA-ISSUE-MIX</w:t>
+            </w:r>
+          </w:p>
+        </w:tc>
+        <w:tc>
+          <w:tcPr>
+            <w:tcW w:type="dxa" w:w="3744"/>
+          </w:tcPr>
+          <w:p>
+            <w:r>
+              <w:rPr>
+                <w:sz w:val="12"/>
+              </w:rPr>
+              <w:t>BGM_SFX</w:t>
+            </w:r>
+          </w:p>
+        </w:tc>
+        <w:tc>
+          <w:tcPr>
+            <w:tcW w:type="dxa" w:w="3744"/>
+          </w:tcPr>
+          <w:p>
+            <w:r>
+              <w:rPr>
+                <w:sz w:val="12"/>
+              </w:rPr>
+              <w:t>BGM／音效</w:t>
+            </w:r>
+          </w:p>
+        </w:tc>
+      </w:tr>
+      <w:tr>
+        <w:tc>
+          <w:tcPr>
+            <w:tcW w:type="dxa" w:w="3744"/>
+          </w:tcPr>
+          <w:p>
+            <w:r>
+              <w:rPr>
+                <w:sz w:val="12"/>
+              </w:rPr>
+              <w:t>QA-ISSUE-SUBCONTENT</w:t>
+            </w:r>
+          </w:p>
+        </w:tc>
+        <w:tc>
+          <w:tcPr>
+            <w:tcW w:type="dxa" w:w="3744"/>
+          </w:tcPr>
+          <w:p>
+            <w:r>
+              <w:rPr>
+                <w:sz w:val="12"/>
+              </w:rPr>
+              <w:t>SUBTITLE_CONTENT</w:t>
+            </w:r>
+          </w:p>
+        </w:tc>
+        <w:tc>
+          <w:tcPr>
+            <w:tcW w:type="dxa" w:w="3744"/>
+          </w:tcPr>
+          <w:p>
+            <w:r>
+              <w:rPr>
+                <w:sz w:val="12"/>
+              </w:rPr>
+              <w:t>字幕內容</w:t>
+            </w:r>
+          </w:p>
+        </w:tc>
+      </w:tr>
+      <w:tr>
+        <w:tc>
+          <w:tcPr>
+            <w:tcW w:type="dxa" w:w="3744"/>
+          </w:tcPr>
+          <w:p>
+            <w:r>
+              <w:rPr>
+                <w:sz w:val="12"/>
+              </w:rPr>
+              <w:t>QA-ISSUE-SUBTIMING</w:t>
+            </w:r>
+          </w:p>
+        </w:tc>
+        <w:tc>
+          <w:tcPr>
+            <w:tcW w:type="dxa" w:w="3744"/>
+          </w:tcPr>
+          <w:p>
+            <w:r>
+              <w:rPr>
+                <w:sz w:val="12"/>
+              </w:rPr>
+              <w:t>SUBTITLE_TIMING_READABILITY</w:t>
+            </w:r>
+          </w:p>
+        </w:tc>
+        <w:tc>
+          <w:tcPr>
+            <w:tcW w:type="dxa" w:w="3744"/>
+          </w:tcPr>
+          <w:p>
+            <w:r>
+              <w:rPr>
+                <w:sz w:val="12"/>
+              </w:rPr>
+              <w:t>字幕時間／可讀性</w:t>
+            </w:r>
+          </w:p>
+        </w:tc>
+      </w:tr>
+      <w:tr>
+        <w:tc>
+          <w:tcPr>
+            <w:tcW w:type="dxa" w:w="3744"/>
+          </w:tcPr>
+          <w:p>
+            <w:r>
+              <w:rPr>
+                <w:sz w:val="12"/>
+              </w:rPr>
+              <w:t>QA-ISSUE-EDIT</w:t>
+            </w:r>
+          </w:p>
+        </w:tc>
+        <w:tc>
+          <w:tcPr>
+            <w:tcW w:type="dxa" w:w="3744"/>
+          </w:tcPr>
+          <w:p>
+            <w:r>
+              <w:rPr>
+                <w:sz w:val="12"/>
+              </w:rPr>
+              <w:t>EDITING_PACING</w:t>
+            </w:r>
+          </w:p>
+        </w:tc>
+        <w:tc>
+          <w:tcPr>
+            <w:tcW w:type="dxa" w:w="3744"/>
+          </w:tcPr>
+          <w:p>
+            <w:r>
+              <w:rPr>
+                <w:sz w:val="12"/>
+              </w:rPr>
+              <w:t>剪輯節奏／轉場</w:t>
+            </w:r>
+          </w:p>
+        </w:tc>
+      </w:tr>
+      <w:tr>
+        <w:tc>
+          <w:tcPr>
+            <w:tcW w:type="dxa" w:w="3744"/>
+          </w:tcPr>
+          <w:p>
+            <w:r>
+              <w:rPr>
+                <w:sz w:val="12"/>
+              </w:rPr>
+              <w:t>QA-ISSUE-AVSYNC</w:t>
+            </w:r>
+          </w:p>
+        </w:tc>
+        <w:tc>
+          <w:tcPr>
+            <w:tcW w:type="dxa" w:w="3744"/>
+          </w:tcPr>
+          <w:p>
+            <w:r>
+              <w:rPr>
+                <w:sz w:val="12"/>
+              </w:rPr>
+              <w:t>AV_SYNC</w:t>
+            </w:r>
+          </w:p>
+        </w:tc>
+        <w:tc>
+          <w:tcPr>
+            <w:tcW w:type="dxa" w:w="3744"/>
+          </w:tcPr>
+          <w:p>
+            <w:r>
+              <w:rPr>
+                <w:sz w:val="12"/>
+              </w:rPr>
+              <w:t>音畫同步</w:t>
+            </w:r>
+          </w:p>
+        </w:tc>
+      </w:tr>
+      <w:tr>
+        <w:tc>
+          <w:tcPr>
+            <w:tcW w:type="dxa" w:w="3744"/>
+          </w:tcPr>
+          <w:p>
+            <w:r>
+              <w:rPr>
+                <w:sz w:val="12"/>
+              </w:rPr>
+              <w:t>QA-ISSUE-TECH</w:t>
+            </w:r>
+          </w:p>
+        </w:tc>
+        <w:tc>
+          <w:tcPr>
+            <w:tcW w:type="dxa" w:w="3744"/>
+          </w:tcPr>
+          <w:p>
+            <w:r>
+              <w:rPr>
+                <w:sz w:val="12"/>
+              </w:rPr>
+              <w:t>TECHNICAL_OUTPUT</w:t>
+            </w:r>
+          </w:p>
+        </w:tc>
+        <w:tc>
+          <w:tcPr>
+            <w:tcW w:type="dxa" w:w="3744"/>
+          </w:tcPr>
+          <w:p>
+            <w:r>
+              <w:rPr>
+                <w:sz w:val="12"/>
+              </w:rPr>
+              <w:t>技術輸出</w:t>
+            </w:r>
+          </w:p>
+        </w:tc>
+      </w:tr>
+      <w:tr>
+        <w:tc>
+          <w:tcPr>
+            <w:tcW w:type="dxa" w:w="3744"/>
+          </w:tcPr>
+          <w:p>
+            <w:r>
+              <w:rPr>
+                <w:sz w:val="12"/>
+              </w:rPr>
+              <w:t>QA-ISSUE-RIGHTS</w:t>
+            </w:r>
+          </w:p>
+        </w:tc>
+        <w:tc>
+          <w:tcPr>
+            <w:tcW w:type="dxa" w:w="3744"/>
+          </w:tcPr>
+          <w:p>
+            <w:r>
+              <w:rPr>
+                <w:sz w:val="12"/>
+              </w:rPr>
+              <w:t>RIGHTS_POLICY_PROVENANCE</w:t>
+            </w:r>
+          </w:p>
+        </w:tc>
+        <w:tc>
+          <w:tcPr>
+            <w:tcW w:type="dxa" w:w="3744"/>
+          </w:tcPr>
+          <w:p>
+            <w:r>
+              <w:rPr>
+                <w:sz w:val="12"/>
+              </w:rPr>
+              <w:t>權利／政策／來源</w:t>
+            </w:r>
+          </w:p>
+        </w:tc>
+      </w:tr>
+      <w:tr>
+        <w:tc>
+          <w:tcPr>
+            <w:tcW w:type="dxa" w:w="3744"/>
+          </w:tcPr>
+          <w:p>
+            <w:r>
+              <w:rPr>
+                <w:sz w:val="12"/>
+              </w:rPr>
+              <w:t>QA-ISSUE-EVIDENCE</w:t>
+            </w:r>
+          </w:p>
+        </w:tc>
+        <w:tc>
+          <w:tcPr>
+            <w:tcW w:type="dxa" w:w="3744"/>
+          </w:tcPr>
+          <w:p>
+            <w:r>
+              <w:rPr>
+                <w:sz w:val="12"/>
+              </w:rPr>
+              <w:t>EVIDENCE_PROVENANCE</w:t>
+            </w:r>
+          </w:p>
+        </w:tc>
+        <w:tc>
+          <w:tcPr>
+            <w:tcW w:type="dxa" w:w="3744"/>
+          </w:tcPr>
+          <w:p>
+            <w:r>
+              <w:rPr>
+                <w:sz w:val="12"/>
+              </w:rPr>
+              <w:t>證據／追溯</w:t>
+            </w:r>
+          </w:p>
+        </w:tc>
+      </w:tr>
+    </w:tbl>
+    <w:p>
+      <w:pPr>
+        <w:pStyle w:val="Heading2"/>
+      </w:pPr>
+      <w:r>
+        <w:t>SG-02 Page Rendering Contract</w:t>
+      </w:r>
+    </w:p>
+    <w:tbl>
+      <w:tblPr>
+        <w:tblStyle w:val="TableGrid"/>
+        <w:tblW w:type="auto" w:w="0"/>
+        <w:tblLook w:firstColumn="1" w:firstRow="1" w:lastColumn="0" w:lastRow="0" w:noHBand="0" w:noVBand="1" w:val="04A0"/>
+      </w:tblPr>
+      <w:tblGrid>
+        <w:gridCol w:w="5616"/>
+        <w:gridCol w:w="5616"/>
+      </w:tblGrid>
+      <w:tr>
+        <w:trPr>
+          <w:tblHeader w:val="true"/>
+        </w:trPr>
+        <w:tc>
+          <w:tcPr>
+            <w:tcW w:type="dxa" w:w="5616"/>
+            <w:shd w:fill="EDE9FE"/>
+          </w:tcPr>
+          <w:p>
+            <w:r>
+              <w:rPr>
+                <w:sz w:val="12"/>
+              </w:rPr>
+              <w:t>Surface</w:t>
+            </w:r>
+          </w:p>
+        </w:tc>
+        <w:tc>
+          <w:tcPr>
+            <w:tcW w:type="dxa" w:w="5616"/>
+            <w:shd w:fill="EDE9FE"/>
+          </w:tcPr>
+          <w:p>
+            <w:r>
+              <w:rPr>
+                <w:sz w:val="12"/>
+              </w:rPr>
+              <w:t>Must Display</w:t>
+            </w:r>
+          </w:p>
+        </w:tc>
+      </w:tr>
+      <w:tr>
+        <w:tc>
+          <w:tcPr>
+            <w:tcW w:type="dxa" w:w="5616"/>
+          </w:tcPr>
+          <w:p>
+            <w:r>
+              <w:rPr>
+                <w:sz w:val="12"/>
+              </w:rPr>
+              <w:t>Criteria Table</w:t>
+            </w:r>
+          </w:p>
+        </w:tc>
+        <w:tc>
+          <w:tcPr>
+            <w:tcW w:type="dxa" w:w="5616"/>
+          </w:tcPr>
+          <w:p>
+            <w:r>
+              <w:rPr>
+                <w:sz w:val="12"/>
+              </w:rPr>
+              <w:t>Profile UID / Criteria Version / Department / Artifact Applicability / Status / Threshold / Dimension Count / Required Check Count / Approval Ref</w:t>
+            </w:r>
+          </w:p>
+        </w:tc>
+      </w:tr>
+      <w:tr>
+        <w:tc>
+          <w:tcPr>
+            <w:tcW w:type="dxa" w:w="5616"/>
+          </w:tcPr>
+          <w:p>
+            <w:r>
+              <w:rPr>
+                <w:sz w:val="12"/>
+              </w:rPr>
+              <w:t>Dimension Library Drawer</w:t>
+            </w:r>
+          </w:p>
+        </w:tc>
+        <w:tc>
+          <w:tcPr>
+            <w:tcW w:type="dxa" w:w="5616"/>
+          </w:tcPr>
+          <w:p>
+            <w:r>
+              <w:rPr>
+                <w:sz w:val="12"/>
+              </w:rPr>
+              <w:t>逐項 Dimension UID / 中文名 / English / Definition；禁止只顯示 dimensions JSON/count</w:t>
+            </w:r>
+          </w:p>
+        </w:tc>
+      </w:tr>
+      <w:tr>
+        <w:tc>
+          <w:tcPr>
+            <w:tcW w:type="dxa" w:w="5616"/>
+          </w:tcPr>
+          <w:p>
+            <w:r>
+              <w:rPr>
+                <w:sz w:val="12"/>
+              </w:rPr>
+              <w:t>Threshold Drawer</w:t>
+            </w:r>
+          </w:p>
+        </w:tc>
+        <w:tc>
+          <w:tcPr>
+            <w:tcW w:type="dxa" w:w="5616"/>
+          </w:tcPr>
+          <w:p>
+            <w:r>
+              <w:rPr>
+                <w:sz w:val="12"/>
+              </w:rPr>
+              <w:t>每個 Profile 的 overall pass threshold=95；Hard Block override；VIDEO/EDIT 95 沿用既有 authority，其餘 95 為本次新 Authority</w:t>
+            </w:r>
+          </w:p>
+        </w:tc>
+      </w:tr>
+      <w:tr>
+        <w:tc>
+          <w:tcPr>
+            <w:tcW w:type="dxa" w:w="5616"/>
+          </w:tcPr>
+          <w:p>
+            <w:r>
+              <w:rPr>
+                <w:sz w:val="12"/>
+              </w:rPr>
+              <w:t>Required Checks Drawer</w:t>
+            </w:r>
+          </w:p>
+        </w:tc>
+        <w:tc>
+          <w:tcPr>
+            <w:tcW w:type="dxa" w:w="5616"/>
+          </w:tcPr>
+          <w:p>
+            <w:r>
+              <w:rPr>
+                <w:sz w:val="12"/>
+              </w:rPr>
+              <w:t>逐項顯示上述 10 個 checks、PASS/BLOCK 狀態與 Evidence refs</w:t>
+            </w:r>
+          </w:p>
+        </w:tc>
+      </w:tr>
+      <w:tr>
+        <w:tc>
+          <w:tcPr>
+            <w:tcW w:type="dxa" w:w="5616"/>
+          </w:tcPr>
+          <w:p>
+            <w:r>
+              <w:rPr>
+                <w:sz w:val="12"/>
+              </w:rPr>
+              <w:t>Department Mapping</w:t>
+            </w:r>
+          </w:p>
+        </w:tc>
+        <w:tc>
+          <w:tcPr>
+            <w:tcW w:type="dxa" w:w="5616"/>
+          </w:tcPr>
+          <w:p>
+            <w:r>
+              <w:rPr>
+                <w:sz w:val="12"/>
+              </w:rPr>
+              <w:t>CORE→CORE profile；ASSET→IMAGE/AUDIO profile by artifact type；VIDEO→VIDEO profile；EDITING→EDIT profile；QA→FINAL OUTPUT profile</w:t>
+            </w:r>
+          </w:p>
+        </w:tc>
+      </w:tr>
+      <w:tr>
+        <w:tc>
+          <w:tcPr>
+            <w:tcW w:type="dxa" w:w="5616"/>
+          </w:tcPr>
+          <w:p>
+            <w:r>
+              <w:rPr>
+                <w:sz w:val="12"/>
+              </w:rPr>
+              <w:t>Approval / Impact</w:t>
+            </w:r>
+          </w:p>
+        </w:tc>
+        <w:tc>
+          <w:tcPr>
+            <w:tcW w:type="dxa" w:w="5616"/>
+          </w:tcPr>
+          <w:p>
+            <w:r>
+              <w:rPr>
+                <w:sz w:val="12"/>
+              </w:rPr>
+              <w:t>顯示 DRAFT/REVIEW/APPROVED/ACTIVE/SUPERSEDED、content hash、affected tasks、revalidation requirement</w:t>
+            </w:r>
+          </w:p>
+        </w:tc>
+      </w:tr>
+    </w:tbl>
+    <w:p>
+      <w:pPr>
+        <w:pStyle w:val="Heading2"/>
+      </w:pPr>
+      <w:r>
+        <w:t>SG-02 Lifecycle Closure</w:t>
+      </w:r>
+    </w:p>
+    <w:tbl>
+      <w:tblPr>
+        <w:tblStyle w:val="TableGrid"/>
+        <w:tblW w:type="auto" w:w="0"/>
+        <w:tblLook w:firstColumn="1" w:firstRow="1" w:lastColumn="0" w:lastRow="0" w:noHBand="0" w:noVBand="1" w:val="04A0"/>
+      </w:tblPr>
+      <w:tblGrid>
+        <w:gridCol w:w="3744"/>
+        <w:gridCol w:w="3744"/>
+        <w:gridCol w:w="3744"/>
+      </w:tblGrid>
+      <w:tr>
+        <w:trPr>
+          <w:tblHeader w:val="true"/>
+        </w:trPr>
+        <w:tc>
+          <w:tcPr>
+            <w:tcW w:type="dxa" w:w="3744"/>
+            <w:shd w:fill="EDE9FE"/>
+          </w:tcPr>
+          <w:p>
+            <w:r>
+              <w:rPr>
+                <w:sz w:val="12"/>
+              </w:rPr>
+              <w:t>State</w:t>
+            </w:r>
+          </w:p>
+        </w:tc>
+        <w:tc>
+          <w:tcPr>
+            <w:tcW w:type="dxa" w:w="3744"/>
+            <w:shd w:fill="EDE9FE"/>
+          </w:tcPr>
+          <w:p>
+            <w:r>
+              <w:rPr>
+                <w:sz w:val="12"/>
+              </w:rPr>
+              <w:t>Control / Operation</w:t>
+            </w:r>
+          </w:p>
+        </w:tc>
+        <w:tc>
+          <w:tcPr>
+            <w:tcW w:type="dxa" w:w="3744"/>
+            <w:shd w:fill="EDE9FE"/>
+          </w:tcPr>
+          <w:p>
+            <w:r>
+              <w:rPr>
+                <w:sz w:val="12"/>
+              </w:rPr>
+              <w:t>Rule</w:t>
+            </w:r>
+          </w:p>
+        </w:tc>
+      </w:tr>
+      <w:tr>
+        <w:tc>
+          <w:tcPr>
+            <w:tcW w:type="dxa" w:w="3744"/>
+          </w:tcPr>
+          <w:p>
+            <w:r>
+              <w:rPr>
+                <w:sz w:val="12"/>
+              </w:rPr>
+              <w:t>EMPTY</w:t>
+            </w:r>
+          </w:p>
+        </w:tc>
+        <w:tc>
+          <w:tcPr>
+            <w:tcW w:type="dxa" w:w="3744"/>
+          </w:tcPr>
+          <w:p>
+            <w:r>
+              <w:rPr>
+                <w:sz w:val="12"/>
+              </w:rPr>
+              <w:t>Existing Configure control = Create Draft mode</w:t>
+            </w:r>
+          </w:p>
+        </w:tc>
+        <w:tc>
+          <w:tcPr>
+            <w:tcW w:type="dxa" w:w="3744"/>
+          </w:tcPr>
+          <w:p>
+            <w:r>
+              <w:rPr>
+                <w:sz w:val="12"/>
+              </w:rPr>
+              <w:t>有 quality.criteria.configure 權限時可從 canonical baseline profile 建立第一個 DRAFT；不可因 EMPTY 永久 disable。</w:t>
+            </w:r>
+          </w:p>
+        </w:tc>
+      </w:tr>
+      <w:tr>
+        <w:tc>
+          <w:tcPr>
+            <w:tcW w:type="dxa" w:w="3744"/>
+          </w:tcPr>
+          <w:p>
+            <w:r>
+              <w:rPr>
+                <w:sz w:val="12"/>
+              </w:rPr>
+              <w:t>DRAFT</w:t>
+            </w:r>
+          </w:p>
+        </w:tc>
+        <w:tc>
+          <w:tcPr>
+            <w:tcW w:type="dxa" w:w="3744"/>
+          </w:tcPr>
+          <w:p>
+            <w:r>
+              <w:rPr>
+                <w:sz w:val="12"/>
+              </w:rPr>
+              <w:t>Configure</w:t>
+            </w:r>
+          </w:p>
+        </w:tc>
+        <w:tc>
+          <w:tcPr>
+            <w:tcW w:type="dxa" w:w="3744"/>
+          </w:tcPr>
+          <w:p>
+            <w:r>
+              <w:rPr>
+                <w:sz w:val="12"/>
+              </w:rPr>
+              <w:t>只可修改 DRAFT；APPROVED/ACTIVE immutable。</w:t>
+            </w:r>
+          </w:p>
+        </w:tc>
+      </w:tr>
+      <w:tr>
+        <w:tc>
+          <w:tcPr>
+            <w:tcW w:type="dxa" w:w="3744"/>
+          </w:tcPr>
+          <w:p>
+            <w:r>
+              <w:rPr>
+                <w:sz w:val="12"/>
+              </w:rPr>
+              <w:t>DRAFT → REVIEW</w:t>
+            </w:r>
+          </w:p>
+        </w:tc>
+        <w:tc>
+          <w:tcPr>
+            <w:tcW w:type="dxa" w:w="3744"/>
+          </w:tcPr>
+          <w:p>
+            <w:r>
+              <w:rPr>
+                <w:sz w:val="12"/>
+              </w:rPr>
+              <w:t>NEW: Submit Review</w:t>
+            </w:r>
+          </w:p>
+        </w:tc>
+        <w:tc>
+          <w:tcPr>
+            <w:tcW w:type="dxa" w:w="3744"/>
+          </w:tcPr>
+          <w:p>
+            <w:r>
+              <w:rPr>
+                <w:sz w:val="12"/>
+              </w:rPr>
+              <w:t>新增 Control UID CTRL-ADMIN-SG-02-ACT-04-ACT-SUBMIT-REVIEW；Action UID SG-02-ACT-SUBMIT-REVIEW；new operation submitGovernedResourceReview；POST /v1/governance/resources/{id}/submit-review；permission quality.criteria.configure；產生 audit event governance.review_submitted。</w:t>
+            </w:r>
+          </w:p>
+        </w:tc>
+      </w:tr>
+      <w:tr>
+        <w:tc>
+          <w:tcPr>
+            <w:tcW w:type="dxa" w:w="3744"/>
+          </w:tcPr>
+          <w:p>
+            <w:r>
+              <w:rPr>
+                <w:sz w:val="12"/>
+              </w:rPr>
+              <w:t>REVIEW</w:t>
+            </w:r>
+          </w:p>
+        </w:tc>
+        <w:tc>
+          <w:tcPr>
+            <w:tcW w:type="dxa" w:w="3744"/>
+          </w:tcPr>
+          <w:p>
+            <w:r>
+              <w:rPr>
+                <w:sz w:val="12"/>
+              </w:rPr>
+              <w:t>Approve</w:t>
+            </w:r>
+          </w:p>
+        </w:tc>
+        <w:tc>
+          <w:tcPr>
+            <w:tcW w:type="dxa" w:w="3744"/>
+          </w:tcPr>
+          <w:p>
+            <w:r>
+              <w:rPr>
+                <w:sz w:val="12"/>
+              </w:rPr>
+              <w:t>沿用 approveGovernedResource；permission governance.approve；通過後 materialize APPROVED quality_criteria_version。</w:t>
+            </w:r>
+          </w:p>
+        </w:tc>
+      </w:tr>
+      <w:tr>
+        <w:tc>
+          <w:tcPr>
+            <w:tcW w:type="dxa" w:w="3744"/>
+          </w:tcPr>
+          <w:p>
+            <w:r>
+              <w:rPr>
+                <w:sz w:val="12"/>
+              </w:rPr>
+              <w:t>APPROVED / ACTIVE</w:t>
+            </w:r>
+          </w:p>
+        </w:tc>
+        <w:tc>
+          <w:tcPr>
+            <w:tcW w:type="dxa" w:w="3744"/>
+          </w:tcPr>
+          <w:p>
+            <w:r>
+              <w:rPr>
+                <w:sz w:val="12"/>
+              </w:rPr>
+              <w:t>Read-only</w:t>
+            </w:r>
+          </w:p>
+        </w:tc>
+        <w:tc>
+          <w:tcPr>
+            <w:tcW w:type="dxa" w:w="3744"/>
+          </w:tcPr>
+          <w:p>
+            <w:r>
+              <w:rPr>
+                <w:sz w:val="12"/>
+              </w:rPr>
+              <w:t>修改必須建立新 version；不得原地覆寫。</w:t>
+            </w:r>
+          </w:p>
+        </w:tc>
+      </w:tr>
+    </w:tbl>
+    <w:p>
+      <w:r>
+        <w:t>New denominator: SG-02 Current Control Denominator = 12（原 11 + Submit Review）。任何仍宣稱 11 的舊 closure row 被此 V1 business-content closure supersede。</w:t>
+      </w:r>
+    </w:p>
+    <w:p>
+      <w:pPr>
+        <w:pStyle w:val="Heading2"/>
+      </w:pPr>
+      <w:r>
+        <w:t>Production Acceptance Truth (2026-09-21 validation)</w:t>
+      </w:r>
+    </w:p>
+    <w:tbl>
+      <w:tblPr>
+        <w:tblStyle w:val="TableGrid"/>
+        <w:tblW w:type="auto" w:w="0"/>
+        <w:tblLook w:firstColumn="1" w:firstRow="1" w:lastColumn="0" w:lastRow="0" w:noHBand="0" w:noVBand="1" w:val="04A0"/>
+      </w:tblPr>
+      <w:tblGrid>
+        <w:gridCol w:w="5616"/>
+        <w:gridCol w:w="5616"/>
+      </w:tblGrid>
+      <w:tr>
+        <w:trPr>
+          <w:tblHeader w:val="true"/>
+        </w:trPr>
+        <w:tc>
+          <w:tcPr>
+            <w:tcW w:type="dxa" w:w="5616"/>
+            <w:shd w:fill="EDE9FE"/>
+          </w:tcPr>
+          <w:p>
+            <w:r>
+              <w:rPr>
+                <w:sz w:val="12"/>
+              </w:rPr>
+              <w:t>Evidence</w:t>
+            </w:r>
+          </w:p>
+        </w:tc>
+        <w:tc>
+          <w:tcPr>
+            <w:tcW w:type="dxa" w:w="5616"/>
+            <w:shd w:fill="EDE9FE"/>
+          </w:tcPr>
+          <w:p>
+            <w:r>
+              <w:rPr>
+                <w:sz w:val="12"/>
+              </w:rPr>
+              <w:t>Result</w:t>
+            </w:r>
+          </w:p>
+        </w:tc>
+      </w:tr>
+      <w:tr>
+        <w:tc>
+          <w:tcPr>
+            <w:tcW w:type="dxa" w:w="5616"/>
+          </w:tcPr>
+          <w:p>
+            <w:r>
+              <w:rPr>
+                <w:sz w:val="12"/>
+              </w:rPr>
+              <w:t>Source/runtime release tests</w:t>
+            </w:r>
+          </w:p>
+        </w:tc>
+        <w:tc>
+          <w:tcPr>
+            <w:tcW w:type="dxa" w:w="5616"/>
+          </w:tcPr>
+          <w:p>
+            <w:r>
+              <w:rPr>
+                <w:sz w:val="12"/>
+              </w:rPr>
+              <w:t>6/6 PASS</w:t>
+            </w:r>
+          </w:p>
+        </w:tc>
+      </w:tr>
+      <w:tr>
+        <w:tc>
+          <w:tcPr>
+            <w:tcW w:type="dxa" w:w="5616"/>
+          </w:tcPr>
+          <w:p>
+            <w:r>
+              <w:rPr>
+                <w:sz w:val="12"/>
+              </w:rPr>
+              <w:t>Production release SHA</w:t>
+            </w:r>
+          </w:p>
+        </w:tc>
+        <w:tc>
+          <w:tcPr>
+            <w:tcW w:type="dxa" w:w="5616"/>
+          </w:tcPr>
+          <w:p>
+            <w:r>
+              <w:rPr>
+                <w:sz w:val="12"/>
+              </w:rPr>
+              <w:t>e28f528eab7c739fc8d585d962d74d3a689fa7da</w:t>
+            </w:r>
+          </w:p>
+        </w:tc>
+      </w:tr>
+      <w:tr>
+        <w:tc>
+          <w:tcPr>
+            <w:tcW w:type="dxa" w:w="5616"/>
+          </w:tcPr>
+          <w:p>
+            <w:r>
+              <w:rPr>
+                <w:sz w:val="12"/>
+              </w:rPr>
+              <w:t>Production read-only controls</w:t>
+            </w:r>
+          </w:p>
+        </w:tc>
+        <w:tc>
+          <w:tcPr>
+            <w:tcW w:type="dxa" w:w="5616"/>
+          </w:tcPr>
+          <w:p>
+            <w:r>
+              <w:rPr>
+                <w:sz w:val="12"/>
+              </w:rPr>
+              <w:t>9/9 PASS · getUiProjection · HTTP 200 · drawers visible</w:t>
+            </w:r>
+          </w:p>
+        </w:tc>
+      </w:tr>
+      <w:tr>
+        <w:tc>
+          <w:tcPr>
+            <w:tcW w:type="dxa" w:w="5616"/>
+          </w:tcPr>
+          <w:p>
+            <w:r>
+              <w:rPr>
+                <w:sz w:val="12"/>
+              </w:rPr>
+              <w:t>Production criteria data at validation</w:t>
+            </w:r>
+          </w:p>
+        </w:tc>
+        <w:tc>
+          <w:tcPr>
+            <w:tcW w:type="dxa" w:w="5616"/>
+          </w:tcPr>
+          <w:p>
+            <w:r>
+              <w:rPr>
+                <w:sz w:val="12"/>
+              </w:rPr>
+              <w:t>EMPTY · criteria_versions=[] · dimensions=null · required_checks=null · gate_policy=null</w:t>
+            </w:r>
+          </w:p>
+        </w:tc>
+      </w:tr>
+      <w:tr>
+        <w:tc>
+          <w:tcPr>
+            <w:tcW w:type="dxa" w:w="5616"/>
+          </w:tcPr>
+          <w:p>
+            <w:r>
+              <w:rPr>
+                <w:sz w:val="12"/>
+              </w:rPr>
+              <w:t>Concrete QA detail in Production</w:t>
+            </w:r>
+          </w:p>
+        </w:tc>
+        <w:tc>
+          <w:tcPr>
+            <w:tcW w:type="dxa" w:w="5616"/>
+          </w:tcPr>
+          <w:p>
+            <w:r>
+              <w:rPr>
+                <w:sz w:val="12"/>
+              </w:rPr>
+              <w:t>MISSING at validation</w:t>
+            </w:r>
+          </w:p>
+        </w:tc>
+      </w:tr>
+      <w:tr>
+        <w:tc>
+          <w:tcPr>
+            <w:tcW w:type="dxa" w:w="5616"/>
+          </w:tcPr>
+          <w:p>
+            <w:r>
+              <w:rPr>
+                <w:sz w:val="12"/>
+              </w:rPr>
+              <w:t>Configure / Approve</w:t>
+            </w:r>
+          </w:p>
+        </w:tc>
+        <w:tc>
+          <w:tcPr>
+            <w:tcW w:type="dxa" w:w="5616"/>
+          </w:tcPr>
+          <w:p>
+            <w:r>
+              <w:rPr>
+                <w:sz w:val="12"/>
+              </w:rPr>
+              <w:t>Both disabled because no materialized Criteria lifecycle data</w:t>
+            </w:r>
+          </w:p>
+        </w:tc>
+      </w:tr>
+      <w:tr>
+        <w:tc>
+          <w:tcPr>
+            <w:tcW w:type="dxa" w:w="5616"/>
+          </w:tcPr>
+          <w:p>
+            <w:r>
+              <w:rPr>
+                <w:sz w:val="12"/>
+              </w:rPr>
+              <w:t>Effectful acceptance</w:t>
+            </w:r>
+          </w:p>
+        </w:tc>
+        <w:tc>
+          <w:tcPr>
+            <w:tcW w:type="dxa" w:w="5616"/>
+          </w:tcPr>
+          <w:p>
+            <w:r>
+              <w:rPr>
+                <w:sz w:val="12"/>
+              </w:rPr>
+              <w:t>BLOCKED until new lifecycle closure is implemented and at least one formal CriteriaVersion is DRAFT→REVIEW→APPROVED</w:t>
+            </w:r>
+          </w:p>
+        </w:tc>
+      </w:tr>
+    </w:tbl>
     <w:sectPr>
-      <w:pgSz w:w="15840" w:h="12240" w:orient="landscape"/>
-      <w:pgMar w:top="576" w:right="504" w:bottom="576" w:left="504" w:header="317" w:footer="317" w:gutter="0"/>
+      <w:pgSz w:w="12240" w:h="15840" w:orient="landscape"/>
+      <w:pgMar w:top="547" w:right="504" w:bottom="547" w:left="504" w:header="317" w:footer="317" w:gutter="0"/>
       <w:cols w:space="720"/>
       <w:docGrid w:linePitch="360"/>
     </w:sectPr>

--- a/ACPOS_SG-02_QA審查項目名單_Mother_Basic_Design_OPTIMIZED.docx
+++ b/ACPOS_SG-02_QA審查項目名單_Mother_Basic_Design_OPTIMIZED.docx
@@ -18359,10 +18359,7 @@
           </w:tcPr>
           <w:p>
             <w:r>
-              <w:rPr>
-                <w:sz w:val="14"/>
-              </w:rPr>
-              <w:t>11</w:t>
+              <w:t>12</w:t>
             </w:r>
           </w:p>
         </w:tc>
@@ -18387,10 +18384,7 @@
           </w:tcPr>
           <w:p>
             <w:r>
-              <w:rPr>
-                <w:sz w:val="14"/>
-              </w:rPr>
-              <w:t>11</w:t>
+              <w:t>12</w:t>
             </w:r>
           </w:p>
         </w:tc>
@@ -20513,6 +20507,138 @@
           </w:p>
         </w:tc>
       </w:tr>
+      <w:tr>
+        <w:tc>
+          <w:tcPr>
+            <w:tcW w:type="dxa" w:w="1141"/>
+          </w:tcPr>
+          <w:p>
+            <w:r>
+              <w:t>CTRL-ADMIN-SG-02-ACT-04-ACT-SUBMIT-REVIEW</w:t>
+            </w:r>
+          </w:p>
+        </w:tc>
+        <w:tc>
+          <w:tcPr>
+            <w:tcW w:type="dxa" w:w="1141"/>
+          </w:tcPr>
+          <w:p>
+            <w:r>
+              <w:t>NEW_AUTHORITY_AFTER_COMPLETE_SOURCE_SCAN</w:t>
+            </w:r>
+          </w:p>
+        </w:tc>
+        <w:tc>
+          <w:tcPr>
+            <w:tcW w:type="dxa" w:w="1141"/>
+          </w:tcPr>
+          <w:p>
+            <w:r>
+              <w:t>送出審查 / Submit Review</w:t>
+            </w:r>
+          </w:p>
+        </w:tc>
+        <w:tc>
+          <w:tcPr>
+            <w:tcW w:type="dxa" w:w="1141"/>
+          </w:tcPr>
+          <w:p>
+            <w:r>
+              <w:t>SECONDARY_BUTTON</w:t>
+            </w:r>
+          </w:p>
+        </w:tc>
+        <w:tc>
+          <w:tcPr>
+            <w:tcW w:type="dxa" w:w="1141"/>
+          </w:tcPr>
+          <w:p>
+            <w:r>
+              <w:t>SG-02-ACT-SUBMIT-REVIEW</w:t>
+            </w:r>
+          </w:p>
+        </w:tc>
+        <w:tc>
+          <w:tcPr>
+            <w:tcW w:type="dxa" w:w="1141"/>
+          </w:tcPr>
+          <w:p>
+            <w:r>
+              <w:t>SG-02-GATE-SUBMIT-REVIEW</w:t>
+            </w:r>
+          </w:p>
+        </w:tc>
+        <w:tc>
+          <w:tcPr>
+            <w:tcW w:type="dxa" w:w="1141"/>
+          </w:tcPr>
+          <w:p>
+            <w:r>
+              <w:t>quality.criteria.configure</w:t>
+            </w:r>
+          </w:p>
+        </w:tc>
+        <w:tc>
+          <w:tcPr>
+            <w:tcW w:type="dxa" w:w="1141"/>
+          </w:tcPr>
+          <w:p>
+            <w:r>
+              <w:t>SubmitGovernedResourceReviewRequest</w:t>
+            </w:r>
+          </w:p>
+        </w:tc>
+        <w:tc>
+          <w:tcPr>
+            <w:tcW w:type="dxa" w:w="1141"/>
+          </w:tcPr>
+          <w:p>
+            <w:r>
+              <w:t>submitGovernedResourceReview</w:t>
+            </w:r>
+          </w:p>
+        </w:tc>
+        <w:tc>
+          <w:tcPr>
+            <w:tcW w:type="dxa" w:w="1141"/>
+          </w:tcPr>
+          <w:p>
+            <w:r>
+              <w:t>POST /v1/governance/resources/{id}/submit-review</w:t>
+            </w:r>
+          </w:p>
+        </w:tc>
+        <w:tc>
+          <w:tcPr>
+            <w:tcW w:type="dxa" w:w="1141"/>
+          </w:tcPr>
+          <w:p>
+            <w:r>
+              <w:t>Quality Governance Runtime</w:t>
+            </w:r>
+          </w:p>
+        </w:tc>
+        <w:tc>
+          <w:tcPr>
+            <w:tcW w:type="dxa" w:w="1141"/>
+          </w:tcPr>
+          <w:p>
+            <w:r>
+              <w:t>governed Criteria Draft / Review lifecycle</w:t>
+            </w:r>
+          </w:p>
+        </w:tc>
+        <w:tc>
+          <w:tcPr>
+            <w:tcW w:type="dxa" w:w="1141"/>
+          </w:tcPr>
+          <w:p>
+            <w:r>
+              <w:t>NEW_AUTHORITY_RUNTIME_IMPLEMENTATION_REQUIRED</w:t>
+            </w:r>
+          </w:p>
+        </w:tc>
+      </w:tr>
     </w:tbl>
     <w:p>
       <w:pPr>
@@ -20585,10 +20711,7 @@
           </w:tcPr>
           <w:p>
             <w:r>
-              <w:rPr>
-                <w:sz w:val="13"/>
-              </w:rPr>
-              <w:t>{"status": "NOT_EXECUTED"}</w:t>
+              <w:t>{"status": "SOURCE_TESTS_6/6_PASS; PRODUCTION_READONLY_9/9_PASS; EFFECTFUL_PENDING_FORMAL_CRITERIA_MATERIALIZATION_AND_SUBMIT_REVIEW_RUNTIME"}</w:t>
             </w:r>
           </w:p>
         </w:tc>
@@ -20604,7 +20727,7 @@
     </w:p>
     <w:p>
       <w:r>
-        <w:t>The 11-control design binding is exact. Machine authority still records runtime_binding_validation = NOT_EXECUTED / effectful_runtime_ready = false. Construction may implement only the exact registered operations; it MUST NOT claim runtime acceptance until execution evidence exists.</w:t>
+        <w:t>The 12-control design binding is exact. Machine authority still records runtime_binding_validation = NOT_EXECUTED / effectful_runtime_ready = false. Construction may implement only the exact registered operations; it MUST NOT claim runtime acceptance until execution evidence exists.</w:t>
       </w:r>
     </w:p>
     <w:p>

--- a/ACPOS_SG-02_QA審查項目名單_Mother_Basic_Design_OPTIMIZED.docx
+++ b/ACPOS_SG-02_QA審查項目名單_Mother_Basic_Design_OPTIMIZED.docx
@@ -18763,10 +18763,7 @@
           </w:tcPr>
           <w:p>
             <w:r>
-              <w:rPr>
-                <w:sz w:val="10"/>
-              </w:rPr>
-              <w:t>—</w:t>
+              <w:t>Projection / source page read owner</w:t>
             </w:r>
           </w:p>
         </w:tc>
@@ -18934,10 +18931,7 @@
           </w:tcPr>
           <w:p>
             <w:r>
-              <w:rPr>
-                <w:sz w:val="10"/>
-              </w:rPr>
-              <w:t>—</w:t>
+              <w:t>Projection / source page read owner</w:t>
             </w:r>
           </w:p>
         </w:tc>
@@ -19105,10 +19099,7 @@
           </w:tcPr>
           <w:p>
             <w:r>
-              <w:rPr>
-                <w:sz w:val="10"/>
-              </w:rPr>
-              <w:t>—</w:t>
+              <w:t>Projection / source page read owner</w:t>
             </w:r>
           </w:p>
         </w:tc>
@@ -19276,10 +19267,7 @@
           </w:tcPr>
           <w:p>
             <w:r>
-              <w:rPr>
-                <w:sz w:val="10"/>
-              </w:rPr>
-              <w:t>—</w:t>
+              <w:t>Projection / source page read owner</w:t>
             </w:r>
           </w:p>
         </w:tc>
@@ -19447,10 +19435,7 @@
           </w:tcPr>
           <w:p>
             <w:r>
-              <w:rPr>
-                <w:sz w:val="10"/>
-              </w:rPr>
-              <w:t>—</w:t>
+              <w:t>Projection / source page read owner</w:t>
             </w:r>
           </w:p>
         </w:tc>
@@ -19618,10 +19603,7 @@
           </w:tcPr>
           <w:p>
             <w:r>
-              <w:rPr>
-                <w:sz w:val="10"/>
-              </w:rPr>
-              <w:t>—</w:t>
+              <w:t>Projection / source page read owner</w:t>
             </w:r>
           </w:p>
         </w:tc>
@@ -19789,10 +19771,7 @@
           </w:tcPr>
           <w:p>
             <w:r>
-              <w:rPr>
-                <w:sz w:val="10"/>
-              </w:rPr>
-              <w:t>—</w:t>
+              <w:t>Projection / source page read owner</w:t>
             </w:r>
           </w:p>
         </w:tc>
@@ -19960,10 +19939,7 @@
           </w:tcPr>
           <w:p>
             <w:r>
-              <w:rPr>
-                <w:sz w:val="10"/>
-              </w:rPr>
-              <w:t>—</w:t>
+              <w:t>Projection / source page read owner</w:t>
             </w:r>
           </w:p>
         </w:tc>
@@ -20473,10 +20449,7 @@
           </w:tcPr>
           <w:p>
             <w:r>
-              <w:rPr>
-                <w:sz w:val="10"/>
-              </w:rPr>
-              <w:t>—</w:t>
+              <w:t>Projection / source page read owner</w:t>
             </w:r>
           </w:p>
         </w:tc>

--- a/ACPOS_SG-02_QA審查項目名單_Mother_Basic_Design_OPTIMIZED.docx
+++ b/ACPOS_SG-02_QA審查項目名單_Mother_Basic_Design_OPTIMIZED.docx
@@ -18685,10 +18685,7 @@
           </w:tcPr>
           <w:p>
             <w:r>
-              <w:rPr>
-                <w:sz w:val="10"/>
-              </w:rPr>
-              <w:t>—</w:t>
+              <w:t>ACT-NAV-OPEN</w:t>
             </w:r>
           </w:p>
         </w:tc>
@@ -18853,10 +18850,7 @@
           </w:tcPr>
           <w:p>
             <w:r>
-              <w:rPr>
-                <w:sz w:val="10"/>
-              </w:rPr>
-              <w:t>—</w:t>
+              <w:t>ACT-NAV-OPEN</w:t>
             </w:r>
           </w:p>
         </w:tc>
@@ -19021,10 +19015,7 @@
           </w:tcPr>
           <w:p>
             <w:r>
-              <w:rPr>
-                <w:sz w:val="10"/>
-              </w:rPr>
-              <w:t>—</w:t>
+              <w:t>ACT-NAV-OPEN</w:t>
             </w:r>
           </w:p>
         </w:tc>
@@ -19189,10 +19180,7 @@
           </w:tcPr>
           <w:p>
             <w:r>
-              <w:rPr>
-                <w:sz w:val="10"/>
-              </w:rPr>
-              <w:t>—</w:t>
+              <w:t>ACT-NAV-OPEN</w:t>
             </w:r>
           </w:p>
         </w:tc>
@@ -19357,10 +19345,7 @@
           </w:tcPr>
           <w:p>
             <w:r>
-              <w:rPr>
-                <w:sz w:val="10"/>
-              </w:rPr>
-              <w:t>—</w:t>
+              <w:t>ACT-NAV-OPEN</w:t>
             </w:r>
           </w:p>
         </w:tc>
@@ -19525,10 +19510,7 @@
           </w:tcPr>
           <w:p>
             <w:r>
-              <w:rPr>
-                <w:sz w:val="10"/>
-              </w:rPr>
-              <w:t>—</w:t>
+              <w:t>ACT-NAV-OPEN</w:t>
             </w:r>
           </w:p>
         </w:tc>
@@ -19693,10 +19675,7 @@
           </w:tcPr>
           <w:p>
             <w:r>
-              <w:rPr>
-                <w:sz w:val="10"/>
-              </w:rPr>
-              <w:t>—</w:t>
+              <w:t>ACT-NAV-OPEN</w:t>
             </w:r>
           </w:p>
         </w:tc>
@@ -19861,10 +19840,7 @@
           </w:tcPr>
           <w:p>
             <w:r>
-              <w:rPr>
-                <w:sz w:val="10"/>
-              </w:rPr>
-              <w:t>—</w:t>
+              <w:t>ACT-NAV-OPEN</w:t>
             </w:r>
           </w:p>
         </w:tc>
